--- a/src/main/resources/templates/RI.docx
+++ b/src/main/resources/templates/RI.docx
@@ -723,8 +723,6 @@
                 <w:szCs w:val="24"/>
               </w:rPr>
             </w:pPr>
-            <w:bookmarkStart w:id="0" w:name="_GoBack"/>
-            <w:bookmarkEnd w:id="0"/>
           </w:p>
         </w:tc>
         <w:tc>
@@ -862,6 +860,9 @@
         </w:tc>
       </w:tr>
       <w:tr>
+        <w:trPr>
+          <w:trHeight w:val="617"/>
+        </w:trPr>
         <w:tc>
           <w:tcPr>
             <w:tcW w:w="528" w:type="dxa"/>
@@ -985,70 +986,6 @@
               <w:t>Рисунок</w:t>
             </w:r>
           </w:p>
-        </w:tc>
-      </w:tr>
-      <w:tr>
-        <w:trPr>
-          <w:trHeight w:val="77"/>
-        </w:trPr>
-        <w:tc>
-          <w:tcPr>
-            <w:tcW w:w="528" w:type="dxa"/>
-          </w:tcPr>
-          <w:p>
-            <w:pPr>
-              <w:pStyle w:val="1"/>
-              <w:spacing w:before="0" w:line="240" w:lineRule="auto"/>
-              <w:ind w:left="284" w:right="-108"/>
-              <w:jc w:val="center"/>
-              <w:rPr>
-                <w:rFonts w:ascii="Arial" w:hAnsi="Arial" w:cs="Arial"/>
-                <w:b w:val="0"/>
-                <w:color w:val="auto"/>
-                <w:sz w:val="24"/>
-                <w:szCs w:val="24"/>
-              </w:rPr>
-            </w:pPr>
-          </w:p>
-        </w:tc>
-        <w:tc>
-          <w:tcPr>
-            <w:tcW w:w="6809" w:type="dxa"/>
-            <w:gridSpan w:val="5"/>
-          </w:tcPr>
-          <w:p>
-            <w:pPr>
-              <w:pStyle w:val="a8"/>
-              <w:spacing w:after="0"/>
-              <w:jc w:val="both"/>
-            </w:pPr>
-          </w:p>
-        </w:tc>
-        <w:tc>
-          <w:tcPr>
-            <w:tcW w:w="1134" w:type="dxa"/>
-            <w:gridSpan w:val="2"/>
-          </w:tcPr>
-          <w:p>
-            <w:pPr>
-              <w:pStyle w:val="1"/>
-              <w:spacing w:before="0" w:line="240" w:lineRule="auto"/>
-              <w:jc w:val="center"/>
-              <w:rPr>
-                <w:rFonts w:ascii="Arial" w:hAnsi="Arial" w:cs="Arial"/>
-                <w:b w:val="0"/>
-                <w:color w:val="auto"/>
-                <w:sz w:val="22"/>
-                <w:szCs w:val="22"/>
-              </w:rPr>
-            </w:pPr>
-          </w:p>
-        </w:tc>
-        <w:tc>
-          <w:tcPr>
-            <w:tcW w:w="7372" w:type="dxa"/>
-            <w:vMerge w:val="restart"/>
-          </w:tcPr>
           <w:p>
             <w:pPr>
               <w:spacing w:after="0"/>
@@ -1059,1581 +996,8 @@
                 <w:szCs w:val="24"/>
               </w:rPr>
             </w:pPr>
-          </w:p>
-          <w:p>
-            <w:pPr>
-              <w:spacing w:after="0"/>
-              <w:rPr>
-                <w:rFonts w:ascii="Arial" w:hAnsi="Arial" w:cs="Arial"/>
-                <w:b/>
-                <w:sz w:val="24"/>
-                <w:szCs w:val="24"/>
-              </w:rPr>
-            </w:pPr>
-            <w:r>
-              <w:rPr>
-                <w:rFonts w:ascii="Arial" w:hAnsi="Arial" w:cs="Arial"/>
-                <w:b/>
-                <w:sz w:val="24"/>
-                <w:szCs w:val="24"/>
-              </w:rPr>
-              <w:t xml:space="preserve"> </w:t>
-            </w:r>
-          </w:p>
-        </w:tc>
-      </w:tr>
-      <w:tr>
-        <w:tc>
-          <w:tcPr>
-            <w:tcW w:w="528" w:type="dxa"/>
-          </w:tcPr>
-          <w:p>
-            <w:pPr>
-              <w:pStyle w:val="1"/>
-              <w:spacing w:before="0" w:line="240" w:lineRule="auto"/>
-              <w:ind w:left="360" w:right="-108"/>
-              <w:jc w:val="center"/>
-              <w:rPr>
-                <w:rFonts w:ascii="Arial" w:hAnsi="Arial" w:cs="Arial"/>
-                <w:b w:val="0"/>
-                <w:color w:val="auto"/>
-                <w:sz w:val="24"/>
-                <w:szCs w:val="24"/>
-              </w:rPr>
-            </w:pPr>
-          </w:p>
-        </w:tc>
-        <w:tc>
-          <w:tcPr>
-            <w:tcW w:w="6809" w:type="dxa"/>
-            <w:gridSpan w:val="5"/>
-          </w:tcPr>
-          <w:p>
-            <w:pPr>
-              <w:pStyle w:val="a8"/>
-              <w:spacing w:before="0" w:beforeAutospacing="0" w:after="0"/>
-              <w:ind w:left="360"/>
-              <w:jc w:val="both"/>
-            </w:pPr>
-          </w:p>
-        </w:tc>
-        <w:tc>
-          <w:tcPr>
-            <w:tcW w:w="1134" w:type="dxa"/>
-            <w:gridSpan w:val="2"/>
-          </w:tcPr>
-          <w:p>
-            <w:pPr>
-              <w:pStyle w:val="1"/>
-              <w:spacing w:before="0" w:line="240" w:lineRule="auto"/>
-              <w:jc w:val="center"/>
-              <w:rPr>
-                <w:rFonts w:ascii="Arial" w:hAnsi="Arial" w:cs="Arial"/>
-                <w:b w:val="0"/>
-                <w:color w:val="auto"/>
-                <w:sz w:val="22"/>
-                <w:szCs w:val="22"/>
-              </w:rPr>
-            </w:pPr>
-          </w:p>
-        </w:tc>
-        <w:tc>
-          <w:tcPr>
-            <w:tcW w:w="7372" w:type="dxa"/>
-            <w:vMerge/>
-          </w:tcPr>
-          <w:p>
-            <w:pPr>
-              <w:rPr>
-                <w:rFonts w:ascii="Arial" w:hAnsi="Arial" w:cs="Arial"/>
-                <w:b/>
-                <w:sz w:val="24"/>
-                <w:szCs w:val="24"/>
-              </w:rPr>
-            </w:pPr>
-          </w:p>
-        </w:tc>
-      </w:tr>
-      <w:tr>
-        <w:tc>
-          <w:tcPr>
-            <w:tcW w:w="528" w:type="dxa"/>
-          </w:tcPr>
-          <w:p>
-            <w:pPr>
-              <w:pStyle w:val="1"/>
-              <w:spacing w:before="0" w:line="240" w:lineRule="auto"/>
-              <w:ind w:left="360" w:right="-108"/>
-              <w:jc w:val="center"/>
-              <w:rPr>
-                <w:rFonts w:ascii="Arial" w:hAnsi="Arial" w:cs="Arial"/>
-                <w:b w:val="0"/>
-                <w:color w:val="auto"/>
-                <w:sz w:val="24"/>
-                <w:szCs w:val="24"/>
-              </w:rPr>
-            </w:pPr>
-          </w:p>
-        </w:tc>
-        <w:tc>
-          <w:tcPr>
-            <w:tcW w:w="6809" w:type="dxa"/>
-            <w:gridSpan w:val="5"/>
-          </w:tcPr>
-          <w:p>
-            <w:pPr>
-              <w:pStyle w:val="a8"/>
-              <w:spacing w:after="0"/>
-              <w:ind w:left="360"/>
-              <w:jc w:val="both"/>
-            </w:pPr>
-          </w:p>
-        </w:tc>
-        <w:tc>
-          <w:tcPr>
-            <w:tcW w:w="1134" w:type="dxa"/>
-            <w:gridSpan w:val="2"/>
-          </w:tcPr>
-          <w:p>
-            <w:pPr>
-              <w:pStyle w:val="1"/>
-              <w:spacing w:before="0" w:line="240" w:lineRule="auto"/>
-              <w:jc w:val="center"/>
-              <w:rPr>
-                <w:rFonts w:ascii="Arial" w:hAnsi="Arial" w:cs="Arial"/>
-                <w:b w:val="0"/>
-                <w:color w:val="auto"/>
-                <w:sz w:val="22"/>
-                <w:szCs w:val="22"/>
-              </w:rPr>
-            </w:pPr>
-          </w:p>
-        </w:tc>
-        <w:tc>
-          <w:tcPr>
-            <w:tcW w:w="7372" w:type="dxa"/>
-            <w:vMerge/>
-          </w:tcPr>
-          <w:p>
-            <w:pPr>
-              <w:rPr>
-                <w:rFonts w:ascii="Arial" w:hAnsi="Arial" w:cs="Arial"/>
-                <w:b/>
-                <w:sz w:val="24"/>
-                <w:szCs w:val="24"/>
-              </w:rPr>
-            </w:pPr>
-          </w:p>
-        </w:tc>
-      </w:tr>
-      <w:tr>
-        <w:trPr>
-          <w:trHeight w:val="77"/>
-        </w:trPr>
-        <w:tc>
-          <w:tcPr>
-            <w:tcW w:w="528" w:type="dxa"/>
-          </w:tcPr>
-          <w:p>
-            <w:pPr>
-              <w:pStyle w:val="1"/>
-              <w:spacing w:before="0" w:line="240" w:lineRule="auto"/>
-              <w:ind w:left="360" w:right="-108"/>
-              <w:jc w:val="center"/>
-              <w:rPr>
-                <w:rFonts w:ascii="Arial" w:hAnsi="Arial" w:cs="Arial"/>
-                <w:b w:val="0"/>
-                <w:color w:val="auto"/>
-                <w:sz w:val="24"/>
-                <w:szCs w:val="24"/>
-              </w:rPr>
-            </w:pPr>
-          </w:p>
-        </w:tc>
-        <w:tc>
-          <w:tcPr>
-            <w:tcW w:w="6809" w:type="dxa"/>
-            <w:gridSpan w:val="5"/>
-          </w:tcPr>
-          <w:p>
-            <w:pPr>
-              <w:pStyle w:val="a8"/>
-              <w:spacing w:before="0" w:beforeAutospacing="0" w:after="0"/>
-              <w:ind w:left="360"/>
-              <w:jc w:val="both"/>
-            </w:pPr>
-          </w:p>
-        </w:tc>
-        <w:tc>
-          <w:tcPr>
-            <w:tcW w:w="1134" w:type="dxa"/>
-            <w:gridSpan w:val="2"/>
-          </w:tcPr>
-          <w:p>
-            <w:pPr>
-              <w:pStyle w:val="1"/>
-              <w:spacing w:before="0" w:line="240" w:lineRule="auto"/>
-              <w:jc w:val="center"/>
-              <w:rPr>
-                <w:rFonts w:ascii="Tahoma" w:hAnsi="Tahoma" w:cs="Tahoma"/>
-                <w:color w:val="FF0000"/>
-                <w:sz w:val="44"/>
-                <w:szCs w:val="44"/>
-              </w:rPr>
-            </w:pPr>
-          </w:p>
-        </w:tc>
-        <w:tc>
-          <w:tcPr>
-            <w:tcW w:w="7372" w:type="dxa"/>
-            <w:vMerge/>
-          </w:tcPr>
-          <w:p>
-            <w:pPr>
-              <w:rPr>
-                <w:rFonts w:ascii="Arial" w:hAnsi="Arial" w:cs="Arial"/>
-                <w:b/>
-                <w:sz w:val="24"/>
-                <w:szCs w:val="24"/>
-              </w:rPr>
-            </w:pPr>
-          </w:p>
-        </w:tc>
-      </w:tr>
-      <w:tr>
-        <w:tc>
-          <w:tcPr>
-            <w:tcW w:w="528" w:type="dxa"/>
-          </w:tcPr>
-          <w:p>
-            <w:pPr>
-              <w:pStyle w:val="1"/>
-              <w:spacing w:before="0" w:line="240" w:lineRule="auto"/>
-              <w:ind w:left="360" w:right="-108"/>
-              <w:jc w:val="center"/>
-              <w:rPr>
-                <w:rFonts w:ascii="Arial" w:hAnsi="Arial" w:cs="Arial"/>
-                <w:b w:val="0"/>
-                <w:color w:val="auto"/>
-                <w:sz w:val="24"/>
-                <w:szCs w:val="24"/>
-              </w:rPr>
-            </w:pPr>
-          </w:p>
-        </w:tc>
-        <w:tc>
-          <w:tcPr>
-            <w:tcW w:w="6809" w:type="dxa"/>
-            <w:gridSpan w:val="5"/>
-          </w:tcPr>
-          <w:p>
-            <w:pPr>
-              <w:pStyle w:val="a8"/>
-              <w:spacing w:before="0" w:beforeAutospacing="0" w:after="0"/>
-              <w:ind w:left="360"/>
-              <w:jc w:val="both"/>
-              <w:rPr>
-                <w:rFonts w:ascii="Arial" w:hAnsi="Arial" w:cs="Arial"/>
-              </w:rPr>
-            </w:pPr>
-          </w:p>
-        </w:tc>
-        <w:tc>
-          <w:tcPr>
-            <w:tcW w:w="1134" w:type="dxa"/>
-            <w:gridSpan w:val="2"/>
-          </w:tcPr>
-          <w:p>
-            <w:pPr>
-              <w:spacing w:after="0"/>
-              <w:jc w:val="center"/>
-              <w:rPr>
-                <w:b/>
-              </w:rPr>
-            </w:pPr>
-          </w:p>
-        </w:tc>
-        <w:tc>
-          <w:tcPr>
-            <w:tcW w:w="7372" w:type="dxa"/>
-            <w:vMerge/>
-          </w:tcPr>
-          <w:p>
-            <w:pPr>
-              <w:spacing w:after="0"/>
-              <w:rPr>
-                <w:rFonts w:ascii="Arial" w:hAnsi="Arial" w:cs="Arial"/>
-                <w:b/>
-                <w:sz w:val="24"/>
-                <w:szCs w:val="24"/>
-              </w:rPr>
-            </w:pPr>
-          </w:p>
-        </w:tc>
-      </w:tr>
-      <w:tr>
-        <w:tc>
-          <w:tcPr>
-            <w:tcW w:w="528" w:type="dxa"/>
-          </w:tcPr>
-          <w:p>
-            <w:pPr>
-              <w:pStyle w:val="1"/>
-              <w:spacing w:before="0" w:line="240" w:lineRule="auto"/>
-              <w:ind w:left="360" w:right="-108"/>
-              <w:jc w:val="center"/>
-              <w:rPr>
-                <w:rFonts w:ascii="Arial" w:hAnsi="Arial" w:cs="Arial"/>
-                <w:b w:val="0"/>
-                <w:color w:val="auto"/>
-                <w:sz w:val="24"/>
-                <w:szCs w:val="24"/>
-              </w:rPr>
-            </w:pPr>
-          </w:p>
-        </w:tc>
-        <w:tc>
-          <w:tcPr>
-            <w:tcW w:w="6809" w:type="dxa"/>
-            <w:gridSpan w:val="5"/>
-          </w:tcPr>
-          <w:p>
-            <w:pPr>
-              <w:pStyle w:val="a8"/>
-              <w:spacing w:before="0" w:beforeAutospacing="0" w:after="0"/>
-              <w:ind w:left="360"/>
-              <w:jc w:val="both"/>
-              <w:rPr>
-                <w:rFonts w:ascii="Arial" w:hAnsi="Arial" w:cs="Arial"/>
-              </w:rPr>
-            </w:pPr>
-          </w:p>
-        </w:tc>
-        <w:tc>
-          <w:tcPr>
-            <w:tcW w:w="1134" w:type="dxa"/>
-            <w:gridSpan w:val="2"/>
-          </w:tcPr>
-          <w:p>
-            <w:pPr>
-              <w:spacing w:after="0"/>
-              <w:jc w:val="center"/>
-              <w:rPr>
-                <w:b/>
-              </w:rPr>
-            </w:pPr>
-          </w:p>
-        </w:tc>
-        <w:tc>
-          <w:tcPr>
-            <w:tcW w:w="7372" w:type="dxa"/>
-            <w:vMerge/>
-          </w:tcPr>
-          <w:p>
-            <w:pPr>
-              <w:spacing w:after="0"/>
-              <w:rPr>
-                <w:rFonts w:ascii="Arial" w:hAnsi="Arial" w:cs="Arial"/>
-                <w:b/>
-                <w:sz w:val="24"/>
-                <w:szCs w:val="24"/>
-              </w:rPr>
-            </w:pPr>
-          </w:p>
-        </w:tc>
-      </w:tr>
-      <w:tr>
-        <w:tc>
-          <w:tcPr>
-            <w:tcW w:w="528" w:type="dxa"/>
-          </w:tcPr>
-          <w:p>
-            <w:pPr>
-              <w:pStyle w:val="1"/>
-              <w:spacing w:before="0" w:line="240" w:lineRule="auto"/>
-              <w:ind w:left="360" w:right="-108"/>
-              <w:jc w:val="center"/>
-              <w:rPr>
-                <w:rFonts w:ascii="Arial" w:hAnsi="Arial" w:cs="Arial"/>
-                <w:b w:val="0"/>
-                <w:color w:val="auto"/>
-                <w:sz w:val="24"/>
-                <w:szCs w:val="24"/>
-              </w:rPr>
-            </w:pPr>
-          </w:p>
-        </w:tc>
-        <w:tc>
-          <w:tcPr>
-            <w:tcW w:w="6809" w:type="dxa"/>
-            <w:gridSpan w:val="5"/>
-          </w:tcPr>
-          <w:p>
-            <w:pPr>
-              <w:pStyle w:val="a8"/>
-              <w:spacing w:before="0" w:beforeAutospacing="0" w:after="0"/>
-              <w:ind w:left="360"/>
-              <w:jc w:val="both"/>
-              <w:rPr>
-                <w:rFonts w:ascii="Arial" w:hAnsi="Arial" w:cs="Arial"/>
-              </w:rPr>
-            </w:pPr>
-          </w:p>
-        </w:tc>
-        <w:tc>
-          <w:tcPr>
-            <w:tcW w:w="1134" w:type="dxa"/>
-            <w:gridSpan w:val="2"/>
-          </w:tcPr>
-          <w:p>
-            <w:pPr>
-              <w:spacing w:after="0"/>
-              <w:jc w:val="center"/>
-              <w:rPr>
-                <w:b/>
-              </w:rPr>
-            </w:pPr>
-          </w:p>
-        </w:tc>
-        <w:tc>
-          <w:tcPr>
-            <w:tcW w:w="7372" w:type="dxa"/>
-            <w:vMerge/>
-          </w:tcPr>
-          <w:p>
-            <w:pPr>
-              <w:spacing w:after="0"/>
-              <w:rPr>
-                <w:rFonts w:ascii="Arial" w:eastAsia="Times New Roman" w:hAnsi="Arial" w:cs="Arial"/>
-                <w:b/>
-                <w:sz w:val="24"/>
-                <w:szCs w:val="24"/>
-              </w:rPr>
-            </w:pPr>
-          </w:p>
-        </w:tc>
-      </w:tr>
-      <w:tr>
-        <w:tc>
-          <w:tcPr>
-            <w:tcW w:w="528" w:type="dxa"/>
-          </w:tcPr>
-          <w:p>
-            <w:pPr>
-              <w:pStyle w:val="1"/>
-              <w:spacing w:before="0" w:line="240" w:lineRule="auto"/>
-              <w:ind w:left="360" w:right="-108"/>
-              <w:jc w:val="center"/>
-              <w:rPr>
-                <w:rFonts w:ascii="Arial" w:hAnsi="Arial" w:cs="Arial"/>
-                <w:b w:val="0"/>
-                <w:color w:val="auto"/>
-                <w:sz w:val="24"/>
-                <w:szCs w:val="24"/>
-              </w:rPr>
-            </w:pPr>
-          </w:p>
-        </w:tc>
-        <w:tc>
-          <w:tcPr>
-            <w:tcW w:w="6809" w:type="dxa"/>
-            <w:gridSpan w:val="5"/>
-          </w:tcPr>
-          <w:p>
-            <w:pPr>
-              <w:pStyle w:val="a8"/>
-              <w:spacing w:before="0" w:beforeAutospacing="0" w:after="0"/>
-              <w:ind w:left="360"/>
-              <w:jc w:val="both"/>
-              <w:rPr>
-                <w:rFonts w:ascii="Arial" w:hAnsi="Arial" w:cs="Arial"/>
-              </w:rPr>
-            </w:pPr>
-          </w:p>
-        </w:tc>
-        <w:tc>
-          <w:tcPr>
-            <w:tcW w:w="1134" w:type="dxa"/>
-            <w:gridSpan w:val="2"/>
-          </w:tcPr>
-          <w:p>
-            <w:pPr>
-              <w:jc w:val="center"/>
-              <w:rPr>
-                <w:b/>
-              </w:rPr>
-            </w:pPr>
-          </w:p>
-        </w:tc>
-        <w:tc>
-          <w:tcPr>
-            <w:tcW w:w="7372" w:type="dxa"/>
-            <w:vMerge/>
-          </w:tcPr>
-          <w:p>
-            <w:pPr>
-              <w:rPr>
-                <w:rFonts w:ascii="Arial" w:eastAsia="Times New Roman" w:hAnsi="Arial" w:cs="Arial"/>
-                <w:b/>
-                <w:sz w:val="24"/>
-                <w:szCs w:val="24"/>
-              </w:rPr>
-            </w:pPr>
-          </w:p>
-        </w:tc>
-      </w:tr>
-      <w:tr>
-        <w:tc>
-          <w:tcPr>
-            <w:tcW w:w="528" w:type="dxa"/>
-          </w:tcPr>
-          <w:p>
-            <w:pPr>
-              <w:pStyle w:val="1"/>
-              <w:spacing w:before="0" w:line="240" w:lineRule="auto"/>
-              <w:ind w:left="360" w:right="-108"/>
-              <w:jc w:val="center"/>
-              <w:rPr>
-                <w:rFonts w:ascii="Arial" w:hAnsi="Arial" w:cs="Arial"/>
-                <w:b w:val="0"/>
-                <w:color w:val="auto"/>
-                <w:sz w:val="24"/>
-                <w:szCs w:val="24"/>
-              </w:rPr>
-            </w:pPr>
-          </w:p>
-        </w:tc>
-        <w:tc>
-          <w:tcPr>
-            <w:tcW w:w="6809" w:type="dxa"/>
-            <w:gridSpan w:val="5"/>
-          </w:tcPr>
-          <w:p>
-            <w:pPr>
-              <w:pStyle w:val="a8"/>
-              <w:spacing w:before="0" w:beforeAutospacing="0" w:after="0"/>
-              <w:ind w:left="360"/>
-              <w:jc w:val="both"/>
-              <w:rPr>
-                <w:rFonts w:ascii="Arial" w:hAnsi="Arial" w:cs="Arial"/>
-              </w:rPr>
-            </w:pPr>
-          </w:p>
-        </w:tc>
-        <w:tc>
-          <w:tcPr>
-            <w:tcW w:w="1134" w:type="dxa"/>
-            <w:gridSpan w:val="2"/>
-          </w:tcPr>
-          <w:p>
-            <w:pPr>
-              <w:jc w:val="center"/>
-              <w:rPr>
-                <w:b/>
-              </w:rPr>
-            </w:pPr>
-          </w:p>
-        </w:tc>
-        <w:tc>
-          <w:tcPr>
-            <w:tcW w:w="7372" w:type="dxa"/>
-            <w:vMerge/>
-          </w:tcPr>
-          <w:p>
-            <w:pPr>
-              <w:rPr>
-                <w:rFonts w:ascii="Arial" w:eastAsia="Times New Roman" w:hAnsi="Arial" w:cs="Arial"/>
-                <w:b/>
-                <w:sz w:val="24"/>
-                <w:szCs w:val="24"/>
-              </w:rPr>
-            </w:pPr>
-          </w:p>
-        </w:tc>
-      </w:tr>
-      <w:tr>
-        <w:tc>
-          <w:tcPr>
-            <w:tcW w:w="528" w:type="dxa"/>
-          </w:tcPr>
-          <w:p>
-            <w:pPr>
-              <w:pStyle w:val="1"/>
-              <w:spacing w:before="0" w:line="240" w:lineRule="auto"/>
-              <w:ind w:right="-108"/>
-              <w:jc w:val="center"/>
-              <w:rPr>
-                <w:rFonts w:ascii="Arial" w:hAnsi="Arial" w:cs="Arial"/>
-                <w:b w:val="0"/>
-                <w:color w:val="auto"/>
-                <w:sz w:val="24"/>
-                <w:szCs w:val="24"/>
-              </w:rPr>
-            </w:pPr>
-          </w:p>
-        </w:tc>
-        <w:tc>
-          <w:tcPr>
-            <w:tcW w:w="6809" w:type="dxa"/>
-            <w:gridSpan w:val="5"/>
-          </w:tcPr>
-          <w:p>
-            <w:pPr>
-              <w:pStyle w:val="a8"/>
-              <w:spacing w:before="0" w:beforeAutospacing="0" w:after="0"/>
-              <w:jc w:val="both"/>
-              <w:rPr>
-                <w:rFonts w:ascii="Arial" w:hAnsi="Arial" w:cs="Arial"/>
-              </w:rPr>
-            </w:pPr>
-          </w:p>
-        </w:tc>
-        <w:tc>
-          <w:tcPr>
-            <w:tcW w:w="1134" w:type="dxa"/>
-            <w:gridSpan w:val="2"/>
-          </w:tcPr>
-          <w:p>
-            <w:pPr>
-              <w:spacing w:after="0" w:line="240" w:lineRule="auto"/>
-              <w:jc w:val="center"/>
-              <w:rPr>
-                <w:b/>
-              </w:rPr>
-            </w:pPr>
-          </w:p>
-        </w:tc>
-        <w:tc>
-          <w:tcPr>
-            <w:tcW w:w="7372" w:type="dxa"/>
-            <w:vMerge/>
-          </w:tcPr>
-          <w:p>
-            <w:pPr>
-              <w:rPr>
-                <w:rFonts w:ascii="Arial" w:eastAsia="Times New Roman" w:hAnsi="Arial" w:cs="Arial"/>
-                <w:b/>
-                <w:sz w:val="24"/>
-                <w:szCs w:val="24"/>
-              </w:rPr>
-            </w:pPr>
-          </w:p>
-        </w:tc>
-      </w:tr>
-      <w:tr>
-        <w:tc>
-          <w:tcPr>
-            <w:tcW w:w="528" w:type="dxa"/>
-          </w:tcPr>
-          <w:p>
-            <w:pPr>
-              <w:pStyle w:val="1"/>
-              <w:spacing w:before="0" w:line="240" w:lineRule="auto"/>
-              <w:ind w:right="-108" w:hanging="142"/>
-              <w:jc w:val="center"/>
-              <w:rPr>
-                <w:rFonts w:ascii="Arial" w:hAnsi="Arial" w:cs="Arial"/>
-                <w:b w:val="0"/>
-                <w:color w:val="auto"/>
-                <w:sz w:val="24"/>
-                <w:szCs w:val="24"/>
-              </w:rPr>
-            </w:pPr>
-          </w:p>
-        </w:tc>
-        <w:tc>
-          <w:tcPr>
-            <w:tcW w:w="6809" w:type="dxa"/>
-            <w:gridSpan w:val="5"/>
-          </w:tcPr>
-          <w:p>
-            <w:pPr>
-              <w:pStyle w:val="a8"/>
-              <w:spacing w:before="0" w:beforeAutospacing="0" w:after="0"/>
-              <w:rPr>
-                <w:rFonts w:ascii="Arial" w:hAnsi="Arial" w:cs="Arial"/>
-              </w:rPr>
-            </w:pPr>
-          </w:p>
-        </w:tc>
-        <w:tc>
-          <w:tcPr>
-            <w:tcW w:w="1134" w:type="dxa"/>
-            <w:gridSpan w:val="2"/>
-          </w:tcPr>
-          <w:p>
-            <w:pPr>
-              <w:jc w:val="center"/>
-              <w:rPr>
-                <w:rFonts w:ascii="Tahoma" w:hAnsi="Tahoma" w:cs="Tahoma"/>
-                <w:b/>
-                <w:color w:val="FF0000"/>
-                <w:sz w:val="44"/>
-                <w:szCs w:val="44"/>
-              </w:rPr>
-            </w:pPr>
-          </w:p>
-        </w:tc>
-        <w:tc>
-          <w:tcPr>
-            <w:tcW w:w="7372" w:type="dxa"/>
-            <w:vMerge/>
-          </w:tcPr>
-          <w:p>
-            <w:pPr>
-              <w:rPr>
-                <w:rFonts w:ascii="Arial" w:eastAsia="Times New Roman" w:hAnsi="Arial" w:cs="Arial"/>
-                <w:b/>
-                <w:sz w:val="24"/>
-                <w:szCs w:val="24"/>
-              </w:rPr>
-            </w:pPr>
-          </w:p>
-        </w:tc>
-      </w:tr>
-      <w:tr>
-        <w:tc>
-          <w:tcPr>
-            <w:tcW w:w="528" w:type="dxa"/>
-          </w:tcPr>
-          <w:p>
-            <w:pPr>
-              <w:pStyle w:val="1"/>
-              <w:spacing w:before="0" w:line="240" w:lineRule="auto"/>
-              <w:ind w:right="-108" w:hanging="142"/>
-              <w:jc w:val="center"/>
-              <w:rPr>
-                <w:rFonts w:ascii="Arial" w:hAnsi="Arial" w:cs="Arial"/>
-                <w:b w:val="0"/>
-                <w:color w:val="auto"/>
-                <w:sz w:val="24"/>
-                <w:szCs w:val="24"/>
-              </w:rPr>
-            </w:pPr>
-          </w:p>
-        </w:tc>
-        <w:tc>
-          <w:tcPr>
-            <w:tcW w:w="6809" w:type="dxa"/>
-            <w:gridSpan w:val="5"/>
-          </w:tcPr>
-          <w:p>
-            <w:pPr>
-              <w:pStyle w:val="a8"/>
-              <w:spacing w:before="0" w:beforeAutospacing="0" w:after="0"/>
-              <w:rPr>
-                <w:rFonts w:ascii="Arial" w:hAnsi="Arial" w:cs="Arial"/>
-              </w:rPr>
-            </w:pPr>
-          </w:p>
-        </w:tc>
-        <w:tc>
-          <w:tcPr>
-            <w:tcW w:w="1134" w:type="dxa"/>
-            <w:gridSpan w:val="2"/>
-          </w:tcPr>
-          <w:p>
-            <w:pPr>
-              <w:jc w:val="center"/>
-              <w:rPr>
-                <w:rFonts w:ascii="Tahoma" w:hAnsi="Tahoma" w:cs="Tahoma"/>
-                <w:b/>
-                <w:color w:val="FF0000"/>
-                <w:sz w:val="44"/>
-                <w:szCs w:val="44"/>
-              </w:rPr>
-            </w:pPr>
-          </w:p>
-        </w:tc>
-        <w:tc>
-          <w:tcPr>
-            <w:tcW w:w="7372" w:type="dxa"/>
-            <w:vMerge/>
-          </w:tcPr>
-          <w:p>
-            <w:pPr>
-              <w:rPr>
-                <w:rFonts w:ascii="Arial" w:eastAsia="Times New Roman" w:hAnsi="Arial" w:cs="Arial"/>
-                <w:b/>
-                <w:sz w:val="24"/>
-                <w:szCs w:val="24"/>
-              </w:rPr>
-            </w:pPr>
-          </w:p>
-        </w:tc>
-      </w:tr>
-      <w:tr>
-        <w:tc>
-          <w:tcPr>
-            <w:tcW w:w="528" w:type="dxa"/>
-          </w:tcPr>
-          <w:p>
-            <w:pPr>
-              <w:pStyle w:val="1"/>
-              <w:spacing w:before="0" w:line="240" w:lineRule="auto"/>
-              <w:ind w:right="-108" w:hanging="142"/>
-              <w:jc w:val="center"/>
-              <w:rPr>
-                <w:rFonts w:ascii="Arial" w:hAnsi="Arial" w:cs="Arial"/>
-                <w:b w:val="0"/>
-                <w:color w:val="auto"/>
-                <w:sz w:val="24"/>
-                <w:szCs w:val="24"/>
-              </w:rPr>
-            </w:pPr>
-          </w:p>
-        </w:tc>
-        <w:tc>
-          <w:tcPr>
-            <w:tcW w:w="6809" w:type="dxa"/>
-            <w:gridSpan w:val="5"/>
-          </w:tcPr>
-          <w:p>
-            <w:pPr>
-              <w:pStyle w:val="a8"/>
-              <w:spacing w:before="0" w:beforeAutospacing="0" w:after="0"/>
-              <w:rPr>
-                <w:rFonts w:ascii="Arial" w:hAnsi="Arial" w:cs="Arial"/>
-              </w:rPr>
-            </w:pPr>
-          </w:p>
-        </w:tc>
-        <w:tc>
-          <w:tcPr>
-            <w:tcW w:w="1134" w:type="dxa"/>
-            <w:gridSpan w:val="2"/>
-          </w:tcPr>
-          <w:p>
-            <w:pPr>
-              <w:jc w:val="center"/>
-              <w:rPr>
-                <w:rFonts w:ascii="Tahoma" w:hAnsi="Tahoma" w:cs="Tahoma"/>
-                <w:b/>
-                <w:color w:val="FF0000"/>
-                <w:sz w:val="44"/>
-                <w:szCs w:val="44"/>
-              </w:rPr>
-            </w:pPr>
-          </w:p>
-        </w:tc>
-        <w:tc>
-          <w:tcPr>
-            <w:tcW w:w="7372" w:type="dxa"/>
-            <w:vMerge/>
-          </w:tcPr>
-          <w:p>
-            <w:pPr>
-              <w:rPr>
-                <w:rFonts w:ascii="Arial" w:eastAsia="Times New Roman" w:hAnsi="Arial" w:cs="Arial"/>
-                <w:b/>
-                <w:sz w:val="24"/>
-                <w:szCs w:val="24"/>
-              </w:rPr>
-            </w:pPr>
-          </w:p>
-        </w:tc>
-      </w:tr>
-      <w:tr>
-        <w:tc>
-          <w:tcPr>
-            <w:tcW w:w="528" w:type="dxa"/>
-          </w:tcPr>
-          <w:p>
-            <w:pPr>
-              <w:pStyle w:val="1"/>
-              <w:spacing w:before="0" w:line="240" w:lineRule="auto"/>
-              <w:ind w:right="-108" w:hanging="142"/>
-              <w:jc w:val="center"/>
-              <w:rPr>
-                <w:rFonts w:ascii="Arial" w:hAnsi="Arial" w:cs="Arial"/>
-                <w:b w:val="0"/>
-                <w:color w:val="auto"/>
-                <w:sz w:val="24"/>
-                <w:szCs w:val="24"/>
-              </w:rPr>
-            </w:pPr>
-          </w:p>
-        </w:tc>
-        <w:tc>
-          <w:tcPr>
-            <w:tcW w:w="6809" w:type="dxa"/>
-            <w:gridSpan w:val="5"/>
-          </w:tcPr>
-          <w:p>
-            <w:pPr>
-              <w:pStyle w:val="a8"/>
-              <w:spacing w:before="0" w:beforeAutospacing="0" w:after="0"/>
-              <w:rPr>
-                <w:rFonts w:ascii="Arial" w:hAnsi="Arial" w:cs="Arial"/>
-              </w:rPr>
-            </w:pPr>
-          </w:p>
-        </w:tc>
-        <w:tc>
-          <w:tcPr>
-            <w:tcW w:w="1134" w:type="dxa"/>
-            <w:gridSpan w:val="2"/>
-          </w:tcPr>
-          <w:p>
-            <w:pPr>
-              <w:jc w:val="center"/>
-              <w:rPr>
-                <w:rFonts w:ascii="Tahoma" w:hAnsi="Tahoma" w:cs="Tahoma"/>
-                <w:b/>
-                <w:color w:val="FF0000"/>
-                <w:sz w:val="44"/>
-                <w:szCs w:val="44"/>
-              </w:rPr>
-            </w:pPr>
-          </w:p>
-        </w:tc>
-        <w:tc>
-          <w:tcPr>
-            <w:tcW w:w="7372" w:type="dxa"/>
-            <w:vMerge/>
-          </w:tcPr>
-          <w:p>
-            <w:pPr>
-              <w:rPr>
-                <w:rFonts w:ascii="Arial" w:eastAsia="Times New Roman" w:hAnsi="Arial" w:cs="Arial"/>
-                <w:b/>
-                <w:sz w:val="24"/>
-                <w:szCs w:val="24"/>
-              </w:rPr>
-            </w:pPr>
-          </w:p>
-        </w:tc>
-      </w:tr>
-      <w:tr>
-        <w:tc>
-          <w:tcPr>
-            <w:tcW w:w="528" w:type="dxa"/>
-          </w:tcPr>
-          <w:p>
-            <w:pPr>
-              <w:pStyle w:val="1"/>
-              <w:spacing w:before="0" w:line="240" w:lineRule="auto"/>
-              <w:ind w:right="-108" w:hanging="142"/>
-              <w:jc w:val="center"/>
-              <w:rPr>
-                <w:rFonts w:ascii="Arial" w:hAnsi="Arial" w:cs="Arial"/>
-                <w:b w:val="0"/>
-                <w:color w:val="auto"/>
-                <w:sz w:val="24"/>
-                <w:szCs w:val="24"/>
-              </w:rPr>
-            </w:pPr>
-          </w:p>
-        </w:tc>
-        <w:tc>
-          <w:tcPr>
-            <w:tcW w:w="6809" w:type="dxa"/>
-            <w:gridSpan w:val="5"/>
-          </w:tcPr>
-          <w:p>
-            <w:pPr>
-              <w:pStyle w:val="a8"/>
-              <w:spacing w:before="0" w:beforeAutospacing="0" w:after="0"/>
-              <w:rPr>
-                <w:rFonts w:ascii="Arial" w:hAnsi="Arial" w:cs="Arial"/>
-              </w:rPr>
-            </w:pPr>
-          </w:p>
-        </w:tc>
-        <w:tc>
-          <w:tcPr>
-            <w:tcW w:w="1134" w:type="dxa"/>
-            <w:gridSpan w:val="2"/>
-          </w:tcPr>
-          <w:p>
-            <w:pPr>
-              <w:jc w:val="center"/>
-              <w:rPr>
-                <w:rFonts w:ascii="Tahoma" w:hAnsi="Tahoma" w:cs="Tahoma"/>
-                <w:b/>
-                <w:color w:val="FF0000"/>
-                <w:sz w:val="44"/>
-                <w:szCs w:val="44"/>
-              </w:rPr>
-            </w:pPr>
-          </w:p>
-        </w:tc>
-        <w:tc>
-          <w:tcPr>
-            <w:tcW w:w="7372" w:type="dxa"/>
-            <w:vMerge/>
-          </w:tcPr>
-          <w:p>
-            <w:pPr>
-              <w:rPr>
-                <w:rFonts w:ascii="Arial" w:eastAsia="Times New Roman" w:hAnsi="Arial" w:cs="Arial"/>
-                <w:b/>
-                <w:sz w:val="24"/>
-                <w:szCs w:val="24"/>
-              </w:rPr>
-            </w:pPr>
-          </w:p>
-        </w:tc>
-      </w:tr>
-      <w:tr>
-        <w:tc>
-          <w:tcPr>
-            <w:tcW w:w="528" w:type="dxa"/>
-          </w:tcPr>
-          <w:p>
-            <w:pPr>
-              <w:pStyle w:val="1"/>
-              <w:spacing w:before="0" w:line="240" w:lineRule="auto"/>
-              <w:ind w:right="-108" w:hanging="142"/>
-              <w:jc w:val="center"/>
-              <w:rPr>
-                <w:rFonts w:ascii="Arial" w:hAnsi="Arial" w:cs="Arial"/>
-                <w:b w:val="0"/>
-                <w:color w:val="auto"/>
-                <w:sz w:val="24"/>
-                <w:szCs w:val="24"/>
-              </w:rPr>
-            </w:pPr>
-          </w:p>
-        </w:tc>
-        <w:tc>
-          <w:tcPr>
-            <w:tcW w:w="6809" w:type="dxa"/>
-            <w:gridSpan w:val="5"/>
-          </w:tcPr>
-          <w:p>
-            <w:pPr>
-              <w:pStyle w:val="a8"/>
-              <w:spacing w:before="0" w:beforeAutospacing="0" w:after="0"/>
-              <w:rPr>
-                <w:rFonts w:ascii="Arial" w:hAnsi="Arial" w:cs="Arial"/>
-              </w:rPr>
-            </w:pPr>
-          </w:p>
-        </w:tc>
-        <w:tc>
-          <w:tcPr>
-            <w:tcW w:w="1134" w:type="dxa"/>
-            <w:gridSpan w:val="2"/>
-          </w:tcPr>
-          <w:p>
-            <w:pPr>
-              <w:jc w:val="center"/>
-              <w:rPr>
-                <w:rFonts w:ascii="Tahoma" w:hAnsi="Tahoma" w:cs="Tahoma"/>
-                <w:b/>
-                <w:color w:val="FF0000"/>
-                <w:sz w:val="20"/>
-                <w:szCs w:val="20"/>
-              </w:rPr>
-            </w:pPr>
-          </w:p>
-        </w:tc>
-        <w:tc>
-          <w:tcPr>
-            <w:tcW w:w="7372" w:type="dxa"/>
-            <w:vMerge/>
-          </w:tcPr>
-          <w:p>
-            <w:pPr>
-              <w:rPr>
-                <w:rFonts w:ascii="Arial" w:eastAsia="Times New Roman" w:hAnsi="Arial" w:cs="Arial"/>
-                <w:b/>
-                <w:sz w:val="24"/>
-                <w:szCs w:val="24"/>
-              </w:rPr>
-            </w:pPr>
-          </w:p>
-        </w:tc>
-      </w:tr>
-      <w:tr>
-        <w:tc>
-          <w:tcPr>
-            <w:tcW w:w="528" w:type="dxa"/>
-          </w:tcPr>
-          <w:p>
-            <w:pPr>
-              <w:pStyle w:val="1"/>
-              <w:spacing w:before="0" w:line="240" w:lineRule="auto"/>
-              <w:ind w:right="-108" w:hanging="142"/>
-              <w:jc w:val="center"/>
-              <w:rPr>
-                <w:rFonts w:ascii="Arial" w:hAnsi="Arial" w:cs="Arial"/>
-                <w:b w:val="0"/>
-                <w:color w:val="auto"/>
-                <w:sz w:val="24"/>
-                <w:szCs w:val="24"/>
-              </w:rPr>
-            </w:pPr>
-          </w:p>
-        </w:tc>
-        <w:tc>
-          <w:tcPr>
-            <w:tcW w:w="6809" w:type="dxa"/>
-            <w:gridSpan w:val="5"/>
-          </w:tcPr>
-          <w:p>
-            <w:pPr>
-              <w:pStyle w:val="a8"/>
-              <w:spacing w:before="0" w:beforeAutospacing="0" w:after="0"/>
-              <w:rPr>
-                <w:rFonts w:ascii="Arial" w:hAnsi="Arial" w:cs="Arial"/>
-              </w:rPr>
-            </w:pPr>
-          </w:p>
-        </w:tc>
-        <w:tc>
-          <w:tcPr>
-            <w:tcW w:w="1134" w:type="dxa"/>
-            <w:gridSpan w:val="2"/>
-          </w:tcPr>
-          <w:p>
-            <w:pPr>
-              <w:jc w:val="center"/>
-              <w:rPr>
-                <w:rFonts w:ascii="Tahoma" w:hAnsi="Tahoma" w:cs="Tahoma"/>
-                <w:b/>
-                <w:color w:val="FF0000"/>
-                <w:sz w:val="44"/>
-                <w:szCs w:val="44"/>
-              </w:rPr>
-            </w:pPr>
-          </w:p>
-        </w:tc>
-        <w:tc>
-          <w:tcPr>
-            <w:tcW w:w="7372" w:type="dxa"/>
-            <w:vMerge/>
-          </w:tcPr>
-          <w:p>
-            <w:pPr>
-              <w:rPr>
-                <w:rFonts w:ascii="Arial" w:eastAsia="Times New Roman" w:hAnsi="Arial" w:cs="Arial"/>
-                <w:b/>
-                <w:sz w:val="24"/>
-                <w:szCs w:val="24"/>
-              </w:rPr>
-            </w:pPr>
-          </w:p>
-        </w:tc>
-      </w:tr>
-      <w:tr>
-        <w:tc>
-          <w:tcPr>
-            <w:tcW w:w="528" w:type="dxa"/>
-          </w:tcPr>
-          <w:p>
-            <w:pPr>
-              <w:pStyle w:val="1"/>
-              <w:spacing w:before="0" w:line="240" w:lineRule="auto"/>
-              <w:ind w:right="-108"/>
-              <w:rPr>
-                <w:rFonts w:ascii="Arial" w:hAnsi="Arial" w:cs="Arial"/>
-                <w:b w:val="0"/>
-                <w:color w:val="auto"/>
-                <w:sz w:val="24"/>
-                <w:szCs w:val="24"/>
-              </w:rPr>
-            </w:pPr>
-          </w:p>
-        </w:tc>
-        <w:tc>
-          <w:tcPr>
-            <w:tcW w:w="6809" w:type="dxa"/>
-            <w:gridSpan w:val="5"/>
-          </w:tcPr>
-          <w:p>
-            <w:pPr>
-              <w:pStyle w:val="a8"/>
-              <w:spacing w:before="0" w:beforeAutospacing="0" w:after="0"/>
-            </w:pPr>
-          </w:p>
-        </w:tc>
-        <w:tc>
-          <w:tcPr>
-            <w:tcW w:w="1134" w:type="dxa"/>
-            <w:gridSpan w:val="2"/>
-          </w:tcPr>
-          <w:p>
-            <w:pPr>
-              <w:jc w:val="center"/>
-              <w:rPr>
-                <w:b/>
-              </w:rPr>
-            </w:pPr>
-          </w:p>
-        </w:tc>
-        <w:tc>
-          <w:tcPr>
-            <w:tcW w:w="7372" w:type="dxa"/>
-            <w:vMerge/>
-          </w:tcPr>
-          <w:p>
-            <w:pPr>
-              <w:rPr>
-                <w:rFonts w:ascii="Arial" w:eastAsia="Times New Roman" w:hAnsi="Arial" w:cs="Arial"/>
-                <w:b/>
-                <w:sz w:val="24"/>
-                <w:szCs w:val="24"/>
-              </w:rPr>
-            </w:pPr>
-          </w:p>
-        </w:tc>
-      </w:tr>
-      <w:tr>
-        <w:tc>
-          <w:tcPr>
-            <w:tcW w:w="528" w:type="dxa"/>
-          </w:tcPr>
-          <w:p>
-            <w:pPr>
-              <w:pStyle w:val="1"/>
-              <w:spacing w:before="0" w:line="240" w:lineRule="auto"/>
-              <w:ind w:right="-108"/>
-              <w:rPr>
-                <w:rFonts w:ascii="Arial" w:hAnsi="Arial" w:cs="Arial"/>
-                <w:b w:val="0"/>
-                <w:color w:val="auto"/>
-                <w:sz w:val="24"/>
-                <w:szCs w:val="24"/>
-              </w:rPr>
-            </w:pPr>
-          </w:p>
-        </w:tc>
-        <w:tc>
-          <w:tcPr>
-            <w:tcW w:w="6809" w:type="dxa"/>
-            <w:gridSpan w:val="5"/>
-          </w:tcPr>
-          <w:p>
-            <w:pPr>
-              <w:pStyle w:val="a8"/>
-              <w:spacing w:before="0" w:beforeAutospacing="0" w:after="0"/>
-              <w:jc w:val="both"/>
-            </w:pPr>
-          </w:p>
-        </w:tc>
-        <w:tc>
-          <w:tcPr>
-            <w:tcW w:w="1134" w:type="dxa"/>
-            <w:gridSpan w:val="2"/>
-          </w:tcPr>
-          <w:p>
-            <w:pPr>
-              <w:spacing w:after="0"/>
-              <w:jc w:val="center"/>
-              <w:rPr>
-                <w:b/>
-              </w:rPr>
-            </w:pPr>
-          </w:p>
-        </w:tc>
-        <w:tc>
-          <w:tcPr>
-            <w:tcW w:w="7372" w:type="dxa"/>
-            <w:vMerge/>
-          </w:tcPr>
-          <w:p>
-            <w:pPr>
-              <w:rPr>
-                <w:rFonts w:ascii="Arial" w:eastAsia="Times New Roman" w:hAnsi="Arial" w:cs="Arial"/>
-                <w:b/>
-                <w:sz w:val="24"/>
-                <w:szCs w:val="24"/>
-              </w:rPr>
-            </w:pPr>
-          </w:p>
-        </w:tc>
-      </w:tr>
-      <w:tr>
-        <w:tc>
-          <w:tcPr>
-            <w:tcW w:w="528" w:type="dxa"/>
-          </w:tcPr>
-          <w:p>
-            <w:pPr>
-              <w:pStyle w:val="1"/>
-              <w:spacing w:before="0" w:line="240" w:lineRule="auto"/>
-              <w:ind w:right="-108"/>
-              <w:rPr>
-                <w:rFonts w:ascii="Arial" w:hAnsi="Arial" w:cs="Arial"/>
-                <w:b w:val="0"/>
-                <w:color w:val="auto"/>
-                <w:sz w:val="24"/>
-                <w:szCs w:val="24"/>
-              </w:rPr>
-            </w:pPr>
-          </w:p>
-        </w:tc>
-        <w:tc>
-          <w:tcPr>
-            <w:tcW w:w="6809" w:type="dxa"/>
-            <w:gridSpan w:val="5"/>
-          </w:tcPr>
-          <w:p>
-            <w:pPr>
-              <w:pStyle w:val="a8"/>
-              <w:spacing w:after="0"/>
-              <w:jc w:val="both"/>
-              <w:rPr>
-                <w:rFonts w:ascii="Arial" w:hAnsi="Arial" w:cs="Arial"/>
-              </w:rPr>
-            </w:pPr>
-          </w:p>
-        </w:tc>
-        <w:tc>
-          <w:tcPr>
-            <w:tcW w:w="1134" w:type="dxa"/>
-            <w:gridSpan w:val="2"/>
-          </w:tcPr>
-          <w:p>
-            <w:pPr>
-              <w:spacing w:after="0"/>
-              <w:jc w:val="center"/>
-              <w:rPr>
-                <w:rFonts w:ascii="Tahoma" w:hAnsi="Tahoma" w:cs="Tahoma"/>
-                <w:b/>
-                <w:color w:val="FF0000"/>
-                <w:sz w:val="44"/>
-                <w:szCs w:val="44"/>
-              </w:rPr>
-            </w:pPr>
-          </w:p>
-        </w:tc>
-        <w:tc>
-          <w:tcPr>
-            <w:tcW w:w="7372" w:type="dxa"/>
-            <w:vMerge/>
-          </w:tcPr>
-          <w:p>
-            <w:pPr>
-              <w:rPr>
-                <w:rFonts w:ascii="Arial" w:eastAsia="Times New Roman" w:hAnsi="Arial" w:cs="Arial"/>
-                <w:b/>
-                <w:sz w:val="24"/>
-                <w:szCs w:val="24"/>
-              </w:rPr>
-            </w:pPr>
-          </w:p>
-        </w:tc>
-      </w:tr>
-      <w:tr>
-        <w:tc>
-          <w:tcPr>
-            <w:tcW w:w="528" w:type="dxa"/>
-          </w:tcPr>
-          <w:p>
-            <w:pPr>
-              <w:pStyle w:val="1"/>
-              <w:spacing w:before="0" w:line="240" w:lineRule="auto"/>
-              <w:ind w:right="-108"/>
-              <w:rPr>
-                <w:rFonts w:ascii="Arial" w:hAnsi="Arial" w:cs="Arial"/>
-                <w:b w:val="0"/>
-                <w:color w:val="auto"/>
-                <w:sz w:val="24"/>
-                <w:szCs w:val="24"/>
-              </w:rPr>
-            </w:pPr>
-          </w:p>
-        </w:tc>
-        <w:tc>
-          <w:tcPr>
-            <w:tcW w:w="6809" w:type="dxa"/>
-            <w:gridSpan w:val="5"/>
-          </w:tcPr>
-          <w:p>
-            <w:pPr>
-              <w:pStyle w:val="a8"/>
-              <w:spacing w:before="0" w:beforeAutospacing="0" w:after="0"/>
-              <w:jc w:val="both"/>
-              <w:rPr>
-                <w:rFonts w:ascii="Arial" w:hAnsi="Arial" w:cs="Arial"/>
-                <w:sz w:val="22"/>
-                <w:szCs w:val="22"/>
-              </w:rPr>
-            </w:pPr>
-          </w:p>
-        </w:tc>
-        <w:tc>
-          <w:tcPr>
-            <w:tcW w:w="1134" w:type="dxa"/>
-            <w:gridSpan w:val="2"/>
-          </w:tcPr>
-          <w:p>
-            <w:pPr>
-              <w:spacing w:after="0"/>
-              <w:jc w:val="center"/>
-              <w:rPr>
-                <w:rFonts w:ascii="Tahoma" w:hAnsi="Tahoma" w:cs="Tahoma"/>
-                <w:b/>
-                <w:color w:val="FF0000"/>
-                <w:sz w:val="20"/>
-                <w:szCs w:val="20"/>
-              </w:rPr>
-            </w:pPr>
-          </w:p>
-        </w:tc>
-        <w:tc>
-          <w:tcPr>
-            <w:tcW w:w="7372" w:type="dxa"/>
-            <w:vMerge/>
-          </w:tcPr>
-          <w:p>
-            <w:pPr>
-              <w:rPr>
-                <w:rFonts w:ascii="Arial" w:eastAsia="Times New Roman" w:hAnsi="Arial" w:cs="Arial"/>
-                <w:b/>
-                <w:sz w:val="24"/>
-                <w:szCs w:val="24"/>
-              </w:rPr>
-            </w:pPr>
-          </w:p>
-        </w:tc>
-      </w:tr>
-      <w:tr>
-        <w:tc>
-          <w:tcPr>
-            <w:tcW w:w="528" w:type="dxa"/>
-          </w:tcPr>
-          <w:p>
-            <w:pPr>
-              <w:pStyle w:val="1"/>
-              <w:spacing w:before="0" w:line="240" w:lineRule="auto"/>
-              <w:ind w:right="-108"/>
-              <w:rPr>
-                <w:rFonts w:ascii="Arial" w:hAnsi="Arial" w:cs="Arial"/>
-                <w:b w:val="0"/>
-                <w:color w:val="auto"/>
-                <w:sz w:val="24"/>
-                <w:szCs w:val="24"/>
-              </w:rPr>
-            </w:pPr>
-          </w:p>
-        </w:tc>
-        <w:tc>
-          <w:tcPr>
-            <w:tcW w:w="6809" w:type="dxa"/>
-            <w:gridSpan w:val="5"/>
-          </w:tcPr>
-          <w:p>
-            <w:pPr>
-              <w:pStyle w:val="a8"/>
-              <w:spacing w:after="0"/>
-              <w:jc w:val="both"/>
-              <w:rPr>
-                <w:rFonts w:ascii="Arial" w:hAnsi="Arial" w:cs="Arial"/>
-                <w:sz w:val="22"/>
-                <w:szCs w:val="22"/>
-              </w:rPr>
-            </w:pPr>
-          </w:p>
-        </w:tc>
-        <w:tc>
-          <w:tcPr>
-            <w:tcW w:w="1134" w:type="dxa"/>
-            <w:gridSpan w:val="2"/>
-          </w:tcPr>
-          <w:p>
-            <w:pPr>
-              <w:spacing w:after="0"/>
-              <w:jc w:val="center"/>
-              <w:rPr>
-                <w:rFonts w:ascii="Tahoma" w:hAnsi="Tahoma" w:cs="Tahoma"/>
-                <w:b/>
-                <w:color w:val="FF0000"/>
-                <w:sz w:val="44"/>
-                <w:szCs w:val="44"/>
-              </w:rPr>
-            </w:pPr>
-          </w:p>
-        </w:tc>
-        <w:tc>
-          <w:tcPr>
-            <w:tcW w:w="7372" w:type="dxa"/>
-            <w:vMerge/>
-          </w:tcPr>
-          <w:p>
-            <w:pPr>
-              <w:rPr>
-                <w:rFonts w:ascii="Arial" w:eastAsia="Times New Roman" w:hAnsi="Arial" w:cs="Arial"/>
-                <w:b/>
-                <w:sz w:val="24"/>
-                <w:szCs w:val="24"/>
-              </w:rPr>
-            </w:pPr>
-          </w:p>
-        </w:tc>
-      </w:tr>
-      <w:tr>
-        <w:tc>
-          <w:tcPr>
-            <w:tcW w:w="528" w:type="dxa"/>
-          </w:tcPr>
-          <w:p>
-            <w:pPr>
-              <w:pStyle w:val="1"/>
-              <w:spacing w:before="0" w:line="240" w:lineRule="auto"/>
-              <w:ind w:right="-108"/>
-              <w:rPr>
-                <w:rFonts w:ascii="Arial" w:hAnsi="Arial" w:cs="Arial"/>
-                <w:b w:val="0"/>
-                <w:color w:val="auto"/>
-                <w:sz w:val="24"/>
-                <w:szCs w:val="24"/>
-              </w:rPr>
-            </w:pPr>
-          </w:p>
-        </w:tc>
-        <w:tc>
-          <w:tcPr>
-            <w:tcW w:w="6809" w:type="dxa"/>
-            <w:gridSpan w:val="5"/>
-          </w:tcPr>
-          <w:p>
-            <w:pPr>
-              <w:pStyle w:val="a8"/>
-              <w:spacing w:after="0"/>
-              <w:jc w:val="both"/>
-              <w:rPr>
-                <w:rFonts w:ascii="Arial" w:hAnsi="Arial" w:cs="Arial"/>
-              </w:rPr>
-            </w:pPr>
-          </w:p>
-        </w:tc>
-        <w:tc>
-          <w:tcPr>
-            <w:tcW w:w="1134" w:type="dxa"/>
-            <w:gridSpan w:val="2"/>
-          </w:tcPr>
-          <w:p>
-            <w:pPr>
-              <w:spacing w:after="0"/>
-              <w:jc w:val="center"/>
-              <w:rPr>
-                <w:rFonts w:ascii="Tahoma" w:hAnsi="Tahoma" w:cs="Tahoma"/>
-                <w:b/>
-                <w:color w:val="FF0000"/>
-                <w:sz w:val="44"/>
-                <w:szCs w:val="44"/>
-              </w:rPr>
-            </w:pPr>
-          </w:p>
-        </w:tc>
-        <w:tc>
-          <w:tcPr>
-            <w:tcW w:w="7372" w:type="dxa"/>
-            <w:vMerge/>
-          </w:tcPr>
-          <w:p>
-            <w:pPr>
-              <w:rPr>
-                <w:rFonts w:ascii="Arial" w:eastAsia="Times New Roman" w:hAnsi="Arial" w:cs="Arial"/>
-                <w:b/>
-                <w:sz w:val="24"/>
-                <w:szCs w:val="24"/>
-              </w:rPr>
-            </w:pPr>
+            <w:bookmarkStart w:id="0" w:name="_GoBack"/>
+            <w:bookmarkEnd w:id="0"/>
           </w:p>
         </w:tc>
       </w:tr>
@@ -2751,10 +1115,10 @@
       <w:gridCol w:w="993"/>
       <w:gridCol w:w="316"/>
       <w:gridCol w:w="676"/>
-      <w:gridCol w:w="282"/>
-      <w:gridCol w:w="287"/>
+      <w:gridCol w:w="569"/>
       <w:gridCol w:w="666"/>
-      <w:gridCol w:w="382"/>
+      <w:gridCol w:w="102"/>
+      <w:gridCol w:w="280"/>
       <w:gridCol w:w="708"/>
       <w:gridCol w:w="462"/>
       <w:gridCol w:w="814"/>
@@ -3056,7 +1420,6 @@
       <w:tc>
         <w:tcPr>
           <w:tcW w:w="569" w:type="dxa"/>
-          <w:gridSpan w:val="2"/>
           <w:vAlign w:val="center"/>
         </w:tcPr>
         <w:p>
@@ -3095,7 +1458,7 @@
       <w:tc>
         <w:tcPr>
           <w:tcW w:w="1552" w:type="dxa"/>
-          <w:gridSpan w:val="3"/>
+          <w:gridSpan w:val="4"/>
           <w:vAlign w:val="center"/>
         </w:tcPr>
         <w:p>
@@ -3212,8 +1575,8 @@
       </w:tc>
       <w:tc>
         <w:tcPr>
-          <w:tcW w:w="3200" w:type="dxa"/>
-          <w:gridSpan w:val="5"/>
+          <w:tcW w:w="4255" w:type="dxa"/>
+          <w:gridSpan w:val="7"/>
         </w:tcPr>
         <w:p>
           <w:pPr>
@@ -3225,14 +1588,25 @@
               <w:color w:val="auto"/>
               <w:sz w:val="20"/>
               <w:szCs w:val="20"/>
-            </w:rPr>
-          </w:pPr>
-        </w:p>
-      </w:tc>
-      <w:tc>
-        <w:tcPr>
-          <w:tcW w:w="4457" w:type="dxa"/>
-          <w:gridSpan w:val="8"/>
+              <w:lang w:val="en-US"/>
+            </w:rPr>
+          </w:pPr>
+          <w:r>
+            <w:rPr>
+              <w:rFonts w:ascii="Arial" w:hAnsi="Arial" w:cs="Arial"/>
+              <w:color w:val="auto"/>
+              <w:sz w:val="20"/>
+              <w:szCs w:val="20"/>
+              <w:lang w:val="en-US"/>
+            </w:rPr>
+            <w:t>{{d}}</w:t>
+          </w:r>
+        </w:p>
+      </w:tc>
+      <w:tc>
+        <w:tcPr>
+          <w:tcW w:w="3402" w:type="dxa"/>
+          <w:gridSpan w:val="6"/>
         </w:tcPr>
         <w:p>
           <w:pPr>
@@ -3244,8 +1618,19 @@
               <w:color w:val="auto"/>
               <w:sz w:val="20"/>
               <w:szCs w:val="20"/>
-            </w:rPr>
-          </w:pPr>
+              <w:lang w:val="en-US"/>
+            </w:rPr>
+          </w:pPr>
+          <w:r>
+            <w:rPr>
+              <w:rFonts w:ascii="Arial" w:hAnsi="Arial" w:cs="Arial"/>
+              <w:color w:val="auto"/>
+              <w:sz w:val="20"/>
+              <w:szCs w:val="20"/>
+              <w:lang w:val="en-US"/>
+            </w:rPr>
+            <w:t>{{d1}}</w:t>
+          </w:r>
         </w:p>
       </w:tc>
     </w:tr>
@@ -3285,6 +1670,7 @@
               <w:color w:val="auto"/>
               <w:sz w:val="20"/>
               <w:szCs w:val="20"/>
+              <w:lang w:val="en-US"/>
             </w:rPr>
           </w:pPr>
           <w:r>
@@ -3297,12 +1683,47 @@
             </w:rPr>
             <w:t>Наименование операции:</w:t>
           </w:r>
-        </w:p>
-      </w:tc>
-      <w:tc>
-        <w:tcPr>
-          <w:tcW w:w="3200" w:type="dxa"/>
-          <w:gridSpan w:val="5"/>
+          <w:r>
+            <w:rPr>
+              <w:rFonts w:ascii="Arial" w:hAnsi="Arial" w:cs="Arial"/>
+              <w:b w:val="0"/>
+              <w:color w:val="auto"/>
+              <w:sz w:val="20"/>
+              <w:szCs w:val="20"/>
+              <w:lang w:val="en-US"/>
+            </w:rPr>
+            <w:t xml:space="preserve"> {{shop}} {{</w:t>
+          </w:r>
+          <w:proofErr w:type="spellStart"/>
+          <w:r>
+            <w:rPr>
+              <w:rFonts w:ascii="Arial" w:hAnsi="Arial" w:cs="Arial"/>
+              <w:b w:val="0"/>
+              <w:color w:val="auto"/>
+              <w:sz w:val="20"/>
+              <w:szCs w:val="20"/>
+              <w:lang w:val="en-US"/>
+            </w:rPr>
+            <w:t>namOp</w:t>
+          </w:r>
+          <w:proofErr w:type="spellEnd"/>
+          <w:r>
+            <w:rPr>
+              <w:rFonts w:ascii="Arial" w:hAnsi="Arial" w:cs="Arial"/>
+              <w:b w:val="0"/>
+              <w:color w:val="auto"/>
+              <w:sz w:val="20"/>
+              <w:szCs w:val="20"/>
+              <w:lang w:val="en-US"/>
+            </w:rPr>
+            <w:t>}}</w:t>
+          </w:r>
+        </w:p>
+      </w:tc>
+      <w:tc>
+        <w:tcPr>
+          <w:tcW w:w="4255" w:type="dxa"/>
+          <w:gridSpan w:val="7"/>
         </w:tcPr>
         <w:p>
           <w:pPr>
@@ -3314,6 +1735,7 @@
               <w:color w:val="auto"/>
               <w:sz w:val="20"/>
               <w:szCs w:val="20"/>
+              <w:lang w:val="en-US"/>
             </w:rPr>
           </w:pPr>
           <w:r>
@@ -3326,22 +1748,58 @@
             </w:rPr>
             <w:t>Номер операции:</w:t>
           </w:r>
-        </w:p>
-      </w:tc>
-      <w:tc>
-        <w:tcPr>
-          <w:tcW w:w="4457" w:type="dxa"/>
-          <w:gridSpan w:val="8"/>
-        </w:tcPr>
-        <w:p>
-          <w:pPr>
-            <w:pStyle w:val="1"/>
-            <w:spacing w:before="0" w:line="240" w:lineRule="auto"/>
-            <w:rPr>
-              <w:rFonts w:ascii="Arial" w:hAnsi="Arial" w:cs="Arial"/>
-              <w:color w:val="auto"/>
-              <w:sz w:val="20"/>
-              <w:szCs w:val="20"/>
+          <w:r>
+            <w:rPr>
+              <w:rFonts w:ascii="Arial" w:hAnsi="Arial" w:cs="Arial"/>
+              <w:b w:val="0"/>
+              <w:color w:val="auto"/>
+              <w:sz w:val="20"/>
+              <w:szCs w:val="20"/>
+              <w:lang w:val="en-US"/>
+            </w:rPr>
+            <w:t xml:space="preserve"> {{</w:t>
+          </w:r>
+          <w:proofErr w:type="spellStart"/>
+          <w:r>
+            <w:rPr>
+              <w:rFonts w:ascii="Arial" w:hAnsi="Arial" w:cs="Arial"/>
+              <w:b w:val="0"/>
+              <w:color w:val="auto"/>
+              <w:sz w:val="20"/>
+              <w:szCs w:val="20"/>
+              <w:lang w:val="en-US"/>
+            </w:rPr>
+            <w:t>numOp</w:t>
+          </w:r>
+          <w:proofErr w:type="spellEnd"/>
+          <w:r>
+            <w:rPr>
+              <w:rFonts w:ascii="Arial" w:hAnsi="Arial" w:cs="Arial"/>
+              <w:b w:val="0"/>
+              <w:color w:val="auto"/>
+              <w:sz w:val="20"/>
+              <w:szCs w:val="20"/>
+              <w:lang w:val="en-US"/>
+            </w:rPr>
+            <w:t>}}</w:t>
+          </w:r>
+        </w:p>
+      </w:tc>
+      <w:tc>
+        <w:tcPr>
+          <w:tcW w:w="3402" w:type="dxa"/>
+          <w:gridSpan w:val="6"/>
+        </w:tcPr>
+        <w:p>
+          <w:pPr>
+            <w:pStyle w:val="1"/>
+            <w:spacing w:before="0" w:line="240" w:lineRule="auto"/>
+            <w:rPr>
+              <w:rFonts w:ascii="Arial" w:hAnsi="Arial" w:cs="Arial"/>
+              <w:color w:val="auto"/>
+              <w:sz w:val="20"/>
+              <w:szCs w:val="20"/>
+              <w:lang w:val="en-US"/>
             </w:rPr>
           </w:pPr>
           <w:r>
@@ -3353,6 +1811,17 @@
               <w:szCs w:val="20"/>
             </w:rPr>
             <w:t>Изделие:</w:t>
+          </w:r>
+          <w:r>
+            <w:rPr>
+              <w:rFonts w:ascii="Arial" w:hAnsi="Arial" w:cs="Arial"/>
+              <w:b w:val="0"/>
+              <w:color w:val="auto"/>
+              <w:sz w:val="20"/>
+              <w:szCs w:val="20"/>
+              <w:lang w:val="en-US"/>
+            </w:rPr>
+            <w:t xml:space="preserve"> {{n}}</w:t>
           </w:r>
         </w:p>
       </w:tc>
@@ -3973,12 +2442,12 @@
       <w:gridCol w:w="314"/>
       <w:gridCol w:w="678"/>
       <w:gridCol w:w="174"/>
-      <w:gridCol w:w="105"/>
-      <w:gridCol w:w="288"/>
+      <w:gridCol w:w="393"/>
       <w:gridCol w:w="281"/>
       <w:gridCol w:w="176"/>
       <w:gridCol w:w="208"/>
-      <w:gridCol w:w="378"/>
+      <w:gridCol w:w="100"/>
+      <w:gridCol w:w="278"/>
       <w:gridCol w:w="123"/>
       <w:gridCol w:w="586"/>
       <w:gridCol w:w="264"/>
@@ -4293,7 +2762,7 @@
       <w:tc>
         <w:tcPr>
           <w:tcW w:w="567" w:type="dxa"/>
-          <w:gridSpan w:val="3"/>
+          <w:gridSpan w:val="2"/>
           <w:vAlign w:val="center"/>
         </w:tcPr>
         <w:p>
@@ -4333,7 +2802,7 @@
       <w:tc>
         <w:tcPr>
           <w:tcW w:w="1553" w:type="dxa"/>
-          <w:gridSpan w:val="5"/>
+          <w:gridSpan w:val="6"/>
           <w:vAlign w:val="center"/>
         </w:tcPr>
         <w:p>
@@ -4450,8 +2919,8 @@
       </w:tc>
       <w:tc>
         <w:tcPr>
-          <w:tcW w:w="3200" w:type="dxa"/>
-          <w:gridSpan w:val="10"/>
+          <w:tcW w:w="4253" w:type="dxa"/>
+          <w:gridSpan w:val="14"/>
         </w:tcPr>
         <w:p>
           <w:pPr>
@@ -4463,14 +2932,25 @@
               <w:color w:val="auto"/>
               <w:sz w:val="20"/>
               <w:szCs w:val="20"/>
-            </w:rPr>
-          </w:pPr>
-        </w:p>
-      </w:tc>
-      <w:tc>
-        <w:tcPr>
-          <w:tcW w:w="4455" w:type="dxa"/>
-          <w:gridSpan w:val="12"/>
+              <w:lang w:val="en-US"/>
+            </w:rPr>
+          </w:pPr>
+          <w:r>
+            <w:rPr>
+              <w:rFonts w:ascii="Arial" w:hAnsi="Arial" w:cs="Arial"/>
+              <w:color w:val="auto"/>
+              <w:sz w:val="20"/>
+              <w:szCs w:val="20"/>
+              <w:lang w:val="en-US"/>
+            </w:rPr>
+            <w:t>{{d}}</w:t>
+          </w:r>
+        </w:p>
+      </w:tc>
+      <w:tc>
+        <w:tcPr>
+          <w:tcW w:w="3402" w:type="dxa"/>
+          <w:gridSpan w:val="8"/>
         </w:tcPr>
         <w:p>
           <w:pPr>
@@ -4482,8 +2962,19 @@
               <w:color w:val="auto"/>
               <w:sz w:val="20"/>
               <w:szCs w:val="20"/>
-            </w:rPr>
-          </w:pPr>
+              <w:lang w:val="en-US"/>
+            </w:rPr>
+          </w:pPr>
+          <w:r>
+            <w:rPr>
+              <w:rFonts w:ascii="Arial" w:hAnsi="Arial" w:cs="Arial"/>
+              <w:color w:val="auto"/>
+              <w:sz w:val="20"/>
+              <w:szCs w:val="20"/>
+              <w:lang w:val="en-US"/>
+            </w:rPr>
+            <w:t>{{d1}}</w:t>
+          </w:r>
         </w:p>
       </w:tc>
     </w:tr>
@@ -4535,12 +3026,47 @@
             </w:rPr>
             <w:t>Наименование операции:</w:t>
           </w:r>
-        </w:p>
-      </w:tc>
-      <w:tc>
-        <w:tcPr>
-          <w:tcW w:w="3200" w:type="dxa"/>
-          <w:gridSpan w:val="10"/>
+          <w:r>
+            <w:rPr>
+              <w:rFonts w:ascii="Arial" w:hAnsi="Arial" w:cs="Arial"/>
+              <w:b w:val="0"/>
+              <w:color w:val="auto"/>
+              <w:sz w:val="20"/>
+              <w:szCs w:val="20"/>
+              <w:lang w:val="en-US"/>
+            </w:rPr>
+            <w:t xml:space="preserve"> {{shop}} {{</w:t>
+          </w:r>
+          <w:proofErr w:type="spellStart"/>
+          <w:r>
+            <w:rPr>
+              <w:rFonts w:ascii="Arial" w:hAnsi="Arial" w:cs="Arial"/>
+              <w:b w:val="0"/>
+              <w:color w:val="auto"/>
+              <w:sz w:val="20"/>
+              <w:szCs w:val="20"/>
+              <w:lang w:val="en-US"/>
+            </w:rPr>
+            <w:t>namOp</w:t>
+          </w:r>
+          <w:proofErr w:type="spellEnd"/>
+          <w:r>
+            <w:rPr>
+              <w:rFonts w:ascii="Arial" w:hAnsi="Arial" w:cs="Arial"/>
+              <w:b w:val="0"/>
+              <w:color w:val="auto"/>
+              <w:sz w:val="20"/>
+              <w:szCs w:val="20"/>
+              <w:lang w:val="en-US"/>
+            </w:rPr>
+            <w:t>}}</w:t>
+          </w:r>
+        </w:p>
+      </w:tc>
+      <w:tc>
+        <w:tcPr>
+          <w:tcW w:w="4253" w:type="dxa"/>
+          <w:gridSpan w:val="14"/>
         </w:tcPr>
         <w:p>
           <w:pPr>
@@ -4564,12 +3090,47 @@
             </w:rPr>
             <w:t>Номер операции:</w:t>
           </w:r>
-        </w:p>
-      </w:tc>
-      <w:tc>
-        <w:tcPr>
-          <w:tcW w:w="4455" w:type="dxa"/>
-          <w:gridSpan w:val="12"/>
+          <w:r>
+            <w:rPr>
+              <w:rFonts w:ascii="Arial" w:hAnsi="Arial" w:cs="Arial"/>
+              <w:b w:val="0"/>
+              <w:color w:val="auto"/>
+              <w:sz w:val="20"/>
+              <w:szCs w:val="20"/>
+              <w:lang w:val="en-US"/>
+            </w:rPr>
+            <w:t xml:space="preserve"> {{</w:t>
+          </w:r>
+          <w:proofErr w:type="spellStart"/>
+          <w:r>
+            <w:rPr>
+              <w:rFonts w:ascii="Arial" w:hAnsi="Arial" w:cs="Arial"/>
+              <w:b w:val="0"/>
+              <w:color w:val="auto"/>
+              <w:sz w:val="20"/>
+              <w:szCs w:val="20"/>
+              <w:lang w:val="en-US"/>
+            </w:rPr>
+            <w:t>numOp</w:t>
+          </w:r>
+          <w:proofErr w:type="spellEnd"/>
+          <w:r>
+            <w:rPr>
+              <w:rFonts w:ascii="Arial" w:hAnsi="Arial" w:cs="Arial"/>
+              <w:b w:val="0"/>
+              <w:color w:val="auto"/>
+              <w:sz w:val="20"/>
+              <w:szCs w:val="20"/>
+              <w:lang w:val="en-US"/>
+            </w:rPr>
+            <w:t>}}</w:t>
+          </w:r>
+        </w:p>
+      </w:tc>
+      <w:tc>
+        <w:tcPr>
+          <w:tcW w:w="3402" w:type="dxa"/>
+          <w:gridSpan w:val="8"/>
         </w:tcPr>
         <w:p>
           <w:pPr>
@@ -4591,6 +3152,17 @@
               <w:szCs w:val="20"/>
             </w:rPr>
             <w:t>Изделие:</w:t>
+          </w:r>
+          <w:r>
+            <w:rPr>
+              <w:rFonts w:ascii="Arial" w:hAnsi="Arial" w:cs="Arial"/>
+              <w:b w:val="0"/>
+              <w:color w:val="auto"/>
+              <w:sz w:val="20"/>
+              <w:szCs w:val="20"/>
+              <w:lang w:val="en-US"/>
+            </w:rPr>
+            <w:t xml:space="preserve"> {{n}}</w:t>
           </w:r>
         </w:p>
       </w:tc>
@@ -5214,7 +3786,7 @@
       <w:tc>
         <w:tcPr>
           <w:tcW w:w="2695" w:type="dxa"/>
-          <w:gridSpan w:val="8"/>
+          <w:gridSpan w:val="7"/>
         </w:tcPr>
         <w:p>
           <w:pPr>
@@ -5233,7 +3805,7 @@
       <w:tc>
         <w:tcPr>
           <w:tcW w:w="3886" w:type="dxa"/>
-          <w:gridSpan w:val="10"/>
+          <w:gridSpan w:val="11"/>
         </w:tcPr>
         <w:p>
           <w:pPr>
@@ -5386,8 +3958,38 @@
               <w:rFonts w:ascii="Arial" w:hAnsi="Arial" w:cs="Arial"/>
               <w:sz w:val="20"/>
               <w:szCs w:val="20"/>
-            </w:rPr>
-          </w:pPr>
+              <w:lang w:val="en-US"/>
+            </w:rPr>
+          </w:pPr>
+          <w:r>
+            <w:rPr>
+              <w:rFonts w:ascii="Arial" w:hAnsi="Arial" w:cs="Arial"/>
+              <w:sz w:val="20"/>
+              <w:szCs w:val="20"/>
+              <w:lang w:val="en-US"/>
+            </w:rPr>
+            <w:t>{{</w:t>
+          </w:r>
+          <w:proofErr w:type="spellStart"/>
+          <w:r>
+            <w:rPr>
+              <w:rFonts w:ascii="Arial" w:hAnsi="Arial" w:cs="Arial"/>
+              <w:sz w:val="20"/>
+              <w:szCs w:val="20"/>
+              <w:lang w:val="en-US"/>
+            </w:rPr>
+            <w:t>oObr</w:t>
+          </w:r>
+          <w:proofErr w:type="spellEnd"/>
+          <w:r>
+            <w:rPr>
+              <w:rFonts w:ascii="Arial" w:hAnsi="Arial" w:cs="Arial"/>
+              <w:sz w:val="20"/>
+              <w:szCs w:val="20"/>
+              <w:lang w:val="en-US"/>
+            </w:rPr>
+            <w:t>}}</w:t>
+          </w:r>
         </w:p>
       </w:tc>
       <w:tc>
@@ -5401,7 +4003,30 @@
             <w:pStyle w:val="a8"/>
             <w:spacing w:before="0" w:beforeAutospacing="0" w:after="0"/>
             <w:jc w:val="both"/>
-          </w:pPr>
+            <w:rPr>
+              <w:lang w:val="en-US"/>
+            </w:rPr>
+          </w:pPr>
+          <w:r>
+            <w:rPr>
+              <w:lang w:val="en-US"/>
+            </w:rPr>
+            <w:t>{{</w:t>
+          </w:r>
+          <w:proofErr w:type="spellStart"/>
+          <w:r>
+            <w:rPr>
+              <w:lang w:val="en-US"/>
+            </w:rPr>
+            <w:t>oOst</w:t>
+          </w:r>
+          <w:proofErr w:type="spellEnd"/>
+          <w:r>
+            <w:rPr>
+              <w:lang w:val="en-US"/>
+            </w:rPr>
+            <w:t>}}</w:t>
+          </w:r>
         </w:p>
       </w:tc>
       <w:tc>
@@ -5700,7 +4325,7 @@
       <w:tc>
         <w:tcPr>
           <w:tcW w:w="850" w:type="dxa"/>
-          <w:gridSpan w:val="4"/>
+          <w:gridSpan w:val="3"/>
           <w:tcBorders>
             <w:right w:val="single" w:sz="4" w:space="0" w:color="auto"/>
           </w:tcBorders>
@@ -5760,7 +4385,7 @@
       <w:tc>
         <w:tcPr>
           <w:tcW w:w="709" w:type="dxa"/>
-          <w:gridSpan w:val="3"/>
+          <w:gridSpan w:val="4"/>
           <w:tcBorders>
             <w:left w:val="single" w:sz="4" w:space="0" w:color="auto"/>
             <w:bottom w:val="single" w:sz="4" w:space="0" w:color="auto"/>
@@ -6121,7 +4746,7 @@
       <w:tc>
         <w:tcPr>
           <w:tcW w:w="850" w:type="dxa"/>
-          <w:gridSpan w:val="4"/>
+          <w:gridSpan w:val="3"/>
           <w:tcBorders>
             <w:right w:val="single" w:sz="4" w:space="0" w:color="auto"/>
           </w:tcBorders>
@@ -6159,7 +4784,7 @@
       <w:tc>
         <w:tcPr>
           <w:tcW w:w="709" w:type="dxa"/>
-          <w:gridSpan w:val="3"/>
+          <w:gridSpan w:val="4"/>
           <w:tcBorders>
             <w:top w:val="single" w:sz="4" w:space="0" w:color="auto"/>
             <w:left w:val="single" w:sz="4" w:space="0" w:color="auto"/>
@@ -7477,7 +6102,7 @@
 </file>
 
 <file path=customXml/itemProps1.xml><?xml version="1.0" encoding="utf-8"?>
-<ds:datastoreItem xmlns:ds="http://schemas.openxmlformats.org/officeDocument/2006/customXml" ds:itemID="{CED5FF9A-A65F-41A1-8374-9D2DB509BF72}">
+<ds:datastoreItem xmlns:ds="http://schemas.openxmlformats.org/officeDocument/2006/customXml" ds:itemID="{9FBB1778-4649-4D8E-9183-BB906BF0C532}">
   <ds:schemaRefs>
     <ds:schemaRef ds:uri="http://schemas.openxmlformats.org/officeDocument/2006/bibliography"/>
   </ds:schemaRefs>

--- a/src/main/resources/templates/RI.docx
+++ b/src/main/resources/templates/RI.docx
@@ -183,6 +183,8 @@
                 <w:szCs w:val="24"/>
               </w:rPr>
             </w:pPr>
+            <w:bookmarkStart w:id="0" w:name="_GoBack"/>
+            <w:bookmarkEnd w:id="0"/>
           </w:p>
         </w:tc>
       </w:tr>
@@ -996,8 +998,6 @@
                 <w:szCs w:val="24"/>
               </w:rPr>
             </w:pPr>
-            <w:bookmarkStart w:id="0" w:name="_GoBack"/>
-            <w:bookmarkEnd w:id="0"/>
           </w:p>
         </w:tc>
       </w:tr>
@@ -1821,7 +1821,29 @@
               <w:szCs w:val="20"/>
               <w:lang w:val="en-US"/>
             </w:rPr>
-            <w:t xml:space="preserve"> {{n}}</w:t>
+            <w:t xml:space="preserve"> {{</w:t>
+          </w:r>
+          <w:r>
+            <w:rPr>
+              <w:rFonts w:ascii="Arial" w:hAnsi="Arial" w:cs="Arial"/>
+              <w:b w:val="0"/>
+              <w:color w:val="auto"/>
+              <w:sz w:val="20"/>
+              <w:szCs w:val="20"/>
+              <w:lang w:val="en-US"/>
+            </w:rPr>
+            <w:t>p</w:t>
+          </w:r>
+          <w:r>
+            <w:rPr>
+              <w:rFonts w:ascii="Arial" w:hAnsi="Arial" w:cs="Arial"/>
+              <w:b w:val="0"/>
+              <w:color w:val="auto"/>
+              <w:sz w:val="20"/>
+              <w:szCs w:val="20"/>
+              <w:lang w:val="en-US"/>
+            </w:rPr>
+            <w:t>}}</w:t>
           </w:r>
         </w:p>
       </w:tc>
@@ -3162,7 +3184,29 @@
               <w:szCs w:val="20"/>
               <w:lang w:val="en-US"/>
             </w:rPr>
-            <w:t xml:space="preserve"> {{n}}</w:t>
+            <w:t xml:space="preserve"> {{</w:t>
+          </w:r>
+          <w:r>
+            <w:rPr>
+              <w:rFonts w:ascii="Arial" w:hAnsi="Arial" w:cs="Arial"/>
+              <w:b w:val="0"/>
+              <w:color w:val="auto"/>
+              <w:sz w:val="20"/>
+              <w:szCs w:val="20"/>
+              <w:lang w:val="en-US"/>
+            </w:rPr>
+            <w:t>p</w:t>
+          </w:r>
+          <w:r>
+            <w:rPr>
+              <w:rFonts w:ascii="Arial" w:hAnsi="Arial" w:cs="Arial"/>
+              <w:b w:val="0"/>
+              <w:color w:val="auto"/>
+              <w:sz w:val="20"/>
+              <w:szCs w:val="20"/>
+              <w:lang w:val="en-US"/>
+            </w:rPr>
+            <w:t>}}</w:t>
           </w:r>
         </w:p>
       </w:tc>
@@ -6102,7 +6146,7 @@
 </file>
 
 <file path=customXml/itemProps1.xml><?xml version="1.0" encoding="utf-8"?>
-<ds:datastoreItem xmlns:ds="http://schemas.openxmlformats.org/officeDocument/2006/customXml" ds:itemID="{9FBB1778-4649-4D8E-9183-BB906BF0C532}">
+<ds:datastoreItem xmlns:ds="http://schemas.openxmlformats.org/officeDocument/2006/customXml" ds:itemID="{DA25D4D5-C4B6-4C67-9637-2634ECAA414E}">
   <ds:schemaRefs>
     <ds:schemaRef ds:uri="http://schemas.openxmlformats.org/officeDocument/2006/bibliography"/>
   </ds:schemaRefs>

--- a/src/main/resources/templates/RI.docx
+++ b/src/main/resources/templates/RI.docx
@@ -17,15 +17,10 @@
         <w:tblLook w:val="04A0" w:firstRow="1" w:lastRow="0" w:firstColumn="1" w:lastColumn="0" w:noHBand="0" w:noVBand="1"/>
       </w:tblPr>
       <w:tblGrid>
-        <w:gridCol w:w="528"/>
-        <w:gridCol w:w="3338"/>
-        <w:gridCol w:w="1274"/>
-        <w:gridCol w:w="851"/>
-        <w:gridCol w:w="283"/>
-        <w:gridCol w:w="1063"/>
-        <w:gridCol w:w="197"/>
-        <w:gridCol w:w="937"/>
-        <w:gridCol w:w="7372"/>
+        <w:gridCol w:w="5140"/>
+        <w:gridCol w:w="1134"/>
+        <w:gridCol w:w="1260"/>
+        <w:gridCol w:w="8309"/>
       </w:tblGrid>
       <w:tr>
         <w:trPr>
@@ -34,7 +29,7 @@
         <w:tc>
           <w:tcPr>
             <w:tcW w:w="7534" w:type="dxa"/>
-            <w:gridSpan w:val="7"/>
+            <w:gridSpan w:val="3"/>
             <w:vAlign w:val="center"/>
           </w:tcPr>
           <w:p>
@@ -50,6 +45,8 @@
                 <w:szCs w:val="24"/>
               </w:rPr>
             </w:pPr>
+            <w:bookmarkStart w:id="0" w:name="_GoBack"/>
+            <w:bookmarkEnd w:id="0"/>
             <w:r>
               <w:rPr>
                 <w:rFonts w:ascii="Arial" w:hAnsi="Arial" w:cs="Arial"/>
@@ -65,7 +62,6 @@
         <w:tc>
           <w:tcPr>
             <w:tcW w:w="8309" w:type="dxa"/>
-            <w:gridSpan w:val="2"/>
             <w:vAlign w:val="center"/>
           </w:tcPr>
           <w:p>
@@ -102,7 +98,7 @@
         <w:tc>
           <w:tcPr>
             <w:tcW w:w="7534" w:type="dxa"/>
-            <w:gridSpan w:val="7"/>
+            <w:gridSpan w:val="3"/>
             <w:vAlign w:val="center"/>
           </w:tcPr>
           <w:p>
@@ -124,7 +120,6 @@
         <w:tc>
           <w:tcPr>
             <w:tcW w:w="8309" w:type="dxa"/>
-            <w:gridSpan w:val="2"/>
             <w:vMerge w:val="restart"/>
           </w:tcPr>
           <w:p>
@@ -183,8 +178,6 @@
                 <w:szCs w:val="24"/>
               </w:rPr>
             </w:pPr>
-            <w:bookmarkStart w:id="0" w:name="_GoBack"/>
-            <w:bookmarkEnd w:id="0"/>
           </w:p>
         </w:tc>
       </w:tr>
@@ -195,7 +188,7 @@
         <w:tc>
           <w:tcPr>
             <w:tcW w:w="7534" w:type="dxa"/>
-            <w:gridSpan w:val="7"/>
+            <w:gridSpan w:val="3"/>
             <w:vAlign w:val="center"/>
           </w:tcPr>
           <w:p>
@@ -215,7 +208,6 @@
         <w:tc>
           <w:tcPr>
             <w:tcW w:w="8309" w:type="dxa"/>
-            <w:gridSpan w:val="2"/>
             <w:vMerge/>
           </w:tcPr>
           <w:p>
@@ -241,7 +233,7 @@
         <w:tc>
           <w:tcPr>
             <w:tcW w:w="7534" w:type="dxa"/>
-            <w:gridSpan w:val="7"/>
+            <w:gridSpan w:val="3"/>
             <w:vAlign w:val="center"/>
           </w:tcPr>
           <w:p>
@@ -258,7 +250,6 @@
         <w:tc>
           <w:tcPr>
             <w:tcW w:w="8309" w:type="dxa"/>
-            <w:gridSpan w:val="2"/>
             <w:vMerge/>
           </w:tcPr>
           <w:p>
@@ -284,7 +275,7 @@
         <w:tc>
           <w:tcPr>
             <w:tcW w:w="7534" w:type="dxa"/>
-            <w:gridSpan w:val="7"/>
+            <w:gridSpan w:val="3"/>
             <w:vAlign w:val="center"/>
           </w:tcPr>
           <w:p>
@@ -302,7 +293,6 @@
         <w:tc>
           <w:tcPr>
             <w:tcW w:w="8309" w:type="dxa"/>
-            <w:gridSpan w:val="2"/>
             <w:vMerge/>
           </w:tcPr>
           <w:p>
@@ -328,7 +318,7 @@
         <w:tc>
           <w:tcPr>
             <w:tcW w:w="7534" w:type="dxa"/>
-            <w:gridSpan w:val="7"/>
+            <w:gridSpan w:val="3"/>
             <w:vAlign w:val="center"/>
           </w:tcPr>
           <w:p>
@@ -345,7 +335,6 @@
         <w:tc>
           <w:tcPr>
             <w:tcW w:w="8309" w:type="dxa"/>
-            <w:gridSpan w:val="2"/>
             <w:vMerge/>
           </w:tcPr>
           <w:p>
@@ -371,7 +360,7 @@
         <w:tc>
           <w:tcPr>
             <w:tcW w:w="7534" w:type="dxa"/>
-            <w:gridSpan w:val="7"/>
+            <w:gridSpan w:val="3"/>
             <w:vAlign w:val="center"/>
           </w:tcPr>
           <w:p>
@@ -388,7 +377,6 @@
         <w:tc>
           <w:tcPr>
             <w:tcW w:w="8309" w:type="dxa"/>
-            <w:gridSpan w:val="2"/>
             <w:vMerge/>
           </w:tcPr>
           <w:p>
@@ -414,7 +402,7 @@
         <w:tc>
           <w:tcPr>
             <w:tcW w:w="7534" w:type="dxa"/>
-            <w:gridSpan w:val="7"/>
+            <w:gridSpan w:val="3"/>
             <w:vAlign w:val="center"/>
           </w:tcPr>
           <w:p>
@@ -432,7 +420,6 @@
         <w:tc>
           <w:tcPr>
             <w:tcW w:w="8309" w:type="dxa"/>
-            <w:gridSpan w:val="2"/>
             <w:vMerge/>
           </w:tcPr>
           <w:p>
@@ -458,7 +445,7 @@
         <w:tc>
           <w:tcPr>
             <w:tcW w:w="7534" w:type="dxa"/>
-            <w:gridSpan w:val="7"/>
+            <w:gridSpan w:val="3"/>
             <w:vAlign w:val="center"/>
           </w:tcPr>
           <w:p>
@@ -478,7 +465,6 @@
         <w:tc>
           <w:tcPr>
             <w:tcW w:w="8309" w:type="dxa"/>
-            <w:gridSpan w:val="2"/>
             <w:vMerge/>
           </w:tcPr>
           <w:p>
@@ -505,7 +491,7 @@
         <w:tc>
           <w:tcPr>
             <w:tcW w:w="7534" w:type="dxa"/>
-            <w:gridSpan w:val="7"/>
+            <w:gridSpan w:val="3"/>
             <w:vAlign w:val="center"/>
           </w:tcPr>
           <w:p>
@@ -523,7 +509,6 @@
         <w:tc>
           <w:tcPr>
             <w:tcW w:w="8309" w:type="dxa"/>
-            <w:gridSpan w:val="2"/>
             <w:vMerge/>
           </w:tcPr>
           <w:p>
@@ -549,7 +534,7 @@
         <w:tc>
           <w:tcPr>
             <w:tcW w:w="7534" w:type="dxa"/>
-            <w:gridSpan w:val="7"/>
+            <w:gridSpan w:val="3"/>
             <w:vAlign w:val="center"/>
           </w:tcPr>
           <w:p>
@@ -568,7 +553,6 @@
         <w:tc>
           <w:tcPr>
             <w:tcW w:w="8309" w:type="dxa"/>
-            <w:gridSpan w:val="2"/>
             <w:vMerge/>
           </w:tcPr>
           <w:p>
@@ -594,7 +578,6 @@
         <w:tc>
           <w:tcPr>
             <w:tcW w:w="5140" w:type="dxa"/>
-            <w:gridSpan w:val="3"/>
             <w:vAlign w:val="center"/>
           </w:tcPr>
           <w:p>
@@ -620,7 +603,6 @@
         <w:tc>
           <w:tcPr>
             <w:tcW w:w="1134" w:type="dxa"/>
-            <w:gridSpan w:val="2"/>
             <w:vAlign w:val="center"/>
           </w:tcPr>
           <w:p>
@@ -646,7 +628,6 @@
         <w:tc>
           <w:tcPr>
             <w:tcW w:w="1260" w:type="dxa"/>
-            <w:gridSpan w:val="2"/>
             <w:vAlign w:val="center"/>
           </w:tcPr>
           <w:p>
@@ -672,7 +653,6 @@
         <w:tc>
           <w:tcPr>
             <w:tcW w:w="8309" w:type="dxa"/>
-            <w:gridSpan w:val="2"/>
             <w:vMerge/>
           </w:tcPr>
           <w:p>
@@ -695,7 +675,6 @@
         <w:tc>
           <w:tcPr>
             <w:tcW w:w="5140" w:type="dxa"/>
-            <w:gridSpan w:val="3"/>
             <w:vAlign w:val="center"/>
           </w:tcPr>
           <w:p>
@@ -712,7 +691,6 @@
         <w:tc>
           <w:tcPr>
             <w:tcW w:w="1134" w:type="dxa"/>
-            <w:gridSpan w:val="2"/>
             <w:vAlign w:val="center"/>
           </w:tcPr>
           <w:p>
@@ -730,7 +708,6 @@
         <w:tc>
           <w:tcPr>
             <w:tcW w:w="1260" w:type="dxa"/>
-            <w:gridSpan w:val="2"/>
             <w:vAlign w:val="center"/>
           </w:tcPr>
           <w:p>
@@ -748,7 +725,6 @@
         <w:tc>
           <w:tcPr>
             <w:tcW w:w="8309" w:type="dxa"/>
-            <w:gridSpan w:val="2"/>
             <w:vMerge/>
           </w:tcPr>
           <w:p>
@@ -764,17 +740,101 @@
         </w:tc>
       </w:tr>
       <w:tr>
+        <w:trPr>
+          <w:trHeight w:val="414"/>
+        </w:trPr>
         <w:tc>
           <w:tcPr>
-            <w:tcW w:w="3866" w:type="dxa"/>
-            <w:gridSpan w:val="2"/>
+            <w:tcW w:w="5140" w:type="dxa"/>
+            <w:vAlign w:val="center"/>
+          </w:tcPr>
+          <w:p>
+            <w:pPr>
+              <w:spacing w:after="0"/>
+              <w:rPr>
+                <w:rFonts w:ascii="Arial" w:hAnsi="Arial" w:cs="Arial"/>
+                <w:sz w:val="24"/>
+                <w:szCs w:val="24"/>
+              </w:rPr>
+            </w:pPr>
+          </w:p>
+        </w:tc>
+        <w:tc>
+          <w:tcPr>
+            <w:tcW w:w="1134" w:type="dxa"/>
+            <w:vAlign w:val="center"/>
+          </w:tcPr>
+          <w:p>
+            <w:pPr>
+              <w:spacing w:after="0"/>
+              <w:jc w:val="center"/>
+              <w:rPr>
+                <w:rFonts w:ascii="Arial" w:hAnsi="Arial" w:cs="Arial"/>
+                <w:sz w:val="24"/>
+                <w:szCs w:val="24"/>
+              </w:rPr>
+            </w:pPr>
+          </w:p>
+        </w:tc>
+        <w:tc>
+          <w:tcPr>
+            <w:tcW w:w="1260" w:type="dxa"/>
+            <w:vAlign w:val="center"/>
+          </w:tcPr>
+          <w:p>
+            <w:pPr>
+              <w:spacing w:after="0"/>
+              <w:jc w:val="center"/>
+              <w:rPr>
+                <w:rFonts w:ascii="Arial" w:hAnsi="Arial" w:cs="Arial"/>
+                <w:sz w:val="24"/>
+                <w:szCs w:val="24"/>
+              </w:rPr>
+            </w:pPr>
+          </w:p>
+        </w:tc>
+        <w:tc>
+          <w:tcPr>
+            <w:tcW w:w="8309" w:type="dxa"/>
+          </w:tcPr>
+          <w:p>
+            <w:pPr>
+              <w:rPr>
+                <w:rFonts w:ascii="Arial" w:hAnsi="Arial" w:cs="Arial"/>
+                <w:b/>
+                <w:sz w:val="24"/>
+                <w:szCs w:val="24"/>
+              </w:rPr>
+            </w:pPr>
+          </w:p>
+        </w:tc>
+      </w:tr>
+    </w:tbl>
+    <w:tbl>
+      <w:tblPr>
+        <w:tblStyle w:val="a7"/>
+        <w:tblpPr w:leftFromText="180" w:rightFromText="180" w:vertAnchor="text" w:horzAnchor="margin" w:tblpX="-28" w:tblpY="57"/>
+        <w:tblW w:w="15905" w:type="dxa"/>
+        <w:tblLook w:val="04A0" w:firstRow="1" w:lastRow="0" w:firstColumn="1" w:lastColumn="0" w:noHBand="0" w:noVBand="1"/>
+      </w:tblPr>
+      <w:tblGrid>
+        <w:gridCol w:w="3936"/>
+        <w:gridCol w:w="4819"/>
+        <w:gridCol w:w="7150"/>
+      </w:tblGrid>
+      <w:tr>
+        <w:trPr>
+          <w:trHeight w:val="302"/>
+        </w:trPr>
+        <w:tc>
+          <w:tcPr>
+            <w:tcW w:w="3936" w:type="dxa"/>
             <w:vAlign w:val="center"/>
           </w:tcPr>
           <w:p>
             <w:pPr>
               <w:pStyle w:val="1"/>
               <w:spacing w:before="0" w:line="240" w:lineRule="auto"/>
-              <w:jc w:val="center"/>
               <w:rPr>
                 <w:rFonts w:ascii="Arial" w:hAnsi="Arial" w:cs="Arial"/>
                 <w:b w:val="0"/>
@@ -798,97 +858,43 @@
         </w:tc>
         <w:tc>
           <w:tcPr>
-            <w:tcW w:w="2125" w:type="dxa"/>
-            <w:gridSpan w:val="2"/>
-            <w:tcBorders>
-              <w:right w:val="nil"/>
-            </w:tcBorders>
-            <w:vAlign w:val="center"/>
+            <w:tcW w:w="4819" w:type="dxa"/>
           </w:tcPr>
-          <w:p>
-            <w:pPr>
-              <w:pStyle w:val="1"/>
-              <w:spacing w:before="0" w:line="240" w:lineRule="auto"/>
-              <w:rPr>
-                <w:rFonts w:ascii="Arial" w:hAnsi="Arial" w:cs="Arial"/>
-                <w:b w:val="0"/>
-                <w:color w:val="auto"/>
-                <w:sz w:val="20"/>
-                <w:szCs w:val="20"/>
-              </w:rPr>
-            </w:pPr>
-          </w:p>
+          <w:p/>
         </w:tc>
         <w:tc>
           <w:tcPr>
-            <w:tcW w:w="2480" w:type="dxa"/>
-            <w:gridSpan w:val="4"/>
-            <w:tcBorders>
-              <w:left w:val="nil"/>
-            </w:tcBorders>
-            <w:vAlign w:val="center"/>
+            <w:tcW w:w="7150" w:type="dxa"/>
           </w:tcPr>
-          <w:p>
-            <w:pPr>
-              <w:pStyle w:val="1"/>
-              <w:spacing w:before="0" w:line="240" w:lineRule="auto"/>
-              <w:rPr>
-                <w:rFonts w:ascii="Arial" w:hAnsi="Arial" w:cs="Arial"/>
-                <w:b w:val="0"/>
-                <w:color w:val="auto"/>
-                <w:sz w:val="20"/>
-                <w:szCs w:val="20"/>
-              </w:rPr>
-            </w:pPr>
-          </w:p>
-        </w:tc>
-        <w:tc>
-          <w:tcPr>
-            <w:tcW w:w="7372" w:type="dxa"/>
-          </w:tcPr>
-          <w:p>
-            <w:pPr>
-              <w:pStyle w:val="1"/>
-              <w:spacing w:before="0" w:line="240" w:lineRule="auto"/>
-              <w:rPr>
-                <w:rFonts w:ascii="Arial" w:hAnsi="Arial" w:cs="Arial"/>
-                <w:b w:val="0"/>
-                <w:color w:val="auto"/>
-                <w:sz w:val="20"/>
-                <w:szCs w:val="20"/>
-              </w:rPr>
-            </w:pPr>
-          </w:p>
+          <w:p/>
         </w:tc>
       </w:tr>
+    </w:tbl>
+    <w:tbl>
+      <w:tblPr>
+        <w:tblStyle w:val="a7"/>
+        <w:tblW w:w="15877" w:type="dxa"/>
+        <w:tblInd w:w="-34" w:type="dxa"/>
+        <w:tblLook w:val="04A0" w:firstRow="1" w:lastRow="0" w:firstColumn="1" w:lastColumn="0" w:noHBand="0" w:noVBand="1"/>
+      </w:tblPr>
+      <w:tblGrid>
+        <w:gridCol w:w="709"/>
+        <w:gridCol w:w="6379"/>
+        <w:gridCol w:w="1701"/>
+        <w:gridCol w:w="7088"/>
+      </w:tblGrid>
       <w:tr>
         <w:trPr>
-          <w:trHeight w:val="617"/>
+          <w:trHeight w:val="636"/>
         </w:trPr>
         <w:tc>
           <w:tcPr>
-            <w:tcW w:w="528" w:type="dxa"/>
-            <w:vAlign w:val="center"/>
+            <w:tcW w:w="709" w:type="dxa"/>
           </w:tcPr>
           <w:p>
-            <w:pPr>
-              <w:pStyle w:val="1"/>
-              <w:spacing w:before="0" w:line="240" w:lineRule="auto"/>
-              <w:ind w:left="-85" w:right="-108"/>
-              <w:jc w:val="center"/>
-              <w:rPr>
-                <w:rFonts w:ascii="Arial" w:hAnsi="Arial" w:cs="Arial"/>
-                <w:b w:val="0"/>
-                <w:color w:val="auto"/>
-                <w:sz w:val="21"/>
-                <w:szCs w:val="21"/>
-              </w:rPr>
-            </w:pPr>
             <w:r>
               <w:rPr>
                 <w:rFonts w:ascii="Arial" w:hAnsi="Arial" w:cs="Arial"/>
-                <w:b w:val="0"/>
-                <w:color w:val="auto"/>
                 <w:sz w:val="21"/>
                 <w:szCs w:val="21"/>
               </w:rPr>
@@ -898,30 +904,16 @@
         </w:tc>
         <w:tc>
           <w:tcPr>
-            <w:tcW w:w="6809" w:type="dxa"/>
-            <w:gridSpan w:val="5"/>
+            <w:tcW w:w="6379" w:type="dxa"/>
             <w:vAlign w:val="center"/>
           </w:tcPr>
           <w:p>
             <w:pPr>
-              <w:pStyle w:val="1"/>
-              <w:spacing w:before="0" w:line="240" w:lineRule="auto"/>
               <w:jc w:val="center"/>
-              <w:rPr>
-                <w:rFonts w:ascii="Arial" w:hAnsi="Arial" w:cs="Arial"/>
-                <w:b w:val="0"/>
-                <w:color w:val="auto"/>
-                <w:sz w:val="22"/>
-                <w:szCs w:val="22"/>
-              </w:rPr>
             </w:pPr>
             <w:r>
               <w:rPr>
                 <w:rFonts w:ascii="Arial" w:hAnsi="Arial" w:cs="Arial"/>
-                <w:b w:val="0"/>
-                <w:color w:val="auto"/>
-                <w:sz w:val="22"/>
-                <w:szCs w:val="22"/>
               </w:rPr>
               <w:t>Описание операции</w:t>
             </w:r>
@@ -929,8 +921,7 @@
         </w:tc>
         <w:tc>
           <w:tcPr>
-            <w:tcW w:w="1134" w:type="dxa"/>
-            <w:gridSpan w:val="2"/>
+            <w:tcW w:w="1701" w:type="dxa"/>
             <w:vAlign w:val="center"/>
           </w:tcPr>
           <w:p>
@@ -961,7 +952,7 @@
         </w:tc>
         <w:tc>
           <w:tcPr>
-            <w:tcW w:w="7372" w:type="dxa"/>
+            <w:tcW w:w="7088" w:type="dxa"/>
             <w:vAlign w:val="center"/>
           </w:tcPr>
           <w:p>
@@ -988,17 +979,6 @@
               <w:t>Рисунок</w:t>
             </w:r>
           </w:p>
-          <w:p>
-            <w:pPr>
-              <w:spacing w:after="0"/>
-              <w:rPr>
-                <w:rFonts w:ascii="Arial" w:hAnsi="Arial" w:cs="Arial"/>
-                <w:b/>
-                <w:sz w:val="24"/>
-                <w:szCs w:val="24"/>
-              </w:rPr>
-            </w:pPr>
-          </w:p>
         </w:tc>
       </w:tr>
     </w:tbl>
@@ -1011,14 +991,6 @@
           <w:szCs w:val="24"/>
         </w:rPr>
       </w:pPr>
-      <w:r>
-        <w:rPr>
-          <w:b/>
-          <w:sz w:val="24"/>
-          <w:szCs w:val="24"/>
-        </w:rPr>
-        <w:t xml:space="preserve"> </w:t>
-      </w:r>
     </w:p>
     <w:sectPr>
       <w:headerReference w:type="default" r:id="rId8"/>
@@ -6146,7 +6118,7 @@
 </file>
 
 <file path=customXml/itemProps1.xml><?xml version="1.0" encoding="utf-8"?>
-<ds:datastoreItem xmlns:ds="http://schemas.openxmlformats.org/officeDocument/2006/customXml" ds:itemID="{DA25D4D5-C4B6-4C67-9637-2634ECAA414E}">
+<ds:datastoreItem xmlns:ds="http://schemas.openxmlformats.org/officeDocument/2006/customXml" ds:itemID="{D9CB838B-BF8F-482D-8BA7-9DE7DF830692}">
   <ds:schemaRefs>
     <ds:schemaRef ds:uri="http://schemas.openxmlformats.org/officeDocument/2006/bibliography"/>
   </ds:schemaRefs>

--- a/src/main/resources/templates/RI.docx
+++ b/src/main/resources/templates/RI.docx
@@ -34,27 +34,13 @@
           </w:tcPr>
           <w:p>
             <w:pPr>
-              <w:pStyle w:val="1"/>
-              <w:spacing w:before="0" w:line="240" w:lineRule="auto"/>
-              <w:jc w:val="center"/>
               <w:rPr>
-                <w:rFonts w:ascii="Arial" w:hAnsi="Arial" w:cs="Arial"/>
-                <w:b w:val="0"/>
-                <w:color w:val="auto"/>
-                <w:sz w:val="24"/>
-                <w:szCs w:val="24"/>
+                <w:b/>
               </w:rPr>
             </w:pPr>
             <w:bookmarkStart w:id="0" w:name="_GoBack"/>
             <w:bookmarkEnd w:id="0"/>
             <w:r>
-              <w:rPr>
-                <w:rFonts w:ascii="Arial" w:hAnsi="Arial" w:cs="Arial"/>
-                <w:b w:val="0"/>
-                <w:color w:val="auto"/>
-                <w:sz w:val="24"/>
-                <w:szCs w:val="24"/>
-              </w:rPr>
               <w:t>Материалы, детали (наименование и обозначение)</w:t>
             </w:r>
           </w:p>
@@ -67,7 +53,7 @@
           <w:p>
             <w:pPr>
               <w:pStyle w:val="1"/>
-              <w:spacing w:before="0" w:line="240" w:lineRule="auto"/>
+              <w:spacing w:before="0"/>
               <w:ind w:left="-107" w:right="-109"/>
               <w:jc w:val="center"/>
               <w:rPr>
@@ -104,7 +90,7 @@
           <w:p>
             <w:pPr>
               <w:pStyle w:val="1"/>
-              <w:spacing w:before="0" w:line="240" w:lineRule="auto"/>
+              <w:spacing w:before="0"/>
               <w:ind w:right="-85"/>
               <w:rPr>
                 <w:rFonts w:ascii="Arial" w:hAnsi="Arial" w:cs="Arial"/>
@@ -125,7 +111,7 @@
           <w:p>
             <w:pPr>
               <w:pStyle w:val="1"/>
-              <w:spacing w:before="0" w:line="240" w:lineRule="auto"/>
+              <w:spacing w:before="0"/>
               <w:ind w:left="-107" w:right="-109"/>
               <w:jc w:val="center"/>
               <w:rPr>
@@ -139,7 +125,7 @@
           <w:p>
             <w:pPr>
               <w:pStyle w:val="1"/>
-              <w:spacing w:before="0" w:line="240" w:lineRule="auto"/>
+              <w:spacing w:before="0"/>
               <w:ind w:left="-107" w:right="-109"/>
               <w:jc w:val="center"/>
               <w:rPr>
@@ -153,7 +139,7 @@
           <w:p>
             <w:pPr>
               <w:pStyle w:val="1"/>
-              <w:spacing w:before="0" w:line="240" w:lineRule="auto"/>
+              <w:spacing w:before="0"/>
               <w:ind w:left="-107" w:right="-109"/>
               <w:jc w:val="center"/>
               <w:rPr>
@@ -167,7 +153,7 @@
           <w:p>
             <w:pPr>
               <w:pStyle w:val="1"/>
-              <w:spacing w:before="0" w:line="240" w:lineRule="auto"/>
+              <w:spacing w:before="0"/>
               <w:ind w:left="-107" w:right="-109"/>
               <w:jc w:val="center"/>
               <w:rPr>
@@ -194,7 +180,7 @@
           <w:p>
             <w:pPr>
               <w:pStyle w:val="1"/>
-              <w:spacing w:before="0" w:line="240" w:lineRule="auto"/>
+              <w:spacing w:before="0"/>
               <w:rPr>
                 <w:rFonts w:ascii="Arial" w:hAnsi="Arial" w:cs="Arial"/>
                 <w:b w:val="0"/>
@@ -213,7 +199,7 @@
           <w:p>
             <w:pPr>
               <w:pStyle w:val="1"/>
-              <w:spacing w:before="0" w:line="240" w:lineRule="auto"/>
+              <w:spacing w:before="0"/>
               <w:ind w:left="-107" w:right="-109"/>
               <w:rPr>
                 <w:rFonts w:ascii="Arial" w:hAnsi="Arial" w:cs="Arial"/>
@@ -255,7 +241,7 @@
           <w:p>
             <w:pPr>
               <w:pStyle w:val="1"/>
-              <w:spacing w:before="0" w:line="240" w:lineRule="auto"/>
+              <w:spacing w:before="0"/>
               <w:ind w:left="-107" w:right="-109"/>
               <w:rPr>
                 <w:rFonts w:ascii="Arial" w:hAnsi="Arial" w:cs="Arial"/>
@@ -298,7 +284,7 @@
           <w:p>
             <w:pPr>
               <w:pStyle w:val="1"/>
-              <w:spacing w:before="0" w:line="240" w:lineRule="auto"/>
+              <w:spacing w:before="0"/>
               <w:ind w:left="-107" w:right="-109"/>
               <w:rPr>
                 <w:rFonts w:ascii="Arial" w:hAnsi="Arial" w:cs="Arial"/>
@@ -340,7 +326,7 @@
           <w:p>
             <w:pPr>
               <w:pStyle w:val="1"/>
-              <w:spacing w:before="0" w:line="240" w:lineRule="auto"/>
+              <w:spacing w:before="0"/>
               <w:ind w:left="-107" w:right="-109"/>
               <w:rPr>
                 <w:rFonts w:ascii="Arial" w:hAnsi="Arial" w:cs="Arial"/>
@@ -382,7 +368,7 @@
           <w:p>
             <w:pPr>
               <w:pStyle w:val="1"/>
-              <w:spacing w:before="0" w:line="240" w:lineRule="auto"/>
+              <w:spacing w:before="0"/>
               <w:ind w:left="-107" w:right="-109"/>
               <w:rPr>
                 <w:rFonts w:ascii="Arial" w:hAnsi="Arial" w:cs="Arial"/>
@@ -425,7 +411,7 @@
           <w:p>
             <w:pPr>
               <w:pStyle w:val="1"/>
-              <w:spacing w:before="0" w:line="240" w:lineRule="auto"/>
+              <w:spacing w:before="0"/>
               <w:ind w:left="-107" w:right="-109"/>
               <w:rPr>
                 <w:rFonts w:ascii="Arial" w:hAnsi="Arial" w:cs="Arial"/>
@@ -470,7 +456,7 @@
           <w:p>
             <w:pPr>
               <w:pStyle w:val="1"/>
-              <w:spacing w:before="0" w:line="240" w:lineRule="auto"/>
+              <w:spacing w:before="0"/>
               <w:ind w:left="-107" w:right="-109"/>
               <w:rPr>
                 <w:rFonts w:ascii="Arial" w:hAnsi="Arial" w:cs="Arial"/>
@@ -514,7 +500,7 @@
           <w:p>
             <w:pPr>
               <w:pStyle w:val="1"/>
-              <w:spacing w:before="0" w:line="240" w:lineRule="auto"/>
+              <w:spacing w:before="0"/>
               <w:ind w:left="-107" w:right="-109"/>
               <w:rPr>
                 <w:rFonts w:ascii="Arial" w:hAnsi="Arial" w:cs="Arial"/>
@@ -558,7 +544,7 @@
           <w:p>
             <w:pPr>
               <w:pStyle w:val="1"/>
-              <w:spacing w:before="0" w:line="240" w:lineRule="auto"/>
+              <w:spacing w:before="0"/>
               <w:ind w:left="-107" w:right="-109"/>
               <w:rPr>
                 <w:rFonts w:ascii="Arial" w:hAnsi="Arial" w:cs="Arial"/>
@@ -582,7 +568,6 @@
           </w:tcPr>
           <w:p>
             <w:pPr>
-              <w:spacing w:after="0" w:line="240" w:lineRule="auto"/>
               <w:jc w:val="center"/>
               <w:rPr>
                 <w:rFonts w:ascii="Arial" w:hAnsi="Arial" w:cs="Arial"/>
@@ -607,7 +592,6 @@
           </w:tcPr>
           <w:p>
             <w:pPr>
-              <w:spacing w:after="0" w:line="240" w:lineRule="auto"/>
               <w:jc w:val="center"/>
               <w:rPr>
                 <w:rFonts w:ascii="Arial" w:hAnsi="Arial" w:cs="Arial"/>
@@ -632,7 +616,6 @@
           </w:tcPr>
           <w:p>
             <w:pPr>
-              <w:spacing w:after="0" w:line="240" w:lineRule="auto"/>
               <w:jc w:val="center"/>
               <w:rPr>
                 <w:rFonts w:ascii="Arial" w:hAnsi="Arial" w:cs="Arial"/>
@@ -657,7 +640,6 @@
           </w:tcPr>
           <w:p>
             <w:pPr>
-              <w:spacing w:line="240" w:lineRule="auto"/>
               <w:rPr>
                 <w:rFonts w:ascii="Arial" w:hAnsi="Arial" w:cs="Arial"/>
                 <w:b/>
@@ -679,7 +661,6 @@
           </w:tcPr>
           <w:p>
             <w:pPr>
-              <w:spacing w:after="0"/>
               <w:rPr>
                 <w:rFonts w:ascii="Arial" w:hAnsi="Arial" w:cs="Arial"/>
                 <w:sz w:val="24"/>
@@ -695,7 +676,6 @@
           </w:tcPr>
           <w:p>
             <w:pPr>
-              <w:spacing w:after="0"/>
               <w:jc w:val="center"/>
               <w:rPr>
                 <w:rFonts w:ascii="Arial" w:hAnsi="Arial" w:cs="Arial"/>
@@ -712,7 +692,6 @@
           </w:tcPr>
           <w:p>
             <w:pPr>
-              <w:spacing w:after="0"/>
               <w:jc w:val="center"/>
               <w:rPr>
                 <w:rFonts w:ascii="Arial" w:hAnsi="Arial" w:cs="Arial"/>
@@ -750,7 +729,6 @@
           </w:tcPr>
           <w:p>
             <w:pPr>
-              <w:spacing w:after="0"/>
               <w:rPr>
                 <w:rFonts w:ascii="Arial" w:hAnsi="Arial" w:cs="Arial"/>
                 <w:sz w:val="24"/>
@@ -766,7 +744,6 @@
           </w:tcPr>
           <w:p>
             <w:pPr>
-              <w:spacing w:after="0"/>
               <w:jc w:val="center"/>
               <w:rPr>
                 <w:rFonts w:ascii="Arial" w:hAnsi="Arial" w:cs="Arial"/>
@@ -783,7 +760,6 @@
           </w:tcPr>
           <w:p>
             <w:pPr>
-              <w:spacing w:after="0"/>
               <w:jc w:val="center"/>
               <w:rPr>
                 <w:rFonts w:ascii="Arial" w:hAnsi="Arial" w:cs="Arial"/>
@@ -834,7 +810,7 @@
           <w:p>
             <w:pPr>
               <w:pStyle w:val="1"/>
-              <w:spacing w:before="0" w:line="240" w:lineRule="auto"/>
+              <w:spacing w:before="0"/>
               <w:rPr>
                 <w:rFonts w:ascii="Arial" w:hAnsi="Arial" w:cs="Arial"/>
                 <w:b w:val="0"/>
@@ -851,7 +827,6 @@
                 <w:sz w:val="22"/>
                 <w:szCs w:val="22"/>
               </w:rPr>
-              <w:lastRenderedPageBreak/>
               <w:t>Средства индивидуальной защиты</w:t>
             </w:r>
           </w:p>
@@ -898,6 +873,7 @@
                 <w:sz w:val="21"/>
                 <w:szCs w:val="21"/>
               </w:rPr>
+              <w:lastRenderedPageBreak/>
               <w:t>№ п/п</w:t>
             </w:r>
           </w:p>
@@ -927,7 +903,7 @@
           <w:p>
             <w:pPr>
               <w:pStyle w:val="1"/>
-              <w:spacing w:before="0" w:line="240" w:lineRule="auto"/>
+              <w:spacing w:before="0"/>
               <w:ind w:left="-108" w:right="-113"/>
               <w:jc w:val="center"/>
               <w:rPr>
@@ -958,7 +934,7 @@
           <w:p>
             <w:pPr>
               <w:pStyle w:val="1"/>
-              <w:spacing w:before="0" w:line="240" w:lineRule="auto"/>
+              <w:spacing w:before="0"/>
               <w:jc w:val="center"/>
               <w:rPr>
                 <w:rFonts w:ascii="Arial" w:hAnsi="Arial" w:cs="Arial"/>
@@ -984,7 +960,6 @@
     </w:tbl>
     <w:p>
       <w:pPr>
-        <w:spacing w:after="0"/>
         <w:rPr>
           <w:b/>
           <w:sz w:val="24"/>
@@ -1009,9 +984,6 @@
 <w:endnotes xmlns:wpc="http://schemas.microsoft.com/office/word/2010/wordprocessingCanvas" xmlns:cx="http://schemas.microsoft.com/office/drawing/2014/chartex" xmlns:cx1="http://schemas.microsoft.com/office/drawing/2015/9/8/chartex" xmlns:cx2="http://schemas.microsoft.com/office/drawing/2015/10/21/chartex" xmlns:cx3="http://schemas.microsoft.com/office/drawing/2016/5/9/chartex" xmlns:cx4="http://schemas.microsoft.com/office/drawing/2016/5/10/chartex" xmlns:cx5="http://schemas.microsoft.com/office/drawing/2016/5/11/chartex" xmlns:cx6="http://schemas.microsoft.com/office/drawing/2016/5/12/chartex" xmlns:cx7="http://schemas.microsoft.com/office/drawing/2016/5/13/chartex" xmlns:cx8="http://schemas.microsoft.com/office/drawing/2016/5/14/chartex" xmlns:mc="http://schemas.openxmlformats.org/markup-compatibility/2006" xmlns:aink="http://schemas.microsoft.com/office/drawing/2016/ink" xmlns:am3d="http://schemas.microsoft.com/office/drawing/2017/model3d" xmlns:o="urn:schemas-microsoft-com:office:office" xmlns:r="http://schemas.openxmlformats.org/officeDocument/2006/relationships" xmlns:m="http://schemas.openxmlformats.org/officeDocument/2006/math" xmlns:v="urn:schemas-microsoft-com:vml" xmlns:wp14="http://schemas.microsoft.com/office/word/2010/wordprocessingDrawing" xmlns:wp="http://schemas.openxmlformats.org/drawingml/2006/wordprocessingDrawing" xmlns:w10="urn:schemas-microsoft-com:office:word" xmlns:w="http://schemas.openxmlformats.org/wordprocessingml/2006/main" xmlns:w14="http://schemas.microsoft.com/office/word/2010/wordml" xmlns:w15="http://schemas.microsoft.com/office/word/2012/wordml" xmlns:w16cid="http://schemas.microsoft.com/office/word/2016/wordml/cid" xmlns:w16se="http://schemas.microsoft.com/office/word/2015/wordml/symex" xmlns:wpg="http://schemas.microsoft.com/office/word/2010/wordprocessingGroup" xmlns:wpi="http://schemas.microsoft.com/office/word/2010/wordprocessingInk" xmlns:wne="http://schemas.microsoft.com/office/word/2006/wordml" xmlns:wps="http://schemas.microsoft.com/office/word/2010/wordprocessingShape" mc:Ignorable="w14 w15 w16se w16cid wp14">
   <w:endnote w:type="separator" w:id="-1">
     <w:p>
-      <w:pPr>
-        <w:spacing w:after="0" w:line="240" w:lineRule="auto"/>
-      </w:pPr>
       <w:r>
         <w:separator/>
       </w:r>
@@ -1019,9 +991,6 @@
   </w:endnote>
   <w:endnote w:type="continuationSeparator" w:id="0">
     <w:p>
-      <w:pPr>
-        <w:spacing w:after="0" w:line="240" w:lineRule="auto"/>
-      </w:pPr>
       <w:r>
         <w:continuationSeparator/>
       </w:r>
@@ -1034,9 +1003,6 @@
 <w:footnotes xmlns:wpc="http://schemas.microsoft.com/office/word/2010/wordprocessingCanvas" xmlns:cx="http://schemas.microsoft.com/office/drawing/2014/chartex" xmlns:cx1="http://schemas.microsoft.com/office/drawing/2015/9/8/chartex" xmlns:cx2="http://schemas.microsoft.com/office/drawing/2015/10/21/chartex" xmlns:cx3="http://schemas.microsoft.com/office/drawing/2016/5/9/chartex" xmlns:cx4="http://schemas.microsoft.com/office/drawing/2016/5/10/chartex" xmlns:cx5="http://schemas.microsoft.com/office/drawing/2016/5/11/chartex" xmlns:cx6="http://schemas.microsoft.com/office/drawing/2016/5/12/chartex" xmlns:cx7="http://schemas.microsoft.com/office/drawing/2016/5/13/chartex" xmlns:cx8="http://schemas.microsoft.com/office/drawing/2016/5/14/chartex" xmlns:mc="http://schemas.openxmlformats.org/markup-compatibility/2006" xmlns:aink="http://schemas.microsoft.com/office/drawing/2016/ink" xmlns:am3d="http://schemas.microsoft.com/office/drawing/2017/model3d" xmlns:o="urn:schemas-microsoft-com:office:office" xmlns:r="http://schemas.openxmlformats.org/officeDocument/2006/relationships" xmlns:m="http://schemas.openxmlformats.org/officeDocument/2006/math" xmlns:v="urn:schemas-microsoft-com:vml" xmlns:wp14="http://schemas.microsoft.com/office/word/2010/wordprocessingDrawing" xmlns:wp="http://schemas.openxmlformats.org/drawingml/2006/wordprocessingDrawing" xmlns:w10="urn:schemas-microsoft-com:office:word" xmlns:w="http://schemas.openxmlformats.org/wordprocessingml/2006/main" xmlns:w14="http://schemas.microsoft.com/office/word/2010/wordml" xmlns:w15="http://schemas.microsoft.com/office/word/2012/wordml" xmlns:w16cid="http://schemas.microsoft.com/office/word/2016/wordml/cid" xmlns:w16se="http://schemas.microsoft.com/office/word/2015/wordml/symex" xmlns:wpg="http://schemas.microsoft.com/office/word/2010/wordprocessingGroup" xmlns:wpi="http://schemas.microsoft.com/office/word/2010/wordprocessingInk" xmlns:wne="http://schemas.microsoft.com/office/word/2006/wordml" xmlns:wps="http://schemas.microsoft.com/office/word/2010/wordprocessingShape" mc:Ignorable="w14 w15 w16se w16cid wp14">
   <w:footnote w:type="separator" w:id="-1">
     <w:p>
-      <w:pPr>
-        <w:spacing w:after="0" w:line="240" w:lineRule="auto"/>
-      </w:pPr>
       <w:r>
         <w:separator/>
       </w:r>
@@ -1044,9 +1010,6 @@
   </w:footnote>
   <w:footnote w:type="continuationSeparator" w:id="0">
     <w:p>
-      <w:pPr>
-        <w:spacing w:after="0" w:line="240" w:lineRule="auto"/>
-      </w:pPr>
       <w:r>
         <w:continuationSeparator/>
       </w:r>
@@ -1497,7 +1460,7 @@
         <w:p>
           <w:pPr>
             <w:pStyle w:val="1"/>
-            <w:spacing w:before="0" w:line="240" w:lineRule="auto"/>
+            <w:spacing w:before="0"/>
             <w:jc w:val="center"/>
             <w:rPr>
               <w:rFonts w:ascii="Arial" w:hAnsi="Arial" w:cs="Arial"/>
@@ -1525,7 +1488,7 @@
         <w:p>
           <w:pPr>
             <w:pStyle w:val="1"/>
-            <w:spacing w:before="0" w:line="240" w:lineRule="auto"/>
+            <w:spacing w:before="0"/>
             <w:rPr>
               <w:rFonts w:ascii="Arial" w:hAnsi="Arial" w:cs="Arial"/>
               <w:color w:val="auto"/>
@@ -1553,7 +1516,7 @@
         <w:p>
           <w:pPr>
             <w:pStyle w:val="1"/>
-            <w:spacing w:before="0" w:line="240" w:lineRule="auto"/>
+            <w:spacing w:before="0"/>
             <w:jc w:val="center"/>
             <w:rPr>
               <w:rFonts w:ascii="Arial" w:hAnsi="Arial" w:cs="Arial"/>
@@ -1583,7 +1546,7 @@
         <w:p>
           <w:pPr>
             <w:pStyle w:val="1"/>
-            <w:spacing w:before="0" w:line="240" w:lineRule="auto"/>
+            <w:spacing w:before="0"/>
             <w:jc w:val="center"/>
             <w:rPr>
               <w:rFonts w:ascii="Arial" w:hAnsi="Arial" w:cs="Arial"/>
@@ -1616,7 +1579,7 @@
         <w:p>
           <w:pPr>
             <w:pStyle w:val="1"/>
-            <w:spacing w:before="0" w:line="240" w:lineRule="auto"/>
+            <w:spacing w:before="0"/>
             <w:rPr>
               <w:rFonts w:ascii="Arial" w:hAnsi="Arial" w:cs="Arial"/>
               <w:b w:val="0"/>
@@ -1635,7 +1598,7 @@
         <w:p>
           <w:pPr>
             <w:pStyle w:val="1"/>
-            <w:spacing w:before="0" w:line="240" w:lineRule="auto"/>
+            <w:spacing w:before="0"/>
             <w:rPr>
               <w:rFonts w:ascii="Arial" w:hAnsi="Arial" w:cs="Arial"/>
               <w:b w:val="0"/>
@@ -1700,7 +1663,7 @@
         <w:p>
           <w:pPr>
             <w:pStyle w:val="1"/>
-            <w:spacing w:before="0" w:line="240" w:lineRule="auto"/>
+            <w:spacing w:before="0"/>
             <w:jc w:val="center"/>
             <w:rPr>
               <w:rFonts w:ascii="Arial" w:hAnsi="Arial" w:cs="Arial"/>
@@ -1765,7 +1728,7 @@
         <w:p>
           <w:pPr>
             <w:pStyle w:val="1"/>
-            <w:spacing w:before="0" w:line="240" w:lineRule="auto"/>
+            <w:spacing w:before="0"/>
             <w:rPr>
               <w:rFonts w:ascii="Arial" w:hAnsi="Arial" w:cs="Arial"/>
               <w:color w:val="auto"/>
@@ -1829,7 +1792,7 @@
         <w:p>
           <w:pPr>
             <w:pStyle w:val="1"/>
-            <w:spacing w:before="0" w:line="240" w:lineRule="auto"/>
+            <w:spacing w:before="0"/>
             <w:jc w:val="center"/>
             <w:rPr>
               <w:rFonts w:ascii="Arial" w:hAnsi="Arial" w:cs="Arial"/>
@@ -1859,7 +1822,7 @@
         <w:p>
           <w:pPr>
             <w:pStyle w:val="1"/>
-            <w:spacing w:before="0" w:line="240" w:lineRule="auto"/>
+            <w:spacing w:before="0"/>
             <w:ind w:right="34"/>
             <w:rPr>
               <w:rFonts w:ascii="Arial" w:hAnsi="Arial" w:cs="Arial"/>
@@ -1883,7 +1846,7 @@
         <w:p>
           <w:pPr>
             <w:pStyle w:val="1"/>
-            <w:spacing w:before="0" w:line="240" w:lineRule="auto"/>
+            <w:spacing w:before="0"/>
             <w:ind w:right="34"/>
             <w:rPr>
               <w:rFonts w:ascii="Arial" w:hAnsi="Arial" w:cs="Arial"/>
@@ -1913,7 +1876,7 @@
         <w:p>
           <w:pPr>
             <w:pStyle w:val="1"/>
-            <w:spacing w:before="0" w:line="240" w:lineRule="auto"/>
+            <w:spacing w:before="0"/>
             <w:ind w:left="-108" w:right="-108"/>
             <w:rPr>
               <w:rFonts w:ascii="Arial" w:hAnsi="Arial" w:cs="Arial"/>
@@ -1943,7 +1906,7 @@
         <w:p>
           <w:pPr>
             <w:pStyle w:val="1"/>
-            <w:spacing w:before="0" w:line="240" w:lineRule="auto"/>
+            <w:spacing w:before="0"/>
             <w:ind w:left="-108" w:right="-108"/>
             <w:rPr>
               <w:rFonts w:ascii="Arial" w:hAnsi="Arial" w:cs="Arial"/>
@@ -1973,7 +1936,7 @@
         <w:p>
           <w:pPr>
             <w:pStyle w:val="1"/>
-            <w:spacing w:before="0" w:line="240" w:lineRule="auto"/>
+            <w:spacing w:before="0"/>
             <w:ind w:left="-108" w:right="-108"/>
             <w:rPr>
               <w:rFonts w:ascii="Arial" w:hAnsi="Arial" w:cs="Arial"/>
@@ -2003,7 +1966,7 @@
         <w:p>
           <w:pPr>
             <w:pStyle w:val="1"/>
-            <w:spacing w:before="0" w:line="240" w:lineRule="auto"/>
+            <w:spacing w:before="0"/>
             <w:ind w:left="-108" w:right="-151"/>
             <w:rPr>
               <w:rFonts w:ascii="Arial" w:hAnsi="Arial" w:cs="Arial"/>
@@ -2033,7 +1996,7 @@
         <w:p>
           <w:pPr>
             <w:pStyle w:val="1"/>
-            <w:spacing w:before="0" w:line="240" w:lineRule="auto"/>
+            <w:spacing w:before="0"/>
             <w:rPr>
               <w:rFonts w:ascii="Arial" w:hAnsi="Arial" w:cs="Arial"/>
               <w:b w:val="0"/>
@@ -2053,7 +2016,7 @@
         <w:p>
           <w:pPr>
             <w:pStyle w:val="1"/>
-            <w:spacing w:before="0" w:line="240" w:lineRule="auto"/>
+            <w:spacing w:before="0"/>
             <w:rPr>
               <w:rFonts w:ascii="Arial" w:hAnsi="Arial" w:cs="Arial"/>
               <w:b w:val="0"/>
@@ -2073,14 +2036,9 @@
             <w:t>Редакция</w:t>
           </w:r>
         </w:p>
-        <w:p>
-          <w:pPr>
-            <w:spacing w:after="0" w:line="240" w:lineRule="auto"/>
-          </w:pPr>
-        </w:p>
-        <w:p>
-          <w:pPr>
-            <w:spacing w:after="0" w:line="240" w:lineRule="auto"/>
+        <w:p/>
+        <w:p>
+          <w:pPr>
             <w:jc w:val="center"/>
           </w:pPr>
         </w:p>
@@ -2094,7 +2052,7 @@
         <w:p>
           <w:pPr>
             <w:pStyle w:val="1"/>
-            <w:spacing w:before="0" w:line="240" w:lineRule="auto"/>
+            <w:spacing w:before="0"/>
             <w:rPr>
               <w:rFonts w:ascii="Arial" w:hAnsi="Arial" w:cs="Arial"/>
               <w:b w:val="0"/>
@@ -2182,14 +2140,9 @@
             <w:fldChar w:fldCharType="end"/>
           </w:r>
         </w:p>
-        <w:p>
-          <w:pPr>
-            <w:spacing w:after="0" w:line="240" w:lineRule="auto"/>
-          </w:pPr>
-        </w:p>
-        <w:p>
-          <w:pPr>
-            <w:spacing w:after="0" w:line="240" w:lineRule="auto"/>
+        <w:p/>
+        <w:p>
+          <w:pPr>
             <w:ind w:left="-103" w:right="-108"/>
             <w:jc w:val="center"/>
           </w:pPr>
@@ -2217,7 +2170,7 @@
         <w:p>
           <w:pPr>
             <w:pStyle w:val="1"/>
-            <w:spacing w:before="0" w:line="240" w:lineRule="auto"/>
+            <w:spacing w:before="0"/>
             <w:rPr>
               <w:rFonts w:ascii="Arial" w:hAnsi="Arial" w:cs="Arial"/>
               <w:b w:val="0"/>
@@ -2236,7 +2189,7 @@
         <w:p>
           <w:pPr>
             <w:pStyle w:val="1"/>
-            <w:spacing w:before="0" w:line="240" w:lineRule="auto"/>
+            <w:spacing w:before="0"/>
             <w:rPr>
               <w:rFonts w:ascii="Arial" w:hAnsi="Arial" w:cs="Arial"/>
               <w:b w:val="0"/>
@@ -2256,7 +2209,7 @@
         <w:p>
           <w:pPr>
             <w:pStyle w:val="1"/>
-            <w:spacing w:before="0" w:line="240" w:lineRule="auto"/>
+            <w:spacing w:before="0"/>
             <w:rPr>
               <w:rFonts w:ascii="Arial" w:hAnsi="Arial" w:cs="Arial"/>
               <w:b w:val="0"/>
@@ -2275,7 +2228,7 @@
         <w:p>
           <w:pPr>
             <w:pStyle w:val="1"/>
-            <w:spacing w:before="0" w:line="240" w:lineRule="auto"/>
+            <w:spacing w:before="0"/>
             <w:rPr>
               <w:rFonts w:ascii="Arial" w:hAnsi="Arial" w:cs="Arial"/>
               <w:b w:val="0"/>
@@ -2294,7 +2247,7 @@
         <w:p>
           <w:pPr>
             <w:pStyle w:val="1"/>
-            <w:spacing w:before="0" w:line="240" w:lineRule="auto"/>
+            <w:spacing w:before="0"/>
             <w:rPr>
               <w:rFonts w:ascii="Arial" w:hAnsi="Arial" w:cs="Arial"/>
               <w:b w:val="0"/>
@@ -2313,7 +2266,7 @@
         <w:p>
           <w:pPr>
             <w:pStyle w:val="1"/>
-            <w:spacing w:before="0" w:line="240" w:lineRule="auto"/>
+            <w:spacing w:before="0"/>
             <w:rPr>
               <w:rFonts w:ascii="Arial" w:hAnsi="Arial" w:cs="Arial"/>
               <w:b w:val="0"/>
@@ -2332,7 +2285,7 @@
         <w:p>
           <w:pPr>
             <w:pStyle w:val="1"/>
-            <w:spacing w:before="0" w:line="240" w:lineRule="auto"/>
+            <w:spacing w:before="0"/>
             <w:rPr>
               <w:rFonts w:ascii="Arial" w:hAnsi="Arial" w:cs="Arial"/>
               <w:b w:val="0"/>
@@ -2352,7 +2305,7 @@
         <w:p>
           <w:pPr>
             <w:pStyle w:val="1"/>
-            <w:spacing w:before="0" w:line="240" w:lineRule="auto"/>
+            <w:spacing w:before="0"/>
             <w:rPr>
               <w:rFonts w:ascii="Arial" w:hAnsi="Arial" w:cs="Arial"/>
               <w:b w:val="0"/>
@@ -2372,7 +2325,7 @@
         <w:p>
           <w:pPr>
             <w:pStyle w:val="1"/>
-            <w:spacing w:before="0" w:line="240" w:lineRule="auto"/>
+            <w:spacing w:before="0"/>
             <w:rPr>
               <w:rFonts w:ascii="Arial" w:hAnsi="Arial" w:cs="Arial"/>
               <w:b w:val="0"/>
@@ -2863,7 +2816,7 @@
         <w:p>
           <w:pPr>
             <w:pStyle w:val="1"/>
-            <w:spacing w:before="0" w:line="240" w:lineRule="auto"/>
+            <w:spacing w:before="0"/>
             <w:jc w:val="center"/>
             <w:rPr>
               <w:rFonts w:ascii="Arial" w:hAnsi="Arial" w:cs="Arial"/>
@@ -2891,7 +2844,7 @@
         <w:p>
           <w:pPr>
             <w:pStyle w:val="1"/>
-            <w:spacing w:before="0" w:line="240" w:lineRule="auto"/>
+            <w:spacing w:before="0"/>
             <w:rPr>
               <w:rFonts w:ascii="Arial" w:hAnsi="Arial" w:cs="Arial"/>
               <w:color w:val="auto"/>
@@ -2919,7 +2872,7 @@
         <w:p>
           <w:pPr>
             <w:pStyle w:val="1"/>
-            <w:spacing w:before="0" w:line="240" w:lineRule="auto"/>
+            <w:spacing w:before="0"/>
             <w:jc w:val="center"/>
             <w:rPr>
               <w:rFonts w:ascii="Arial" w:hAnsi="Arial" w:cs="Arial"/>
@@ -2949,7 +2902,7 @@
         <w:p>
           <w:pPr>
             <w:pStyle w:val="1"/>
-            <w:spacing w:before="0" w:line="240" w:lineRule="auto"/>
+            <w:spacing w:before="0"/>
             <w:jc w:val="center"/>
             <w:rPr>
               <w:rFonts w:ascii="Arial" w:hAnsi="Arial" w:cs="Arial"/>
@@ -2982,7 +2935,7 @@
         <w:p>
           <w:pPr>
             <w:pStyle w:val="1"/>
-            <w:spacing w:before="0" w:line="240" w:lineRule="auto"/>
+            <w:spacing w:before="0"/>
             <w:rPr>
               <w:rFonts w:ascii="Arial" w:hAnsi="Arial" w:cs="Arial"/>
               <w:b w:val="0"/>
@@ -3001,7 +2954,7 @@
         <w:p>
           <w:pPr>
             <w:pStyle w:val="1"/>
-            <w:spacing w:before="0" w:line="240" w:lineRule="auto"/>
+            <w:spacing w:before="0"/>
             <w:rPr>
               <w:rFonts w:ascii="Arial" w:hAnsi="Arial" w:cs="Arial"/>
               <w:b w:val="0"/>
@@ -3065,7 +3018,7 @@
         <w:p>
           <w:pPr>
             <w:pStyle w:val="1"/>
-            <w:spacing w:before="0" w:line="240" w:lineRule="auto"/>
+            <w:spacing w:before="0"/>
             <w:jc w:val="center"/>
             <w:rPr>
               <w:rFonts w:ascii="Arial" w:hAnsi="Arial" w:cs="Arial"/>
@@ -3129,7 +3082,7 @@
         <w:p>
           <w:pPr>
             <w:pStyle w:val="1"/>
-            <w:spacing w:before="0" w:line="240" w:lineRule="auto"/>
+            <w:spacing w:before="0"/>
             <w:rPr>
               <w:rFonts w:ascii="Arial" w:hAnsi="Arial" w:cs="Arial"/>
               <w:color w:val="auto"/>
@@ -3192,7 +3145,7 @@
         <w:p>
           <w:pPr>
             <w:pStyle w:val="1"/>
-            <w:spacing w:before="0" w:line="240" w:lineRule="auto"/>
+            <w:spacing w:before="0"/>
             <w:jc w:val="center"/>
             <w:rPr>
               <w:rFonts w:ascii="Arial" w:hAnsi="Arial" w:cs="Arial"/>
@@ -3222,7 +3175,7 @@
         <w:p>
           <w:pPr>
             <w:pStyle w:val="1"/>
-            <w:spacing w:before="0" w:line="240" w:lineRule="auto"/>
+            <w:spacing w:before="0"/>
             <w:ind w:right="34"/>
             <w:rPr>
               <w:rFonts w:ascii="Arial" w:hAnsi="Arial" w:cs="Arial"/>
@@ -3246,7 +3199,7 @@
         <w:p>
           <w:pPr>
             <w:pStyle w:val="1"/>
-            <w:spacing w:before="0" w:line="240" w:lineRule="auto"/>
+            <w:spacing w:before="0"/>
             <w:ind w:right="34"/>
             <w:rPr>
               <w:rFonts w:ascii="Arial" w:hAnsi="Arial" w:cs="Arial"/>
@@ -3276,7 +3229,7 @@
         <w:p>
           <w:pPr>
             <w:pStyle w:val="1"/>
-            <w:spacing w:before="0" w:line="240" w:lineRule="auto"/>
+            <w:spacing w:before="0"/>
             <w:ind w:left="-108" w:right="-108"/>
             <w:rPr>
               <w:rFonts w:ascii="Arial" w:hAnsi="Arial" w:cs="Arial"/>
@@ -3306,7 +3259,7 @@
         <w:p>
           <w:pPr>
             <w:pStyle w:val="1"/>
-            <w:spacing w:before="0" w:line="240" w:lineRule="auto"/>
+            <w:spacing w:before="0"/>
             <w:ind w:left="-108" w:right="-108"/>
             <w:rPr>
               <w:rFonts w:ascii="Arial" w:hAnsi="Arial" w:cs="Arial"/>
@@ -3336,7 +3289,7 @@
         <w:p>
           <w:pPr>
             <w:pStyle w:val="1"/>
-            <w:spacing w:before="0" w:line="240" w:lineRule="auto"/>
+            <w:spacing w:before="0"/>
             <w:ind w:left="-108" w:right="-108"/>
             <w:rPr>
               <w:rFonts w:ascii="Arial" w:hAnsi="Arial" w:cs="Arial"/>
@@ -3366,7 +3319,7 @@
         <w:p>
           <w:pPr>
             <w:pStyle w:val="1"/>
-            <w:spacing w:before="0" w:line="240" w:lineRule="auto"/>
+            <w:spacing w:before="0"/>
             <w:ind w:left="-108" w:right="-151"/>
             <w:rPr>
               <w:rFonts w:ascii="Arial" w:hAnsi="Arial" w:cs="Arial"/>
@@ -3397,7 +3350,7 @@
         <w:p>
           <w:pPr>
             <w:pStyle w:val="1"/>
-            <w:spacing w:before="0" w:line="240" w:lineRule="auto"/>
+            <w:spacing w:before="0"/>
             <w:rPr>
               <w:rFonts w:ascii="Arial" w:hAnsi="Arial" w:cs="Arial"/>
               <w:b w:val="0"/>
@@ -3417,7 +3370,7 @@
         <w:p>
           <w:pPr>
             <w:pStyle w:val="1"/>
-            <w:spacing w:before="0" w:line="240" w:lineRule="auto"/>
+            <w:spacing w:before="0"/>
             <w:rPr>
               <w:rFonts w:ascii="Arial" w:hAnsi="Arial" w:cs="Arial"/>
               <w:b w:val="0"/>
@@ -3437,14 +3390,9 @@
             <w:t>Редакция</w:t>
           </w:r>
         </w:p>
-        <w:p>
-          <w:pPr>
-            <w:spacing w:after="0" w:line="240" w:lineRule="auto"/>
-          </w:pPr>
-        </w:p>
-        <w:p>
-          <w:pPr>
-            <w:spacing w:after="0" w:line="240" w:lineRule="auto"/>
+        <w:p/>
+        <w:p>
+          <w:pPr>
             <w:jc w:val="center"/>
           </w:pPr>
         </w:p>
@@ -3458,7 +3406,7 @@
         <w:p>
           <w:pPr>
             <w:pStyle w:val="1"/>
-            <w:spacing w:before="0" w:line="240" w:lineRule="auto"/>
+            <w:spacing w:before="0"/>
             <w:rPr>
               <w:rFonts w:ascii="Arial" w:hAnsi="Arial" w:cs="Arial"/>
               <w:b w:val="0"/>
@@ -3546,14 +3494,9 @@
             <w:fldChar w:fldCharType="end"/>
           </w:r>
         </w:p>
-        <w:p>
-          <w:pPr>
-            <w:spacing w:after="0" w:line="240" w:lineRule="auto"/>
-          </w:pPr>
-        </w:p>
-        <w:p>
-          <w:pPr>
-            <w:spacing w:after="0" w:line="240" w:lineRule="auto"/>
+        <w:p/>
+        <w:p>
+          <w:pPr>
             <w:ind w:left="-103" w:right="-108"/>
             <w:jc w:val="center"/>
           </w:pPr>
@@ -3581,7 +3524,7 @@
         <w:p>
           <w:pPr>
             <w:pStyle w:val="1"/>
-            <w:spacing w:before="0" w:line="240" w:lineRule="auto"/>
+            <w:spacing w:before="0"/>
             <w:rPr>
               <w:rFonts w:ascii="Arial" w:hAnsi="Arial" w:cs="Arial"/>
               <w:b w:val="0"/>
@@ -3600,7 +3543,7 @@
         <w:p>
           <w:pPr>
             <w:pStyle w:val="1"/>
-            <w:spacing w:before="0" w:line="240" w:lineRule="auto"/>
+            <w:spacing w:before="0"/>
             <w:rPr>
               <w:rFonts w:ascii="Arial" w:hAnsi="Arial" w:cs="Arial"/>
               <w:b w:val="0"/>
@@ -3620,7 +3563,7 @@
         <w:p>
           <w:pPr>
             <w:pStyle w:val="1"/>
-            <w:spacing w:before="0" w:line="240" w:lineRule="auto"/>
+            <w:spacing w:before="0"/>
             <w:rPr>
               <w:rFonts w:ascii="Arial" w:hAnsi="Arial" w:cs="Arial"/>
               <w:b w:val="0"/>
@@ -3639,7 +3582,7 @@
         <w:p>
           <w:pPr>
             <w:pStyle w:val="1"/>
-            <w:spacing w:before="0" w:line="240" w:lineRule="auto"/>
+            <w:spacing w:before="0"/>
             <w:rPr>
               <w:rFonts w:ascii="Arial" w:hAnsi="Arial" w:cs="Arial"/>
               <w:b w:val="0"/>
@@ -3658,7 +3601,7 @@
         <w:p>
           <w:pPr>
             <w:pStyle w:val="1"/>
-            <w:spacing w:before="0" w:line="240" w:lineRule="auto"/>
+            <w:spacing w:before="0"/>
             <w:rPr>
               <w:rFonts w:ascii="Arial" w:hAnsi="Arial" w:cs="Arial"/>
               <w:b w:val="0"/>
@@ -3677,7 +3620,7 @@
         <w:p>
           <w:pPr>
             <w:pStyle w:val="1"/>
-            <w:spacing w:before="0" w:line="240" w:lineRule="auto"/>
+            <w:spacing w:before="0"/>
             <w:rPr>
               <w:rFonts w:ascii="Arial" w:hAnsi="Arial" w:cs="Arial"/>
               <w:b w:val="0"/>
@@ -3697,7 +3640,7 @@
         <w:p>
           <w:pPr>
             <w:pStyle w:val="1"/>
-            <w:spacing w:before="0" w:line="240" w:lineRule="auto"/>
+            <w:spacing w:before="0"/>
             <w:rPr>
               <w:rFonts w:ascii="Arial" w:hAnsi="Arial" w:cs="Arial"/>
               <w:b w:val="0"/>
@@ -3717,7 +3660,7 @@
         <w:p>
           <w:pPr>
             <w:pStyle w:val="1"/>
-            <w:spacing w:before="0" w:line="240" w:lineRule="auto"/>
+            <w:spacing w:before="0"/>
             <w:rPr>
               <w:rFonts w:ascii="Arial" w:hAnsi="Arial" w:cs="Arial"/>
               <w:b w:val="0"/>
@@ -3737,7 +3680,7 @@
         <w:p>
           <w:pPr>
             <w:pStyle w:val="1"/>
-            <w:spacing w:before="0" w:line="240" w:lineRule="auto"/>
+            <w:spacing w:before="0"/>
             <w:rPr>
               <w:rFonts w:ascii="Arial" w:hAnsi="Arial" w:cs="Arial"/>
               <w:b w:val="0"/>
@@ -3758,7 +3701,7 @@
         <w:p>
           <w:pPr>
             <w:pStyle w:val="1"/>
-            <w:spacing w:before="0" w:line="240" w:lineRule="auto"/>
+            <w:spacing w:before="0"/>
             <w:jc w:val="center"/>
             <w:rPr>
               <w:rFonts w:ascii="Arial" w:hAnsi="Arial" w:cs="Arial"/>
@@ -3788,7 +3731,7 @@
         <w:p>
           <w:pPr>
             <w:pStyle w:val="1"/>
-            <w:spacing w:before="0" w:line="240" w:lineRule="auto"/>
+            <w:spacing w:before="0"/>
             <w:rPr>
               <w:rFonts w:ascii="Arial" w:hAnsi="Arial" w:cs="Arial"/>
               <w:b w:val="0"/>
@@ -3807,7 +3750,7 @@
         <w:p>
           <w:pPr>
             <w:pStyle w:val="1"/>
-            <w:spacing w:before="0" w:line="240" w:lineRule="auto"/>
+            <w:spacing w:before="0"/>
             <w:rPr>
               <w:rFonts w:ascii="Arial" w:hAnsi="Arial" w:cs="Arial"/>
               <w:b w:val="0"/>
@@ -3826,7 +3769,7 @@
         <w:p>
           <w:pPr>
             <w:pStyle w:val="1"/>
-            <w:spacing w:before="0" w:line="240" w:lineRule="auto"/>
+            <w:spacing w:before="0"/>
             <w:rPr>
               <w:rFonts w:ascii="Arial" w:hAnsi="Arial" w:cs="Arial"/>
               <w:b w:val="0"/>
@@ -3847,7 +3790,7 @@
         <w:p>
           <w:pPr>
             <w:pStyle w:val="1"/>
-            <w:spacing w:before="0" w:line="240" w:lineRule="auto"/>
+            <w:spacing w:before="0"/>
             <w:ind w:left="-85" w:right="-108"/>
             <w:rPr>
               <w:rFonts w:ascii="Arial" w:hAnsi="Arial" w:cs="Arial"/>
@@ -3877,7 +3820,7 @@
         <w:p>
           <w:pPr>
             <w:pStyle w:val="1"/>
-            <w:spacing w:before="0" w:line="240" w:lineRule="auto"/>
+            <w:spacing w:before="0"/>
             <w:rPr>
               <w:rFonts w:ascii="Arial" w:hAnsi="Arial" w:cs="Arial"/>
               <w:b w:val="0"/>
@@ -3906,7 +3849,7 @@
         <w:p>
           <w:pPr>
             <w:pStyle w:val="1"/>
-            <w:spacing w:before="0" w:line="240" w:lineRule="auto"/>
+            <w:spacing w:before="0"/>
             <w:rPr>
               <w:rFonts w:ascii="Arial" w:hAnsi="Arial" w:cs="Arial"/>
               <w:b w:val="0"/>
@@ -3935,7 +3878,7 @@
         <w:p>
           <w:pPr>
             <w:pStyle w:val="1"/>
-            <w:spacing w:before="0" w:line="240" w:lineRule="auto"/>
+            <w:spacing w:before="0"/>
             <w:jc w:val="center"/>
             <w:rPr>
               <w:rFonts w:ascii="Arial" w:hAnsi="Arial" w:cs="Arial"/>
@@ -4054,7 +3997,7 @@
         <w:p>
           <w:pPr>
             <w:pStyle w:val="1"/>
-            <w:spacing w:before="0" w:line="240" w:lineRule="auto"/>
+            <w:spacing w:before="0"/>
             <w:ind w:left="-85" w:right="-108"/>
             <w:rPr>
               <w:rFonts w:ascii="Arial" w:hAnsi="Arial" w:cs="Arial"/>
@@ -4074,7 +4017,7 @@
         <w:p>
           <w:pPr>
             <w:pStyle w:val="1"/>
-            <w:spacing w:before="0" w:line="240" w:lineRule="auto"/>
+            <w:spacing w:before="0"/>
             <w:ind w:left="-107" w:right="-109"/>
             <w:jc w:val="center"/>
             <w:rPr>
@@ -4138,7 +4081,7 @@
         <w:p>
           <w:pPr>
             <w:pStyle w:val="1"/>
-            <w:spacing w:before="0" w:line="240" w:lineRule="auto"/>
+            <w:spacing w:before="0"/>
             <w:ind w:left="-107" w:right="-109"/>
             <w:jc w:val="center"/>
             <w:rPr>
@@ -4186,7 +4129,7 @@
         <w:p>
           <w:pPr>
             <w:pStyle w:val="1"/>
-            <w:spacing w:before="0" w:line="240" w:lineRule="auto"/>
+            <w:spacing w:before="0"/>
             <w:ind w:left="-107" w:right="-109"/>
             <w:jc w:val="center"/>
             <w:rPr>
@@ -4256,7 +4199,7 @@
         <w:p>
           <w:pPr>
             <w:pStyle w:val="1"/>
-            <w:spacing w:before="0" w:line="240" w:lineRule="auto"/>
+            <w:spacing w:before="0"/>
             <w:ind w:left="-107" w:right="-109"/>
             <w:jc w:val="center"/>
             <w:rPr>
@@ -4289,7 +4232,7 @@
         <w:p>
           <w:pPr>
             <w:pStyle w:val="1"/>
-            <w:spacing w:before="0" w:line="240" w:lineRule="auto"/>
+            <w:spacing w:before="0"/>
             <w:ind w:left="-107" w:right="-109"/>
             <w:jc w:val="center"/>
             <w:rPr>
@@ -4349,7 +4292,7 @@
         <w:p>
           <w:pPr>
             <w:pStyle w:val="1"/>
-            <w:spacing w:before="0" w:line="240" w:lineRule="auto"/>
+            <w:spacing w:before="0"/>
             <w:ind w:left="-107" w:right="-109"/>
             <w:jc w:val="center"/>
             <w:rPr>
@@ -4410,7 +4353,7 @@
         <w:p>
           <w:pPr>
             <w:pStyle w:val="1"/>
-            <w:spacing w:before="0" w:line="240" w:lineRule="auto"/>
+            <w:spacing w:before="0"/>
             <w:ind w:left="-107" w:right="-109"/>
             <w:jc w:val="center"/>
             <w:rPr>
@@ -4455,7 +4398,7 @@
         <w:p>
           <w:pPr>
             <w:pStyle w:val="1"/>
-            <w:spacing w:before="0" w:line="240" w:lineRule="auto"/>
+            <w:spacing w:before="0"/>
             <w:ind w:left="-107" w:right="-109"/>
             <w:jc w:val="center"/>
             <w:rPr>
@@ -4500,7 +4443,7 @@
         <w:p>
           <w:pPr>
             <w:pStyle w:val="1"/>
-            <w:spacing w:before="0" w:line="240" w:lineRule="auto"/>
+            <w:spacing w:before="0"/>
             <w:ind w:left="-107" w:right="-109"/>
             <w:jc w:val="center"/>
             <w:rPr>
@@ -4531,7 +4474,7 @@
         <w:p>
           <w:pPr>
             <w:pStyle w:val="1"/>
-            <w:spacing w:before="0" w:line="240" w:lineRule="auto"/>
+            <w:spacing w:before="0"/>
             <w:ind w:left="-107" w:right="-109"/>
             <w:jc w:val="center"/>
             <w:rPr>
@@ -4589,7 +4532,7 @@
         <w:p>
           <w:pPr>
             <w:pStyle w:val="1"/>
-            <w:spacing w:before="0" w:line="240" w:lineRule="auto"/>
+            <w:spacing w:before="0"/>
             <w:rPr>
               <w:rFonts w:ascii="Arial" w:hAnsi="Arial" w:cs="Arial"/>
               <w:b w:val="0"/>
@@ -4609,7 +4552,7 @@
         <w:p>
           <w:pPr>
             <w:pStyle w:val="1"/>
-            <w:spacing w:before="0" w:line="240" w:lineRule="auto"/>
+            <w:spacing w:before="0"/>
             <w:rPr>
               <w:rFonts w:ascii="Arial" w:hAnsi="Arial" w:cs="Arial"/>
               <w:b w:val="0"/>
@@ -4629,7 +4572,7 @@
         <w:p>
           <w:pPr>
             <w:pStyle w:val="1"/>
-            <w:spacing w:before="0" w:line="240" w:lineRule="auto"/>
+            <w:spacing w:before="0"/>
             <w:rPr>
               <w:rFonts w:ascii="Arial" w:hAnsi="Arial" w:cs="Arial"/>
               <w:b w:val="0"/>
@@ -4648,7 +4591,7 @@
         <w:p>
           <w:pPr>
             <w:pStyle w:val="1"/>
-            <w:spacing w:before="0" w:line="240" w:lineRule="auto"/>
+            <w:spacing w:before="0"/>
             <w:ind w:left="-107" w:right="-109"/>
             <w:rPr>
               <w:rFonts w:ascii="Arial" w:hAnsi="Arial" w:cs="Arial"/>
@@ -4666,7 +4609,7 @@
         <w:p>
           <w:pPr>
             <w:pStyle w:val="1"/>
-            <w:spacing w:before="0" w:line="240" w:lineRule="auto"/>
+            <w:spacing w:before="0"/>
             <w:ind w:left="-107" w:right="-109"/>
             <w:jc w:val="center"/>
             <w:rPr>
@@ -4680,7 +4623,7 @@
         <w:p>
           <w:pPr>
             <w:pStyle w:val="1"/>
-            <w:spacing w:before="0" w:line="240" w:lineRule="auto"/>
+            <w:spacing w:before="0"/>
             <w:ind w:left="-107" w:right="-109"/>
             <w:jc w:val="center"/>
             <w:rPr>
@@ -4704,7 +4647,7 @@
         <w:p>
           <w:pPr>
             <w:pStyle w:val="1"/>
-            <w:spacing w:before="0" w:line="240" w:lineRule="auto"/>
+            <w:spacing w:before="0"/>
             <w:ind w:left="-107" w:right="-109"/>
             <w:jc w:val="center"/>
             <w:rPr>
@@ -4727,7 +4670,7 @@
         <w:p>
           <w:pPr>
             <w:pStyle w:val="1"/>
-            <w:spacing w:before="0" w:line="240" w:lineRule="auto"/>
+            <w:spacing w:before="0"/>
             <w:ind w:left="-107" w:right="-109"/>
             <w:jc w:val="center"/>
             <w:rPr>
@@ -4747,7 +4690,7 @@
         <w:p>
           <w:pPr>
             <w:pStyle w:val="1"/>
-            <w:spacing w:before="0" w:line="240" w:lineRule="auto"/>
+            <w:spacing w:before="0"/>
             <w:ind w:left="-107" w:right="-109"/>
             <w:rPr>
               <w:rFonts w:ascii="Arial" w:hAnsi="Arial" w:cs="Arial"/>
@@ -4770,7 +4713,7 @@
         <w:p>
           <w:pPr>
             <w:pStyle w:val="1"/>
-            <w:spacing w:before="0" w:line="240" w:lineRule="auto"/>
+            <w:spacing w:before="0"/>
             <w:ind w:left="-107" w:right="-109"/>
             <w:jc w:val="center"/>
             <w:rPr>
@@ -4809,7 +4752,7 @@
         <w:p>
           <w:pPr>
             <w:pStyle w:val="1"/>
-            <w:spacing w:before="0" w:line="240" w:lineRule="auto"/>
+            <w:spacing w:before="0"/>
             <w:ind w:left="-107" w:right="-109"/>
             <w:jc w:val="center"/>
             <w:rPr>
@@ -4823,7 +4766,7 @@
         <w:p>
           <w:pPr>
             <w:pStyle w:val="1"/>
-            <w:spacing w:before="0" w:line="240" w:lineRule="auto"/>
+            <w:spacing w:before="0"/>
             <w:ind w:left="-107" w:right="-109"/>
             <w:jc w:val="center"/>
             <w:rPr>
@@ -4844,7 +4787,7 @@
         <w:p>
           <w:pPr>
             <w:pStyle w:val="1"/>
-            <w:spacing w:before="0" w:line="240" w:lineRule="auto"/>
+            <w:spacing w:before="0"/>
             <w:ind w:left="-107" w:right="-109"/>
             <w:jc w:val="center"/>
             <w:rPr>
@@ -4858,7 +4801,7 @@
         <w:p>
           <w:pPr>
             <w:pStyle w:val="1"/>
-            <w:spacing w:before="0" w:line="240" w:lineRule="auto"/>
+            <w:spacing w:before="0"/>
             <w:ind w:left="-107" w:right="-109"/>
             <w:jc w:val="center"/>
             <w:rPr>
@@ -4879,7 +4822,7 @@
         <w:p>
           <w:pPr>
             <w:pStyle w:val="1"/>
-            <w:spacing w:before="0" w:line="240" w:lineRule="auto"/>
+            <w:spacing w:before="0"/>
             <w:ind w:left="-107" w:right="-109"/>
             <w:jc w:val="center"/>
             <w:rPr>
@@ -4893,7 +4836,7 @@
         <w:p>
           <w:pPr>
             <w:pStyle w:val="1"/>
-            <w:spacing w:before="0" w:line="240" w:lineRule="auto"/>
+            <w:spacing w:before="0"/>
             <w:ind w:left="-107" w:right="-109"/>
             <w:jc w:val="center"/>
             <w:rPr>
@@ -4914,7 +4857,7 @@
         <w:p>
           <w:pPr>
             <w:pStyle w:val="1"/>
-            <w:spacing w:before="0" w:line="240" w:lineRule="auto"/>
+            <w:spacing w:before="0"/>
             <w:ind w:left="-107" w:right="-109"/>
             <w:jc w:val="center"/>
             <w:rPr>
@@ -4928,7 +4871,7 @@
         <w:p>
           <w:pPr>
             <w:pStyle w:val="1"/>
-            <w:spacing w:before="0" w:line="240" w:lineRule="auto"/>
+            <w:spacing w:before="0"/>
             <w:ind w:left="-107" w:right="-109"/>
             <w:jc w:val="center"/>
             <w:rPr>
@@ -5645,10 +5588,7 @@
   <w:style w:type="paragraph" w:default="1" w:styleId="a">
     <w:name w:val="Normal"/>
     <w:qFormat/>
-    <w:rsid w:val="00E265C3"/>
-    <w:pPr>
-      <w:spacing w:after="200" w:line="276" w:lineRule="auto"/>
-    </w:pPr>
+    <w:rsid w:val="004E2434"/>
     <w:rPr>
       <w:sz w:val="22"/>
       <w:szCs w:val="22"/>
@@ -5666,7 +5606,7 @@
     <w:pPr>
       <w:keepNext/>
       <w:keepLines/>
-      <w:spacing w:before="480" w:after="0"/>
+      <w:spacing w:before="480"/>
       <w:outlineLvl w:val="0"/>
     </w:pPr>
     <w:rPr>
@@ -5732,7 +5672,6 @@
         <w:tab w:val="center" w:pos="4677"/>
         <w:tab w:val="right" w:pos="9355"/>
       </w:tabs>
-      <w:spacing w:after="0" w:line="240" w:lineRule="auto"/>
     </w:pPr>
   </w:style>
   <w:style w:type="character" w:customStyle="1" w:styleId="a4">
@@ -5754,7 +5693,6 @@
         <w:tab w:val="center" w:pos="4677"/>
         <w:tab w:val="right" w:pos="9355"/>
       </w:tabs>
-      <w:spacing w:after="0" w:line="240" w:lineRule="auto"/>
     </w:pPr>
   </w:style>
   <w:style w:type="character" w:customStyle="1" w:styleId="a6">
@@ -5787,7 +5725,7 @@
     <w:unhideWhenUsed/>
     <w:rsid w:val="0051054B"/>
     <w:pPr>
-      <w:spacing w:before="100" w:beforeAutospacing="1" w:after="119" w:line="240" w:lineRule="auto"/>
+      <w:spacing w:before="100" w:beforeAutospacing="1" w:after="119"/>
     </w:pPr>
     <w:rPr>
       <w:rFonts w:ascii="Times New Roman" w:eastAsia="Times New Roman" w:hAnsi="Times New Roman"/>
@@ -5804,9 +5742,6 @@
     <w:semiHidden/>
     <w:unhideWhenUsed/>
     <w:rsid w:val="000840D6"/>
-    <w:pPr>
-      <w:spacing w:after="0" w:line="240" w:lineRule="auto"/>
-    </w:pPr>
     <w:rPr>
       <w:rFonts w:ascii="Tahoma" w:hAnsi="Tahoma" w:cs="Tahoma"/>
       <w:sz w:val="16"/>
@@ -6118,7 +6053,7 @@
 </file>
 
 <file path=customXml/itemProps1.xml><?xml version="1.0" encoding="utf-8"?>
-<ds:datastoreItem xmlns:ds="http://schemas.openxmlformats.org/officeDocument/2006/customXml" ds:itemID="{D9CB838B-BF8F-482D-8BA7-9DE7DF830692}">
+<ds:datastoreItem xmlns:ds="http://schemas.openxmlformats.org/officeDocument/2006/customXml" ds:itemID="{11F68ADD-A6BD-4F94-AC41-DEAE4E8E7744}">
   <ds:schemaRefs>
     <ds:schemaRef ds:uri="http://schemas.openxmlformats.org/officeDocument/2006/bibliography"/>
   </ds:schemaRefs>

--- a/src/main/resources/templates/RI.docx
+++ b/src/main/resources/templates/RI.docx
@@ -38,8 +38,6 @@
                 <w:b/>
               </w:rPr>
             </w:pPr>
-            <w:bookmarkStart w:id="0" w:name="_GoBack"/>
-            <w:bookmarkEnd w:id="0"/>
             <w:r>
               <w:t>Материалы, детали (наименование и обозначение)</w:t>
             </w:r>
@@ -827,6 +825,7 @@
                 <w:sz w:val="22"/>
                 <w:szCs w:val="22"/>
               </w:rPr>
+              <w:lastRenderedPageBreak/>
               <w:t>Средства индивидуальной защиты</w:t>
             </w:r>
           </w:p>
@@ -873,7 +872,6 @@
                 <w:sz w:val="21"/>
                 <w:szCs w:val="21"/>
               </w:rPr>
-              <w:lastRenderedPageBreak/>
               <w:t>№ п/п</w:t>
             </w:r>
           </w:p>
@@ -968,8 +966,12 @@
       </w:pPr>
     </w:p>
     <w:sectPr>
-      <w:headerReference w:type="default" r:id="rId8"/>
-      <w:headerReference w:type="first" r:id="rId9"/>
+      <w:headerReference w:type="even" r:id="rId8"/>
+      <w:headerReference w:type="default" r:id="rId9"/>
+      <w:footerReference w:type="even" r:id="rId10"/>
+      <w:footerReference w:type="default" r:id="rId11"/>
+      <w:headerReference w:type="first" r:id="rId12"/>
+      <w:footerReference w:type="first" r:id="rId13"/>
       <w:pgSz w:w="16838" w:h="11906" w:orient="landscape"/>
       <w:pgMar w:top="720" w:right="720" w:bottom="720" w:left="720" w:header="708" w:footer="708" w:gutter="0"/>
       <w:cols w:space="708"/>
@@ -999,6 +1001,36 @@
 </w:endnotes>
 </file>
 
+<file path=word/footer1.xml><?xml version="1.0" encoding="utf-8"?>
+<w:ftr xmlns:wpc="http://schemas.microsoft.com/office/word/2010/wordprocessingCanvas" xmlns:cx="http://schemas.microsoft.com/office/drawing/2014/chartex" xmlns:cx1="http://schemas.microsoft.com/office/drawing/2015/9/8/chartex" xmlns:cx2="http://schemas.microsoft.com/office/drawing/2015/10/21/chartex" xmlns:cx3="http://schemas.microsoft.com/office/drawing/2016/5/9/chartex" xmlns:cx4="http://schemas.microsoft.com/office/drawing/2016/5/10/chartex" xmlns:cx5="http://schemas.microsoft.com/office/drawing/2016/5/11/chartex" xmlns:cx6="http://schemas.microsoft.com/office/drawing/2016/5/12/chartex" xmlns:cx7="http://schemas.microsoft.com/office/drawing/2016/5/13/chartex" xmlns:cx8="http://schemas.microsoft.com/office/drawing/2016/5/14/chartex" xmlns:mc="http://schemas.openxmlformats.org/markup-compatibility/2006" xmlns:aink="http://schemas.microsoft.com/office/drawing/2016/ink" xmlns:am3d="http://schemas.microsoft.com/office/drawing/2017/model3d" xmlns:o="urn:schemas-microsoft-com:office:office" xmlns:r="http://schemas.openxmlformats.org/officeDocument/2006/relationships" xmlns:m="http://schemas.openxmlformats.org/officeDocument/2006/math" xmlns:v="urn:schemas-microsoft-com:vml" xmlns:wp14="http://schemas.microsoft.com/office/word/2010/wordprocessingDrawing" xmlns:wp="http://schemas.openxmlformats.org/drawingml/2006/wordprocessingDrawing" xmlns:w10="urn:schemas-microsoft-com:office:word" xmlns:w="http://schemas.openxmlformats.org/wordprocessingml/2006/main" xmlns:w14="http://schemas.microsoft.com/office/word/2010/wordml" xmlns:w15="http://schemas.microsoft.com/office/word/2012/wordml" xmlns:w16cid="http://schemas.microsoft.com/office/word/2016/wordml/cid" xmlns:w16se="http://schemas.microsoft.com/office/word/2015/wordml/symex" xmlns:wpg="http://schemas.microsoft.com/office/word/2010/wordprocessingGroup" xmlns:wpi="http://schemas.microsoft.com/office/word/2010/wordprocessingInk" xmlns:wne="http://schemas.microsoft.com/office/word/2006/wordml" xmlns:wps="http://schemas.microsoft.com/office/word/2010/wordprocessingShape" mc:Ignorable="w14 w15 w16se w16cid wp14">
+  <w:p>
+    <w:pPr>
+      <w:pStyle w:val="a5"/>
+    </w:pPr>
+  </w:p>
+</w:ftr>
+</file>
+
+<file path=word/footer2.xml><?xml version="1.0" encoding="utf-8"?>
+<w:ftr xmlns:wpc="http://schemas.microsoft.com/office/word/2010/wordprocessingCanvas" xmlns:cx="http://schemas.microsoft.com/office/drawing/2014/chartex" xmlns:cx1="http://schemas.microsoft.com/office/drawing/2015/9/8/chartex" xmlns:cx2="http://schemas.microsoft.com/office/drawing/2015/10/21/chartex" xmlns:cx3="http://schemas.microsoft.com/office/drawing/2016/5/9/chartex" xmlns:cx4="http://schemas.microsoft.com/office/drawing/2016/5/10/chartex" xmlns:cx5="http://schemas.microsoft.com/office/drawing/2016/5/11/chartex" xmlns:cx6="http://schemas.microsoft.com/office/drawing/2016/5/12/chartex" xmlns:cx7="http://schemas.microsoft.com/office/drawing/2016/5/13/chartex" xmlns:cx8="http://schemas.microsoft.com/office/drawing/2016/5/14/chartex" xmlns:mc="http://schemas.openxmlformats.org/markup-compatibility/2006" xmlns:aink="http://schemas.microsoft.com/office/drawing/2016/ink" xmlns:am3d="http://schemas.microsoft.com/office/drawing/2017/model3d" xmlns:o="urn:schemas-microsoft-com:office:office" xmlns:r="http://schemas.openxmlformats.org/officeDocument/2006/relationships" xmlns:m="http://schemas.openxmlformats.org/officeDocument/2006/math" xmlns:v="urn:schemas-microsoft-com:vml" xmlns:wp14="http://schemas.microsoft.com/office/word/2010/wordprocessingDrawing" xmlns:wp="http://schemas.openxmlformats.org/drawingml/2006/wordprocessingDrawing" xmlns:w10="urn:schemas-microsoft-com:office:word" xmlns:w="http://schemas.openxmlformats.org/wordprocessingml/2006/main" xmlns:w14="http://schemas.microsoft.com/office/word/2010/wordml" xmlns:w15="http://schemas.microsoft.com/office/word/2012/wordml" xmlns:w16cid="http://schemas.microsoft.com/office/word/2016/wordml/cid" xmlns:w16se="http://schemas.microsoft.com/office/word/2015/wordml/symex" xmlns:wpg="http://schemas.microsoft.com/office/word/2010/wordprocessingGroup" xmlns:wpi="http://schemas.microsoft.com/office/word/2010/wordprocessingInk" xmlns:wne="http://schemas.microsoft.com/office/word/2006/wordml" xmlns:wps="http://schemas.microsoft.com/office/word/2010/wordprocessingShape" mc:Ignorable="w14 w15 w16se w16cid wp14">
+  <w:p>
+    <w:pPr>
+      <w:pStyle w:val="a5"/>
+    </w:pPr>
+  </w:p>
+</w:ftr>
+</file>
+
+<file path=word/footer3.xml><?xml version="1.0" encoding="utf-8"?>
+<w:ftr xmlns:wpc="http://schemas.microsoft.com/office/word/2010/wordprocessingCanvas" xmlns:cx="http://schemas.microsoft.com/office/drawing/2014/chartex" xmlns:cx1="http://schemas.microsoft.com/office/drawing/2015/9/8/chartex" xmlns:cx2="http://schemas.microsoft.com/office/drawing/2015/10/21/chartex" xmlns:cx3="http://schemas.microsoft.com/office/drawing/2016/5/9/chartex" xmlns:cx4="http://schemas.microsoft.com/office/drawing/2016/5/10/chartex" xmlns:cx5="http://schemas.microsoft.com/office/drawing/2016/5/11/chartex" xmlns:cx6="http://schemas.microsoft.com/office/drawing/2016/5/12/chartex" xmlns:cx7="http://schemas.microsoft.com/office/drawing/2016/5/13/chartex" xmlns:cx8="http://schemas.microsoft.com/office/drawing/2016/5/14/chartex" xmlns:mc="http://schemas.openxmlformats.org/markup-compatibility/2006" xmlns:aink="http://schemas.microsoft.com/office/drawing/2016/ink" xmlns:am3d="http://schemas.microsoft.com/office/drawing/2017/model3d" xmlns:o="urn:schemas-microsoft-com:office:office" xmlns:r="http://schemas.openxmlformats.org/officeDocument/2006/relationships" xmlns:m="http://schemas.openxmlformats.org/officeDocument/2006/math" xmlns:v="urn:schemas-microsoft-com:vml" xmlns:wp14="http://schemas.microsoft.com/office/word/2010/wordprocessingDrawing" xmlns:wp="http://schemas.openxmlformats.org/drawingml/2006/wordprocessingDrawing" xmlns:w10="urn:schemas-microsoft-com:office:word" xmlns:w="http://schemas.openxmlformats.org/wordprocessingml/2006/main" xmlns:w14="http://schemas.microsoft.com/office/word/2010/wordml" xmlns:w15="http://schemas.microsoft.com/office/word/2012/wordml" xmlns:w16cid="http://schemas.microsoft.com/office/word/2016/wordml/cid" xmlns:w16se="http://schemas.microsoft.com/office/word/2015/wordml/symex" xmlns:wpg="http://schemas.microsoft.com/office/word/2010/wordprocessingGroup" xmlns:wpi="http://schemas.microsoft.com/office/word/2010/wordprocessingInk" xmlns:wne="http://schemas.microsoft.com/office/word/2006/wordml" xmlns:wps="http://schemas.microsoft.com/office/word/2010/wordprocessingShape" mc:Ignorable="w14 w15 w16se w16cid wp14">
+  <w:p>
+    <w:pPr>
+      <w:pStyle w:val="a5"/>
+    </w:pPr>
+  </w:p>
+</w:ftr>
+</file>
+
 <file path=word/footnotes.xml><?xml version="1.0" encoding="utf-8"?>
 <w:footnotes xmlns:wpc="http://schemas.microsoft.com/office/word/2010/wordprocessingCanvas" xmlns:cx="http://schemas.microsoft.com/office/drawing/2014/chartex" xmlns:cx1="http://schemas.microsoft.com/office/drawing/2015/9/8/chartex" xmlns:cx2="http://schemas.microsoft.com/office/drawing/2015/10/21/chartex" xmlns:cx3="http://schemas.microsoft.com/office/drawing/2016/5/9/chartex" xmlns:cx4="http://schemas.microsoft.com/office/drawing/2016/5/10/chartex" xmlns:cx5="http://schemas.microsoft.com/office/drawing/2016/5/11/chartex" xmlns:cx6="http://schemas.microsoft.com/office/drawing/2016/5/12/chartex" xmlns:cx7="http://schemas.microsoft.com/office/drawing/2016/5/13/chartex" xmlns:cx8="http://schemas.microsoft.com/office/drawing/2016/5/14/chartex" xmlns:mc="http://schemas.openxmlformats.org/markup-compatibility/2006" xmlns:aink="http://schemas.microsoft.com/office/drawing/2016/ink" xmlns:am3d="http://schemas.microsoft.com/office/drawing/2017/model3d" xmlns:o="urn:schemas-microsoft-com:office:office" xmlns:r="http://schemas.openxmlformats.org/officeDocument/2006/relationships" xmlns:m="http://schemas.openxmlformats.org/officeDocument/2006/math" xmlns:v="urn:schemas-microsoft-com:vml" xmlns:wp14="http://schemas.microsoft.com/office/word/2010/wordprocessingDrawing" xmlns:wp="http://schemas.openxmlformats.org/drawingml/2006/wordprocessingDrawing" xmlns:w10="urn:schemas-microsoft-com:office:word" xmlns:w="http://schemas.openxmlformats.org/wordprocessingml/2006/main" xmlns:w14="http://schemas.microsoft.com/office/word/2010/wordml" xmlns:w15="http://schemas.microsoft.com/office/word/2012/wordml" xmlns:w16cid="http://schemas.microsoft.com/office/word/2016/wordml/cid" xmlns:w16se="http://schemas.microsoft.com/office/word/2015/wordml/symex" xmlns:wpg="http://schemas.microsoft.com/office/word/2010/wordprocessingGroup" xmlns:wpi="http://schemas.microsoft.com/office/word/2010/wordprocessingInk" xmlns:wne="http://schemas.microsoft.com/office/word/2006/wordml" xmlns:wps="http://schemas.microsoft.com/office/word/2010/wordprocessingShape" mc:Ignorable="w14 w15 w16se w16cid wp14">
   <w:footnote w:type="separator" w:id="-1">
@@ -1019,6 +1051,16 @@
 </file>
 
 <file path=word/header1.xml><?xml version="1.0" encoding="utf-8"?>
+<w:hdr xmlns:wpc="http://schemas.microsoft.com/office/word/2010/wordprocessingCanvas" xmlns:cx="http://schemas.microsoft.com/office/drawing/2014/chartex" xmlns:cx1="http://schemas.microsoft.com/office/drawing/2015/9/8/chartex" xmlns:cx2="http://schemas.microsoft.com/office/drawing/2015/10/21/chartex" xmlns:cx3="http://schemas.microsoft.com/office/drawing/2016/5/9/chartex" xmlns:cx4="http://schemas.microsoft.com/office/drawing/2016/5/10/chartex" xmlns:cx5="http://schemas.microsoft.com/office/drawing/2016/5/11/chartex" xmlns:cx6="http://schemas.microsoft.com/office/drawing/2016/5/12/chartex" xmlns:cx7="http://schemas.microsoft.com/office/drawing/2016/5/13/chartex" xmlns:cx8="http://schemas.microsoft.com/office/drawing/2016/5/14/chartex" xmlns:mc="http://schemas.openxmlformats.org/markup-compatibility/2006" xmlns:aink="http://schemas.microsoft.com/office/drawing/2016/ink" xmlns:am3d="http://schemas.microsoft.com/office/drawing/2017/model3d" xmlns:o="urn:schemas-microsoft-com:office:office" xmlns:r="http://schemas.openxmlformats.org/officeDocument/2006/relationships" xmlns:m="http://schemas.openxmlformats.org/officeDocument/2006/math" xmlns:v="urn:schemas-microsoft-com:vml" xmlns:wp14="http://schemas.microsoft.com/office/word/2010/wordprocessingDrawing" xmlns:wp="http://schemas.openxmlformats.org/drawingml/2006/wordprocessingDrawing" xmlns:w10="urn:schemas-microsoft-com:office:word" xmlns:w="http://schemas.openxmlformats.org/wordprocessingml/2006/main" xmlns:w14="http://schemas.microsoft.com/office/word/2010/wordml" xmlns:w15="http://schemas.microsoft.com/office/word/2012/wordml" xmlns:w16cid="http://schemas.microsoft.com/office/word/2016/wordml/cid" xmlns:w16se="http://schemas.microsoft.com/office/word/2015/wordml/symex" xmlns:wpg="http://schemas.microsoft.com/office/word/2010/wordprocessingGroup" xmlns:wpi="http://schemas.microsoft.com/office/word/2010/wordprocessingInk" xmlns:wne="http://schemas.microsoft.com/office/word/2006/wordml" xmlns:wps="http://schemas.microsoft.com/office/word/2010/wordprocessingShape" mc:Ignorable="w14 w15 w16se w16cid wp14">
+  <w:p>
+    <w:pPr>
+      <w:pStyle w:val="a3"/>
+    </w:pPr>
+  </w:p>
+</w:hdr>
+</file>
+
+<file path=word/header2.xml><?xml version="1.0" encoding="utf-8"?>
 <w:hdr xmlns:wpc="http://schemas.microsoft.com/office/word/2010/wordprocessingCanvas" xmlns:cx="http://schemas.microsoft.com/office/drawing/2014/chartex" xmlns:cx1="http://schemas.microsoft.com/office/drawing/2015/9/8/chartex" xmlns:cx2="http://schemas.microsoft.com/office/drawing/2015/10/21/chartex" xmlns:cx3="http://schemas.microsoft.com/office/drawing/2016/5/9/chartex" xmlns:cx4="http://schemas.microsoft.com/office/drawing/2016/5/10/chartex" xmlns:cx5="http://schemas.microsoft.com/office/drawing/2016/5/11/chartex" xmlns:cx6="http://schemas.microsoft.com/office/drawing/2016/5/12/chartex" xmlns:cx7="http://schemas.microsoft.com/office/drawing/2016/5/13/chartex" xmlns:cx8="http://schemas.microsoft.com/office/drawing/2016/5/14/chartex" xmlns:mc="http://schemas.openxmlformats.org/markup-compatibility/2006" xmlns:aink="http://schemas.microsoft.com/office/drawing/2016/ink" xmlns:am3d="http://schemas.microsoft.com/office/drawing/2017/model3d" xmlns:o="urn:schemas-microsoft-com:office:office" xmlns:r="http://schemas.openxmlformats.org/officeDocument/2006/relationships" xmlns:m="http://schemas.openxmlformats.org/officeDocument/2006/math" xmlns:v="urn:schemas-microsoft-com:vml" xmlns:wp14="http://schemas.microsoft.com/office/word/2010/wordprocessingDrawing" xmlns:wp="http://schemas.openxmlformats.org/drawingml/2006/wordprocessingDrawing" xmlns:w10="urn:schemas-microsoft-com:office:word" xmlns:w="http://schemas.openxmlformats.org/wordprocessingml/2006/main" xmlns:w14="http://schemas.microsoft.com/office/word/2010/wordml" xmlns:w15="http://schemas.microsoft.com/office/word/2012/wordml" xmlns:w16cid="http://schemas.microsoft.com/office/word/2016/wordml/cid" xmlns:w16se="http://schemas.microsoft.com/office/word/2015/wordml/symex" xmlns:wpg="http://schemas.microsoft.com/office/word/2010/wordprocessingGroup" xmlns:wpi="http://schemas.microsoft.com/office/word/2010/wordprocessingInk" xmlns:wne="http://schemas.microsoft.com/office/word/2006/wordml" xmlns:wps="http://schemas.microsoft.com/office/word/2010/wordprocessingShape" mc:Ignorable="w14 w15 w16se w16cid wp14">
   <w:tbl>
     <w:tblPr>
@@ -2171,14 +2213,48 @@
           <w:pPr>
             <w:pStyle w:val="1"/>
             <w:spacing w:before="0"/>
-            <w:rPr>
-              <w:rFonts w:ascii="Arial" w:hAnsi="Arial" w:cs="Arial"/>
-              <w:b w:val="0"/>
-              <w:color w:val="auto"/>
-              <w:sz w:val="20"/>
-              <w:szCs w:val="20"/>
-            </w:rPr>
-          </w:pPr>
+            <w:jc w:val="center"/>
+            <w:rPr>
+              <w:rFonts w:ascii="Arial" w:hAnsi="Arial" w:cs="Arial"/>
+              <w:b w:val="0"/>
+              <w:color w:val="auto"/>
+              <w:sz w:val="20"/>
+              <w:szCs w:val="20"/>
+            </w:rPr>
+          </w:pPr>
+          <w:r>
+            <w:rPr>
+              <w:rFonts w:ascii="Arial" w:hAnsi="Arial" w:cs="Arial"/>
+              <w:b w:val="0"/>
+              <w:color w:val="auto"/>
+              <w:sz w:val="20"/>
+              <w:szCs w:val="20"/>
+              <w:lang w:val="en-US"/>
+            </w:rPr>
+            <w:t>{{</w:t>
+          </w:r>
+          <w:r>
+            <w:rPr>
+              <w:rFonts w:ascii="Arial" w:hAnsi="Arial" w:cs="Arial"/>
+              <w:b w:val="0"/>
+              <w:color w:val="auto"/>
+              <w:sz w:val="20"/>
+              <w:szCs w:val="20"/>
+              <w:lang w:val="en-US"/>
+            </w:rPr>
+            <w:t>nZech</w:t>
+          </w:r>
+          <w:r>
+            <w:rPr>
+              <w:rFonts w:ascii="Arial" w:hAnsi="Arial" w:cs="Arial"/>
+              <w:b w:val="0"/>
+              <w:color w:val="auto"/>
+              <w:sz w:val="20"/>
+              <w:szCs w:val="20"/>
+              <w:lang w:val="en-US"/>
+            </w:rPr>
+            <w:t>}}</w:t>
+          </w:r>
         </w:p>
       </w:tc>
       <w:tc>
@@ -2350,7 +2426,7 @@
 </w:hdr>
 </file>
 
-<file path=word/header2.xml><?xml version="1.0" encoding="utf-8"?>
+<file path=word/header3.xml><?xml version="1.0" encoding="utf-8"?>
 <w:hdr xmlns:wpc="http://schemas.microsoft.com/office/word/2010/wordprocessingCanvas" xmlns:cx="http://schemas.microsoft.com/office/drawing/2014/chartex" xmlns:cx1="http://schemas.microsoft.com/office/drawing/2015/9/8/chartex" xmlns:cx2="http://schemas.microsoft.com/office/drawing/2015/10/21/chartex" xmlns:cx3="http://schemas.microsoft.com/office/drawing/2016/5/9/chartex" xmlns:cx4="http://schemas.microsoft.com/office/drawing/2016/5/10/chartex" xmlns:cx5="http://schemas.microsoft.com/office/drawing/2016/5/11/chartex" xmlns:cx6="http://schemas.microsoft.com/office/drawing/2016/5/12/chartex" xmlns:cx7="http://schemas.microsoft.com/office/drawing/2016/5/13/chartex" xmlns:cx8="http://schemas.microsoft.com/office/drawing/2016/5/14/chartex" xmlns:mc="http://schemas.openxmlformats.org/markup-compatibility/2006" xmlns:aink="http://schemas.microsoft.com/office/drawing/2016/ink" xmlns:am3d="http://schemas.microsoft.com/office/drawing/2017/model3d" xmlns:o="urn:schemas-microsoft-com:office:office" xmlns:r="http://schemas.openxmlformats.org/officeDocument/2006/relationships" xmlns:m="http://schemas.openxmlformats.org/officeDocument/2006/math" xmlns:v="urn:schemas-microsoft-com:vml" xmlns:wp14="http://schemas.microsoft.com/office/word/2010/wordprocessingDrawing" xmlns:wp="http://schemas.openxmlformats.org/drawingml/2006/wordprocessingDrawing" xmlns:w10="urn:schemas-microsoft-com:office:word" xmlns:w="http://schemas.openxmlformats.org/wordprocessingml/2006/main" xmlns:w14="http://schemas.microsoft.com/office/word/2010/wordml" xmlns:w15="http://schemas.microsoft.com/office/word/2012/wordml" xmlns:w16cid="http://schemas.microsoft.com/office/word/2016/wordml/cid" xmlns:w16se="http://schemas.microsoft.com/office/word/2015/wordml/symex" xmlns:wpg="http://schemas.microsoft.com/office/word/2010/wordprocessingGroup" xmlns:wpi="http://schemas.microsoft.com/office/word/2010/wordprocessingInk" xmlns:wne="http://schemas.microsoft.com/office/word/2006/wordml" xmlns:wps="http://schemas.microsoft.com/office/word/2010/wordprocessingShape" mc:Ignorable="w14 w15 w16se w16cid wp14">
   <w:tbl>
     <w:tblPr>
@@ -3509,9 +3585,8 @@
             </w:rPr>
             <w:t xml:space="preserve"> </w:t>
           </w:r>
-          <w:r>
-            <w:t>5</w:t>
-          </w:r>
+          <w:bookmarkStart w:id="0" w:name="_GoBack"/>
+          <w:bookmarkEnd w:id="0"/>
         </w:p>
       </w:tc>
     </w:tr>
@@ -3525,14 +3600,51 @@
           <w:pPr>
             <w:pStyle w:val="1"/>
             <w:spacing w:before="0"/>
-            <w:rPr>
-              <w:rFonts w:ascii="Arial" w:hAnsi="Arial" w:cs="Arial"/>
-              <w:b w:val="0"/>
-              <w:color w:val="auto"/>
-              <w:sz w:val="20"/>
-              <w:szCs w:val="20"/>
-            </w:rPr>
-          </w:pPr>
+            <w:jc w:val="center"/>
+            <w:rPr>
+              <w:rFonts w:ascii="Arial" w:hAnsi="Arial" w:cs="Arial"/>
+              <w:b w:val="0"/>
+              <w:color w:val="auto"/>
+              <w:sz w:val="20"/>
+              <w:szCs w:val="20"/>
+              <w:lang w:val="en-US"/>
+            </w:rPr>
+          </w:pPr>
+          <w:r>
+            <w:rPr>
+              <w:rFonts w:ascii="Arial" w:hAnsi="Arial" w:cs="Arial"/>
+              <w:b w:val="0"/>
+              <w:color w:val="auto"/>
+              <w:sz w:val="20"/>
+              <w:szCs w:val="20"/>
+              <w:lang w:val="en-US"/>
+            </w:rPr>
+            <w:t>{{</w:t>
+          </w:r>
+          <w:proofErr w:type="spellStart"/>
+          <w:r>
+            <w:rPr>
+              <w:rFonts w:ascii="Arial" w:hAnsi="Arial" w:cs="Arial"/>
+              <w:b w:val="0"/>
+              <w:color w:val="auto"/>
+              <w:sz w:val="20"/>
+              <w:szCs w:val="20"/>
+              <w:lang w:val="en-US"/>
+            </w:rPr>
+            <w:t>nZech</w:t>
+          </w:r>
+          <w:proofErr w:type="spellEnd"/>
+          <w:r>
+            <w:rPr>
+              <w:rFonts w:ascii="Arial" w:hAnsi="Arial" w:cs="Arial"/>
+              <w:b w:val="0"/>
+              <w:color w:val="auto"/>
+              <w:sz w:val="20"/>
+              <w:szCs w:val="20"/>
+              <w:lang w:val="en-US"/>
+            </w:rPr>
+            <w:t>}}</w:t>
+          </w:r>
         </w:p>
       </w:tc>
       <w:tc>
@@ -6053,7 +6165,7 @@
 </file>
 
 <file path=customXml/itemProps1.xml><?xml version="1.0" encoding="utf-8"?>
-<ds:datastoreItem xmlns:ds="http://schemas.openxmlformats.org/officeDocument/2006/customXml" ds:itemID="{11F68ADD-A6BD-4F94-AC41-DEAE4E8E7744}">
+<ds:datastoreItem xmlns:ds="http://schemas.openxmlformats.org/officeDocument/2006/customXml" ds:itemID="{85C9A4CC-AEF3-4DAD-8D17-6F52C3D04110}">
   <ds:schemaRefs>
     <ds:schemaRef ds:uri="http://schemas.openxmlformats.org/officeDocument/2006/bibliography"/>
   </ds:schemaRefs>

--- a/src/main/resources/templates/RI.docx
+++ b/src/main/resources/templates/RI.docx
@@ -1,20 +1,27 @@
 
 <file path=word/document.xml><?xml version="1.0" encoding="utf-8"?>
-<w:document xmlns:wpc="http://schemas.microsoft.com/office/word/2010/wordprocessingCanvas" xmlns:cx="http://schemas.microsoft.com/office/drawing/2014/chartex" xmlns:cx1="http://schemas.microsoft.com/office/drawing/2015/9/8/chartex" xmlns:cx2="http://schemas.microsoft.com/office/drawing/2015/10/21/chartex" xmlns:cx3="http://schemas.microsoft.com/office/drawing/2016/5/9/chartex" xmlns:cx4="http://schemas.microsoft.com/office/drawing/2016/5/10/chartex" xmlns:cx5="http://schemas.microsoft.com/office/drawing/2016/5/11/chartex" xmlns:cx6="http://schemas.microsoft.com/office/drawing/2016/5/12/chartex" xmlns:cx7="http://schemas.microsoft.com/office/drawing/2016/5/13/chartex" xmlns:cx8="http://schemas.microsoft.com/office/drawing/2016/5/14/chartex" xmlns:mc="http://schemas.openxmlformats.org/markup-compatibility/2006" xmlns:aink="http://schemas.microsoft.com/office/drawing/2016/ink" xmlns:am3d="http://schemas.microsoft.com/office/drawing/2017/model3d" xmlns:o="urn:schemas-microsoft-com:office:office" xmlns:r="http://schemas.openxmlformats.org/officeDocument/2006/relationships" xmlns:m="http://schemas.openxmlformats.org/officeDocument/2006/math" xmlns:v="urn:schemas-microsoft-com:vml" xmlns:wp14="http://schemas.microsoft.com/office/word/2010/wordprocessingDrawing" xmlns:wp="http://schemas.openxmlformats.org/drawingml/2006/wordprocessingDrawing" xmlns:w10="urn:schemas-microsoft-com:office:word" xmlns:w="http://schemas.openxmlformats.org/wordprocessingml/2006/main" xmlns:w14="http://schemas.microsoft.com/office/word/2010/wordml" xmlns:w15="http://schemas.microsoft.com/office/word/2012/wordml" xmlns:w16cid="http://schemas.microsoft.com/office/word/2016/wordml/cid" xmlns:w16se="http://schemas.microsoft.com/office/word/2015/wordml/symex" xmlns:wpg="http://schemas.microsoft.com/office/word/2010/wordprocessingGroup" xmlns:wpi="http://schemas.microsoft.com/office/word/2010/wordprocessingInk" xmlns:wne="http://schemas.microsoft.com/office/word/2006/wordml" xmlns:wps="http://schemas.microsoft.com/office/word/2010/wordprocessingShape" mc:Ignorable="w14 w15 w16se w16cid wp14">
+<w:document xmlns:wpc="http://schemas.microsoft.com/office/word/2010/wordprocessingCanvas" xmlns:mc="http://schemas.openxmlformats.org/markup-compatibility/2006" xmlns:o="urn:schemas-microsoft-com:office:office" xmlns:r="http://schemas.openxmlformats.org/officeDocument/2006/relationships" xmlns:m="http://schemas.openxmlformats.org/officeDocument/2006/math" xmlns:v="urn:schemas-microsoft-com:vml" xmlns:wp14="http://schemas.microsoft.com/office/word/2010/wordprocessingDrawing" xmlns:wp="http://schemas.openxmlformats.org/drawingml/2006/wordprocessingDrawing" xmlns:w="http://schemas.openxmlformats.org/wordprocessingml/2006/main" xmlns:w14="http://schemas.microsoft.com/office/word/2010/wordml" xmlns:w10="urn:schemas-microsoft-com:office:word" xmlns:w15="http://schemas.microsoft.com/office/word/2012/wordml" xmlns:wpg="http://schemas.microsoft.com/office/word/2010/wordprocessingGroup" xmlns:wpi="http://schemas.microsoft.com/office/word/2010/wordprocessingInk" xmlns:wne="http://schemas.microsoft.com/office/word/2006/wordml" xmlns:wps="http://schemas.microsoft.com/office/word/2010/wordprocessingShape" xmlns:wpsCustomData="http://www.wps.cn/officeDocument/2013/wpsCustomData" mc:Ignorable="w14 w15 wp14">
   <w:body>
     <w:tbl>
       <w:tblPr>
+        <w:tblStyle w:val="4"/>
         <w:tblW w:w="15843" w:type="dxa"/>
+        <w:tblInd w:w="0" w:type="dxa"/>
         <w:tblBorders>
-          <w:top w:val="single" w:sz="4" w:space="0" w:color="000000"/>
-          <w:left w:val="single" w:sz="4" w:space="0" w:color="000000"/>
-          <w:bottom w:val="single" w:sz="4" w:space="0" w:color="000000"/>
-          <w:right w:val="single" w:sz="4" w:space="0" w:color="000000"/>
-          <w:insideH w:val="single" w:sz="4" w:space="0" w:color="000000"/>
-          <w:insideV w:val="single" w:sz="4" w:space="0" w:color="000000"/>
+          <w:top w:val="single" w:color="000000" w:sz="4" w:space="0"/>
+          <w:left w:val="single" w:color="000000" w:sz="4" w:space="0"/>
+          <w:bottom w:val="single" w:color="000000" w:sz="4" w:space="0"/>
+          <w:right w:val="single" w:color="000000" w:sz="4" w:space="0"/>
+          <w:insideH w:val="single" w:color="000000" w:sz="4" w:space="0"/>
+          <w:insideV w:val="single" w:color="000000" w:sz="4" w:space="0"/>
         </w:tblBorders>
         <w:tblLayout w:type="fixed"/>
-        <w:tblLook w:val="04A0" w:firstRow="1" w:lastRow="0" w:firstColumn="1" w:lastColumn="0" w:noHBand="0" w:noVBand="1"/>
+        <w:tblCellMar>
+          <w:top w:w="0" w:type="dxa"/>
+          <w:left w:w="108" w:type="dxa"/>
+          <w:bottom w:w="0" w:type="dxa"/>
+          <w:right w:w="108" w:type="dxa"/>
+        </w:tblCellMar>
       </w:tblPr>
       <w:tblGrid>
         <w:gridCol w:w="5140"/>
@@ -23,8 +30,16 @@
         <w:gridCol w:w="8309"/>
       </w:tblGrid>
       <w:tr>
+        <w:tblPrEx>
+          <w:tblCellMar>
+            <w:top w:w="0" w:type="dxa"/>
+            <w:left w:w="108" w:type="dxa"/>
+            <w:bottom w:w="0" w:type="dxa"/>
+            <w:right w:w="108" w:type="dxa"/>
+          </w:tblCellMar>
+        </w:tblPrEx>
         <w:trPr>
-          <w:trHeight w:val="504"/>
+          <w:trHeight w:val="504" w:hRule="atLeast"/>
         </w:trPr>
         <w:tc>
           <w:tcPr>
@@ -38,6 +53,8 @@
                 <w:b/>
               </w:rPr>
             </w:pPr>
+            <w:bookmarkStart w:id="0" w:name="_GoBack"/>
+            <w:bookmarkEnd w:id="0"/>
             <w:r>
               <w:t>Материалы, детали (наименование и обозначение)</w:t>
             </w:r>
@@ -50,7 +67,7 @@
           </w:tcPr>
           <w:p>
             <w:pPr>
-              <w:pStyle w:val="1"/>
+              <w:pStyle w:val="2"/>
               <w:spacing w:before="0"/>
               <w:ind w:left="-107" w:right="-109"/>
               <w:jc w:val="center"/>
@@ -76,8 +93,24 @@
         </w:tc>
       </w:tr>
       <w:tr>
+        <w:tblPrEx>
+          <w:tblBorders>
+            <w:top w:val="single" w:color="000000" w:sz="4" w:space="0"/>
+            <w:left w:val="single" w:color="000000" w:sz="4" w:space="0"/>
+            <w:bottom w:val="single" w:color="000000" w:sz="4" w:space="0"/>
+            <w:right w:val="single" w:color="000000" w:sz="4" w:space="0"/>
+            <w:insideH w:val="single" w:color="000000" w:sz="4" w:space="0"/>
+            <w:insideV w:val="single" w:color="000000" w:sz="4" w:space="0"/>
+          </w:tblBorders>
+          <w:tblCellMar>
+            <w:top w:w="0" w:type="dxa"/>
+            <w:left w:w="108" w:type="dxa"/>
+            <w:bottom w:w="0" w:type="dxa"/>
+            <w:right w:w="108" w:type="dxa"/>
+          </w:tblCellMar>
+        </w:tblPrEx>
         <w:trPr>
-          <w:trHeight w:val="426"/>
+          <w:trHeight w:val="426" w:hRule="atLeast"/>
         </w:trPr>
         <w:tc>
           <w:tcPr>
@@ -87,7 +120,7 @@
           </w:tcPr>
           <w:p>
             <w:pPr>
-              <w:pStyle w:val="1"/>
+              <w:pStyle w:val="2"/>
               <w:spacing w:before="0"/>
               <w:ind w:right="-85"/>
               <w:rPr>
@@ -108,7 +141,7 @@
           </w:tcPr>
           <w:p>
             <w:pPr>
-              <w:pStyle w:val="1"/>
+              <w:pStyle w:val="2"/>
               <w:spacing w:before="0"/>
               <w:ind w:left="-107" w:right="-109"/>
               <w:jc w:val="center"/>
@@ -122,7 +155,7 @@
           </w:p>
           <w:p>
             <w:pPr>
-              <w:pStyle w:val="1"/>
+              <w:pStyle w:val="2"/>
               <w:spacing w:before="0"/>
               <w:ind w:left="-107" w:right="-109"/>
               <w:jc w:val="center"/>
@@ -136,7 +169,7 @@
           </w:p>
           <w:p>
             <w:pPr>
-              <w:pStyle w:val="1"/>
+              <w:pStyle w:val="2"/>
               <w:spacing w:before="0"/>
               <w:ind w:left="-107" w:right="-109"/>
               <w:jc w:val="center"/>
@@ -150,7 +183,7 @@
           </w:p>
           <w:p>
             <w:pPr>
-              <w:pStyle w:val="1"/>
+              <w:pStyle w:val="2"/>
               <w:spacing w:before="0"/>
               <w:ind w:left="-107" w:right="-109"/>
               <w:jc w:val="center"/>
@@ -166,8 +199,24 @@
         </w:tc>
       </w:tr>
       <w:tr>
+        <w:tblPrEx>
+          <w:tblBorders>
+            <w:top w:val="single" w:color="000000" w:sz="4" w:space="0"/>
+            <w:left w:val="single" w:color="000000" w:sz="4" w:space="0"/>
+            <w:bottom w:val="single" w:color="000000" w:sz="4" w:space="0"/>
+            <w:right w:val="single" w:color="000000" w:sz="4" w:space="0"/>
+            <w:insideH w:val="single" w:color="000000" w:sz="4" w:space="0"/>
+            <w:insideV w:val="single" w:color="000000" w:sz="4" w:space="0"/>
+          </w:tblBorders>
+          <w:tblCellMar>
+            <w:top w:w="0" w:type="dxa"/>
+            <w:left w:w="108" w:type="dxa"/>
+            <w:bottom w:w="0" w:type="dxa"/>
+            <w:right w:w="108" w:type="dxa"/>
+          </w:tblCellMar>
+        </w:tblPrEx>
         <w:trPr>
-          <w:trHeight w:val="418"/>
+          <w:trHeight w:val="418" w:hRule="atLeast"/>
         </w:trPr>
         <w:tc>
           <w:tcPr>
@@ -177,7 +226,7 @@
           </w:tcPr>
           <w:p>
             <w:pPr>
-              <w:pStyle w:val="1"/>
+              <w:pStyle w:val="2"/>
               <w:spacing w:before="0"/>
               <w:rPr>
                 <w:rFonts w:ascii="Arial" w:hAnsi="Arial" w:cs="Arial"/>
@@ -192,11 +241,11 @@
         <w:tc>
           <w:tcPr>
             <w:tcW w:w="8309" w:type="dxa"/>
-            <w:vMerge/>
+            <w:vMerge w:val="continue"/>
           </w:tcPr>
           <w:p>
             <w:pPr>
-              <w:pStyle w:val="1"/>
+              <w:pStyle w:val="2"/>
               <w:spacing w:before="0"/>
               <w:ind w:left="-107" w:right="-109"/>
               <w:rPr>
@@ -211,8 +260,24 @@
         </w:tc>
       </w:tr>
       <w:tr>
+        <w:tblPrEx>
+          <w:tblBorders>
+            <w:top w:val="single" w:color="000000" w:sz="4" w:space="0"/>
+            <w:left w:val="single" w:color="000000" w:sz="4" w:space="0"/>
+            <w:bottom w:val="single" w:color="000000" w:sz="4" w:space="0"/>
+            <w:right w:val="single" w:color="000000" w:sz="4" w:space="0"/>
+            <w:insideH w:val="single" w:color="000000" w:sz="4" w:space="0"/>
+            <w:insideV w:val="single" w:color="000000" w:sz="4" w:space="0"/>
+          </w:tblBorders>
+          <w:tblCellMar>
+            <w:top w:w="0" w:type="dxa"/>
+            <w:left w:w="108" w:type="dxa"/>
+            <w:bottom w:w="0" w:type="dxa"/>
+            <w:right w:w="108" w:type="dxa"/>
+          </w:tblCellMar>
+        </w:tblPrEx>
         <w:trPr>
-          <w:trHeight w:val="418"/>
+          <w:trHeight w:val="418" w:hRule="atLeast"/>
         </w:trPr>
         <w:tc>
           <w:tcPr>
@@ -222,7 +287,7 @@
           </w:tcPr>
           <w:p>
             <w:pPr>
-              <w:pStyle w:val="a8"/>
+              <w:pStyle w:val="8"/>
               <w:spacing w:before="0" w:beforeAutospacing="0" w:after="0"/>
               <w:rPr>
                 <w:rFonts w:ascii="Arial" w:hAnsi="Arial" w:cs="Arial"/>
@@ -234,11 +299,11 @@
         <w:tc>
           <w:tcPr>
             <w:tcW w:w="8309" w:type="dxa"/>
-            <w:vMerge/>
+            <w:vMerge w:val="continue"/>
           </w:tcPr>
           <w:p>
             <w:pPr>
-              <w:pStyle w:val="1"/>
+              <w:pStyle w:val="2"/>
               <w:spacing w:before="0"/>
               <w:ind w:left="-107" w:right="-109"/>
               <w:rPr>
@@ -253,8 +318,24 @@
         </w:tc>
       </w:tr>
       <w:tr>
+        <w:tblPrEx>
+          <w:tblBorders>
+            <w:top w:val="single" w:color="000000" w:sz="4" w:space="0"/>
+            <w:left w:val="single" w:color="000000" w:sz="4" w:space="0"/>
+            <w:bottom w:val="single" w:color="000000" w:sz="4" w:space="0"/>
+            <w:right w:val="single" w:color="000000" w:sz="4" w:space="0"/>
+            <w:insideH w:val="single" w:color="000000" w:sz="4" w:space="0"/>
+            <w:insideV w:val="single" w:color="000000" w:sz="4" w:space="0"/>
+          </w:tblBorders>
+          <w:tblCellMar>
+            <w:top w:w="0" w:type="dxa"/>
+            <w:left w:w="108" w:type="dxa"/>
+            <w:bottom w:w="0" w:type="dxa"/>
+            <w:right w:w="108" w:type="dxa"/>
+          </w:tblCellMar>
+        </w:tblPrEx>
         <w:trPr>
-          <w:trHeight w:val="410"/>
+          <w:trHeight w:val="410" w:hRule="atLeast"/>
         </w:trPr>
         <w:tc>
           <w:tcPr>
@@ -264,7 +345,7 @@
           </w:tcPr>
           <w:p>
             <w:pPr>
-              <w:pStyle w:val="a8"/>
+              <w:pStyle w:val="8"/>
               <w:spacing w:before="0" w:beforeAutospacing="0" w:after="0"/>
               <w:ind w:right="6"/>
               <w:rPr>
@@ -277,11 +358,11 @@
         <w:tc>
           <w:tcPr>
             <w:tcW w:w="8309" w:type="dxa"/>
-            <w:vMerge/>
+            <w:vMerge w:val="continue"/>
           </w:tcPr>
           <w:p>
             <w:pPr>
-              <w:pStyle w:val="1"/>
+              <w:pStyle w:val="2"/>
               <w:spacing w:before="0"/>
               <w:ind w:left="-107" w:right="-109"/>
               <w:rPr>
@@ -296,8 +377,24 @@
         </w:tc>
       </w:tr>
       <w:tr>
+        <w:tblPrEx>
+          <w:tblBorders>
+            <w:top w:val="single" w:color="000000" w:sz="4" w:space="0"/>
+            <w:left w:val="single" w:color="000000" w:sz="4" w:space="0"/>
+            <w:bottom w:val="single" w:color="000000" w:sz="4" w:space="0"/>
+            <w:right w:val="single" w:color="000000" w:sz="4" w:space="0"/>
+            <w:insideH w:val="single" w:color="000000" w:sz="4" w:space="0"/>
+            <w:insideV w:val="single" w:color="000000" w:sz="4" w:space="0"/>
+          </w:tblBorders>
+          <w:tblCellMar>
+            <w:top w:w="0" w:type="dxa"/>
+            <w:left w:w="108" w:type="dxa"/>
+            <w:bottom w:w="0" w:type="dxa"/>
+            <w:right w:w="108" w:type="dxa"/>
+          </w:tblCellMar>
+        </w:tblPrEx>
         <w:trPr>
-          <w:trHeight w:val="400"/>
+          <w:trHeight w:val="400" w:hRule="atLeast"/>
         </w:trPr>
         <w:tc>
           <w:tcPr>
@@ -307,7 +404,7 @@
           </w:tcPr>
           <w:p>
             <w:pPr>
-              <w:pStyle w:val="a8"/>
+              <w:pStyle w:val="8"/>
               <w:spacing w:before="0" w:beforeAutospacing="0" w:after="0"/>
               <w:rPr>
                 <w:rFonts w:ascii="Arial" w:hAnsi="Arial" w:cs="Arial"/>
@@ -319,11 +416,11 @@
         <w:tc>
           <w:tcPr>
             <w:tcW w:w="8309" w:type="dxa"/>
-            <w:vMerge/>
+            <w:vMerge w:val="continue"/>
           </w:tcPr>
           <w:p>
             <w:pPr>
-              <w:pStyle w:val="1"/>
+              <w:pStyle w:val="2"/>
               <w:spacing w:before="0"/>
               <w:ind w:left="-107" w:right="-109"/>
               <w:rPr>
@@ -338,8 +435,24 @@
         </w:tc>
       </w:tr>
       <w:tr>
+        <w:tblPrEx>
+          <w:tblBorders>
+            <w:top w:val="single" w:color="000000" w:sz="4" w:space="0"/>
+            <w:left w:val="single" w:color="000000" w:sz="4" w:space="0"/>
+            <w:bottom w:val="single" w:color="000000" w:sz="4" w:space="0"/>
+            <w:right w:val="single" w:color="000000" w:sz="4" w:space="0"/>
+            <w:insideH w:val="single" w:color="000000" w:sz="4" w:space="0"/>
+            <w:insideV w:val="single" w:color="000000" w:sz="4" w:space="0"/>
+          </w:tblBorders>
+          <w:tblCellMar>
+            <w:top w:w="0" w:type="dxa"/>
+            <w:left w:w="108" w:type="dxa"/>
+            <w:bottom w:w="0" w:type="dxa"/>
+            <w:right w:w="108" w:type="dxa"/>
+          </w:tblCellMar>
+        </w:tblPrEx>
         <w:trPr>
-          <w:trHeight w:val="400"/>
+          <w:trHeight w:val="400" w:hRule="atLeast"/>
         </w:trPr>
         <w:tc>
           <w:tcPr>
@@ -349,7 +462,7 @@
           </w:tcPr>
           <w:p>
             <w:pPr>
-              <w:pStyle w:val="a8"/>
+              <w:pStyle w:val="8"/>
               <w:spacing w:before="0" w:beforeAutospacing="0" w:after="0"/>
               <w:rPr>
                 <w:rFonts w:ascii="Arial" w:hAnsi="Arial" w:cs="Arial"/>
@@ -361,11 +474,11 @@
         <w:tc>
           <w:tcPr>
             <w:tcW w:w="8309" w:type="dxa"/>
-            <w:vMerge/>
+            <w:vMerge w:val="continue"/>
           </w:tcPr>
           <w:p>
             <w:pPr>
-              <w:pStyle w:val="1"/>
+              <w:pStyle w:val="2"/>
               <w:spacing w:before="0"/>
               <w:ind w:left="-107" w:right="-109"/>
               <w:rPr>
@@ -380,8 +493,24 @@
         </w:tc>
       </w:tr>
       <w:tr>
+        <w:tblPrEx>
+          <w:tblBorders>
+            <w:top w:val="single" w:color="000000" w:sz="4" w:space="0"/>
+            <w:left w:val="single" w:color="000000" w:sz="4" w:space="0"/>
+            <w:bottom w:val="single" w:color="000000" w:sz="4" w:space="0"/>
+            <w:right w:val="single" w:color="000000" w:sz="4" w:space="0"/>
+            <w:insideH w:val="single" w:color="000000" w:sz="4" w:space="0"/>
+            <w:insideV w:val="single" w:color="000000" w:sz="4" w:space="0"/>
+          </w:tblBorders>
+          <w:tblCellMar>
+            <w:top w:w="0" w:type="dxa"/>
+            <w:left w:w="108" w:type="dxa"/>
+            <w:bottom w:w="0" w:type="dxa"/>
+            <w:right w:w="108" w:type="dxa"/>
+          </w:tblCellMar>
+        </w:tblPrEx>
         <w:trPr>
-          <w:trHeight w:val="400"/>
+          <w:trHeight w:val="400" w:hRule="atLeast"/>
         </w:trPr>
         <w:tc>
           <w:tcPr>
@@ -391,7 +520,7 @@
           </w:tcPr>
           <w:p>
             <w:pPr>
-              <w:pStyle w:val="a8"/>
+              <w:pStyle w:val="8"/>
               <w:spacing w:before="0" w:beforeAutospacing="0" w:after="0"/>
               <w:rPr>
                 <w:rFonts w:ascii="Arial" w:hAnsi="Arial" w:cs="Arial"/>
@@ -404,11 +533,11 @@
         <w:tc>
           <w:tcPr>
             <w:tcW w:w="8309" w:type="dxa"/>
-            <w:vMerge/>
+            <w:vMerge w:val="continue"/>
           </w:tcPr>
           <w:p>
             <w:pPr>
-              <w:pStyle w:val="1"/>
+              <w:pStyle w:val="2"/>
               <w:spacing w:before="0"/>
               <w:ind w:left="-107" w:right="-109"/>
               <w:rPr>
@@ -423,8 +552,24 @@
         </w:tc>
       </w:tr>
       <w:tr>
+        <w:tblPrEx>
+          <w:tblBorders>
+            <w:top w:val="single" w:color="000000" w:sz="4" w:space="0"/>
+            <w:left w:val="single" w:color="000000" w:sz="4" w:space="0"/>
+            <w:bottom w:val="single" w:color="000000" w:sz="4" w:space="0"/>
+            <w:right w:val="single" w:color="000000" w:sz="4" w:space="0"/>
+            <w:insideH w:val="single" w:color="000000" w:sz="4" w:space="0"/>
+            <w:insideV w:val="single" w:color="000000" w:sz="4" w:space="0"/>
+          </w:tblBorders>
+          <w:tblCellMar>
+            <w:top w:w="0" w:type="dxa"/>
+            <w:left w:w="108" w:type="dxa"/>
+            <w:bottom w:w="0" w:type="dxa"/>
+            <w:right w:w="108" w:type="dxa"/>
+          </w:tblCellMar>
+        </w:tblPrEx>
         <w:trPr>
-          <w:trHeight w:val="400"/>
+          <w:trHeight w:val="400" w:hRule="atLeast"/>
         </w:trPr>
         <w:tc>
           <w:tcPr>
@@ -434,7 +579,7 @@
           </w:tcPr>
           <w:p>
             <w:pPr>
-              <w:pStyle w:val="a8"/>
+              <w:pStyle w:val="8"/>
               <w:spacing w:before="0" w:beforeAutospacing="0" w:after="0"/>
               <w:rPr>
                 <w:rFonts w:ascii="Arial" w:hAnsi="Arial" w:cs="Arial"/>
@@ -449,11 +594,11 @@
         <w:tc>
           <w:tcPr>
             <w:tcW w:w="8309" w:type="dxa"/>
-            <w:vMerge/>
+            <w:vMerge w:val="continue"/>
           </w:tcPr>
           <w:p>
             <w:pPr>
-              <w:pStyle w:val="1"/>
+              <w:pStyle w:val="2"/>
               <w:spacing w:before="0"/>
               <w:ind w:left="-107" w:right="-109"/>
               <w:rPr>
@@ -469,8 +614,24 @@
         </w:tc>
       </w:tr>
       <w:tr>
+        <w:tblPrEx>
+          <w:tblBorders>
+            <w:top w:val="single" w:color="000000" w:sz="4" w:space="0"/>
+            <w:left w:val="single" w:color="000000" w:sz="4" w:space="0"/>
+            <w:bottom w:val="single" w:color="000000" w:sz="4" w:space="0"/>
+            <w:right w:val="single" w:color="000000" w:sz="4" w:space="0"/>
+            <w:insideH w:val="single" w:color="000000" w:sz="4" w:space="0"/>
+            <w:insideV w:val="single" w:color="000000" w:sz="4" w:space="0"/>
+          </w:tblBorders>
+          <w:tblCellMar>
+            <w:top w:w="0" w:type="dxa"/>
+            <w:left w:w="108" w:type="dxa"/>
+            <w:bottom w:w="0" w:type="dxa"/>
+            <w:right w:w="108" w:type="dxa"/>
+          </w:tblCellMar>
+        </w:tblPrEx>
         <w:trPr>
-          <w:trHeight w:val="400"/>
+          <w:trHeight w:val="400" w:hRule="atLeast"/>
         </w:trPr>
         <w:tc>
           <w:tcPr>
@@ -480,7 +641,7 @@
           </w:tcPr>
           <w:p>
             <w:pPr>
-              <w:pStyle w:val="a8"/>
+              <w:pStyle w:val="8"/>
               <w:spacing w:before="0" w:beforeAutospacing="0" w:after="0"/>
               <w:rPr>
                 <w:rFonts w:ascii="Arial" w:hAnsi="Arial" w:cs="Arial"/>
@@ -493,11 +654,11 @@
         <w:tc>
           <w:tcPr>
             <w:tcW w:w="8309" w:type="dxa"/>
-            <w:vMerge/>
+            <w:vMerge w:val="continue"/>
           </w:tcPr>
           <w:p>
             <w:pPr>
-              <w:pStyle w:val="1"/>
+              <w:pStyle w:val="2"/>
               <w:spacing w:before="0"/>
               <w:ind w:left="-107" w:right="-109"/>
               <w:rPr>
@@ -512,8 +673,24 @@
         </w:tc>
       </w:tr>
       <w:tr>
+        <w:tblPrEx>
+          <w:tblBorders>
+            <w:top w:val="single" w:color="000000" w:sz="4" w:space="0"/>
+            <w:left w:val="single" w:color="000000" w:sz="4" w:space="0"/>
+            <w:bottom w:val="single" w:color="000000" w:sz="4" w:space="0"/>
+            <w:right w:val="single" w:color="000000" w:sz="4" w:space="0"/>
+            <w:insideH w:val="single" w:color="000000" w:sz="4" w:space="0"/>
+            <w:insideV w:val="single" w:color="000000" w:sz="4" w:space="0"/>
+          </w:tblBorders>
+          <w:tblCellMar>
+            <w:top w:w="0" w:type="dxa"/>
+            <w:left w:w="108" w:type="dxa"/>
+            <w:bottom w:w="0" w:type="dxa"/>
+            <w:right w:w="108" w:type="dxa"/>
+          </w:tblCellMar>
+        </w:tblPrEx>
         <w:trPr>
-          <w:trHeight w:val="420"/>
+          <w:trHeight w:val="420" w:hRule="atLeast"/>
         </w:trPr>
         <w:tc>
           <w:tcPr>
@@ -523,7 +700,7 @@
           </w:tcPr>
           <w:p>
             <w:pPr>
-              <w:pStyle w:val="a8"/>
+              <w:pStyle w:val="8"/>
               <w:spacing w:before="0" w:beforeAutospacing="0" w:after="0"/>
               <w:ind w:right="6"/>
               <w:rPr>
@@ -537,11 +714,11 @@
         <w:tc>
           <w:tcPr>
             <w:tcW w:w="8309" w:type="dxa"/>
-            <w:vMerge/>
+            <w:vMerge w:val="continue"/>
           </w:tcPr>
           <w:p>
             <w:pPr>
-              <w:pStyle w:val="1"/>
+              <w:pStyle w:val="2"/>
               <w:spacing w:before="0"/>
               <w:ind w:left="-107" w:right="-109"/>
               <w:rPr>
@@ -556,8 +733,24 @@
         </w:tc>
       </w:tr>
       <w:tr>
+        <w:tblPrEx>
+          <w:tblBorders>
+            <w:top w:val="single" w:color="000000" w:sz="4" w:space="0"/>
+            <w:left w:val="single" w:color="000000" w:sz="4" w:space="0"/>
+            <w:bottom w:val="single" w:color="000000" w:sz="4" w:space="0"/>
+            <w:right w:val="single" w:color="000000" w:sz="4" w:space="0"/>
+            <w:insideH w:val="single" w:color="000000" w:sz="4" w:space="0"/>
+            <w:insideV w:val="single" w:color="000000" w:sz="4" w:space="0"/>
+          </w:tblBorders>
+          <w:tblCellMar>
+            <w:top w:w="0" w:type="dxa"/>
+            <w:left w:w="108" w:type="dxa"/>
+            <w:bottom w:w="0" w:type="dxa"/>
+            <w:right w:w="108" w:type="dxa"/>
+          </w:tblCellMar>
+        </w:tblPrEx>
         <w:trPr>
-          <w:trHeight w:val="425"/>
+          <w:trHeight w:val="425" w:hRule="atLeast"/>
         </w:trPr>
         <w:tc>
           <w:tcPr>
@@ -634,7 +827,7 @@
         <w:tc>
           <w:tcPr>
             <w:tcW w:w="8309" w:type="dxa"/>
-            <w:vMerge/>
+            <w:vMerge w:val="continue"/>
           </w:tcPr>
           <w:p>
             <w:pPr>
@@ -649,8 +842,24 @@
         </w:tc>
       </w:tr>
       <w:tr>
+        <w:tblPrEx>
+          <w:tblBorders>
+            <w:top w:val="single" w:color="000000" w:sz="4" w:space="0"/>
+            <w:left w:val="single" w:color="000000" w:sz="4" w:space="0"/>
+            <w:bottom w:val="single" w:color="000000" w:sz="4" w:space="0"/>
+            <w:right w:val="single" w:color="000000" w:sz="4" w:space="0"/>
+            <w:insideH w:val="single" w:color="000000" w:sz="4" w:space="0"/>
+            <w:insideV w:val="single" w:color="000000" w:sz="4" w:space="0"/>
+          </w:tblBorders>
+          <w:tblCellMar>
+            <w:top w:w="0" w:type="dxa"/>
+            <w:left w:w="108" w:type="dxa"/>
+            <w:bottom w:w="0" w:type="dxa"/>
+            <w:right w:w="108" w:type="dxa"/>
+          </w:tblCellMar>
+        </w:tblPrEx>
         <w:trPr>
-          <w:trHeight w:val="414"/>
+          <w:trHeight w:val="414" w:hRule="atLeast"/>
         </w:trPr>
         <w:tc>
           <w:tcPr>
@@ -702,7 +911,7 @@
         <w:tc>
           <w:tcPr>
             <w:tcW w:w="8309" w:type="dxa"/>
-            <w:vMerge/>
+            <w:vMerge w:val="continue"/>
           </w:tcPr>
           <w:p>
             <w:pPr>
@@ -717,8 +926,24 @@
         </w:tc>
       </w:tr>
       <w:tr>
+        <w:tblPrEx>
+          <w:tblBorders>
+            <w:top w:val="single" w:color="000000" w:sz="4" w:space="0"/>
+            <w:left w:val="single" w:color="000000" w:sz="4" w:space="0"/>
+            <w:bottom w:val="single" w:color="000000" w:sz="4" w:space="0"/>
+            <w:right w:val="single" w:color="000000" w:sz="4" w:space="0"/>
+            <w:insideH w:val="single" w:color="000000" w:sz="4" w:space="0"/>
+            <w:insideV w:val="single" w:color="000000" w:sz="4" w:space="0"/>
+          </w:tblBorders>
+          <w:tblCellMar>
+            <w:top w:w="0" w:type="dxa"/>
+            <w:left w:w="108" w:type="dxa"/>
+            <w:bottom w:w="0" w:type="dxa"/>
+            <w:right w:w="108" w:type="dxa"/>
+          </w:tblCellMar>
+        </w:tblPrEx>
         <w:trPr>
-          <w:trHeight w:val="414"/>
+          <w:trHeight w:val="414" w:hRule="atLeast"/>
         </w:trPr>
         <w:tc>
           <w:tcPr>
@@ -786,10 +1011,25 @@
     </w:tbl>
     <w:tbl>
       <w:tblPr>
-        <w:tblStyle w:val="a7"/>
+        <w:tblStyle w:val="9"/>
         <w:tblpPr w:leftFromText="180" w:rightFromText="180" w:vertAnchor="text" w:horzAnchor="margin" w:tblpX="-28" w:tblpY="57"/>
         <w:tblW w:w="15905" w:type="dxa"/>
-        <w:tblLook w:val="04A0" w:firstRow="1" w:lastRow="0" w:firstColumn="1" w:lastColumn="0" w:noHBand="0" w:noVBand="1"/>
+        <w:tblInd w:w="0" w:type="dxa"/>
+        <w:tblBorders>
+          <w:top w:val="single" w:color="000000" w:sz="4" w:space="0"/>
+          <w:left w:val="single" w:color="000000" w:sz="4" w:space="0"/>
+          <w:bottom w:val="single" w:color="000000" w:sz="4" w:space="0"/>
+          <w:right w:val="single" w:color="000000" w:sz="4" w:space="0"/>
+          <w:insideH w:val="single" w:color="000000" w:sz="4" w:space="0"/>
+          <w:insideV w:val="single" w:color="000000" w:sz="4" w:space="0"/>
+        </w:tblBorders>
+        <w:tblLayout w:type="autofit"/>
+        <w:tblCellMar>
+          <w:top w:w="0" w:type="dxa"/>
+          <w:left w:w="108" w:type="dxa"/>
+          <w:bottom w:w="0" w:type="dxa"/>
+          <w:right w:w="108" w:type="dxa"/>
+        </w:tblCellMar>
       </w:tblPr>
       <w:tblGrid>
         <w:gridCol w:w="3936"/>
@@ -797,8 +1037,24 @@
         <w:gridCol w:w="7150"/>
       </w:tblGrid>
       <w:tr>
+        <w:tblPrEx>
+          <w:tblBorders>
+            <w:top w:val="single" w:color="000000" w:sz="4" w:space="0"/>
+            <w:left w:val="single" w:color="000000" w:sz="4" w:space="0"/>
+            <w:bottom w:val="single" w:color="000000" w:sz="4" w:space="0"/>
+            <w:right w:val="single" w:color="000000" w:sz="4" w:space="0"/>
+            <w:insideH w:val="single" w:color="000000" w:sz="4" w:space="0"/>
+            <w:insideV w:val="single" w:color="000000" w:sz="4" w:space="0"/>
+          </w:tblBorders>
+          <w:tblCellMar>
+            <w:top w:w="0" w:type="dxa"/>
+            <w:left w:w="108" w:type="dxa"/>
+            <w:bottom w:w="0" w:type="dxa"/>
+            <w:right w:w="108" w:type="dxa"/>
+          </w:tblCellMar>
+        </w:tblPrEx>
         <w:trPr>
-          <w:trHeight w:val="302"/>
+          <w:trHeight w:val="302" w:hRule="atLeast"/>
         </w:trPr>
         <w:tc>
           <w:tcPr>
@@ -807,7 +1063,7 @@
           </w:tcPr>
           <w:p>
             <w:pPr>
-              <w:pStyle w:val="1"/>
+              <w:pStyle w:val="2"/>
               <w:spacing w:before="0"/>
               <w:rPr>
                 <w:rFonts w:ascii="Arial" w:hAnsi="Arial" w:cs="Arial"/>
@@ -825,7 +1081,6 @@
                 <w:sz w:val="22"/>
                 <w:szCs w:val="22"/>
               </w:rPr>
-              <w:lastRenderedPageBreak/>
               <w:t>Средства индивидуальной защиты</w:t>
             </w:r>
           </w:p>
@@ -846,10 +1101,24 @@
     </w:tbl>
     <w:tbl>
       <w:tblPr>
-        <w:tblStyle w:val="a7"/>
+        <w:tblStyle w:val="9"/>
         <w:tblW w:w="15877" w:type="dxa"/>
         <w:tblInd w:w="-34" w:type="dxa"/>
-        <w:tblLook w:val="04A0" w:firstRow="1" w:lastRow="0" w:firstColumn="1" w:lastColumn="0" w:noHBand="0" w:noVBand="1"/>
+        <w:tblBorders>
+          <w:top w:val="single" w:color="000000" w:sz="4" w:space="0"/>
+          <w:left w:val="single" w:color="000000" w:sz="4" w:space="0"/>
+          <w:bottom w:val="single" w:color="000000" w:sz="4" w:space="0"/>
+          <w:right w:val="single" w:color="000000" w:sz="4" w:space="0"/>
+          <w:insideH w:val="single" w:color="000000" w:sz="4" w:space="0"/>
+          <w:insideV w:val="single" w:color="000000" w:sz="4" w:space="0"/>
+        </w:tblBorders>
+        <w:tblLayout w:type="autofit"/>
+        <w:tblCellMar>
+          <w:top w:w="0" w:type="dxa"/>
+          <w:left w:w="108" w:type="dxa"/>
+          <w:bottom w:w="0" w:type="dxa"/>
+          <w:right w:w="108" w:type="dxa"/>
+        </w:tblCellMar>
       </w:tblPr>
       <w:tblGrid>
         <w:gridCol w:w="709"/>
@@ -858,8 +1127,24 @@
         <w:gridCol w:w="7088"/>
       </w:tblGrid>
       <w:tr>
+        <w:tblPrEx>
+          <w:tblBorders>
+            <w:top w:val="single" w:color="000000" w:sz="4" w:space="0"/>
+            <w:left w:val="single" w:color="000000" w:sz="4" w:space="0"/>
+            <w:bottom w:val="single" w:color="000000" w:sz="4" w:space="0"/>
+            <w:right w:val="single" w:color="000000" w:sz="4" w:space="0"/>
+            <w:insideH w:val="single" w:color="000000" w:sz="4" w:space="0"/>
+            <w:insideV w:val="single" w:color="000000" w:sz="4" w:space="0"/>
+          </w:tblBorders>
+          <w:tblCellMar>
+            <w:top w:w="0" w:type="dxa"/>
+            <w:left w:w="108" w:type="dxa"/>
+            <w:bottom w:w="0" w:type="dxa"/>
+            <w:right w:w="108" w:type="dxa"/>
+          </w:tblCellMar>
+        </w:tblPrEx>
         <w:trPr>
-          <w:trHeight w:val="636"/>
+          <w:trHeight w:val="636" w:hRule="atLeast"/>
         </w:trPr>
         <w:tc>
           <w:tcPr>
@@ -900,7 +1185,7 @@
           </w:tcPr>
           <w:p>
             <w:pPr>
-              <w:pStyle w:val="1"/>
+              <w:pStyle w:val="2"/>
               <w:spacing w:before="0"/>
               <w:ind w:left="-108" w:right="-113"/>
               <w:jc w:val="center"/>
@@ -931,7 +1216,7 @@
           </w:tcPr>
           <w:p>
             <w:pPr>
-              <w:pStyle w:val="1"/>
+              <w:pStyle w:val="2"/>
               <w:spacing w:before="0"/>
               <w:jc w:val="center"/>
               <w:rPr>
@@ -966,115 +1251,52 @@
       </w:pPr>
     </w:p>
     <w:sectPr>
-      <w:headerReference w:type="even" r:id="rId8"/>
-      <w:headerReference w:type="default" r:id="rId9"/>
-      <w:footerReference w:type="even" r:id="rId10"/>
-      <w:footerReference w:type="default" r:id="rId11"/>
-      <w:headerReference w:type="first" r:id="rId12"/>
-      <w:footerReference w:type="first" r:id="rId13"/>
+      <w:headerReference r:id="rId5" w:type="first"/>
+      <w:headerReference r:id="rId3" w:type="default"/>
+      <w:headerReference r:id="rId4" w:type="even"/>
+      <w:footerReference r:id="rId6" w:type="even"/>
       <w:pgSz w:w="16838" w:h="11906" w:orient="landscape"/>
       <w:pgMar w:top="720" w:right="720" w:bottom="720" w:left="720" w:header="708" w:footer="708" w:gutter="0"/>
-      <w:cols w:space="708"/>
+      <w:cols w:space="708" w:num="1"/>
       <w:titlePg/>
-      <w:docGrid w:linePitch="360"/>
+      <w:docGrid w:linePitch="360" w:charSpace="0"/>
     </w:sectPr>
   </w:body>
 </w:document>
 </file>
 
-<file path=word/endnotes.xml><?xml version="1.0" encoding="utf-8"?>
-<w:endnotes xmlns:wpc="http://schemas.microsoft.com/office/word/2010/wordprocessingCanvas" xmlns:cx="http://schemas.microsoft.com/office/drawing/2014/chartex" xmlns:cx1="http://schemas.microsoft.com/office/drawing/2015/9/8/chartex" xmlns:cx2="http://schemas.microsoft.com/office/drawing/2015/10/21/chartex" xmlns:cx3="http://schemas.microsoft.com/office/drawing/2016/5/9/chartex" xmlns:cx4="http://schemas.microsoft.com/office/drawing/2016/5/10/chartex" xmlns:cx5="http://schemas.microsoft.com/office/drawing/2016/5/11/chartex" xmlns:cx6="http://schemas.microsoft.com/office/drawing/2016/5/12/chartex" xmlns:cx7="http://schemas.microsoft.com/office/drawing/2016/5/13/chartex" xmlns:cx8="http://schemas.microsoft.com/office/drawing/2016/5/14/chartex" xmlns:mc="http://schemas.openxmlformats.org/markup-compatibility/2006" xmlns:aink="http://schemas.microsoft.com/office/drawing/2016/ink" xmlns:am3d="http://schemas.microsoft.com/office/drawing/2017/model3d" xmlns:o="urn:schemas-microsoft-com:office:office" xmlns:r="http://schemas.openxmlformats.org/officeDocument/2006/relationships" xmlns:m="http://schemas.openxmlformats.org/officeDocument/2006/math" xmlns:v="urn:schemas-microsoft-com:vml" xmlns:wp14="http://schemas.microsoft.com/office/word/2010/wordprocessingDrawing" xmlns:wp="http://schemas.openxmlformats.org/drawingml/2006/wordprocessingDrawing" xmlns:w10="urn:schemas-microsoft-com:office:word" xmlns:w="http://schemas.openxmlformats.org/wordprocessingml/2006/main" xmlns:w14="http://schemas.microsoft.com/office/word/2010/wordml" xmlns:w15="http://schemas.microsoft.com/office/word/2012/wordml" xmlns:w16cid="http://schemas.microsoft.com/office/word/2016/wordml/cid" xmlns:w16se="http://schemas.microsoft.com/office/word/2015/wordml/symex" xmlns:wpg="http://schemas.microsoft.com/office/word/2010/wordprocessingGroup" xmlns:wpi="http://schemas.microsoft.com/office/word/2010/wordprocessingInk" xmlns:wne="http://schemas.microsoft.com/office/word/2006/wordml" xmlns:wps="http://schemas.microsoft.com/office/word/2010/wordprocessingShape" mc:Ignorable="w14 w15 w16se w16cid wp14">
-  <w:endnote w:type="separator" w:id="-1">
-    <w:p>
-      <w:r>
-        <w:separator/>
-      </w:r>
-    </w:p>
-  </w:endnote>
-  <w:endnote w:type="continuationSeparator" w:id="0">
-    <w:p>
-      <w:r>
-        <w:continuationSeparator/>
-      </w:r>
-    </w:p>
-  </w:endnote>
-</w:endnotes>
-</file>
-
 <file path=word/footer1.xml><?xml version="1.0" encoding="utf-8"?>
-<w:ftr xmlns:wpc="http://schemas.microsoft.com/office/word/2010/wordprocessingCanvas" xmlns:cx="http://schemas.microsoft.com/office/drawing/2014/chartex" xmlns:cx1="http://schemas.microsoft.com/office/drawing/2015/9/8/chartex" xmlns:cx2="http://schemas.microsoft.com/office/drawing/2015/10/21/chartex" xmlns:cx3="http://schemas.microsoft.com/office/drawing/2016/5/9/chartex" xmlns:cx4="http://schemas.microsoft.com/office/drawing/2016/5/10/chartex" xmlns:cx5="http://schemas.microsoft.com/office/drawing/2016/5/11/chartex" xmlns:cx6="http://schemas.microsoft.com/office/drawing/2016/5/12/chartex" xmlns:cx7="http://schemas.microsoft.com/office/drawing/2016/5/13/chartex" xmlns:cx8="http://schemas.microsoft.com/office/drawing/2016/5/14/chartex" xmlns:mc="http://schemas.openxmlformats.org/markup-compatibility/2006" xmlns:aink="http://schemas.microsoft.com/office/drawing/2016/ink" xmlns:am3d="http://schemas.microsoft.com/office/drawing/2017/model3d" xmlns:o="urn:schemas-microsoft-com:office:office" xmlns:r="http://schemas.openxmlformats.org/officeDocument/2006/relationships" xmlns:m="http://schemas.openxmlformats.org/officeDocument/2006/math" xmlns:v="urn:schemas-microsoft-com:vml" xmlns:wp14="http://schemas.microsoft.com/office/word/2010/wordprocessingDrawing" xmlns:wp="http://schemas.openxmlformats.org/drawingml/2006/wordprocessingDrawing" xmlns:w10="urn:schemas-microsoft-com:office:word" xmlns:w="http://schemas.openxmlformats.org/wordprocessingml/2006/main" xmlns:w14="http://schemas.microsoft.com/office/word/2010/wordml" xmlns:w15="http://schemas.microsoft.com/office/word/2012/wordml" xmlns:w16cid="http://schemas.microsoft.com/office/word/2016/wordml/cid" xmlns:w16se="http://schemas.microsoft.com/office/word/2015/wordml/symex" xmlns:wpg="http://schemas.microsoft.com/office/word/2010/wordprocessingGroup" xmlns:wpi="http://schemas.microsoft.com/office/word/2010/wordprocessingInk" xmlns:wne="http://schemas.microsoft.com/office/word/2006/wordml" xmlns:wps="http://schemas.microsoft.com/office/word/2010/wordprocessingShape" mc:Ignorable="w14 w15 w16se w16cid wp14">
+<w:ftr xmlns:wpc="http://schemas.microsoft.com/office/word/2010/wordprocessingCanvas" xmlns:mc="http://schemas.openxmlformats.org/markup-compatibility/2006" xmlns:o="urn:schemas-microsoft-com:office:office" xmlns:r="http://schemas.openxmlformats.org/officeDocument/2006/relationships" xmlns:m="http://schemas.openxmlformats.org/officeDocument/2006/math" xmlns:v="urn:schemas-microsoft-com:vml" xmlns:wp14="http://schemas.microsoft.com/office/word/2010/wordprocessingDrawing" xmlns:wp="http://schemas.openxmlformats.org/drawingml/2006/wordprocessingDrawing" xmlns:w10="urn:schemas-microsoft-com:office:word" xmlns:w="http://schemas.openxmlformats.org/wordprocessingml/2006/main" xmlns:w14="http://schemas.microsoft.com/office/word/2010/wordml" xmlns:w15="http://schemas.microsoft.com/office/word/2012/wordml" xmlns:wpg="http://schemas.microsoft.com/office/word/2010/wordprocessingGroup" xmlns:wpi="http://schemas.microsoft.com/office/word/2010/wordprocessingInk" xmlns:wne="http://schemas.microsoft.com/office/word/2006/wordml" xmlns:wps="http://schemas.microsoft.com/office/word/2010/wordprocessingShape" xmlns:wpsCustomData="http://www.wps.cn/officeDocument/2013/wpsCustomData" mc:Ignorable="w14 w15 wp14">
   <w:p>
     <w:pPr>
-      <w:pStyle w:val="a5"/>
+      <w:pStyle w:val="7"/>
     </w:pPr>
   </w:p>
 </w:ftr>
 </file>
 
-<file path=word/footer2.xml><?xml version="1.0" encoding="utf-8"?>
-<w:ftr xmlns:wpc="http://schemas.microsoft.com/office/word/2010/wordprocessingCanvas" xmlns:cx="http://schemas.microsoft.com/office/drawing/2014/chartex" xmlns:cx1="http://schemas.microsoft.com/office/drawing/2015/9/8/chartex" xmlns:cx2="http://schemas.microsoft.com/office/drawing/2015/10/21/chartex" xmlns:cx3="http://schemas.microsoft.com/office/drawing/2016/5/9/chartex" xmlns:cx4="http://schemas.microsoft.com/office/drawing/2016/5/10/chartex" xmlns:cx5="http://schemas.microsoft.com/office/drawing/2016/5/11/chartex" xmlns:cx6="http://schemas.microsoft.com/office/drawing/2016/5/12/chartex" xmlns:cx7="http://schemas.microsoft.com/office/drawing/2016/5/13/chartex" xmlns:cx8="http://schemas.microsoft.com/office/drawing/2016/5/14/chartex" xmlns:mc="http://schemas.openxmlformats.org/markup-compatibility/2006" xmlns:aink="http://schemas.microsoft.com/office/drawing/2016/ink" xmlns:am3d="http://schemas.microsoft.com/office/drawing/2017/model3d" xmlns:o="urn:schemas-microsoft-com:office:office" xmlns:r="http://schemas.openxmlformats.org/officeDocument/2006/relationships" xmlns:m="http://schemas.openxmlformats.org/officeDocument/2006/math" xmlns:v="urn:schemas-microsoft-com:vml" xmlns:wp14="http://schemas.microsoft.com/office/word/2010/wordprocessingDrawing" xmlns:wp="http://schemas.openxmlformats.org/drawingml/2006/wordprocessingDrawing" xmlns:w10="urn:schemas-microsoft-com:office:word" xmlns:w="http://schemas.openxmlformats.org/wordprocessingml/2006/main" xmlns:w14="http://schemas.microsoft.com/office/word/2010/wordml" xmlns:w15="http://schemas.microsoft.com/office/word/2012/wordml" xmlns:w16cid="http://schemas.microsoft.com/office/word/2016/wordml/cid" xmlns:w16se="http://schemas.microsoft.com/office/word/2015/wordml/symex" xmlns:wpg="http://schemas.microsoft.com/office/word/2010/wordprocessingGroup" xmlns:wpi="http://schemas.microsoft.com/office/word/2010/wordprocessingInk" xmlns:wne="http://schemas.microsoft.com/office/word/2006/wordml" xmlns:wps="http://schemas.microsoft.com/office/word/2010/wordprocessingShape" mc:Ignorable="w14 w15 w16se w16cid wp14">
-  <w:p>
-    <w:pPr>
-      <w:pStyle w:val="a5"/>
-    </w:pPr>
-  </w:p>
-</w:ftr>
-</file>
-
-<file path=word/footer3.xml><?xml version="1.0" encoding="utf-8"?>
-<w:ftr xmlns:wpc="http://schemas.microsoft.com/office/word/2010/wordprocessingCanvas" xmlns:cx="http://schemas.microsoft.com/office/drawing/2014/chartex" xmlns:cx1="http://schemas.microsoft.com/office/drawing/2015/9/8/chartex" xmlns:cx2="http://schemas.microsoft.com/office/drawing/2015/10/21/chartex" xmlns:cx3="http://schemas.microsoft.com/office/drawing/2016/5/9/chartex" xmlns:cx4="http://schemas.microsoft.com/office/drawing/2016/5/10/chartex" xmlns:cx5="http://schemas.microsoft.com/office/drawing/2016/5/11/chartex" xmlns:cx6="http://schemas.microsoft.com/office/drawing/2016/5/12/chartex" xmlns:cx7="http://schemas.microsoft.com/office/drawing/2016/5/13/chartex" xmlns:cx8="http://schemas.microsoft.com/office/drawing/2016/5/14/chartex" xmlns:mc="http://schemas.openxmlformats.org/markup-compatibility/2006" xmlns:aink="http://schemas.microsoft.com/office/drawing/2016/ink" xmlns:am3d="http://schemas.microsoft.com/office/drawing/2017/model3d" xmlns:o="urn:schemas-microsoft-com:office:office" xmlns:r="http://schemas.openxmlformats.org/officeDocument/2006/relationships" xmlns:m="http://schemas.openxmlformats.org/officeDocument/2006/math" xmlns:v="urn:schemas-microsoft-com:vml" xmlns:wp14="http://schemas.microsoft.com/office/word/2010/wordprocessingDrawing" xmlns:wp="http://schemas.openxmlformats.org/drawingml/2006/wordprocessingDrawing" xmlns:w10="urn:schemas-microsoft-com:office:word" xmlns:w="http://schemas.openxmlformats.org/wordprocessingml/2006/main" xmlns:w14="http://schemas.microsoft.com/office/word/2010/wordml" xmlns:w15="http://schemas.microsoft.com/office/word/2012/wordml" xmlns:w16cid="http://schemas.microsoft.com/office/word/2016/wordml/cid" xmlns:w16se="http://schemas.microsoft.com/office/word/2015/wordml/symex" xmlns:wpg="http://schemas.microsoft.com/office/word/2010/wordprocessingGroup" xmlns:wpi="http://schemas.microsoft.com/office/word/2010/wordprocessingInk" xmlns:wne="http://schemas.microsoft.com/office/word/2006/wordml" xmlns:wps="http://schemas.microsoft.com/office/word/2010/wordprocessingShape" mc:Ignorable="w14 w15 w16se w16cid wp14">
-  <w:p>
-    <w:pPr>
-      <w:pStyle w:val="a5"/>
-    </w:pPr>
-  </w:p>
-</w:ftr>
-</file>
-
-<file path=word/footnotes.xml><?xml version="1.0" encoding="utf-8"?>
-<w:footnotes xmlns:wpc="http://schemas.microsoft.com/office/word/2010/wordprocessingCanvas" xmlns:cx="http://schemas.microsoft.com/office/drawing/2014/chartex" xmlns:cx1="http://schemas.microsoft.com/office/drawing/2015/9/8/chartex" xmlns:cx2="http://schemas.microsoft.com/office/drawing/2015/10/21/chartex" xmlns:cx3="http://schemas.microsoft.com/office/drawing/2016/5/9/chartex" xmlns:cx4="http://schemas.microsoft.com/office/drawing/2016/5/10/chartex" xmlns:cx5="http://schemas.microsoft.com/office/drawing/2016/5/11/chartex" xmlns:cx6="http://schemas.microsoft.com/office/drawing/2016/5/12/chartex" xmlns:cx7="http://schemas.microsoft.com/office/drawing/2016/5/13/chartex" xmlns:cx8="http://schemas.microsoft.com/office/drawing/2016/5/14/chartex" xmlns:mc="http://schemas.openxmlformats.org/markup-compatibility/2006" xmlns:aink="http://schemas.microsoft.com/office/drawing/2016/ink" xmlns:am3d="http://schemas.microsoft.com/office/drawing/2017/model3d" xmlns:o="urn:schemas-microsoft-com:office:office" xmlns:r="http://schemas.openxmlformats.org/officeDocument/2006/relationships" xmlns:m="http://schemas.openxmlformats.org/officeDocument/2006/math" xmlns:v="urn:schemas-microsoft-com:vml" xmlns:wp14="http://schemas.microsoft.com/office/word/2010/wordprocessingDrawing" xmlns:wp="http://schemas.openxmlformats.org/drawingml/2006/wordprocessingDrawing" xmlns:w10="urn:schemas-microsoft-com:office:word" xmlns:w="http://schemas.openxmlformats.org/wordprocessingml/2006/main" xmlns:w14="http://schemas.microsoft.com/office/word/2010/wordml" xmlns:w15="http://schemas.microsoft.com/office/word/2012/wordml" xmlns:w16cid="http://schemas.microsoft.com/office/word/2016/wordml/cid" xmlns:w16se="http://schemas.microsoft.com/office/word/2015/wordml/symex" xmlns:wpg="http://schemas.microsoft.com/office/word/2010/wordprocessingGroup" xmlns:wpi="http://schemas.microsoft.com/office/word/2010/wordprocessingInk" xmlns:wne="http://schemas.microsoft.com/office/word/2006/wordml" xmlns:wps="http://schemas.microsoft.com/office/word/2010/wordprocessingShape" mc:Ignorable="w14 w15 w16se w16cid wp14">
-  <w:footnote w:type="separator" w:id="-1">
-    <w:p>
-      <w:r>
-        <w:separator/>
-      </w:r>
-    </w:p>
-  </w:footnote>
-  <w:footnote w:type="continuationSeparator" w:id="0">
-    <w:p>
-      <w:r>
-        <w:continuationSeparator/>
-      </w:r>
-    </w:p>
-  </w:footnote>
-</w:footnotes>
-</file>
-
 <file path=word/header1.xml><?xml version="1.0" encoding="utf-8"?>
-<w:hdr xmlns:wpc="http://schemas.microsoft.com/office/word/2010/wordprocessingCanvas" xmlns:cx="http://schemas.microsoft.com/office/drawing/2014/chartex" xmlns:cx1="http://schemas.microsoft.com/office/drawing/2015/9/8/chartex" xmlns:cx2="http://schemas.microsoft.com/office/drawing/2015/10/21/chartex" xmlns:cx3="http://schemas.microsoft.com/office/drawing/2016/5/9/chartex" xmlns:cx4="http://schemas.microsoft.com/office/drawing/2016/5/10/chartex" xmlns:cx5="http://schemas.microsoft.com/office/drawing/2016/5/11/chartex" xmlns:cx6="http://schemas.microsoft.com/office/drawing/2016/5/12/chartex" xmlns:cx7="http://schemas.microsoft.com/office/drawing/2016/5/13/chartex" xmlns:cx8="http://schemas.microsoft.com/office/drawing/2016/5/14/chartex" xmlns:mc="http://schemas.openxmlformats.org/markup-compatibility/2006" xmlns:aink="http://schemas.microsoft.com/office/drawing/2016/ink" xmlns:am3d="http://schemas.microsoft.com/office/drawing/2017/model3d" xmlns:o="urn:schemas-microsoft-com:office:office" xmlns:r="http://schemas.openxmlformats.org/officeDocument/2006/relationships" xmlns:m="http://schemas.openxmlformats.org/officeDocument/2006/math" xmlns:v="urn:schemas-microsoft-com:vml" xmlns:wp14="http://schemas.microsoft.com/office/word/2010/wordprocessingDrawing" xmlns:wp="http://schemas.openxmlformats.org/drawingml/2006/wordprocessingDrawing" xmlns:w10="urn:schemas-microsoft-com:office:word" xmlns:w="http://schemas.openxmlformats.org/wordprocessingml/2006/main" xmlns:w14="http://schemas.microsoft.com/office/word/2010/wordml" xmlns:w15="http://schemas.microsoft.com/office/word/2012/wordml" xmlns:w16cid="http://schemas.microsoft.com/office/word/2016/wordml/cid" xmlns:w16se="http://schemas.microsoft.com/office/word/2015/wordml/symex" xmlns:wpg="http://schemas.microsoft.com/office/word/2010/wordprocessingGroup" xmlns:wpi="http://schemas.microsoft.com/office/word/2010/wordprocessingInk" xmlns:wne="http://schemas.microsoft.com/office/word/2006/wordml" xmlns:wps="http://schemas.microsoft.com/office/word/2010/wordprocessingShape" mc:Ignorable="w14 w15 w16se w16cid wp14">
-  <w:p>
-    <w:pPr>
-      <w:pStyle w:val="a3"/>
-    </w:pPr>
-  </w:p>
-</w:hdr>
-</file>
-
-<file path=word/header2.xml><?xml version="1.0" encoding="utf-8"?>
-<w:hdr xmlns:wpc="http://schemas.microsoft.com/office/word/2010/wordprocessingCanvas" xmlns:cx="http://schemas.microsoft.com/office/drawing/2014/chartex" xmlns:cx1="http://schemas.microsoft.com/office/drawing/2015/9/8/chartex" xmlns:cx2="http://schemas.microsoft.com/office/drawing/2015/10/21/chartex" xmlns:cx3="http://schemas.microsoft.com/office/drawing/2016/5/9/chartex" xmlns:cx4="http://schemas.microsoft.com/office/drawing/2016/5/10/chartex" xmlns:cx5="http://schemas.microsoft.com/office/drawing/2016/5/11/chartex" xmlns:cx6="http://schemas.microsoft.com/office/drawing/2016/5/12/chartex" xmlns:cx7="http://schemas.microsoft.com/office/drawing/2016/5/13/chartex" xmlns:cx8="http://schemas.microsoft.com/office/drawing/2016/5/14/chartex" xmlns:mc="http://schemas.openxmlformats.org/markup-compatibility/2006" xmlns:aink="http://schemas.microsoft.com/office/drawing/2016/ink" xmlns:am3d="http://schemas.microsoft.com/office/drawing/2017/model3d" xmlns:o="urn:schemas-microsoft-com:office:office" xmlns:r="http://schemas.openxmlformats.org/officeDocument/2006/relationships" xmlns:m="http://schemas.openxmlformats.org/officeDocument/2006/math" xmlns:v="urn:schemas-microsoft-com:vml" xmlns:wp14="http://schemas.microsoft.com/office/word/2010/wordprocessingDrawing" xmlns:wp="http://schemas.openxmlformats.org/drawingml/2006/wordprocessingDrawing" xmlns:w10="urn:schemas-microsoft-com:office:word" xmlns:w="http://schemas.openxmlformats.org/wordprocessingml/2006/main" xmlns:w14="http://schemas.microsoft.com/office/word/2010/wordml" xmlns:w15="http://schemas.microsoft.com/office/word/2012/wordml" xmlns:w16cid="http://schemas.microsoft.com/office/word/2016/wordml/cid" xmlns:w16se="http://schemas.microsoft.com/office/word/2015/wordml/symex" xmlns:wpg="http://schemas.microsoft.com/office/word/2010/wordprocessingGroup" xmlns:wpi="http://schemas.microsoft.com/office/word/2010/wordprocessingInk" xmlns:wne="http://schemas.microsoft.com/office/word/2006/wordml" xmlns:wps="http://schemas.microsoft.com/office/word/2010/wordprocessingShape" mc:Ignorable="w14 w15 w16se w16cid wp14">
+<w:hdr xmlns:wpc="http://schemas.microsoft.com/office/word/2010/wordprocessingCanvas" xmlns:mc="http://schemas.openxmlformats.org/markup-compatibility/2006" xmlns:o="urn:schemas-microsoft-com:office:office" xmlns:r="http://schemas.openxmlformats.org/officeDocument/2006/relationships" xmlns:m="http://schemas.openxmlformats.org/officeDocument/2006/math" xmlns:v="urn:schemas-microsoft-com:vml" xmlns:wp14="http://schemas.microsoft.com/office/word/2010/wordprocessingDrawing" xmlns:wp="http://schemas.openxmlformats.org/drawingml/2006/wordprocessingDrawing" xmlns:w10="urn:schemas-microsoft-com:office:word" xmlns:w="http://schemas.openxmlformats.org/wordprocessingml/2006/main" xmlns:w14="http://schemas.microsoft.com/office/word/2010/wordml" xmlns:w15="http://schemas.microsoft.com/office/word/2012/wordml" xmlns:wpg="http://schemas.microsoft.com/office/word/2010/wordprocessingGroup" xmlns:wpi="http://schemas.microsoft.com/office/word/2010/wordprocessingInk" xmlns:wne="http://schemas.microsoft.com/office/word/2006/wordml" xmlns:wps="http://schemas.microsoft.com/office/word/2010/wordprocessingShape" xmlns:wpsCustomData="http://www.wps.cn/officeDocument/2013/wpsCustomData" mc:Ignorable="w14 w15 wp14">
   <w:tbl>
     <w:tblPr>
+      <w:tblStyle w:val="4"/>
       <w:tblW w:w="15843" w:type="dxa"/>
+      <w:tblInd w:w="0" w:type="dxa"/>
       <w:tblBorders>
-        <w:top w:val="single" w:sz="4" w:space="0" w:color="000000"/>
-        <w:left w:val="single" w:sz="4" w:space="0" w:color="000000"/>
-        <w:bottom w:val="single" w:sz="4" w:space="0" w:color="000000"/>
-        <w:right w:val="single" w:sz="4" w:space="0" w:color="000000"/>
-        <w:insideH w:val="single" w:sz="4" w:space="0" w:color="000000"/>
-        <w:insideV w:val="single" w:sz="4" w:space="0" w:color="000000"/>
+        <w:top w:val="single" w:color="000000" w:sz="4" w:space="0"/>
+        <w:left w:val="single" w:color="000000" w:sz="4" w:space="0"/>
+        <w:bottom w:val="single" w:color="000000" w:sz="4" w:space="0"/>
+        <w:right w:val="single" w:color="000000" w:sz="4" w:space="0"/>
+        <w:insideH w:val="single" w:color="000000" w:sz="4" w:space="0"/>
+        <w:insideV w:val="single" w:color="000000" w:sz="4" w:space="0"/>
       </w:tblBorders>
       <w:tblLayout w:type="fixed"/>
-      <w:tblLook w:val="04A0" w:firstRow="1" w:lastRow="0" w:firstColumn="1" w:lastColumn="0" w:noHBand="0" w:noVBand="1"/>
+      <w:tblCellMar>
+        <w:top w:w="0" w:type="dxa"/>
+        <w:left w:w="108" w:type="dxa"/>
+        <w:bottom w:w="0" w:type="dxa"/>
+        <w:right w:w="108" w:type="dxa"/>
+      </w:tblCellMar>
     </w:tblPr>
     <w:tblGrid>
       <w:gridCol w:w="790"/>
@@ -1103,6 +1325,22 @@
       <w:gridCol w:w="963"/>
     </w:tblGrid>
     <w:tr>
+      <w:tblPrEx>
+        <w:tblBorders>
+          <w:top w:val="single" w:color="000000" w:sz="4" w:space="0"/>
+          <w:left w:val="single" w:color="000000" w:sz="4" w:space="0"/>
+          <w:bottom w:val="single" w:color="000000" w:sz="4" w:space="0"/>
+          <w:right w:val="single" w:color="000000" w:sz="4" w:space="0"/>
+          <w:insideH w:val="single" w:color="000000" w:sz="4" w:space="0"/>
+          <w:insideV w:val="single" w:color="000000" w:sz="4" w:space="0"/>
+        </w:tblBorders>
+        <w:tblCellMar>
+          <w:top w:w="0" w:type="dxa"/>
+          <w:left w:w="108" w:type="dxa"/>
+          <w:bottom w:w="0" w:type="dxa"/>
+          <w:right w:w="108" w:type="dxa"/>
+        </w:tblCellMar>
+      </w:tblPrEx>
       <w:tc>
         <w:tcPr>
           <w:tcW w:w="790" w:type="dxa"/>
@@ -1110,7 +1348,7 @@
         </w:tcPr>
         <w:p>
           <w:pPr>
-            <w:pStyle w:val="1"/>
+            <w:pStyle w:val="2"/>
             <w:spacing w:before="0"/>
             <w:ind w:left="-85" w:right="-85"/>
             <w:rPr>
@@ -1142,8 +1380,6 @@
             </w:rPr>
             <w:t xml:space="preserve"> </w:t>
           </w:r>
-          <w:proofErr w:type="spellStart"/>
-          <w:proofErr w:type="gramStart"/>
           <w:r>
             <w:rPr>
               <w:rFonts w:ascii="Arial" w:hAnsi="Arial" w:cs="Arial"/>
@@ -1152,20 +1388,8 @@
               <w:sz w:val="18"/>
               <w:szCs w:val="18"/>
             </w:rPr>
-            <w:t>нв</w:t>
-          </w:r>
-          <w:proofErr w:type="spellEnd"/>
-          <w:r>
-            <w:rPr>
-              <w:rFonts w:ascii="Arial" w:hAnsi="Arial" w:cs="Arial"/>
-              <w:b w:val="0"/>
-              <w:color w:val="auto"/>
-              <w:sz w:val="18"/>
-              <w:szCs w:val="18"/>
-            </w:rPr>
-            <w:t>.№</w:t>
-          </w:r>
-          <w:proofErr w:type="gramEnd"/>
+            <w:t>нв.№</w:t>
+          </w:r>
         </w:p>
       </w:tc>
       <w:tc>
@@ -1176,7 +1400,7 @@
         </w:tcPr>
         <w:p>
           <w:pPr>
-            <w:pStyle w:val="1"/>
+            <w:pStyle w:val="2"/>
             <w:spacing w:before="0"/>
             <w:rPr>
               <w:rFonts w:ascii="Arial" w:hAnsi="Arial" w:cs="Arial"/>
@@ -1192,13 +1416,13 @@
         <w:tcPr>
           <w:tcW w:w="852" w:type="dxa"/>
           <w:tcBorders>
-            <w:right w:val="single" w:sz="4" w:space="0" w:color="auto"/>
+            <w:right w:val="single" w:color="auto" w:sz="4" w:space="0"/>
           </w:tcBorders>
           <w:vAlign w:val="center"/>
         </w:tcPr>
         <w:p>
           <w:pPr>
-            <w:pStyle w:val="1"/>
+            <w:pStyle w:val="2"/>
             <w:spacing w:before="0"/>
             <w:rPr>
               <w:rFonts w:ascii="Arial" w:hAnsi="Arial" w:cs="Arial"/>
@@ -1215,16 +1439,16 @@
           <w:tcW w:w="852" w:type="dxa"/>
           <w:gridSpan w:val="2"/>
           <w:tcBorders>
-            <w:top w:val="single" w:sz="4" w:space="0" w:color="auto"/>
-            <w:left w:val="single" w:sz="4" w:space="0" w:color="auto"/>
-            <w:bottom w:val="single" w:sz="4" w:space="0" w:color="auto"/>
-            <w:right w:val="single" w:sz="4" w:space="0" w:color="auto"/>
+            <w:top w:val="single" w:color="auto" w:sz="4" w:space="0"/>
+            <w:left w:val="single" w:color="auto" w:sz="4" w:space="0"/>
+            <w:bottom w:val="single" w:color="auto" w:sz="4" w:space="0"/>
+            <w:right w:val="single" w:color="auto" w:sz="4" w:space="0"/>
           </w:tcBorders>
           <w:vAlign w:val="center"/>
         </w:tcPr>
         <w:p>
           <w:pPr>
-            <w:pStyle w:val="1"/>
+            <w:pStyle w:val="2"/>
             <w:spacing w:before="0"/>
             <w:rPr>
               <w:rFonts w:ascii="Arial" w:hAnsi="Arial" w:cs="Arial"/>
@@ -1242,15 +1466,15 @@
           <w:gridSpan w:val="2"/>
           <w:tcBorders>
             <w:top w:val="nil"/>
-            <w:left w:val="single" w:sz="4" w:space="0" w:color="auto"/>
-            <w:bottom w:val="single" w:sz="4" w:space="0" w:color="auto"/>
-            <w:right w:val="single" w:sz="4" w:space="0" w:color="auto"/>
+            <w:left w:val="single" w:color="auto" w:sz="4" w:space="0"/>
+            <w:bottom w:val="single" w:color="auto" w:sz="4" w:space="0"/>
+            <w:right w:val="single" w:color="auto" w:sz="4" w:space="0"/>
           </w:tcBorders>
           <w:vAlign w:val="center"/>
         </w:tcPr>
         <w:p>
           <w:pPr>
-            <w:pStyle w:val="1"/>
+            <w:pStyle w:val="2"/>
             <w:spacing w:before="0"/>
             <w:rPr>
               <w:rFonts w:ascii="Arial" w:hAnsi="Arial" w:cs="Arial"/>
@@ -1266,16 +1490,16 @@
         <w:tcPr>
           <w:tcW w:w="852" w:type="dxa"/>
           <w:tcBorders>
-            <w:top w:val="single" w:sz="4" w:space="0" w:color="auto"/>
-            <w:left w:val="single" w:sz="4" w:space="0" w:color="auto"/>
-            <w:bottom w:val="single" w:sz="4" w:space="0" w:color="auto"/>
-            <w:right w:val="single" w:sz="4" w:space="0" w:color="auto"/>
+            <w:top w:val="single" w:color="auto" w:sz="4" w:space="0"/>
+            <w:left w:val="single" w:color="auto" w:sz="4" w:space="0"/>
+            <w:bottom w:val="single" w:color="auto" w:sz="4" w:space="0"/>
+            <w:right w:val="single" w:color="auto" w:sz="4" w:space="0"/>
           </w:tcBorders>
           <w:vAlign w:val="center"/>
         </w:tcPr>
         <w:p>
           <w:pPr>
-            <w:pStyle w:val="1"/>
+            <w:pStyle w:val="2"/>
             <w:spacing w:before="0"/>
             <w:jc w:val="center"/>
             <w:rPr>
@@ -1286,7 +1510,21 @@
               <w:szCs w:val="18"/>
             </w:rPr>
           </w:pPr>
-          <w:r>
+        </w:p>
+      </w:tc>
+      <w:tc>
+        <w:tcPr>
+          <w:tcW w:w="568" w:type="dxa"/>
+          <w:tcBorders>
+            <w:left w:val="single" w:color="auto" w:sz="4" w:space="0"/>
+          </w:tcBorders>
+          <w:vAlign w:val="center"/>
+        </w:tcPr>
+        <w:p>
+          <w:pPr>
+            <w:pStyle w:val="2"/>
+            <w:spacing w:before="0"/>
+            <w:ind w:left="-108" w:right="-108"/>
             <w:rPr>
               <w:rFonts w:ascii="Arial" w:hAnsi="Arial" w:cs="Arial"/>
               <w:b w:val="0"/>
@@ -1294,41 +1532,7 @@
               <w:sz w:val="18"/>
               <w:szCs w:val="18"/>
             </w:rPr>
-            <w:t>1</w:t>
-          </w:r>
-        </w:p>
-      </w:tc>
-      <w:tc>
-        <w:tcPr>
-          <w:tcW w:w="568" w:type="dxa"/>
-          <w:tcBorders>
-            <w:left w:val="single" w:sz="4" w:space="0" w:color="auto"/>
-          </w:tcBorders>
-          <w:vAlign w:val="center"/>
-        </w:tcPr>
-        <w:p>
-          <w:pPr>
-            <w:pStyle w:val="1"/>
-            <w:spacing w:before="0"/>
-            <w:ind w:left="-108" w:right="-108"/>
-            <w:rPr>
-              <w:rFonts w:ascii="Arial" w:hAnsi="Arial" w:cs="Arial"/>
-              <w:b w:val="0"/>
-              <w:color w:val="auto"/>
-              <w:sz w:val="18"/>
-              <w:szCs w:val="18"/>
-            </w:rPr>
-          </w:pPr>
-          <w:r>
-            <w:rPr>
-              <w:rFonts w:ascii="Arial" w:hAnsi="Arial" w:cs="Arial"/>
-              <w:b w:val="0"/>
-              <w:color w:val="auto"/>
-              <w:sz w:val="18"/>
-              <w:szCs w:val="18"/>
-            </w:rPr>
-            <w:t>Зам.</w:t>
-          </w:r>
+          </w:pPr>
         </w:p>
       </w:tc>
       <w:tc>
@@ -1339,10 +1543,9 @@
         </w:tcPr>
         <w:p>
           <w:pPr>
-            <w:pStyle w:val="1"/>
+            <w:pStyle w:val="2"/>
             <w:spacing w:before="0"/>
             <w:ind w:left="-108" w:right="-108"/>
-            <w:jc w:val="center"/>
             <w:rPr>
               <w:rFonts w:ascii="Arial" w:hAnsi="Arial" w:cs="Arial"/>
               <w:b w:val="0"/>
@@ -1351,6 +1554,16 @@
               <w:szCs w:val="18"/>
             </w:rPr>
           </w:pPr>
+          <w:r>
+            <w:rPr>
+              <w:rFonts w:ascii="Arial" w:hAnsi="Arial" w:cs="Arial"/>
+              <w:b w:val="0"/>
+              <w:color w:val="auto"/>
+              <w:sz w:val="18"/>
+              <w:szCs w:val="18"/>
+            </w:rPr>
+            <w:t>ПМТ</w:t>
+          </w:r>
         </w:p>
       </w:tc>
       <w:tc>
@@ -1360,7 +1573,7 @@
         </w:tcPr>
         <w:p>
           <w:pPr>
-            <w:pStyle w:val="1"/>
+            <w:pStyle w:val="2"/>
             <w:spacing w:before="0"/>
             <w:ind w:left="-108" w:right="-108"/>
             <w:rPr>
@@ -1381,7 +1594,7 @@
         </w:tcPr>
         <w:p>
           <w:pPr>
-            <w:pStyle w:val="1"/>
+            <w:pStyle w:val="2"/>
             <w:spacing w:before="0"/>
             <w:ind w:left="-108" w:right="-108"/>
             <w:rPr>
@@ -1401,7 +1614,7 @@
         </w:tcPr>
         <w:p>
           <w:pPr>
-            <w:pStyle w:val="1"/>
+            <w:pStyle w:val="2"/>
             <w:spacing w:before="0"/>
             <w:rPr>
               <w:rFonts w:ascii="Arial" w:hAnsi="Arial" w:cs="Arial"/>
@@ -1420,7 +1633,7 @@
         </w:tcPr>
         <w:p>
           <w:pPr>
-            <w:pStyle w:val="1"/>
+            <w:pStyle w:val="2"/>
             <w:spacing w:before="0"/>
             <w:rPr>
               <w:rFonts w:ascii="Arial" w:hAnsi="Arial" w:cs="Arial"/>
@@ -1440,7 +1653,7 @@
         </w:tcPr>
         <w:p>
           <w:pPr>
-            <w:pStyle w:val="1"/>
+            <w:pStyle w:val="2"/>
             <w:spacing w:before="0"/>
             <w:rPr>
               <w:rFonts w:ascii="Arial" w:hAnsi="Arial" w:cs="Arial"/>
@@ -1460,7 +1673,7 @@
         </w:tcPr>
         <w:p>
           <w:pPr>
-            <w:pStyle w:val="1"/>
+            <w:pStyle w:val="2"/>
             <w:spacing w:before="0"/>
             <w:rPr>
               <w:rFonts w:ascii="Arial" w:hAnsi="Arial" w:cs="Arial"/>
@@ -1479,7 +1692,7 @@
         </w:tcPr>
         <w:p>
           <w:pPr>
-            <w:pStyle w:val="1"/>
+            <w:pStyle w:val="2"/>
             <w:spacing w:before="0"/>
             <w:rPr>
               <w:rFonts w:ascii="Arial" w:hAnsi="Arial" w:cs="Arial"/>
@@ -1493,6 +1706,22 @@
       </w:tc>
     </w:tr>
     <w:tr>
+      <w:tblPrEx>
+        <w:tblBorders>
+          <w:top w:val="single" w:color="000000" w:sz="4" w:space="0"/>
+          <w:left w:val="single" w:color="000000" w:sz="4" w:space="0"/>
+          <w:bottom w:val="single" w:color="000000" w:sz="4" w:space="0"/>
+          <w:right w:val="single" w:color="000000" w:sz="4" w:space="0"/>
+          <w:insideH w:val="single" w:color="000000" w:sz="4" w:space="0"/>
+          <w:insideV w:val="single" w:color="000000" w:sz="4" w:space="0"/>
+        </w:tblBorders>
+        <w:tblCellMar>
+          <w:top w:w="0" w:type="dxa"/>
+          <w:left w:w="108" w:type="dxa"/>
+          <w:bottom w:w="0" w:type="dxa"/>
+          <w:right w:w="108" w:type="dxa"/>
+        </w:tblCellMar>
+      </w:tblPrEx>
       <w:tc>
         <w:tcPr>
           <w:tcW w:w="1343" w:type="dxa"/>
@@ -1501,7 +1730,7 @@
         </w:tcPr>
         <w:p>
           <w:pPr>
-            <w:pStyle w:val="1"/>
+            <w:pStyle w:val="2"/>
             <w:spacing w:before="0"/>
             <w:jc w:val="center"/>
             <w:rPr>
@@ -1529,13 +1758,14 @@
         </w:tcPr>
         <w:p>
           <w:pPr>
-            <w:pStyle w:val="1"/>
-            <w:spacing w:before="0"/>
-            <w:rPr>
-              <w:rFonts w:ascii="Arial" w:hAnsi="Arial" w:cs="Arial"/>
-              <w:color w:val="auto"/>
-              <w:sz w:val="20"/>
-              <w:szCs w:val="20"/>
+            <w:pStyle w:val="2"/>
+            <w:spacing w:before="0"/>
+            <w:rPr>
+              <w:rFonts w:hint="default" w:ascii="Arial" w:hAnsi="Arial" w:cs="Arial"/>
+              <w:color w:val="auto"/>
+              <w:sz w:val="20"/>
+              <w:szCs w:val="20"/>
+              <w:lang w:val="ru-RU"/>
             </w:rPr>
           </w:pPr>
           <w:r>
@@ -1547,6 +1777,17 @@
               <w:szCs w:val="20"/>
             </w:rPr>
             <w:t>Рабочая инструкция</w:t>
+          </w:r>
+          <w:r>
+            <w:rPr>
+              <w:rFonts w:hint="default" w:ascii="Arial" w:hAnsi="Arial" w:cs="Arial"/>
+              <w:b w:val="0"/>
+              <w:color w:val="auto"/>
+              <w:sz w:val="20"/>
+              <w:szCs w:val="20"/>
+              <w:lang w:val="ru-RU"/>
+            </w:rPr>
+            <w:t xml:space="preserve"> {{wi}}</w:t>
           </w:r>
         </w:p>
       </w:tc>
@@ -1557,7 +1798,7 @@
         </w:tcPr>
         <w:p>
           <w:pPr>
-            <w:pStyle w:val="1"/>
+            <w:pStyle w:val="2"/>
             <w:spacing w:before="0"/>
             <w:jc w:val="center"/>
             <w:rPr>
@@ -1587,7 +1828,7 @@
         </w:tcPr>
         <w:p>
           <w:pPr>
-            <w:pStyle w:val="1"/>
+            <w:pStyle w:val="2"/>
             <w:spacing w:before="0"/>
             <w:jc w:val="center"/>
             <w:rPr>
@@ -1612,15 +1853,31 @@
       </w:tc>
     </w:tr>
     <w:tr>
+      <w:tblPrEx>
+        <w:tblBorders>
+          <w:top w:val="single" w:color="000000" w:sz="4" w:space="0"/>
+          <w:left w:val="single" w:color="000000" w:sz="4" w:space="0"/>
+          <w:bottom w:val="single" w:color="000000" w:sz="4" w:space="0"/>
+          <w:right w:val="single" w:color="000000" w:sz="4" w:space="0"/>
+          <w:insideH w:val="single" w:color="000000" w:sz="4" w:space="0"/>
+          <w:insideV w:val="single" w:color="000000" w:sz="4" w:space="0"/>
+        </w:tblBorders>
+        <w:tblCellMar>
+          <w:top w:w="0" w:type="dxa"/>
+          <w:left w:w="108" w:type="dxa"/>
+          <w:bottom w:w="0" w:type="dxa"/>
+          <w:right w:w="108" w:type="dxa"/>
+        </w:tblCellMar>
+      </w:tblPrEx>
       <w:tc>
         <w:tcPr>
           <w:tcW w:w="1343" w:type="dxa"/>
           <w:gridSpan w:val="2"/>
-          <w:vMerge/>
-        </w:tcPr>
-        <w:p>
-          <w:pPr>
-            <w:pStyle w:val="1"/>
+          <w:vMerge w:val="continue"/>
+        </w:tcPr>
+        <w:p>
+          <w:pPr>
+            <w:pStyle w:val="2"/>
             <w:spacing w:before="0"/>
             <w:rPr>
               <w:rFonts w:ascii="Arial" w:hAnsi="Arial" w:cs="Arial"/>
@@ -1639,7 +1896,7 @@
         </w:tcPr>
         <w:p>
           <w:pPr>
-            <w:pStyle w:val="1"/>
+            <w:pStyle w:val="2"/>
             <w:spacing w:before="0"/>
             <w:rPr>
               <w:rFonts w:ascii="Arial" w:hAnsi="Arial" w:cs="Arial"/>
@@ -1669,31 +1926,7 @@
               <w:szCs w:val="20"/>
               <w:lang w:val="en-US"/>
             </w:rPr>
-            <w:t xml:space="preserve"> {{shop}} {{</w:t>
-          </w:r>
-          <w:proofErr w:type="spellStart"/>
-          <w:r>
-            <w:rPr>
-              <w:rFonts w:ascii="Arial" w:hAnsi="Arial" w:cs="Arial"/>
-              <w:b w:val="0"/>
-              <w:color w:val="auto"/>
-              <w:sz w:val="20"/>
-              <w:szCs w:val="20"/>
-              <w:lang w:val="en-US"/>
-            </w:rPr>
-            <w:t>namOp</w:t>
-          </w:r>
-          <w:proofErr w:type="spellEnd"/>
-          <w:r>
-            <w:rPr>
-              <w:rFonts w:ascii="Arial" w:hAnsi="Arial" w:cs="Arial"/>
-              <w:b w:val="0"/>
-              <w:color w:val="auto"/>
-              <w:sz w:val="20"/>
-              <w:szCs w:val="20"/>
-              <w:lang w:val="en-US"/>
-            </w:rPr>
-            <w:t>}}</w:t>
+            <w:t xml:space="preserve"> {{shop}} {{namOp}}</w:t>
           </w:r>
         </w:p>
       </w:tc>
@@ -1704,7 +1937,7 @@
         </w:tcPr>
         <w:p>
           <w:pPr>
-            <w:pStyle w:val="1"/>
+            <w:pStyle w:val="2"/>
             <w:spacing w:before="0"/>
             <w:jc w:val="center"/>
             <w:rPr>
@@ -1734,31 +1967,7 @@
               <w:szCs w:val="20"/>
               <w:lang w:val="en-US"/>
             </w:rPr>
-            <w:t xml:space="preserve"> {{</w:t>
-          </w:r>
-          <w:proofErr w:type="spellStart"/>
-          <w:r>
-            <w:rPr>
-              <w:rFonts w:ascii="Arial" w:hAnsi="Arial" w:cs="Arial"/>
-              <w:b w:val="0"/>
-              <w:color w:val="auto"/>
-              <w:sz w:val="20"/>
-              <w:szCs w:val="20"/>
-              <w:lang w:val="en-US"/>
-            </w:rPr>
-            <w:t>numOp</w:t>
-          </w:r>
-          <w:proofErr w:type="spellEnd"/>
-          <w:r>
-            <w:rPr>
-              <w:rFonts w:ascii="Arial" w:hAnsi="Arial" w:cs="Arial"/>
-              <w:b w:val="0"/>
-              <w:color w:val="auto"/>
-              <w:sz w:val="20"/>
-              <w:szCs w:val="20"/>
-              <w:lang w:val="en-US"/>
-            </w:rPr>
-            <w:t>}}</w:t>
+            <w:t xml:space="preserve"> {{numOp}}</w:t>
           </w:r>
         </w:p>
       </w:tc>
@@ -1769,7 +1978,7 @@
         </w:tcPr>
         <w:p>
           <w:pPr>
-            <w:pStyle w:val="1"/>
+            <w:pStyle w:val="2"/>
             <w:spacing w:before="0"/>
             <w:rPr>
               <w:rFonts w:ascii="Arial" w:hAnsi="Arial" w:cs="Arial"/>
@@ -1798,34 +2007,28 @@
               <w:szCs w:val="20"/>
               <w:lang w:val="en-US"/>
             </w:rPr>
-            <w:t xml:space="preserve"> {{</w:t>
-          </w:r>
-          <w:r>
-            <w:rPr>
-              <w:rFonts w:ascii="Arial" w:hAnsi="Arial" w:cs="Arial"/>
-              <w:b w:val="0"/>
-              <w:color w:val="auto"/>
-              <w:sz w:val="20"/>
-              <w:szCs w:val="20"/>
-              <w:lang w:val="en-US"/>
-            </w:rPr>
-            <w:t>p</w:t>
-          </w:r>
-          <w:r>
-            <w:rPr>
-              <w:rFonts w:ascii="Arial" w:hAnsi="Arial" w:cs="Arial"/>
-              <w:b w:val="0"/>
-              <w:color w:val="auto"/>
-              <w:sz w:val="20"/>
-              <w:szCs w:val="20"/>
-              <w:lang w:val="en-US"/>
-            </w:rPr>
-            <w:t>}}</w:t>
+            <w:t xml:space="preserve"> {{p}}</w:t>
           </w:r>
         </w:p>
       </w:tc>
     </w:tr>
     <w:tr>
+      <w:tblPrEx>
+        <w:tblBorders>
+          <w:top w:val="single" w:color="000000" w:sz="4" w:space="0"/>
+          <w:left w:val="single" w:color="000000" w:sz="4" w:space="0"/>
+          <w:bottom w:val="single" w:color="000000" w:sz="4" w:space="0"/>
+          <w:right w:val="single" w:color="000000" w:sz="4" w:space="0"/>
+          <w:insideH w:val="single" w:color="000000" w:sz="4" w:space="0"/>
+          <w:insideV w:val="single" w:color="000000" w:sz="4" w:space="0"/>
+        </w:tblBorders>
+        <w:tblCellMar>
+          <w:top w:w="0" w:type="dxa"/>
+          <w:left w:w="108" w:type="dxa"/>
+          <w:bottom w:w="0" w:type="dxa"/>
+          <w:right w:w="108" w:type="dxa"/>
+        </w:tblCellMar>
+      </w:tblPrEx>
       <w:tc>
         <w:tcPr>
           <w:tcW w:w="1343" w:type="dxa"/>
@@ -1833,7 +2036,7 @@
         </w:tcPr>
         <w:p>
           <w:pPr>
-            <w:pStyle w:val="1"/>
+            <w:pStyle w:val="2"/>
             <w:spacing w:before="0"/>
             <w:jc w:val="center"/>
             <w:rPr>
@@ -1863,7 +2066,7 @@
         </w:tcPr>
         <w:p>
           <w:pPr>
-            <w:pStyle w:val="1"/>
+            <w:pStyle w:val="2"/>
             <w:spacing w:before="0"/>
             <w:ind w:right="34"/>
             <w:rPr>
@@ -1887,7 +2090,7 @@
         </w:p>
         <w:p>
           <w:pPr>
-            <w:pStyle w:val="1"/>
+            <w:pStyle w:val="2"/>
             <w:spacing w:before="0"/>
             <w:ind w:right="34"/>
             <w:rPr>
@@ -1917,7 +2120,7 @@
         </w:tcPr>
         <w:p>
           <w:pPr>
-            <w:pStyle w:val="1"/>
+            <w:pStyle w:val="2"/>
             <w:spacing w:before="0"/>
             <w:ind w:left="-108" w:right="-108"/>
             <w:rPr>
@@ -1947,7 +2150,7 @@
         </w:tcPr>
         <w:p>
           <w:pPr>
-            <w:pStyle w:val="1"/>
+            <w:pStyle w:val="2"/>
             <w:spacing w:before="0"/>
             <w:ind w:left="-108" w:right="-108"/>
             <w:rPr>
@@ -1977,7 +2180,7 @@
         </w:tcPr>
         <w:p>
           <w:pPr>
-            <w:pStyle w:val="1"/>
+            <w:pStyle w:val="2"/>
             <w:spacing w:before="0"/>
             <w:ind w:left="-108" w:right="-108"/>
             <w:rPr>
@@ -2007,7 +2210,7 @@
         </w:tcPr>
         <w:p>
           <w:pPr>
-            <w:pStyle w:val="1"/>
+            <w:pStyle w:val="2"/>
             <w:spacing w:before="0"/>
             <w:ind w:left="-108" w:right="-151"/>
             <w:rPr>
@@ -2037,7 +2240,7 @@
         </w:tcPr>
         <w:p>
           <w:pPr>
-            <w:pStyle w:val="1"/>
+            <w:pStyle w:val="2"/>
             <w:spacing w:before="0"/>
             <w:rPr>
               <w:rFonts w:ascii="Arial" w:hAnsi="Arial" w:cs="Arial"/>
@@ -2057,7 +2260,7 @@
         </w:tcPr>
         <w:p>
           <w:pPr>
-            <w:pStyle w:val="1"/>
+            <w:pStyle w:val="2"/>
             <w:spacing w:before="0"/>
             <w:rPr>
               <w:rFonts w:ascii="Arial" w:hAnsi="Arial" w:cs="Arial"/>
@@ -2093,7 +2296,7 @@
         </w:tcPr>
         <w:p>
           <w:pPr>
-            <w:pStyle w:val="1"/>
+            <w:pStyle w:val="2"/>
             <w:spacing w:before="0"/>
             <w:rPr>
               <w:rFonts w:ascii="Arial" w:hAnsi="Arial" w:cs="Arial"/>
@@ -2162,13 +2365,12 @@
             <w:rPr>
               <w:rFonts w:ascii="Arial" w:hAnsi="Arial" w:cs="Arial"/>
               <w:b w:val="0"/>
-              <w:noProof/>
               <w:color w:val="auto"/>
               <w:sz w:val="20"/>
               <w:szCs w:val="20"/>
               <w:lang w:val="en-US"/>
             </w:rPr>
-            <w:t>1</w:t>
+            <w:t>2</w:t>
           </w:r>
           <w:r>
             <w:rPr>
@@ -2204,6 +2406,22 @@
       </w:tc>
     </w:tr>
     <w:tr>
+      <w:tblPrEx>
+        <w:tblBorders>
+          <w:top w:val="single" w:color="000000" w:sz="4" w:space="0"/>
+          <w:left w:val="single" w:color="000000" w:sz="4" w:space="0"/>
+          <w:bottom w:val="single" w:color="000000" w:sz="4" w:space="0"/>
+          <w:right w:val="single" w:color="000000" w:sz="4" w:space="0"/>
+          <w:insideH w:val="single" w:color="000000" w:sz="4" w:space="0"/>
+          <w:insideV w:val="single" w:color="000000" w:sz="4" w:space="0"/>
+        </w:tblBorders>
+        <w:tblCellMar>
+          <w:top w:w="0" w:type="dxa"/>
+          <w:left w:w="108" w:type="dxa"/>
+          <w:bottom w:w="0" w:type="dxa"/>
+          <w:right w:w="108" w:type="dxa"/>
+        </w:tblCellMar>
+      </w:tblPrEx>
       <w:tc>
         <w:tcPr>
           <w:tcW w:w="1343" w:type="dxa"/>
@@ -2211,7 +2429,7 @@
         </w:tcPr>
         <w:p>
           <w:pPr>
-            <w:pStyle w:val="1"/>
+            <w:pStyle w:val="2"/>
             <w:spacing w:before="0"/>
             <w:jc w:val="center"/>
             <w:rPr>
@@ -2231,29 +2449,7 @@
               <w:szCs w:val="20"/>
               <w:lang w:val="en-US"/>
             </w:rPr>
-            <w:t>{{</w:t>
-          </w:r>
-          <w:r>
-            <w:rPr>
-              <w:rFonts w:ascii="Arial" w:hAnsi="Arial" w:cs="Arial"/>
-              <w:b w:val="0"/>
-              <w:color w:val="auto"/>
-              <w:sz w:val="20"/>
-              <w:szCs w:val="20"/>
-              <w:lang w:val="en-US"/>
-            </w:rPr>
-            <w:t>nZech</w:t>
-          </w:r>
-          <w:r>
-            <w:rPr>
-              <w:rFonts w:ascii="Arial" w:hAnsi="Arial" w:cs="Arial"/>
-              <w:b w:val="0"/>
-              <w:color w:val="auto"/>
-              <w:sz w:val="20"/>
-              <w:szCs w:val="20"/>
-              <w:lang w:val="en-US"/>
-            </w:rPr>
-            <w:t>}}</w:t>
+            <w:t>{{nZech}}</w:t>
           </w:r>
         </w:p>
       </w:tc>
@@ -2264,7 +2460,7 @@
         </w:tcPr>
         <w:p>
           <w:pPr>
-            <w:pStyle w:val="1"/>
+            <w:pStyle w:val="2"/>
             <w:spacing w:before="0"/>
             <w:rPr>
               <w:rFonts w:ascii="Arial" w:hAnsi="Arial" w:cs="Arial"/>
@@ -2284,7 +2480,7 @@
         </w:tcPr>
         <w:p>
           <w:pPr>
-            <w:pStyle w:val="1"/>
+            <w:pStyle w:val="2"/>
             <w:spacing w:before="0"/>
             <w:rPr>
               <w:rFonts w:ascii="Arial" w:hAnsi="Arial" w:cs="Arial"/>
@@ -2303,7 +2499,7 @@
         </w:tcPr>
         <w:p>
           <w:pPr>
-            <w:pStyle w:val="1"/>
+            <w:pStyle w:val="2"/>
             <w:spacing w:before="0"/>
             <w:rPr>
               <w:rFonts w:ascii="Arial" w:hAnsi="Arial" w:cs="Arial"/>
@@ -2322,7 +2518,7 @@
         </w:tcPr>
         <w:p>
           <w:pPr>
-            <w:pStyle w:val="1"/>
+            <w:pStyle w:val="2"/>
             <w:spacing w:before="0"/>
             <w:rPr>
               <w:rFonts w:ascii="Arial" w:hAnsi="Arial" w:cs="Arial"/>
@@ -2341,7 +2537,7 @@
         </w:tcPr>
         <w:p>
           <w:pPr>
-            <w:pStyle w:val="1"/>
+            <w:pStyle w:val="2"/>
             <w:spacing w:before="0"/>
             <w:rPr>
               <w:rFonts w:ascii="Arial" w:hAnsi="Arial" w:cs="Arial"/>
@@ -2356,11 +2552,11 @@
       <w:tc>
         <w:tcPr>
           <w:tcW w:w="708" w:type="dxa"/>
-          <w:vMerge/>
-        </w:tcPr>
-        <w:p>
-          <w:pPr>
-            <w:pStyle w:val="1"/>
+          <w:vMerge w:val="continue"/>
+        </w:tcPr>
+        <w:p>
+          <w:pPr>
+            <w:pStyle w:val="2"/>
             <w:spacing w:before="0"/>
             <w:rPr>
               <w:rFonts w:ascii="Arial" w:hAnsi="Arial" w:cs="Arial"/>
@@ -2376,11 +2572,11 @@
         <w:tcPr>
           <w:tcW w:w="1276" w:type="dxa"/>
           <w:gridSpan w:val="2"/>
-          <w:vMerge/>
-        </w:tcPr>
-        <w:p>
-          <w:pPr>
-            <w:pStyle w:val="1"/>
+          <w:vMerge w:val="continue"/>
+        </w:tcPr>
+        <w:p>
+          <w:pPr>
+            <w:pStyle w:val="2"/>
             <w:spacing w:before="0"/>
             <w:rPr>
               <w:rFonts w:ascii="Arial" w:hAnsi="Arial" w:cs="Arial"/>
@@ -2396,11 +2592,11 @@
         <w:tcPr>
           <w:tcW w:w="1138" w:type="dxa"/>
           <w:gridSpan w:val="2"/>
-          <w:vMerge/>
-        </w:tcPr>
-        <w:p>
-          <w:pPr>
-            <w:pStyle w:val="1"/>
+          <w:vMerge w:val="continue"/>
+        </w:tcPr>
+        <w:p>
+          <w:pPr>
+            <w:pStyle w:val="2"/>
             <w:spacing w:before="0"/>
             <w:rPr>
               <w:rFonts w:ascii="Arial" w:hAnsi="Arial" w:cs="Arial"/>
@@ -2416,7 +2612,7 @@
   </w:tbl>
   <w:p>
     <w:pPr>
-      <w:pStyle w:val="a3"/>
+      <w:pStyle w:val="6"/>
       <w:rPr>
         <w:sz w:val="2"/>
         <w:szCs w:val="2"/>
@@ -2426,21 +2622,38 @@
 </w:hdr>
 </file>
 
+<file path=word/header2.xml><?xml version="1.0" encoding="utf-8"?>
+<w:hdr xmlns:wpc="http://schemas.microsoft.com/office/word/2010/wordprocessingCanvas" xmlns:mc="http://schemas.openxmlformats.org/markup-compatibility/2006" xmlns:o="urn:schemas-microsoft-com:office:office" xmlns:r="http://schemas.openxmlformats.org/officeDocument/2006/relationships" xmlns:m="http://schemas.openxmlformats.org/officeDocument/2006/math" xmlns:v="urn:schemas-microsoft-com:vml" xmlns:wp14="http://schemas.microsoft.com/office/word/2010/wordprocessingDrawing" xmlns:wp="http://schemas.openxmlformats.org/drawingml/2006/wordprocessingDrawing" xmlns:w10="urn:schemas-microsoft-com:office:word" xmlns:w="http://schemas.openxmlformats.org/wordprocessingml/2006/main" xmlns:w14="http://schemas.microsoft.com/office/word/2010/wordml" xmlns:w15="http://schemas.microsoft.com/office/word/2012/wordml" xmlns:wpg="http://schemas.microsoft.com/office/word/2010/wordprocessingGroup" xmlns:wpi="http://schemas.microsoft.com/office/word/2010/wordprocessingInk" xmlns:wne="http://schemas.microsoft.com/office/word/2006/wordml" xmlns:wps="http://schemas.microsoft.com/office/word/2010/wordprocessingShape" xmlns:wpsCustomData="http://www.wps.cn/officeDocument/2013/wpsCustomData" mc:Ignorable="w14 w15 wp14">
+  <w:p>
+    <w:pPr>
+      <w:pStyle w:val="6"/>
+    </w:pPr>
+  </w:p>
+</w:hdr>
+</file>
+
 <file path=word/header3.xml><?xml version="1.0" encoding="utf-8"?>
-<w:hdr xmlns:wpc="http://schemas.microsoft.com/office/word/2010/wordprocessingCanvas" xmlns:cx="http://schemas.microsoft.com/office/drawing/2014/chartex" xmlns:cx1="http://schemas.microsoft.com/office/drawing/2015/9/8/chartex" xmlns:cx2="http://schemas.microsoft.com/office/drawing/2015/10/21/chartex" xmlns:cx3="http://schemas.microsoft.com/office/drawing/2016/5/9/chartex" xmlns:cx4="http://schemas.microsoft.com/office/drawing/2016/5/10/chartex" xmlns:cx5="http://schemas.microsoft.com/office/drawing/2016/5/11/chartex" xmlns:cx6="http://schemas.microsoft.com/office/drawing/2016/5/12/chartex" xmlns:cx7="http://schemas.microsoft.com/office/drawing/2016/5/13/chartex" xmlns:cx8="http://schemas.microsoft.com/office/drawing/2016/5/14/chartex" xmlns:mc="http://schemas.openxmlformats.org/markup-compatibility/2006" xmlns:aink="http://schemas.microsoft.com/office/drawing/2016/ink" xmlns:am3d="http://schemas.microsoft.com/office/drawing/2017/model3d" xmlns:o="urn:schemas-microsoft-com:office:office" xmlns:r="http://schemas.openxmlformats.org/officeDocument/2006/relationships" xmlns:m="http://schemas.openxmlformats.org/officeDocument/2006/math" xmlns:v="urn:schemas-microsoft-com:vml" xmlns:wp14="http://schemas.microsoft.com/office/word/2010/wordprocessingDrawing" xmlns:wp="http://schemas.openxmlformats.org/drawingml/2006/wordprocessingDrawing" xmlns:w10="urn:schemas-microsoft-com:office:word" xmlns:w="http://schemas.openxmlformats.org/wordprocessingml/2006/main" xmlns:w14="http://schemas.microsoft.com/office/word/2010/wordml" xmlns:w15="http://schemas.microsoft.com/office/word/2012/wordml" xmlns:w16cid="http://schemas.microsoft.com/office/word/2016/wordml/cid" xmlns:w16se="http://schemas.microsoft.com/office/word/2015/wordml/symex" xmlns:wpg="http://schemas.microsoft.com/office/word/2010/wordprocessingGroup" xmlns:wpi="http://schemas.microsoft.com/office/word/2010/wordprocessingInk" xmlns:wne="http://schemas.microsoft.com/office/word/2006/wordml" xmlns:wps="http://schemas.microsoft.com/office/word/2010/wordprocessingShape" mc:Ignorable="w14 w15 w16se w16cid wp14">
+<w:hdr xmlns:wpc="http://schemas.microsoft.com/office/word/2010/wordprocessingCanvas" xmlns:mc="http://schemas.openxmlformats.org/markup-compatibility/2006" xmlns:o="urn:schemas-microsoft-com:office:office" xmlns:r="http://schemas.openxmlformats.org/officeDocument/2006/relationships" xmlns:m="http://schemas.openxmlformats.org/officeDocument/2006/math" xmlns:v="urn:schemas-microsoft-com:vml" xmlns:wp14="http://schemas.microsoft.com/office/word/2010/wordprocessingDrawing" xmlns:wp="http://schemas.openxmlformats.org/drawingml/2006/wordprocessingDrawing" xmlns:w10="urn:schemas-microsoft-com:office:word" xmlns:w="http://schemas.openxmlformats.org/wordprocessingml/2006/main" xmlns:w14="http://schemas.microsoft.com/office/word/2010/wordml" xmlns:w15="http://schemas.microsoft.com/office/word/2012/wordml" xmlns:wpg="http://schemas.microsoft.com/office/word/2010/wordprocessingGroup" xmlns:wpi="http://schemas.microsoft.com/office/word/2010/wordprocessingInk" xmlns:wne="http://schemas.microsoft.com/office/word/2006/wordml" xmlns:wps="http://schemas.microsoft.com/office/word/2010/wordprocessingShape" xmlns:wpsCustomData="http://www.wps.cn/officeDocument/2013/wpsCustomData" mc:Ignorable="w14 w15 wp14">
   <w:tbl>
     <w:tblPr>
+      <w:tblStyle w:val="4"/>
       <w:tblW w:w="15843" w:type="dxa"/>
+      <w:tblInd w:w="0" w:type="dxa"/>
       <w:tblBorders>
-        <w:top w:val="single" w:sz="4" w:space="0" w:color="000000"/>
-        <w:left w:val="single" w:sz="4" w:space="0" w:color="000000"/>
-        <w:bottom w:val="single" w:sz="4" w:space="0" w:color="000000"/>
-        <w:right w:val="single" w:sz="4" w:space="0" w:color="000000"/>
-        <w:insideH w:val="single" w:sz="4" w:space="0" w:color="000000"/>
-        <w:insideV w:val="single" w:sz="4" w:space="0" w:color="000000"/>
+        <w:top w:val="single" w:color="000000" w:sz="4" w:space="0"/>
+        <w:left w:val="single" w:color="000000" w:sz="4" w:space="0"/>
+        <w:bottom w:val="single" w:color="000000" w:sz="4" w:space="0"/>
+        <w:right w:val="single" w:color="000000" w:sz="4" w:space="0"/>
+        <w:insideH w:val="single" w:color="000000" w:sz="4" w:space="0"/>
+        <w:insideV w:val="single" w:color="000000" w:sz="4" w:space="0"/>
       </w:tblBorders>
       <w:tblLayout w:type="fixed"/>
-      <w:tblLook w:val="04A0" w:firstRow="1" w:lastRow="0" w:firstColumn="1" w:lastColumn="0" w:noHBand="0" w:noVBand="1"/>
+      <w:tblCellMar>
+        <w:top w:w="0" w:type="dxa"/>
+        <w:left w:w="108" w:type="dxa"/>
+        <w:bottom w:w="0" w:type="dxa"/>
+        <w:right w:w="108" w:type="dxa"/>
+      </w:tblCellMar>
     </w:tblPr>
     <w:tblGrid>
       <w:gridCol w:w="792"/>
@@ -2480,6 +2693,22 @@
       <w:gridCol w:w="960"/>
     </w:tblGrid>
     <w:tr>
+      <w:tblPrEx>
+        <w:tblBorders>
+          <w:top w:val="single" w:color="000000" w:sz="4" w:space="0"/>
+          <w:left w:val="single" w:color="000000" w:sz="4" w:space="0"/>
+          <w:bottom w:val="single" w:color="000000" w:sz="4" w:space="0"/>
+          <w:right w:val="single" w:color="000000" w:sz="4" w:space="0"/>
+          <w:insideH w:val="single" w:color="000000" w:sz="4" w:space="0"/>
+          <w:insideV w:val="single" w:color="000000" w:sz="4" w:space="0"/>
+        </w:tblBorders>
+        <w:tblCellMar>
+          <w:top w:w="0" w:type="dxa"/>
+          <w:left w:w="108" w:type="dxa"/>
+          <w:bottom w:w="0" w:type="dxa"/>
+          <w:right w:w="108" w:type="dxa"/>
+        </w:tblCellMar>
+      </w:tblPrEx>
       <w:tc>
         <w:tcPr>
           <w:tcW w:w="792" w:type="dxa"/>
@@ -2487,7 +2716,7 @@
         </w:tcPr>
         <w:p>
           <w:pPr>
-            <w:pStyle w:val="1"/>
+            <w:pStyle w:val="2"/>
             <w:spacing w:before="0"/>
             <w:ind w:left="-85" w:right="-85"/>
             <w:rPr>
@@ -2519,8 +2748,6 @@
             </w:rPr>
             <w:t xml:space="preserve"> </w:t>
           </w:r>
-          <w:proofErr w:type="spellStart"/>
-          <w:proofErr w:type="gramStart"/>
           <w:r>
             <w:rPr>
               <w:rFonts w:ascii="Arial" w:hAnsi="Arial" w:cs="Arial"/>
@@ -2529,20 +2756,8 @@
               <w:sz w:val="18"/>
               <w:szCs w:val="18"/>
             </w:rPr>
-            <w:t>нв</w:t>
-          </w:r>
-          <w:proofErr w:type="spellEnd"/>
-          <w:r>
-            <w:rPr>
-              <w:rFonts w:ascii="Arial" w:hAnsi="Arial" w:cs="Arial"/>
-              <w:b w:val="0"/>
-              <w:color w:val="auto"/>
-              <w:sz w:val="18"/>
-              <w:szCs w:val="18"/>
-            </w:rPr>
-            <w:t>.№</w:t>
-          </w:r>
-          <w:proofErr w:type="gramEnd"/>
+            <w:t>нв.№</w:t>
+          </w:r>
         </w:p>
       </w:tc>
       <w:tc>
@@ -2553,7 +2768,7 @@
         </w:tcPr>
         <w:p>
           <w:pPr>
-            <w:pStyle w:val="1"/>
+            <w:pStyle w:val="2"/>
             <w:spacing w:before="0"/>
             <w:rPr>
               <w:rFonts w:ascii="Arial" w:hAnsi="Arial" w:cs="Arial"/>
@@ -2569,13 +2784,13 @@
         <w:tcPr>
           <w:tcW w:w="850" w:type="dxa"/>
           <w:tcBorders>
-            <w:right w:val="single" w:sz="4" w:space="0" w:color="auto"/>
+            <w:right w:val="single" w:color="auto" w:sz="4" w:space="0"/>
           </w:tcBorders>
           <w:vAlign w:val="center"/>
         </w:tcPr>
         <w:p>
           <w:pPr>
-            <w:pStyle w:val="1"/>
+            <w:pStyle w:val="2"/>
             <w:spacing w:before="0"/>
             <w:rPr>
               <w:rFonts w:ascii="Arial" w:hAnsi="Arial" w:cs="Arial"/>
@@ -2592,16 +2807,16 @@
           <w:tcW w:w="851" w:type="dxa"/>
           <w:gridSpan w:val="2"/>
           <w:tcBorders>
-            <w:top w:val="single" w:sz="4" w:space="0" w:color="auto"/>
-            <w:left w:val="single" w:sz="4" w:space="0" w:color="auto"/>
-            <w:bottom w:val="single" w:sz="4" w:space="0" w:color="auto"/>
-            <w:right w:val="single" w:sz="4" w:space="0" w:color="auto"/>
+            <w:top w:val="single" w:color="auto" w:sz="4" w:space="0"/>
+            <w:left w:val="single" w:color="auto" w:sz="4" w:space="0"/>
+            <w:bottom w:val="single" w:color="auto" w:sz="4" w:space="0"/>
+            <w:right w:val="single" w:color="auto" w:sz="4" w:space="0"/>
           </w:tcBorders>
           <w:vAlign w:val="center"/>
         </w:tcPr>
         <w:p>
           <w:pPr>
-            <w:pStyle w:val="1"/>
+            <w:pStyle w:val="2"/>
             <w:spacing w:before="0"/>
             <w:rPr>
               <w:rFonts w:ascii="Arial" w:hAnsi="Arial" w:cs="Arial"/>
@@ -2619,15 +2834,15 @@
           <w:gridSpan w:val="3"/>
           <w:tcBorders>
             <w:top w:val="nil"/>
-            <w:left w:val="single" w:sz="4" w:space="0" w:color="auto"/>
-            <w:bottom w:val="single" w:sz="4" w:space="0" w:color="auto"/>
-            <w:right w:val="single" w:sz="4" w:space="0" w:color="auto"/>
+            <w:left w:val="single" w:color="auto" w:sz="4" w:space="0"/>
+            <w:bottom w:val="single" w:color="auto" w:sz="4" w:space="0"/>
+            <w:right w:val="single" w:color="auto" w:sz="4" w:space="0"/>
           </w:tcBorders>
           <w:vAlign w:val="center"/>
         </w:tcPr>
         <w:p>
           <w:pPr>
-            <w:pStyle w:val="1"/>
+            <w:pStyle w:val="2"/>
             <w:spacing w:before="0"/>
             <w:rPr>
               <w:rFonts w:ascii="Arial" w:hAnsi="Arial" w:cs="Arial"/>
@@ -2643,16 +2858,16 @@
         <w:tcPr>
           <w:tcW w:w="851" w:type="dxa"/>
           <w:tcBorders>
-            <w:top w:val="single" w:sz="4" w:space="0" w:color="auto"/>
-            <w:left w:val="single" w:sz="4" w:space="0" w:color="auto"/>
-            <w:bottom w:val="single" w:sz="4" w:space="0" w:color="auto"/>
-            <w:right w:val="single" w:sz="4" w:space="0" w:color="auto"/>
+            <w:top w:val="single" w:color="auto" w:sz="4" w:space="0"/>
+            <w:left w:val="single" w:color="auto" w:sz="4" w:space="0"/>
+            <w:bottom w:val="single" w:color="auto" w:sz="4" w:space="0"/>
+            <w:right w:val="single" w:color="auto" w:sz="4" w:space="0"/>
           </w:tcBorders>
           <w:vAlign w:val="center"/>
         </w:tcPr>
         <w:p>
           <w:pPr>
-            <w:pStyle w:val="1"/>
+            <w:pStyle w:val="2"/>
             <w:spacing w:before="0"/>
             <w:jc w:val="center"/>
             <w:rPr>
@@ -2663,7 +2878,21 @@
               <w:szCs w:val="18"/>
             </w:rPr>
           </w:pPr>
-          <w:r>
+        </w:p>
+      </w:tc>
+      <w:tc>
+        <w:tcPr>
+          <w:tcW w:w="567" w:type="dxa"/>
+          <w:tcBorders>
+            <w:left w:val="single" w:color="auto" w:sz="4" w:space="0"/>
+          </w:tcBorders>
+          <w:vAlign w:val="center"/>
+        </w:tcPr>
+        <w:p>
+          <w:pPr>
+            <w:pStyle w:val="2"/>
+            <w:spacing w:before="0"/>
+            <w:ind w:right="-108"/>
             <w:rPr>
               <w:rFonts w:ascii="Arial" w:hAnsi="Arial" w:cs="Arial"/>
               <w:b w:val="0"/>
@@ -2671,51 +2900,7 @@
               <w:sz w:val="18"/>
               <w:szCs w:val="18"/>
             </w:rPr>
-            <w:t>1</w:t>
-          </w:r>
-        </w:p>
-      </w:tc>
-      <w:tc>
-        <w:tcPr>
-          <w:tcW w:w="567" w:type="dxa"/>
-          <w:tcBorders>
-            <w:left w:val="single" w:sz="4" w:space="0" w:color="auto"/>
-          </w:tcBorders>
-          <w:vAlign w:val="center"/>
-        </w:tcPr>
-        <w:p>
-          <w:pPr>
-            <w:pStyle w:val="1"/>
-            <w:spacing w:before="0"/>
-            <w:ind w:left="-108" w:right="-108"/>
-            <w:rPr>
-              <w:rFonts w:ascii="Arial" w:hAnsi="Arial" w:cs="Arial"/>
-              <w:b w:val="0"/>
-              <w:color w:val="auto"/>
-              <w:sz w:val="18"/>
-              <w:szCs w:val="18"/>
-            </w:rPr>
-          </w:pPr>
-          <w:r>
-            <w:rPr>
-              <w:rFonts w:ascii="Arial" w:hAnsi="Arial" w:cs="Arial"/>
-              <w:b w:val="0"/>
-              <w:color w:val="auto"/>
-              <w:sz w:val="18"/>
-              <w:szCs w:val="18"/>
-            </w:rPr>
-            <w:t>Зам</w:t>
-          </w:r>
-          <w:r>
-            <w:rPr>
-              <w:rFonts w:ascii="Arial" w:hAnsi="Arial" w:cs="Arial"/>
-              <w:b w:val="0"/>
-              <w:color w:val="auto"/>
-              <w:sz w:val="18"/>
-              <w:szCs w:val="18"/>
-            </w:rPr>
-            <w:t>.</w:t>
-          </w:r>
+          </w:pPr>
         </w:p>
       </w:tc>
       <w:tc>
@@ -2726,7 +2911,7 @@
         </w:tcPr>
         <w:p>
           <w:pPr>
-            <w:pStyle w:val="1"/>
+            <w:pStyle w:val="2"/>
             <w:spacing w:before="0"/>
             <w:ind w:left="-108" w:right="-108"/>
             <w:jc w:val="center"/>
@@ -2748,7 +2933,7 @@
         </w:tcPr>
         <w:p>
           <w:pPr>
-            <w:pStyle w:val="1"/>
+            <w:pStyle w:val="2"/>
             <w:spacing w:before="0"/>
             <w:ind w:left="-108" w:right="-108"/>
             <w:rPr>
@@ -2769,7 +2954,7 @@
         </w:tcPr>
         <w:p>
           <w:pPr>
-            <w:pStyle w:val="1"/>
+            <w:pStyle w:val="2"/>
             <w:spacing w:before="0"/>
             <w:ind w:left="-108" w:right="-108"/>
             <w:rPr>
@@ -2790,7 +2975,7 @@
         </w:tcPr>
         <w:p>
           <w:pPr>
-            <w:pStyle w:val="1"/>
+            <w:pStyle w:val="2"/>
             <w:spacing w:before="0"/>
             <w:rPr>
               <w:rFonts w:ascii="Arial" w:hAnsi="Arial" w:cs="Arial"/>
@@ -2810,7 +2995,7 @@
         </w:tcPr>
         <w:p>
           <w:pPr>
-            <w:pStyle w:val="1"/>
+            <w:pStyle w:val="2"/>
             <w:spacing w:before="0"/>
             <w:rPr>
               <w:rFonts w:ascii="Arial" w:hAnsi="Arial" w:cs="Arial"/>
@@ -2830,7 +3015,7 @@
         </w:tcPr>
         <w:p>
           <w:pPr>
-            <w:pStyle w:val="1"/>
+            <w:pStyle w:val="2"/>
             <w:spacing w:before="0"/>
             <w:rPr>
               <w:rFonts w:ascii="Arial" w:hAnsi="Arial" w:cs="Arial"/>
@@ -2850,7 +3035,7 @@
         </w:tcPr>
         <w:p>
           <w:pPr>
-            <w:pStyle w:val="1"/>
+            <w:pStyle w:val="2"/>
             <w:spacing w:before="0"/>
             <w:rPr>
               <w:rFonts w:ascii="Arial" w:hAnsi="Arial" w:cs="Arial"/>
@@ -2869,7 +3054,7 @@
         </w:tcPr>
         <w:p>
           <w:pPr>
-            <w:pStyle w:val="1"/>
+            <w:pStyle w:val="2"/>
             <w:spacing w:before="0"/>
             <w:rPr>
               <w:rFonts w:ascii="Arial" w:hAnsi="Arial" w:cs="Arial"/>
@@ -2883,6 +3068,22 @@
       </w:tc>
     </w:tr>
     <w:tr>
+      <w:tblPrEx>
+        <w:tblBorders>
+          <w:top w:val="single" w:color="000000" w:sz="4" w:space="0"/>
+          <w:left w:val="single" w:color="000000" w:sz="4" w:space="0"/>
+          <w:bottom w:val="single" w:color="000000" w:sz="4" w:space="0"/>
+          <w:right w:val="single" w:color="000000" w:sz="4" w:space="0"/>
+          <w:insideH w:val="single" w:color="000000" w:sz="4" w:space="0"/>
+          <w:insideV w:val="single" w:color="000000" w:sz="4" w:space="0"/>
+        </w:tblBorders>
+        <w:tblCellMar>
+          <w:top w:w="0" w:type="dxa"/>
+          <w:left w:w="108" w:type="dxa"/>
+          <w:bottom w:w="0" w:type="dxa"/>
+          <w:right w:w="108" w:type="dxa"/>
+        </w:tblCellMar>
+      </w:tblPrEx>
       <w:tc>
         <w:tcPr>
           <w:tcW w:w="1347" w:type="dxa"/>
@@ -2891,7 +3092,7 @@
         </w:tcPr>
         <w:p>
           <w:pPr>
-            <w:pStyle w:val="1"/>
+            <w:pStyle w:val="2"/>
             <w:spacing w:before="0"/>
             <w:jc w:val="center"/>
             <w:rPr>
@@ -2919,13 +3120,14 @@
         </w:tcPr>
         <w:p>
           <w:pPr>
-            <w:pStyle w:val="1"/>
-            <w:spacing w:before="0"/>
-            <w:rPr>
-              <w:rFonts w:ascii="Arial" w:hAnsi="Arial" w:cs="Arial"/>
-              <w:color w:val="auto"/>
-              <w:sz w:val="20"/>
-              <w:szCs w:val="20"/>
+            <w:pStyle w:val="2"/>
+            <w:spacing w:before="0"/>
+            <w:rPr>
+              <w:rFonts w:hint="default" w:ascii="Arial" w:hAnsi="Arial" w:cs="Arial"/>
+              <w:color w:val="auto"/>
+              <w:sz w:val="20"/>
+              <w:szCs w:val="20"/>
+              <w:lang w:val="ru-RU"/>
             </w:rPr>
           </w:pPr>
           <w:r>
@@ -2937,6 +3139,17 @@
               <w:szCs w:val="20"/>
             </w:rPr>
             <w:t>Рабочая инструкция</w:t>
+          </w:r>
+          <w:r>
+            <w:rPr>
+              <w:rFonts w:hint="default" w:ascii="Arial" w:hAnsi="Arial" w:cs="Arial"/>
+              <w:b w:val="0"/>
+              <w:color w:val="auto"/>
+              <w:sz w:val="20"/>
+              <w:szCs w:val="20"/>
+              <w:lang w:val="ru-RU"/>
+            </w:rPr>
+            <w:t xml:space="preserve"> {{wi}}</w:t>
           </w:r>
         </w:p>
       </w:tc>
@@ -2947,7 +3160,7 @@
         </w:tcPr>
         <w:p>
           <w:pPr>
-            <w:pStyle w:val="1"/>
+            <w:pStyle w:val="2"/>
             <w:spacing w:before="0"/>
             <w:jc w:val="center"/>
             <w:rPr>
@@ -2977,7 +3190,7 @@
         </w:tcPr>
         <w:p>
           <w:pPr>
-            <w:pStyle w:val="1"/>
+            <w:pStyle w:val="2"/>
             <w:spacing w:before="0"/>
             <w:jc w:val="center"/>
             <w:rPr>
@@ -3002,15 +3215,31 @@
       </w:tc>
     </w:tr>
     <w:tr>
+      <w:tblPrEx>
+        <w:tblBorders>
+          <w:top w:val="single" w:color="000000" w:sz="4" w:space="0"/>
+          <w:left w:val="single" w:color="000000" w:sz="4" w:space="0"/>
+          <w:bottom w:val="single" w:color="000000" w:sz="4" w:space="0"/>
+          <w:right w:val="single" w:color="000000" w:sz="4" w:space="0"/>
+          <w:insideH w:val="single" w:color="000000" w:sz="4" w:space="0"/>
+          <w:insideV w:val="single" w:color="000000" w:sz="4" w:space="0"/>
+        </w:tblBorders>
+        <w:tblCellMar>
+          <w:top w:w="0" w:type="dxa"/>
+          <w:left w:w="108" w:type="dxa"/>
+          <w:bottom w:w="0" w:type="dxa"/>
+          <w:right w:w="108" w:type="dxa"/>
+        </w:tblCellMar>
+      </w:tblPrEx>
       <w:tc>
         <w:tcPr>
           <w:tcW w:w="1347" w:type="dxa"/>
           <w:gridSpan w:val="2"/>
-          <w:vMerge/>
-        </w:tcPr>
-        <w:p>
-          <w:pPr>
-            <w:pStyle w:val="1"/>
+          <w:vMerge w:val="continue"/>
+        </w:tcPr>
+        <w:p>
+          <w:pPr>
+            <w:pStyle w:val="2"/>
             <w:spacing w:before="0"/>
             <w:rPr>
               <w:rFonts w:ascii="Arial" w:hAnsi="Arial" w:cs="Arial"/>
@@ -3029,7 +3258,7 @@
         </w:tcPr>
         <w:p>
           <w:pPr>
-            <w:pStyle w:val="1"/>
+            <w:pStyle w:val="2"/>
             <w:spacing w:before="0"/>
             <w:rPr>
               <w:rFonts w:ascii="Arial" w:hAnsi="Arial" w:cs="Arial"/>
@@ -3058,31 +3287,7 @@
               <w:szCs w:val="20"/>
               <w:lang w:val="en-US"/>
             </w:rPr>
-            <w:t xml:space="preserve"> {{shop}} {{</w:t>
-          </w:r>
-          <w:proofErr w:type="spellStart"/>
-          <w:r>
-            <w:rPr>
-              <w:rFonts w:ascii="Arial" w:hAnsi="Arial" w:cs="Arial"/>
-              <w:b w:val="0"/>
-              <w:color w:val="auto"/>
-              <w:sz w:val="20"/>
-              <w:szCs w:val="20"/>
-              <w:lang w:val="en-US"/>
-            </w:rPr>
-            <w:t>namOp</w:t>
-          </w:r>
-          <w:proofErr w:type="spellEnd"/>
-          <w:r>
-            <w:rPr>
-              <w:rFonts w:ascii="Arial" w:hAnsi="Arial" w:cs="Arial"/>
-              <w:b w:val="0"/>
-              <w:color w:val="auto"/>
-              <w:sz w:val="20"/>
-              <w:szCs w:val="20"/>
-              <w:lang w:val="en-US"/>
-            </w:rPr>
-            <w:t>}}</w:t>
+            <w:t xml:space="preserve"> {{shop}} {{namOp}}</w:t>
           </w:r>
         </w:p>
       </w:tc>
@@ -3093,7 +3298,7 @@
         </w:tcPr>
         <w:p>
           <w:pPr>
-            <w:pStyle w:val="1"/>
+            <w:pStyle w:val="2"/>
             <w:spacing w:before="0"/>
             <w:jc w:val="center"/>
             <w:rPr>
@@ -3122,31 +3327,7 @@
               <w:szCs w:val="20"/>
               <w:lang w:val="en-US"/>
             </w:rPr>
-            <w:t xml:space="preserve"> {{</w:t>
-          </w:r>
-          <w:proofErr w:type="spellStart"/>
-          <w:r>
-            <w:rPr>
-              <w:rFonts w:ascii="Arial" w:hAnsi="Arial" w:cs="Arial"/>
-              <w:b w:val="0"/>
-              <w:color w:val="auto"/>
-              <w:sz w:val="20"/>
-              <w:szCs w:val="20"/>
-              <w:lang w:val="en-US"/>
-            </w:rPr>
-            <w:t>numOp</w:t>
-          </w:r>
-          <w:proofErr w:type="spellEnd"/>
-          <w:r>
-            <w:rPr>
-              <w:rFonts w:ascii="Arial" w:hAnsi="Arial" w:cs="Arial"/>
-              <w:b w:val="0"/>
-              <w:color w:val="auto"/>
-              <w:sz w:val="20"/>
-              <w:szCs w:val="20"/>
-              <w:lang w:val="en-US"/>
-            </w:rPr>
-            <w:t>}}</w:t>
+            <w:t xml:space="preserve"> {{numOp}}</w:t>
           </w:r>
         </w:p>
       </w:tc>
@@ -3157,7 +3338,7 @@
         </w:tcPr>
         <w:p>
           <w:pPr>
-            <w:pStyle w:val="1"/>
+            <w:pStyle w:val="2"/>
             <w:spacing w:before="0"/>
             <w:rPr>
               <w:rFonts w:ascii="Arial" w:hAnsi="Arial" w:cs="Arial"/>
@@ -3185,34 +3366,28 @@
               <w:szCs w:val="20"/>
               <w:lang w:val="en-US"/>
             </w:rPr>
-            <w:t xml:space="preserve"> {{</w:t>
-          </w:r>
-          <w:r>
-            <w:rPr>
-              <w:rFonts w:ascii="Arial" w:hAnsi="Arial" w:cs="Arial"/>
-              <w:b w:val="0"/>
-              <w:color w:val="auto"/>
-              <w:sz w:val="20"/>
-              <w:szCs w:val="20"/>
-              <w:lang w:val="en-US"/>
-            </w:rPr>
-            <w:t>p</w:t>
-          </w:r>
-          <w:r>
-            <w:rPr>
-              <w:rFonts w:ascii="Arial" w:hAnsi="Arial" w:cs="Arial"/>
-              <w:b w:val="0"/>
-              <w:color w:val="auto"/>
-              <w:sz w:val="20"/>
-              <w:szCs w:val="20"/>
-              <w:lang w:val="en-US"/>
-            </w:rPr>
-            <w:t>}}</w:t>
+            <w:t xml:space="preserve"> {{p}}</w:t>
           </w:r>
         </w:p>
       </w:tc>
     </w:tr>
     <w:tr>
+      <w:tblPrEx>
+        <w:tblBorders>
+          <w:top w:val="single" w:color="000000" w:sz="4" w:space="0"/>
+          <w:left w:val="single" w:color="000000" w:sz="4" w:space="0"/>
+          <w:bottom w:val="single" w:color="000000" w:sz="4" w:space="0"/>
+          <w:right w:val="single" w:color="000000" w:sz="4" w:space="0"/>
+          <w:insideH w:val="single" w:color="000000" w:sz="4" w:space="0"/>
+          <w:insideV w:val="single" w:color="000000" w:sz="4" w:space="0"/>
+        </w:tblBorders>
+        <w:tblCellMar>
+          <w:top w:w="0" w:type="dxa"/>
+          <w:left w:w="108" w:type="dxa"/>
+          <w:bottom w:w="0" w:type="dxa"/>
+          <w:right w:w="108" w:type="dxa"/>
+        </w:tblCellMar>
+      </w:tblPrEx>
       <w:tc>
         <w:tcPr>
           <w:tcW w:w="1347" w:type="dxa"/>
@@ -3220,7 +3395,7 @@
         </w:tcPr>
         <w:p>
           <w:pPr>
-            <w:pStyle w:val="1"/>
+            <w:pStyle w:val="2"/>
             <w:spacing w:before="0"/>
             <w:jc w:val="center"/>
             <w:rPr>
@@ -3250,7 +3425,7 @@
         </w:tcPr>
         <w:p>
           <w:pPr>
-            <w:pStyle w:val="1"/>
+            <w:pStyle w:val="2"/>
             <w:spacing w:before="0"/>
             <w:ind w:right="34"/>
             <w:rPr>
@@ -3274,7 +3449,7 @@
         </w:p>
         <w:p>
           <w:pPr>
-            <w:pStyle w:val="1"/>
+            <w:pStyle w:val="2"/>
             <w:spacing w:before="0"/>
             <w:ind w:right="34"/>
             <w:rPr>
@@ -3304,7 +3479,7 @@
         </w:tcPr>
         <w:p>
           <w:pPr>
-            <w:pStyle w:val="1"/>
+            <w:pStyle w:val="2"/>
             <w:spacing w:before="0"/>
             <w:ind w:left="-108" w:right="-108"/>
             <w:rPr>
@@ -3334,7 +3509,7 @@
         </w:tcPr>
         <w:p>
           <w:pPr>
-            <w:pStyle w:val="1"/>
+            <w:pStyle w:val="2"/>
             <w:spacing w:before="0"/>
             <w:ind w:left="-108" w:right="-108"/>
             <w:rPr>
@@ -3364,7 +3539,7 @@
         </w:tcPr>
         <w:p>
           <w:pPr>
-            <w:pStyle w:val="1"/>
+            <w:pStyle w:val="2"/>
             <w:spacing w:before="0"/>
             <w:ind w:left="-108" w:right="-108"/>
             <w:rPr>
@@ -3394,7 +3569,7 @@
         </w:tcPr>
         <w:p>
           <w:pPr>
-            <w:pStyle w:val="1"/>
+            <w:pStyle w:val="2"/>
             <w:spacing w:before="0"/>
             <w:ind w:left="-108" w:right="-151"/>
             <w:rPr>
@@ -3425,7 +3600,7 @@
         </w:tcPr>
         <w:p>
           <w:pPr>
-            <w:pStyle w:val="1"/>
+            <w:pStyle w:val="2"/>
             <w:spacing w:before="0"/>
             <w:rPr>
               <w:rFonts w:ascii="Arial" w:hAnsi="Arial" w:cs="Arial"/>
@@ -3445,7 +3620,7 @@
         </w:tcPr>
         <w:p>
           <w:pPr>
-            <w:pStyle w:val="1"/>
+            <w:pStyle w:val="2"/>
             <w:spacing w:before="0"/>
             <w:rPr>
               <w:rFonts w:ascii="Arial" w:hAnsi="Arial" w:cs="Arial"/>
@@ -3481,7 +3656,7 @@
         </w:tcPr>
         <w:p>
           <w:pPr>
-            <w:pStyle w:val="1"/>
+            <w:pStyle w:val="2"/>
             <w:spacing w:before="0"/>
             <w:rPr>
               <w:rFonts w:ascii="Arial" w:hAnsi="Arial" w:cs="Arial"/>
@@ -3550,7 +3725,6 @@
             <w:rPr>
               <w:rFonts w:ascii="Arial" w:hAnsi="Arial" w:cs="Arial"/>
               <w:b w:val="0"/>
-              <w:noProof/>
               <w:color w:val="auto"/>
               <w:sz w:val="20"/>
               <w:szCs w:val="20"/>
@@ -3585,12 +3759,26 @@
             </w:rPr>
             <w:t xml:space="preserve"> </w:t>
           </w:r>
-          <w:bookmarkStart w:id="0" w:name="_GoBack"/>
-          <w:bookmarkEnd w:id="0"/>
         </w:p>
       </w:tc>
     </w:tr>
     <w:tr>
+      <w:tblPrEx>
+        <w:tblBorders>
+          <w:top w:val="single" w:color="000000" w:sz="4" w:space="0"/>
+          <w:left w:val="single" w:color="000000" w:sz="4" w:space="0"/>
+          <w:bottom w:val="single" w:color="000000" w:sz="4" w:space="0"/>
+          <w:right w:val="single" w:color="000000" w:sz="4" w:space="0"/>
+          <w:insideH w:val="single" w:color="000000" w:sz="4" w:space="0"/>
+          <w:insideV w:val="single" w:color="000000" w:sz="4" w:space="0"/>
+        </w:tblBorders>
+        <w:tblCellMar>
+          <w:top w:w="0" w:type="dxa"/>
+          <w:left w:w="108" w:type="dxa"/>
+          <w:bottom w:w="0" w:type="dxa"/>
+          <w:right w:w="108" w:type="dxa"/>
+        </w:tblCellMar>
+      </w:tblPrEx>
       <w:tc>
         <w:tcPr>
           <w:tcW w:w="1347" w:type="dxa"/>
@@ -3598,7 +3786,7 @@
         </w:tcPr>
         <w:p>
           <w:pPr>
-            <w:pStyle w:val="1"/>
+            <w:pStyle w:val="2"/>
             <w:spacing w:before="0"/>
             <w:jc w:val="center"/>
             <w:rPr>
@@ -3619,31 +3807,7 @@
               <w:szCs w:val="20"/>
               <w:lang w:val="en-US"/>
             </w:rPr>
-            <w:t>{{</w:t>
-          </w:r>
-          <w:proofErr w:type="spellStart"/>
-          <w:r>
-            <w:rPr>
-              <w:rFonts w:ascii="Arial" w:hAnsi="Arial" w:cs="Arial"/>
-              <w:b w:val="0"/>
-              <w:color w:val="auto"/>
-              <w:sz w:val="20"/>
-              <w:szCs w:val="20"/>
-              <w:lang w:val="en-US"/>
-            </w:rPr>
-            <w:t>nZech</w:t>
-          </w:r>
-          <w:proofErr w:type="spellEnd"/>
-          <w:r>
-            <w:rPr>
-              <w:rFonts w:ascii="Arial" w:hAnsi="Arial" w:cs="Arial"/>
-              <w:b w:val="0"/>
-              <w:color w:val="auto"/>
-              <w:sz w:val="20"/>
-              <w:szCs w:val="20"/>
-              <w:lang w:val="en-US"/>
-            </w:rPr>
-            <w:t>}}</w:t>
+            <w:t>{{nZech}}</w:t>
           </w:r>
         </w:p>
       </w:tc>
@@ -3654,7 +3818,7 @@
         </w:tcPr>
         <w:p>
           <w:pPr>
-            <w:pStyle w:val="1"/>
+            <w:pStyle w:val="2"/>
             <w:spacing w:before="0"/>
             <w:rPr>
               <w:rFonts w:ascii="Arial" w:hAnsi="Arial" w:cs="Arial"/>
@@ -3674,7 +3838,7 @@
         </w:tcPr>
         <w:p>
           <w:pPr>
-            <w:pStyle w:val="1"/>
+            <w:pStyle w:val="2"/>
             <w:spacing w:before="0"/>
             <w:rPr>
               <w:rFonts w:ascii="Arial" w:hAnsi="Arial" w:cs="Arial"/>
@@ -3693,7 +3857,7 @@
         </w:tcPr>
         <w:p>
           <w:pPr>
-            <w:pStyle w:val="1"/>
+            <w:pStyle w:val="2"/>
             <w:spacing w:before="0"/>
             <w:rPr>
               <w:rFonts w:ascii="Arial" w:hAnsi="Arial" w:cs="Arial"/>
@@ -3712,7 +3876,7 @@
         </w:tcPr>
         <w:p>
           <w:pPr>
-            <w:pStyle w:val="1"/>
+            <w:pStyle w:val="2"/>
             <w:spacing w:before="0"/>
             <w:rPr>
               <w:rFonts w:ascii="Arial" w:hAnsi="Arial" w:cs="Arial"/>
@@ -3731,7 +3895,7 @@
         </w:tcPr>
         <w:p>
           <w:pPr>
-            <w:pStyle w:val="1"/>
+            <w:pStyle w:val="2"/>
             <w:spacing w:before="0"/>
             <w:rPr>
               <w:rFonts w:ascii="Arial" w:hAnsi="Arial" w:cs="Arial"/>
@@ -3747,11 +3911,11 @@
         <w:tcPr>
           <w:tcW w:w="709" w:type="dxa"/>
           <w:gridSpan w:val="2"/>
-          <w:vMerge/>
-        </w:tcPr>
-        <w:p>
-          <w:pPr>
-            <w:pStyle w:val="1"/>
+          <w:vMerge w:val="continue"/>
+        </w:tcPr>
+        <w:p>
+          <w:pPr>
+            <w:pStyle w:val="2"/>
             <w:spacing w:before="0"/>
             <w:rPr>
               <w:rFonts w:ascii="Arial" w:hAnsi="Arial" w:cs="Arial"/>
@@ -3767,11 +3931,11 @@
         <w:tcPr>
           <w:tcW w:w="1276" w:type="dxa"/>
           <w:gridSpan w:val="3"/>
-          <w:vMerge/>
-        </w:tcPr>
-        <w:p>
-          <w:pPr>
-            <w:pStyle w:val="1"/>
+          <w:vMerge w:val="continue"/>
+        </w:tcPr>
+        <w:p>
+          <w:pPr>
+            <w:pStyle w:val="2"/>
             <w:spacing w:before="0"/>
             <w:rPr>
               <w:rFonts w:ascii="Arial" w:hAnsi="Arial" w:cs="Arial"/>
@@ -3787,11 +3951,11 @@
         <w:tcPr>
           <w:tcW w:w="1139" w:type="dxa"/>
           <w:gridSpan w:val="2"/>
-          <w:vMerge/>
-        </w:tcPr>
-        <w:p>
-          <w:pPr>
-            <w:pStyle w:val="1"/>
+          <w:vMerge w:val="continue"/>
+        </w:tcPr>
+        <w:p>
+          <w:pPr>
+            <w:pStyle w:val="2"/>
             <w:spacing w:before="0"/>
             <w:rPr>
               <w:rFonts w:ascii="Arial" w:hAnsi="Arial" w:cs="Arial"/>
@@ -3805,6 +3969,22 @@
       </w:tc>
     </w:tr>
     <w:tr>
+      <w:tblPrEx>
+        <w:tblBorders>
+          <w:top w:val="single" w:color="000000" w:sz="4" w:space="0"/>
+          <w:left w:val="single" w:color="000000" w:sz="4" w:space="0"/>
+          <w:bottom w:val="single" w:color="000000" w:sz="4" w:space="0"/>
+          <w:right w:val="single" w:color="000000" w:sz="4" w:space="0"/>
+          <w:insideH w:val="single" w:color="000000" w:sz="4" w:space="0"/>
+          <w:insideV w:val="single" w:color="000000" w:sz="4" w:space="0"/>
+        </w:tblBorders>
+        <w:tblCellMar>
+          <w:top w:w="0" w:type="dxa"/>
+          <w:left w:w="108" w:type="dxa"/>
+          <w:bottom w:w="0" w:type="dxa"/>
+          <w:right w:w="108" w:type="dxa"/>
+        </w:tblCellMar>
+      </w:tblPrEx>
       <w:tc>
         <w:tcPr>
           <w:tcW w:w="2035" w:type="dxa"/>
@@ -3812,7 +3992,7 @@
         </w:tcPr>
         <w:p>
           <w:pPr>
-            <w:pStyle w:val="1"/>
+            <w:pStyle w:val="2"/>
             <w:spacing w:before="0"/>
             <w:jc w:val="center"/>
             <w:rPr>
@@ -3842,7 +4022,7 @@
         </w:tcPr>
         <w:p>
           <w:pPr>
-            <w:pStyle w:val="1"/>
+            <w:pStyle w:val="2"/>
             <w:spacing w:before="0"/>
             <w:rPr>
               <w:rFonts w:ascii="Arial" w:hAnsi="Arial" w:cs="Arial"/>
@@ -3861,7 +4041,7 @@
         </w:tcPr>
         <w:p>
           <w:pPr>
-            <w:pStyle w:val="1"/>
+            <w:pStyle w:val="2"/>
             <w:spacing w:before="0"/>
             <w:rPr>
               <w:rFonts w:ascii="Arial" w:hAnsi="Arial" w:cs="Arial"/>
@@ -3880,7 +4060,7 @@
         </w:tcPr>
         <w:p>
           <w:pPr>
-            <w:pStyle w:val="1"/>
+            <w:pStyle w:val="2"/>
             <w:spacing w:before="0"/>
             <w:rPr>
               <w:rFonts w:ascii="Arial" w:hAnsi="Arial" w:cs="Arial"/>
@@ -3894,6 +4074,22 @@
       </w:tc>
     </w:tr>
     <w:tr>
+      <w:tblPrEx>
+        <w:tblBorders>
+          <w:top w:val="single" w:color="000000" w:sz="4" w:space="0"/>
+          <w:left w:val="single" w:color="000000" w:sz="4" w:space="0"/>
+          <w:bottom w:val="single" w:color="000000" w:sz="4" w:space="0"/>
+          <w:right w:val="single" w:color="000000" w:sz="4" w:space="0"/>
+          <w:insideH w:val="single" w:color="000000" w:sz="4" w:space="0"/>
+          <w:insideV w:val="single" w:color="000000" w:sz="4" w:space="0"/>
+        </w:tblBorders>
+        <w:tblCellMar>
+          <w:top w:w="0" w:type="dxa"/>
+          <w:left w:w="108" w:type="dxa"/>
+          <w:bottom w:w="0" w:type="dxa"/>
+          <w:right w:w="108" w:type="dxa"/>
+        </w:tblCellMar>
+      </w:tblPrEx>
       <w:tc>
         <w:tcPr>
           <w:tcW w:w="1477" w:type="dxa"/>
@@ -3901,7 +4097,7 @@
         </w:tcPr>
         <w:p>
           <w:pPr>
-            <w:pStyle w:val="1"/>
+            <w:pStyle w:val="2"/>
             <w:spacing w:before="0"/>
             <w:ind w:left="-85" w:right="-108"/>
             <w:rPr>
@@ -3931,7 +4127,7 @@
         </w:tcPr>
         <w:p>
           <w:pPr>
-            <w:pStyle w:val="1"/>
+            <w:pStyle w:val="2"/>
             <w:spacing w:before="0"/>
             <w:rPr>
               <w:rFonts w:ascii="Arial" w:hAnsi="Arial" w:cs="Arial"/>
@@ -3960,7 +4156,7 @@
         </w:tcPr>
         <w:p>
           <w:pPr>
-            <w:pStyle w:val="1"/>
+            <w:pStyle w:val="2"/>
             <w:spacing w:before="0"/>
             <w:rPr>
               <w:rFonts w:ascii="Arial" w:hAnsi="Arial" w:cs="Arial"/>
@@ -3989,7 +4185,7 @@
         </w:tcPr>
         <w:p>
           <w:pPr>
-            <w:pStyle w:val="1"/>
+            <w:pStyle w:val="2"/>
             <w:spacing w:before="0"/>
             <w:jc w:val="center"/>
             <w:rPr>
@@ -4014,6 +4210,22 @@
       </w:tc>
     </w:tr>
     <w:tr>
+      <w:tblPrEx>
+        <w:tblBorders>
+          <w:top w:val="single" w:color="000000" w:sz="4" w:space="0"/>
+          <w:left w:val="single" w:color="000000" w:sz="4" w:space="0"/>
+          <w:bottom w:val="single" w:color="000000" w:sz="4" w:space="0"/>
+          <w:right w:val="single" w:color="000000" w:sz="4" w:space="0"/>
+          <w:insideH w:val="single" w:color="000000" w:sz="4" w:space="0"/>
+          <w:insideV w:val="single" w:color="000000" w:sz="4" w:space="0"/>
+        </w:tblBorders>
+        <w:tblCellMar>
+          <w:top w:w="0" w:type="dxa"/>
+          <w:left w:w="108" w:type="dxa"/>
+          <w:bottom w:w="0" w:type="dxa"/>
+          <w:right w:w="108" w:type="dxa"/>
+        </w:tblCellMar>
+      </w:tblPrEx>
       <w:tc>
         <w:tcPr>
           <w:tcW w:w="1477" w:type="dxa"/>
@@ -4022,7 +4234,7 @@
         </w:tcPr>
         <w:p>
           <w:pPr>
-            <w:pStyle w:val="1"/>
+            <w:pStyle w:val="2"/>
             <w:spacing w:before="0"/>
             <w:ind w:left="-85" w:right="-85"/>
             <w:rPr>
@@ -4039,27 +4251,7 @@
               <w:szCs w:val="20"/>
               <w:lang w:val="en-US"/>
             </w:rPr>
-            <w:t>{{</w:t>
-          </w:r>
-          <w:proofErr w:type="spellStart"/>
-          <w:r>
-            <w:rPr>
-              <w:rFonts w:ascii="Arial" w:hAnsi="Arial" w:cs="Arial"/>
-              <w:sz w:val="20"/>
-              <w:szCs w:val="20"/>
-              <w:lang w:val="en-US"/>
-            </w:rPr>
-            <w:t>oObr</w:t>
-          </w:r>
-          <w:proofErr w:type="spellEnd"/>
-          <w:r>
-            <w:rPr>
-              <w:rFonts w:ascii="Arial" w:hAnsi="Arial" w:cs="Arial"/>
-              <w:sz w:val="20"/>
-              <w:szCs w:val="20"/>
-              <w:lang w:val="en-US"/>
-            </w:rPr>
-            <w:t>}}</w:t>
+            <w:t>{{oObr}}</w:t>
           </w:r>
         </w:p>
       </w:tc>
@@ -4071,7 +4263,7 @@
         </w:tcPr>
         <w:p>
           <w:pPr>
-            <w:pStyle w:val="a8"/>
+            <w:pStyle w:val="8"/>
             <w:spacing w:before="0" w:beforeAutospacing="0" w:after="0"/>
             <w:jc w:val="both"/>
             <w:rPr>
@@ -4082,21 +4274,7 @@
             <w:rPr>
               <w:lang w:val="en-US"/>
             </w:rPr>
-            <w:t>{{</w:t>
-          </w:r>
-          <w:proofErr w:type="spellStart"/>
-          <w:r>
-            <w:rPr>
-              <w:lang w:val="en-US"/>
-            </w:rPr>
-            <w:t>oOst</w:t>
-          </w:r>
-          <w:proofErr w:type="spellEnd"/>
-          <w:r>
-            <w:rPr>
-              <w:lang w:val="en-US"/>
-            </w:rPr>
-            <w:t>}}</w:t>
+            <w:t>{{oOst}}</w:t>
           </w:r>
         </w:p>
       </w:tc>
@@ -4108,7 +4286,7 @@
         </w:tcPr>
         <w:p>
           <w:pPr>
-            <w:pStyle w:val="1"/>
+            <w:pStyle w:val="2"/>
             <w:spacing w:before="0"/>
             <w:ind w:left="-85" w:right="-108"/>
             <w:rPr>
@@ -4128,7 +4306,7 @@
         </w:tcPr>
         <w:p>
           <w:pPr>
-            <w:pStyle w:val="1"/>
+            <w:pStyle w:val="2"/>
             <w:spacing w:before="0"/>
             <w:ind w:left="-107" w:right="-109"/>
             <w:jc w:val="center"/>
@@ -4148,11 +4326,20 @@
               <w:sz w:val="18"/>
               <w:szCs w:val="18"/>
             </w:rPr>
-            <w:t xml:space="preserve">Средства </w:t>
-          </w:r>
-          <w:proofErr w:type="spellStart"/>
-          <w:proofErr w:type="gramStart"/>
-          <w:r>
+            <w:t>Средства индиви-дуальной защиты</w:t>
+          </w:r>
+        </w:p>
+      </w:tc>
+      <w:tc>
+        <w:tcPr>
+          <w:tcW w:w="710" w:type="dxa"/>
+        </w:tcPr>
+        <w:p>
+          <w:pPr>
+            <w:pStyle w:val="2"/>
+            <w:spacing w:before="0"/>
+            <w:ind w:left="-107" w:right="-109"/>
+            <w:jc w:val="center"/>
             <w:rPr>
               <w:rFonts w:ascii="Arial" w:hAnsi="Arial" w:cs="Arial"/>
               <w:b w:val="0"/>
@@ -4160,9 +4347,7 @@
               <w:sz w:val="18"/>
               <w:szCs w:val="18"/>
             </w:rPr>
-            <w:t>индиви</w:t>
-          </w:r>
-          <w:proofErr w:type="spellEnd"/>
+          </w:pPr>
           <w:r>
             <w:rPr>
               <w:rFonts w:ascii="Arial" w:hAnsi="Arial" w:cs="Arial"/>
@@ -4171,63 +4356,8 @@
               <w:sz w:val="18"/>
               <w:szCs w:val="18"/>
             </w:rPr>
-            <w:t>-дуальной</w:t>
-          </w:r>
-          <w:proofErr w:type="gramEnd"/>
-          <w:r>
-            <w:rPr>
-              <w:rFonts w:ascii="Arial" w:hAnsi="Arial" w:cs="Arial"/>
-              <w:b w:val="0"/>
-              <w:color w:val="auto"/>
-              <w:sz w:val="18"/>
-              <w:szCs w:val="18"/>
-            </w:rPr>
-            <w:t xml:space="preserve"> защиты</w:t>
-          </w:r>
-        </w:p>
-      </w:tc>
-      <w:tc>
-        <w:tcPr>
-          <w:tcW w:w="710" w:type="dxa"/>
-        </w:tcPr>
-        <w:p>
-          <w:pPr>
-            <w:pStyle w:val="1"/>
-            <w:spacing w:before="0"/>
-            <w:ind w:left="-107" w:right="-109"/>
-            <w:jc w:val="center"/>
-            <w:rPr>
-              <w:rFonts w:ascii="Arial" w:hAnsi="Arial" w:cs="Arial"/>
-              <w:b w:val="0"/>
-              <w:color w:val="auto"/>
-              <w:sz w:val="18"/>
-              <w:szCs w:val="18"/>
-            </w:rPr>
-          </w:pPr>
-          <w:proofErr w:type="spellStart"/>
-          <w:proofErr w:type="gramStart"/>
-          <w:r>
-            <w:rPr>
-              <w:rFonts w:ascii="Arial" w:hAnsi="Arial" w:cs="Arial"/>
-              <w:b w:val="0"/>
-              <w:color w:val="auto"/>
-              <w:sz w:val="18"/>
-              <w:szCs w:val="18"/>
-            </w:rPr>
-            <w:t>Вни</w:t>
-          </w:r>
-          <w:proofErr w:type="spellEnd"/>
-          <w:r>
-            <w:rPr>
-              <w:rFonts w:ascii="Arial" w:hAnsi="Arial" w:cs="Arial"/>
-              <w:b w:val="0"/>
-              <w:color w:val="auto"/>
-              <w:sz w:val="18"/>
-              <w:szCs w:val="18"/>
-            </w:rPr>
-            <w:t>-мание</w:t>
-          </w:r>
-          <w:proofErr w:type="gramEnd"/>
+            <w:t>Вни-мание</w:t>
+          </w:r>
         </w:p>
       </w:tc>
       <w:tc>
@@ -4235,12 +4365,12 @@
           <w:tcW w:w="854" w:type="dxa"/>
           <w:gridSpan w:val="3"/>
           <w:tcBorders>
-            <w:right w:val="single" w:sz="4" w:space="0" w:color="auto"/>
+            <w:right w:val="single" w:color="auto" w:sz="4" w:space="0"/>
           </w:tcBorders>
         </w:tcPr>
         <w:p>
           <w:pPr>
-            <w:pStyle w:val="1"/>
+            <w:pStyle w:val="2"/>
             <w:spacing w:before="0"/>
             <w:ind w:left="-107" w:right="-109"/>
             <w:jc w:val="center"/>
@@ -4252,8 +4382,6 @@
               <w:szCs w:val="18"/>
             </w:rPr>
           </w:pPr>
-          <w:proofErr w:type="spellStart"/>
-          <w:proofErr w:type="gramStart"/>
           <w:r>
             <w:rPr>
               <w:rFonts w:ascii="Arial" w:hAnsi="Arial" w:cs="Arial"/>
@@ -4262,42 +4390,8 @@
               <w:sz w:val="18"/>
               <w:szCs w:val="18"/>
             </w:rPr>
-            <w:t>Вни</w:t>
-          </w:r>
-          <w:proofErr w:type="spellEnd"/>
-          <w:r>
-            <w:rPr>
-              <w:rFonts w:ascii="Arial" w:hAnsi="Arial" w:cs="Arial"/>
-              <w:b w:val="0"/>
-              <w:color w:val="auto"/>
-              <w:sz w:val="18"/>
-              <w:szCs w:val="18"/>
-            </w:rPr>
-            <w:t>-мание</w:t>
-          </w:r>
-          <w:proofErr w:type="gramEnd"/>
-          <w:r>
-            <w:rPr>
-              <w:rFonts w:ascii="Arial" w:hAnsi="Arial" w:cs="Arial"/>
-              <w:b w:val="0"/>
-              <w:color w:val="auto"/>
-              <w:sz w:val="18"/>
-              <w:szCs w:val="18"/>
-            </w:rPr>
-            <w:t xml:space="preserve"> на безо-</w:t>
-          </w:r>
-          <w:proofErr w:type="spellStart"/>
-          <w:r>
-            <w:rPr>
-              <w:rFonts w:ascii="Arial" w:hAnsi="Arial" w:cs="Arial"/>
-              <w:b w:val="0"/>
-              <w:color w:val="auto"/>
-              <w:sz w:val="18"/>
-              <w:szCs w:val="18"/>
-            </w:rPr>
-            <w:t>пасность</w:t>
-          </w:r>
-          <w:proofErr w:type="spellEnd"/>
+            <w:t>Вни-мание на безо-пасность</w:t>
+          </w:r>
         </w:p>
       </w:tc>
       <w:tc>
@@ -4305,12 +4399,12 @@
           <w:tcW w:w="571" w:type="dxa"/>
           <w:gridSpan w:val="2"/>
           <w:tcBorders>
-            <w:left w:val="single" w:sz="4" w:space="0" w:color="auto"/>
+            <w:left w:val="single" w:color="auto" w:sz="4" w:space="0"/>
           </w:tcBorders>
         </w:tcPr>
         <w:p>
           <w:pPr>
-            <w:pStyle w:val="1"/>
+            <w:pStyle w:val="2"/>
             <w:spacing w:before="0"/>
             <w:ind w:left="-107" w:right="-109"/>
             <w:jc w:val="center"/>
@@ -4322,7 +4416,6 @@
               <w:szCs w:val="18"/>
             </w:rPr>
           </w:pPr>
-          <w:proofErr w:type="gramStart"/>
           <w:r>
             <w:rPr>
               <w:rFonts w:ascii="Arial" w:hAnsi="Arial" w:cs="Arial"/>
@@ -4333,7 +4426,6 @@
             </w:rPr>
             <w:t>Конт-роль</w:t>
           </w:r>
-          <w:proofErr w:type="gramEnd"/>
         </w:p>
       </w:tc>
       <w:tc>
@@ -4343,7 +4435,7 @@
         </w:tcPr>
         <w:p>
           <w:pPr>
-            <w:pStyle w:val="1"/>
+            <w:pStyle w:val="2"/>
             <w:spacing w:before="0"/>
             <w:ind w:left="-107" w:right="-109"/>
             <w:jc w:val="center"/>
@@ -4355,8 +4447,6 @@
               <w:szCs w:val="18"/>
             </w:rPr>
           </w:pPr>
-          <w:proofErr w:type="spellStart"/>
-          <w:proofErr w:type="gramStart"/>
           <w:r>
             <w:rPr>
               <w:rFonts w:ascii="Arial" w:hAnsi="Arial" w:cs="Arial"/>
@@ -4365,32 +4455,8 @@
               <w:sz w:val="18"/>
               <w:szCs w:val="18"/>
             </w:rPr>
-            <w:t>Специ-альные</w:t>
-          </w:r>
-          <w:proofErr w:type="spellEnd"/>
-          <w:proofErr w:type="gramEnd"/>
-          <w:r>
-            <w:rPr>
-              <w:rFonts w:ascii="Arial" w:hAnsi="Arial" w:cs="Arial"/>
-              <w:b w:val="0"/>
-              <w:color w:val="auto"/>
-              <w:sz w:val="18"/>
-              <w:szCs w:val="18"/>
-            </w:rPr>
-            <w:t xml:space="preserve"> </w:t>
-          </w:r>
-          <w:proofErr w:type="spellStart"/>
-          <w:r>
-            <w:rPr>
-              <w:rFonts w:ascii="Arial" w:hAnsi="Arial" w:cs="Arial"/>
-              <w:b w:val="0"/>
-              <w:color w:val="auto"/>
-              <w:sz w:val="18"/>
-              <w:szCs w:val="18"/>
-            </w:rPr>
-            <w:t>характе-ристики</w:t>
-          </w:r>
-          <w:proofErr w:type="spellEnd"/>
+            <w:t>Специ-альные характе-ристики</w:t>
+          </w:r>
         </w:p>
       </w:tc>
       <w:tc>
@@ -4398,12 +4464,12 @@
           <w:tcW w:w="850" w:type="dxa"/>
           <w:gridSpan w:val="3"/>
           <w:tcBorders>
-            <w:right w:val="single" w:sz="4" w:space="0" w:color="auto"/>
+            <w:right w:val="single" w:color="auto" w:sz="4" w:space="0"/>
           </w:tcBorders>
         </w:tcPr>
         <w:p>
           <w:pPr>
-            <w:pStyle w:val="1"/>
+            <w:pStyle w:val="2"/>
             <w:spacing w:before="0"/>
             <w:ind w:left="-107" w:right="-109"/>
             <w:jc w:val="center"/>
@@ -4415,7 +4481,6 @@
               <w:szCs w:val="18"/>
             </w:rPr>
           </w:pPr>
-          <w:proofErr w:type="spellStart"/>
           <w:r>
             <w:rPr>
               <w:rFonts w:ascii="Arial" w:hAnsi="Arial" w:cs="Arial"/>
@@ -4424,33 +4489,8 @@
               <w:sz w:val="18"/>
               <w:szCs w:val="18"/>
             </w:rPr>
-            <w:t>Несоот-ветству-ющая</w:t>
-          </w:r>
-          <w:proofErr w:type="spellEnd"/>
-          <w:r>
-            <w:rPr>
-              <w:rFonts w:ascii="Arial" w:hAnsi="Arial" w:cs="Arial"/>
-              <w:b w:val="0"/>
-              <w:color w:val="auto"/>
-              <w:sz w:val="18"/>
-              <w:szCs w:val="18"/>
-            </w:rPr>
-            <w:t xml:space="preserve"> </w:t>
-          </w:r>
-          <w:proofErr w:type="spellStart"/>
-          <w:proofErr w:type="gramStart"/>
-          <w:r>
-            <w:rPr>
-              <w:rFonts w:ascii="Arial" w:hAnsi="Arial" w:cs="Arial"/>
-              <w:b w:val="0"/>
-              <w:color w:val="auto"/>
-              <w:sz w:val="18"/>
-              <w:szCs w:val="18"/>
-            </w:rPr>
-            <w:t>продук-ция</w:t>
-          </w:r>
-          <w:proofErr w:type="spellEnd"/>
-          <w:proofErr w:type="gramEnd"/>
+            <w:t>Несоот-ветству-ющая продук-ция</w:t>
+          </w:r>
         </w:p>
       </w:tc>
       <w:tc>
@@ -4458,13 +4498,13 @@
           <w:tcW w:w="709" w:type="dxa"/>
           <w:gridSpan w:val="4"/>
           <w:tcBorders>
-            <w:left w:val="single" w:sz="4" w:space="0" w:color="auto"/>
-            <w:bottom w:val="single" w:sz="4" w:space="0" w:color="auto"/>
+            <w:left w:val="single" w:color="auto" w:sz="4" w:space="0"/>
+            <w:bottom w:val="single" w:color="auto" w:sz="4" w:space="0"/>
           </w:tcBorders>
         </w:tcPr>
         <w:p>
           <w:pPr>
-            <w:pStyle w:val="1"/>
+            <w:pStyle w:val="2"/>
             <w:spacing w:before="0"/>
             <w:ind w:left="-107" w:right="-109"/>
             <w:jc w:val="center"/>
@@ -4484,11 +4524,21 @@
               <w:sz w:val="18"/>
               <w:szCs w:val="18"/>
             </w:rPr>
-            <w:t xml:space="preserve">Годная </w:t>
-          </w:r>
-          <w:proofErr w:type="spellStart"/>
-          <w:proofErr w:type="gramStart"/>
-          <w:r>
+            <w:t>Годная продук-ция</w:t>
+          </w:r>
+        </w:p>
+      </w:tc>
+      <w:tc>
+        <w:tcPr>
+          <w:tcW w:w="850" w:type="dxa"/>
+          <w:gridSpan w:val="2"/>
+        </w:tcPr>
+        <w:p>
+          <w:pPr>
+            <w:pStyle w:val="2"/>
+            <w:spacing w:before="0"/>
+            <w:ind w:left="-107" w:right="-109"/>
+            <w:jc w:val="center"/>
             <w:rPr>
               <w:rFonts w:ascii="Arial" w:hAnsi="Arial" w:cs="Arial"/>
               <w:b w:val="0"/>
@@ -4496,20 +4546,27 @@
               <w:sz w:val="18"/>
               <w:szCs w:val="18"/>
             </w:rPr>
-            <w:t>продук-ция</w:t>
-          </w:r>
-          <w:proofErr w:type="spellEnd"/>
-          <w:proofErr w:type="gramEnd"/>
-        </w:p>
-      </w:tc>
-      <w:tc>
-        <w:tcPr>
-          <w:tcW w:w="850" w:type="dxa"/>
+          </w:pPr>
+          <w:r>
+            <w:rPr>
+              <w:rFonts w:ascii="Arial" w:hAnsi="Arial" w:cs="Arial"/>
+              <w:b w:val="0"/>
+              <w:color w:val="auto"/>
+              <w:sz w:val="18"/>
+              <w:szCs w:val="18"/>
+            </w:rPr>
+            <w:t>Заго-товки (детали)</w:t>
+          </w:r>
+        </w:p>
+      </w:tc>
+      <w:tc>
+        <w:tcPr>
+          <w:tcW w:w="1012" w:type="dxa"/>
           <w:gridSpan w:val="2"/>
         </w:tcPr>
         <w:p>
           <w:pPr>
-            <w:pStyle w:val="1"/>
+            <w:pStyle w:val="2"/>
             <w:spacing w:before="0"/>
             <w:ind w:left="-107" w:right="-109"/>
             <w:jc w:val="center"/>
@@ -4521,8 +4578,6 @@
               <w:szCs w:val="18"/>
             </w:rPr>
           </w:pPr>
-          <w:proofErr w:type="spellStart"/>
-          <w:proofErr w:type="gramStart"/>
           <w:r>
             <w:rPr>
               <w:rFonts w:ascii="Arial" w:hAnsi="Arial" w:cs="Arial"/>
@@ -4531,11 +4586,21 @@
               <w:sz w:val="18"/>
               <w:szCs w:val="18"/>
             </w:rPr>
-            <w:t>Заго-товки</w:t>
-          </w:r>
-          <w:proofErr w:type="spellEnd"/>
-          <w:proofErr w:type="gramEnd"/>
-          <w:r>
+            <w:t>Рабочее место</w:t>
+          </w:r>
+        </w:p>
+      </w:tc>
+      <w:tc>
+        <w:tcPr>
+          <w:tcW w:w="1139" w:type="dxa"/>
+          <w:gridSpan w:val="2"/>
+        </w:tcPr>
+        <w:p>
+          <w:pPr>
+            <w:pStyle w:val="2"/>
+            <w:spacing w:before="0"/>
+            <w:ind w:left="-107" w:right="-109"/>
+            <w:jc w:val="center"/>
             <w:rPr>
               <w:rFonts w:ascii="Arial" w:hAnsi="Arial" w:cs="Arial"/>
               <w:b w:val="0"/>
@@ -4543,21 +4608,8 @@
               <w:sz w:val="18"/>
               <w:szCs w:val="18"/>
             </w:rPr>
-            <w:t xml:space="preserve"> (детали)</w:t>
-          </w:r>
-        </w:p>
-      </w:tc>
-      <w:tc>
-        <w:tcPr>
-          <w:tcW w:w="1012" w:type="dxa"/>
-          <w:gridSpan w:val="2"/>
-        </w:tcPr>
-        <w:p>
-          <w:pPr>
-            <w:pStyle w:val="1"/>
-            <w:spacing w:before="0"/>
-            <w:ind w:left="-107" w:right="-109"/>
-            <w:jc w:val="center"/>
+          </w:pPr>
+          <w:r>
             <w:rPr>
               <w:rFonts w:ascii="Arial" w:hAnsi="Arial" w:cs="Arial"/>
               <w:b w:val="0"/>
@@ -4565,85 +4617,37 @@
               <w:sz w:val="18"/>
               <w:szCs w:val="18"/>
             </w:rPr>
-          </w:pPr>
-          <w:r>
-            <w:rPr>
-              <w:rFonts w:ascii="Arial" w:hAnsi="Arial" w:cs="Arial"/>
-              <w:b w:val="0"/>
-              <w:color w:val="auto"/>
-              <w:sz w:val="18"/>
-              <w:szCs w:val="18"/>
-            </w:rPr>
-            <w:t>Рабочее место</w:t>
-          </w:r>
-        </w:p>
-      </w:tc>
-      <w:tc>
-        <w:tcPr>
-          <w:tcW w:w="1139" w:type="dxa"/>
-          <w:gridSpan w:val="2"/>
-        </w:tcPr>
-        <w:p>
-          <w:pPr>
-            <w:pStyle w:val="1"/>
-            <w:spacing w:before="0"/>
-            <w:ind w:left="-107" w:right="-109"/>
-            <w:jc w:val="center"/>
-            <w:rPr>
-              <w:rFonts w:ascii="Arial" w:hAnsi="Arial" w:cs="Arial"/>
-              <w:b w:val="0"/>
-              <w:color w:val="auto"/>
-              <w:sz w:val="18"/>
-              <w:szCs w:val="18"/>
-            </w:rPr>
-          </w:pPr>
-          <w:proofErr w:type="spellStart"/>
-          <w:proofErr w:type="gramStart"/>
-          <w:r>
-            <w:rPr>
-              <w:rFonts w:ascii="Arial" w:hAnsi="Arial" w:cs="Arial"/>
-              <w:b w:val="0"/>
-              <w:color w:val="auto"/>
-              <w:sz w:val="18"/>
-              <w:szCs w:val="18"/>
-            </w:rPr>
-            <w:t>Последова</w:t>
-          </w:r>
-          <w:proofErr w:type="spellEnd"/>
-          <w:r>
-            <w:rPr>
-              <w:rFonts w:ascii="Arial" w:hAnsi="Arial" w:cs="Arial"/>
-              <w:b w:val="0"/>
-              <w:color w:val="auto"/>
-              <w:sz w:val="18"/>
-              <w:szCs w:val="18"/>
-            </w:rPr>
-            <w:t>-тельность</w:t>
-          </w:r>
-          <w:proofErr w:type="gramEnd"/>
-          <w:r>
-            <w:rPr>
-              <w:rFonts w:ascii="Arial" w:hAnsi="Arial" w:cs="Arial"/>
-              <w:b w:val="0"/>
-              <w:color w:val="auto"/>
-              <w:sz w:val="18"/>
-              <w:szCs w:val="18"/>
-            </w:rPr>
-            <w:t xml:space="preserve"> действий</w:t>
+            <w:t>Последова-тельность действий</w:t>
           </w:r>
         </w:p>
       </w:tc>
     </w:tr>
     <w:tr>
+      <w:tblPrEx>
+        <w:tblBorders>
+          <w:top w:val="single" w:color="000000" w:sz="4" w:space="0"/>
+          <w:left w:val="single" w:color="000000" w:sz="4" w:space="0"/>
+          <w:bottom w:val="single" w:color="000000" w:sz="4" w:space="0"/>
+          <w:right w:val="single" w:color="000000" w:sz="4" w:space="0"/>
+          <w:insideH w:val="single" w:color="000000" w:sz="4" w:space="0"/>
+          <w:insideV w:val="single" w:color="000000" w:sz="4" w:space="0"/>
+        </w:tblBorders>
+        <w:tblCellMar>
+          <w:top w:w="0" w:type="dxa"/>
+          <w:left w:w="108" w:type="dxa"/>
+          <w:bottom w:w="0" w:type="dxa"/>
+          <w:right w:w="108" w:type="dxa"/>
+        </w:tblCellMar>
+      </w:tblPrEx>
       <w:tc>
         <w:tcPr>
           <w:tcW w:w="1477" w:type="dxa"/>
           <w:gridSpan w:val="3"/>
-          <w:vMerge/>
-        </w:tcPr>
-        <w:p>
-          <w:pPr>
-            <w:pStyle w:val="1"/>
+          <w:vMerge w:val="continue"/>
+        </w:tcPr>
+        <w:p>
+          <w:pPr>
+            <w:pStyle w:val="2"/>
             <w:spacing w:before="0"/>
             <w:rPr>
               <w:rFonts w:ascii="Arial" w:hAnsi="Arial" w:cs="Arial"/>
@@ -4659,11 +4663,11 @@
         <w:tcPr>
           <w:tcW w:w="4241" w:type="dxa"/>
           <w:gridSpan w:val="6"/>
-          <w:vMerge/>
-        </w:tcPr>
-        <w:p>
-          <w:pPr>
-            <w:pStyle w:val="1"/>
+          <w:vMerge w:val="continue"/>
+        </w:tcPr>
+        <w:p>
+          <w:pPr>
+            <w:pStyle w:val="2"/>
             <w:spacing w:before="0"/>
             <w:rPr>
               <w:rFonts w:ascii="Arial" w:hAnsi="Arial" w:cs="Arial"/>
@@ -4679,11 +4683,11 @@
         <w:tcPr>
           <w:tcW w:w="1564" w:type="dxa"/>
           <w:gridSpan w:val="2"/>
-          <w:vMerge/>
-        </w:tcPr>
-        <w:p>
-          <w:pPr>
-            <w:pStyle w:val="1"/>
+          <w:vMerge w:val="continue"/>
+        </w:tcPr>
+        <w:p>
+          <w:pPr>
+            <w:pStyle w:val="2"/>
             <w:spacing w:before="0"/>
             <w:rPr>
               <w:rFonts w:ascii="Arial" w:hAnsi="Arial" w:cs="Arial"/>
@@ -4702,7 +4706,7 @@
         </w:tcPr>
         <w:p>
           <w:pPr>
-            <w:pStyle w:val="1"/>
+            <w:pStyle w:val="2"/>
             <w:spacing w:before="0"/>
             <w:ind w:left="-107" w:right="-109"/>
             <w:rPr>
@@ -4720,7 +4724,7 @@
         </w:tcPr>
         <w:p>
           <w:pPr>
-            <w:pStyle w:val="1"/>
+            <w:pStyle w:val="2"/>
             <w:spacing w:before="0"/>
             <w:ind w:left="-107" w:right="-109"/>
             <w:jc w:val="center"/>
@@ -4734,7 +4738,7 @@
         </w:p>
         <w:p>
           <w:pPr>
-            <w:pStyle w:val="1"/>
+            <w:pStyle w:val="2"/>
             <w:spacing w:before="0"/>
             <w:ind w:left="-107" w:right="-109"/>
             <w:jc w:val="center"/>
@@ -4753,12 +4757,12 @@
           <w:tcW w:w="854" w:type="dxa"/>
           <w:gridSpan w:val="3"/>
           <w:tcBorders>
-            <w:right w:val="single" w:sz="4" w:space="0" w:color="auto"/>
+            <w:right w:val="single" w:color="auto" w:sz="4" w:space="0"/>
           </w:tcBorders>
         </w:tcPr>
         <w:p>
           <w:pPr>
-            <w:pStyle w:val="1"/>
+            <w:pStyle w:val="2"/>
             <w:spacing w:before="0"/>
             <w:ind w:left="-107" w:right="-109"/>
             <w:jc w:val="center"/>
@@ -4776,12 +4780,12 @@
           <w:tcW w:w="571" w:type="dxa"/>
           <w:gridSpan w:val="2"/>
           <w:tcBorders>
-            <w:left w:val="single" w:sz="4" w:space="0" w:color="auto"/>
+            <w:left w:val="single" w:color="auto" w:sz="4" w:space="0"/>
           </w:tcBorders>
         </w:tcPr>
         <w:p>
           <w:pPr>
-            <w:pStyle w:val="1"/>
+            <w:pStyle w:val="2"/>
             <w:spacing w:before="0"/>
             <w:ind w:left="-107" w:right="-109"/>
             <w:jc w:val="center"/>
@@ -4801,7 +4805,7 @@
         </w:tcPr>
         <w:p>
           <w:pPr>
-            <w:pStyle w:val="1"/>
+            <w:pStyle w:val="2"/>
             <w:spacing w:before="0"/>
             <w:ind w:left="-107" w:right="-109"/>
             <w:rPr>
@@ -4819,12 +4823,12 @@
           <w:tcW w:w="850" w:type="dxa"/>
           <w:gridSpan w:val="3"/>
           <w:tcBorders>
-            <w:right w:val="single" w:sz="4" w:space="0" w:color="auto"/>
+            <w:right w:val="single" w:color="auto" w:sz="4" w:space="0"/>
           </w:tcBorders>
         </w:tcPr>
         <w:p>
           <w:pPr>
-            <w:pStyle w:val="1"/>
+            <w:pStyle w:val="2"/>
             <w:spacing w:before="0"/>
             <w:ind w:left="-107" w:right="-109"/>
             <w:jc w:val="center"/>
@@ -4838,7 +4842,7 @@
         </w:p>
         <w:p>
           <w:pPr>
-            <w:pStyle w:val="1"/>
+            <w:pStyle w:val="2"/>
             <w:spacing w:before="0"/>
             <w:ind w:left="-107" w:right="-109"/>
             <w:jc w:val="center"/>
@@ -4857,13 +4861,13 @@
           <w:tcW w:w="709" w:type="dxa"/>
           <w:gridSpan w:val="4"/>
           <w:tcBorders>
-            <w:top w:val="single" w:sz="4" w:space="0" w:color="auto"/>
-            <w:left w:val="single" w:sz="4" w:space="0" w:color="auto"/>
+            <w:top w:val="single" w:color="auto" w:sz="4" w:space="0"/>
+            <w:left w:val="single" w:color="auto" w:sz="4" w:space="0"/>
           </w:tcBorders>
         </w:tcPr>
         <w:p>
           <w:pPr>
-            <w:pStyle w:val="1"/>
+            <w:pStyle w:val="2"/>
             <w:spacing w:before="0"/>
             <w:ind w:left="-107" w:right="-109"/>
             <w:jc w:val="center"/>
@@ -4877,7 +4881,7 @@
         </w:p>
         <w:p>
           <w:pPr>
-            <w:pStyle w:val="1"/>
+            <w:pStyle w:val="2"/>
             <w:spacing w:before="0"/>
             <w:ind w:left="-107" w:right="-109"/>
             <w:jc w:val="center"/>
@@ -4898,7 +4902,7 @@
         </w:tcPr>
         <w:p>
           <w:pPr>
-            <w:pStyle w:val="1"/>
+            <w:pStyle w:val="2"/>
             <w:spacing w:before="0"/>
             <w:ind w:left="-107" w:right="-109"/>
             <w:jc w:val="center"/>
@@ -4912,7 +4916,7 @@
         </w:p>
         <w:p>
           <w:pPr>
-            <w:pStyle w:val="1"/>
+            <w:pStyle w:val="2"/>
             <w:spacing w:before="0"/>
             <w:ind w:left="-107" w:right="-109"/>
             <w:jc w:val="center"/>
@@ -4933,7 +4937,7 @@
         </w:tcPr>
         <w:p>
           <w:pPr>
-            <w:pStyle w:val="1"/>
+            <w:pStyle w:val="2"/>
             <w:spacing w:before="0"/>
             <w:ind w:left="-107" w:right="-109"/>
             <w:jc w:val="center"/>
@@ -4947,7 +4951,7 @@
         </w:p>
         <w:p>
           <w:pPr>
-            <w:pStyle w:val="1"/>
+            <w:pStyle w:val="2"/>
             <w:spacing w:before="0"/>
             <w:ind w:left="-107" w:right="-109"/>
             <w:jc w:val="center"/>
@@ -4968,7 +4972,7 @@
         </w:tcPr>
         <w:p>
           <w:pPr>
-            <w:pStyle w:val="1"/>
+            <w:pStyle w:val="2"/>
             <w:spacing w:before="0"/>
             <w:ind w:left="-107" w:right="-109"/>
             <w:jc w:val="center"/>
@@ -4982,7 +4986,7 @@
         </w:p>
         <w:p>
           <w:pPr>
-            <w:pStyle w:val="1"/>
+            <w:pStyle w:val="2"/>
             <w:spacing w:before="0"/>
             <w:ind w:left="-107" w:right="-109"/>
             <w:jc w:val="center"/>
@@ -5000,7 +5004,7 @@
   </w:tbl>
   <w:p>
     <w:pPr>
-      <w:pStyle w:val="a3"/>
+      <w:pStyle w:val="6"/>
       <w:rPr>
         <w:sz w:val="2"/>
         <w:szCs w:val="2"/>
@@ -5010,711 +5014,186 @@
 </w:hdr>
 </file>
 
-<file path=word/numbering.xml><?xml version="1.0" encoding="utf-8"?>
-<w:numbering xmlns:wpc="http://schemas.microsoft.com/office/word/2010/wordprocessingCanvas" xmlns:cx="http://schemas.microsoft.com/office/drawing/2014/chartex" xmlns:cx1="http://schemas.microsoft.com/office/drawing/2015/9/8/chartex" xmlns:cx2="http://schemas.microsoft.com/office/drawing/2015/10/21/chartex" xmlns:cx3="http://schemas.microsoft.com/office/drawing/2016/5/9/chartex" xmlns:cx4="http://schemas.microsoft.com/office/drawing/2016/5/10/chartex" xmlns:cx5="http://schemas.microsoft.com/office/drawing/2016/5/11/chartex" xmlns:cx6="http://schemas.microsoft.com/office/drawing/2016/5/12/chartex" xmlns:cx7="http://schemas.microsoft.com/office/drawing/2016/5/13/chartex" xmlns:cx8="http://schemas.microsoft.com/office/drawing/2016/5/14/chartex" xmlns:mc="http://schemas.openxmlformats.org/markup-compatibility/2006" xmlns:aink="http://schemas.microsoft.com/office/drawing/2016/ink" xmlns:am3d="http://schemas.microsoft.com/office/drawing/2017/model3d" xmlns:o="urn:schemas-microsoft-com:office:office" xmlns:r="http://schemas.openxmlformats.org/officeDocument/2006/relationships" xmlns:m="http://schemas.openxmlformats.org/officeDocument/2006/math" xmlns:v="urn:schemas-microsoft-com:vml" xmlns:wp14="http://schemas.microsoft.com/office/word/2010/wordprocessingDrawing" xmlns:wp="http://schemas.openxmlformats.org/drawingml/2006/wordprocessingDrawing" xmlns:w10="urn:schemas-microsoft-com:office:word" xmlns:w="http://schemas.openxmlformats.org/wordprocessingml/2006/main" xmlns:w14="http://schemas.microsoft.com/office/word/2010/wordml" xmlns:w15="http://schemas.microsoft.com/office/word/2012/wordml" xmlns:w16cid="http://schemas.microsoft.com/office/word/2016/wordml/cid" xmlns:w16se="http://schemas.microsoft.com/office/word/2015/wordml/symex" xmlns:wpg="http://schemas.microsoft.com/office/word/2010/wordprocessingGroup" xmlns:wpi="http://schemas.microsoft.com/office/word/2010/wordprocessingInk" xmlns:wne="http://schemas.microsoft.com/office/word/2006/wordml" xmlns:wps="http://schemas.microsoft.com/office/word/2010/wordprocessingShape" mc:Ignorable="w14 w15 w16se w16cid wp14">
-  <w:abstractNum w:abstractNumId="0" w15:restartNumberingAfterBreak="0">
-    <w:nsid w:val="318F6CAE"/>
-    <w:multiLevelType w:val="hybridMultilevel"/>
-    <w:tmpl w:val="5D3C4C32"/>
-    <w:lvl w:ilvl="0" w:tplc="0419000F">
-      <w:start w:val="1"/>
-      <w:numFmt w:val="decimal"/>
-      <w:lvlText w:val="%1."/>
-      <w:lvlJc w:val="left"/>
-      <w:pPr>
-        <w:ind w:left="644" w:hanging="360"/>
-      </w:pPr>
-    </w:lvl>
-    <w:lvl w:ilvl="1" w:tplc="04190019" w:tentative="1">
-      <w:start w:val="1"/>
-      <w:numFmt w:val="lowerLetter"/>
-      <w:lvlText w:val="%2."/>
-      <w:lvlJc w:val="left"/>
-      <w:pPr>
-        <w:ind w:left="1355" w:hanging="360"/>
-      </w:pPr>
-    </w:lvl>
-    <w:lvl w:ilvl="2" w:tplc="0419001B" w:tentative="1">
-      <w:start w:val="1"/>
-      <w:numFmt w:val="lowerRoman"/>
-      <w:lvlText w:val="%3."/>
-      <w:lvlJc w:val="right"/>
-      <w:pPr>
-        <w:ind w:left="2075" w:hanging="180"/>
-      </w:pPr>
-    </w:lvl>
-    <w:lvl w:ilvl="3" w:tplc="0419000F" w:tentative="1">
-      <w:start w:val="1"/>
-      <w:numFmt w:val="decimal"/>
-      <w:lvlText w:val="%4."/>
-      <w:lvlJc w:val="left"/>
-      <w:pPr>
-        <w:ind w:left="2795" w:hanging="360"/>
-      </w:pPr>
-    </w:lvl>
-    <w:lvl w:ilvl="4" w:tplc="04190019" w:tentative="1">
-      <w:start w:val="1"/>
-      <w:numFmt w:val="lowerLetter"/>
-      <w:lvlText w:val="%5."/>
-      <w:lvlJc w:val="left"/>
-      <w:pPr>
-        <w:ind w:left="3515" w:hanging="360"/>
-      </w:pPr>
-    </w:lvl>
-    <w:lvl w:ilvl="5" w:tplc="0419001B" w:tentative="1">
-      <w:start w:val="1"/>
-      <w:numFmt w:val="lowerRoman"/>
-      <w:lvlText w:val="%6."/>
-      <w:lvlJc w:val="right"/>
-      <w:pPr>
-        <w:ind w:left="4235" w:hanging="180"/>
-      </w:pPr>
-    </w:lvl>
-    <w:lvl w:ilvl="6" w:tplc="0419000F" w:tentative="1">
-      <w:start w:val="1"/>
-      <w:numFmt w:val="decimal"/>
-      <w:lvlText w:val="%7."/>
-      <w:lvlJc w:val="left"/>
-      <w:pPr>
-        <w:ind w:left="4955" w:hanging="360"/>
-      </w:pPr>
-    </w:lvl>
-    <w:lvl w:ilvl="7" w:tplc="04190019" w:tentative="1">
-      <w:start w:val="1"/>
-      <w:numFmt w:val="lowerLetter"/>
-      <w:lvlText w:val="%8."/>
-      <w:lvlJc w:val="left"/>
-      <w:pPr>
-        <w:ind w:left="5675" w:hanging="360"/>
-      </w:pPr>
-    </w:lvl>
-    <w:lvl w:ilvl="8" w:tplc="0419001B" w:tentative="1">
-      <w:start w:val="1"/>
-      <w:numFmt w:val="lowerRoman"/>
-      <w:lvlText w:val="%9."/>
-      <w:lvlJc w:val="right"/>
-      <w:pPr>
-        <w:ind w:left="6395" w:hanging="180"/>
-      </w:pPr>
-    </w:lvl>
-  </w:abstractNum>
-  <w:abstractNum w:abstractNumId="1" w15:restartNumberingAfterBreak="0">
-    <w:nsid w:val="3BF84681"/>
-    <w:multiLevelType w:val="hybridMultilevel"/>
-    <w:tmpl w:val="FDD2F376"/>
-    <w:lvl w:ilvl="0" w:tplc="0419000F">
-      <w:start w:val="1"/>
-      <w:numFmt w:val="decimal"/>
-      <w:lvlText w:val="%1."/>
-      <w:lvlJc w:val="left"/>
-      <w:pPr>
-        <w:ind w:left="720" w:hanging="360"/>
-      </w:pPr>
-    </w:lvl>
-    <w:lvl w:ilvl="1" w:tplc="04190019" w:tentative="1">
-      <w:start w:val="1"/>
-      <w:numFmt w:val="lowerLetter"/>
-      <w:lvlText w:val="%2."/>
-      <w:lvlJc w:val="left"/>
-      <w:pPr>
-        <w:ind w:left="1440" w:hanging="360"/>
-      </w:pPr>
-    </w:lvl>
-    <w:lvl w:ilvl="2" w:tplc="0419001B" w:tentative="1">
-      <w:start w:val="1"/>
-      <w:numFmt w:val="lowerRoman"/>
-      <w:lvlText w:val="%3."/>
-      <w:lvlJc w:val="right"/>
-      <w:pPr>
-        <w:ind w:left="2160" w:hanging="180"/>
-      </w:pPr>
-    </w:lvl>
-    <w:lvl w:ilvl="3" w:tplc="0419000F" w:tentative="1">
-      <w:start w:val="1"/>
-      <w:numFmt w:val="decimal"/>
-      <w:lvlText w:val="%4."/>
-      <w:lvlJc w:val="left"/>
-      <w:pPr>
-        <w:ind w:left="2880" w:hanging="360"/>
-      </w:pPr>
-    </w:lvl>
-    <w:lvl w:ilvl="4" w:tplc="04190019" w:tentative="1">
-      <w:start w:val="1"/>
-      <w:numFmt w:val="lowerLetter"/>
-      <w:lvlText w:val="%5."/>
-      <w:lvlJc w:val="left"/>
-      <w:pPr>
-        <w:ind w:left="3600" w:hanging="360"/>
-      </w:pPr>
-    </w:lvl>
-    <w:lvl w:ilvl="5" w:tplc="0419001B" w:tentative="1">
-      <w:start w:val="1"/>
-      <w:numFmt w:val="lowerRoman"/>
-      <w:lvlText w:val="%6."/>
-      <w:lvlJc w:val="right"/>
-      <w:pPr>
-        <w:ind w:left="4320" w:hanging="180"/>
-      </w:pPr>
-    </w:lvl>
-    <w:lvl w:ilvl="6" w:tplc="0419000F" w:tentative="1">
-      <w:start w:val="1"/>
-      <w:numFmt w:val="decimal"/>
-      <w:lvlText w:val="%7."/>
-      <w:lvlJc w:val="left"/>
-      <w:pPr>
-        <w:ind w:left="5040" w:hanging="360"/>
-      </w:pPr>
-    </w:lvl>
-    <w:lvl w:ilvl="7" w:tplc="04190019" w:tentative="1">
-      <w:start w:val="1"/>
-      <w:numFmt w:val="lowerLetter"/>
-      <w:lvlText w:val="%8."/>
-      <w:lvlJc w:val="left"/>
-      <w:pPr>
-        <w:ind w:left="5760" w:hanging="360"/>
-      </w:pPr>
-    </w:lvl>
-    <w:lvl w:ilvl="8" w:tplc="0419001B" w:tentative="1">
-      <w:start w:val="1"/>
-      <w:numFmt w:val="lowerRoman"/>
-      <w:lvlText w:val="%9."/>
-      <w:lvlJc w:val="right"/>
-      <w:pPr>
-        <w:ind w:left="6480" w:hanging="180"/>
-      </w:pPr>
-    </w:lvl>
-  </w:abstractNum>
-  <w:abstractNum w:abstractNumId="2" w15:restartNumberingAfterBreak="0">
-    <w:nsid w:val="7EE43980"/>
-    <w:multiLevelType w:val="hybridMultilevel"/>
-    <w:tmpl w:val="D4B4BC22"/>
-    <w:lvl w:ilvl="0" w:tplc="FDFC7138">
-      <w:start w:val="8"/>
-      <w:numFmt w:val="bullet"/>
-      <w:lvlText w:val="-"/>
-      <w:lvlJc w:val="left"/>
-      <w:pPr>
-        <w:ind w:left="720" w:hanging="360"/>
-      </w:pPr>
-      <w:rPr>
-        <w:rFonts w:ascii="Arial" w:eastAsia="Times New Roman" w:hAnsi="Arial" w:cs="Arial" w:hint="default"/>
-      </w:rPr>
-    </w:lvl>
-    <w:lvl w:ilvl="1" w:tplc="04190003" w:tentative="1">
-      <w:start w:val="1"/>
-      <w:numFmt w:val="bullet"/>
-      <w:lvlText w:val="o"/>
-      <w:lvlJc w:val="left"/>
-      <w:pPr>
-        <w:ind w:left="1440" w:hanging="360"/>
-      </w:pPr>
-      <w:rPr>
-        <w:rFonts w:ascii="Courier New" w:hAnsi="Courier New" w:cs="Courier New" w:hint="default"/>
-      </w:rPr>
-    </w:lvl>
-    <w:lvl w:ilvl="2" w:tplc="04190005" w:tentative="1">
-      <w:start w:val="1"/>
-      <w:numFmt w:val="bullet"/>
-      <w:lvlText w:val=""/>
-      <w:lvlJc w:val="left"/>
-      <w:pPr>
-        <w:ind w:left="2160" w:hanging="360"/>
-      </w:pPr>
-      <w:rPr>
-        <w:rFonts w:ascii="Wingdings" w:hAnsi="Wingdings" w:hint="default"/>
-      </w:rPr>
-    </w:lvl>
-    <w:lvl w:ilvl="3" w:tplc="04190001" w:tentative="1">
-      <w:start w:val="1"/>
-      <w:numFmt w:val="bullet"/>
-      <w:lvlText w:val=""/>
-      <w:lvlJc w:val="left"/>
-      <w:pPr>
-        <w:ind w:left="2880" w:hanging="360"/>
-      </w:pPr>
-      <w:rPr>
-        <w:rFonts w:ascii="Symbol" w:hAnsi="Symbol" w:hint="default"/>
-      </w:rPr>
-    </w:lvl>
-    <w:lvl w:ilvl="4" w:tplc="04190003" w:tentative="1">
-      <w:start w:val="1"/>
-      <w:numFmt w:val="bullet"/>
-      <w:lvlText w:val="o"/>
-      <w:lvlJc w:val="left"/>
-      <w:pPr>
-        <w:ind w:left="3600" w:hanging="360"/>
-      </w:pPr>
-      <w:rPr>
-        <w:rFonts w:ascii="Courier New" w:hAnsi="Courier New" w:cs="Courier New" w:hint="default"/>
-      </w:rPr>
-    </w:lvl>
-    <w:lvl w:ilvl="5" w:tplc="04190005" w:tentative="1">
-      <w:start w:val="1"/>
-      <w:numFmt w:val="bullet"/>
-      <w:lvlText w:val=""/>
-      <w:lvlJc w:val="left"/>
-      <w:pPr>
-        <w:ind w:left="4320" w:hanging="360"/>
-      </w:pPr>
-      <w:rPr>
-        <w:rFonts w:ascii="Wingdings" w:hAnsi="Wingdings" w:hint="default"/>
-      </w:rPr>
-    </w:lvl>
-    <w:lvl w:ilvl="6" w:tplc="04190001" w:tentative="1">
-      <w:start w:val="1"/>
-      <w:numFmt w:val="bullet"/>
-      <w:lvlText w:val=""/>
-      <w:lvlJc w:val="left"/>
-      <w:pPr>
-        <w:ind w:left="5040" w:hanging="360"/>
-      </w:pPr>
-      <w:rPr>
-        <w:rFonts w:ascii="Symbol" w:hAnsi="Symbol" w:hint="default"/>
-      </w:rPr>
-    </w:lvl>
-    <w:lvl w:ilvl="7" w:tplc="04190003" w:tentative="1">
-      <w:start w:val="1"/>
-      <w:numFmt w:val="bullet"/>
-      <w:lvlText w:val="o"/>
-      <w:lvlJc w:val="left"/>
-      <w:pPr>
-        <w:ind w:left="5760" w:hanging="360"/>
-      </w:pPr>
-      <w:rPr>
-        <w:rFonts w:ascii="Courier New" w:hAnsi="Courier New" w:cs="Courier New" w:hint="default"/>
-      </w:rPr>
-    </w:lvl>
-    <w:lvl w:ilvl="8" w:tplc="04190005" w:tentative="1">
-      <w:start w:val="1"/>
-      <w:numFmt w:val="bullet"/>
-      <w:lvlText w:val=""/>
-      <w:lvlJc w:val="left"/>
-      <w:pPr>
-        <w:ind w:left="6480" w:hanging="360"/>
-      </w:pPr>
-      <w:rPr>
-        <w:rFonts w:ascii="Wingdings" w:hAnsi="Wingdings" w:hint="default"/>
-      </w:rPr>
-    </w:lvl>
-  </w:abstractNum>
-  <w:num w:numId="1">
-    <w:abstractNumId w:val="0"/>
-  </w:num>
-  <w:num w:numId="2">
-    <w:abstractNumId w:val="2"/>
-  </w:num>
-  <w:num w:numId="3">
-    <w:abstractNumId w:val="1"/>
-  </w:num>
-</w:numbering>
-</file>
-
 <file path=word/styles.xml><?xml version="1.0" encoding="utf-8"?>
-<w:styles xmlns:mc="http://schemas.openxmlformats.org/markup-compatibility/2006" xmlns:r="http://schemas.openxmlformats.org/officeDocument/2006/relationships" xmlns:w="http://schemas.openxmlformats.org/wordprocessingml/2006/main" xmlns:w14="http://schemas.microsoft.com/office/word/2010/wordml" xmlns:w15="http://schemas.microsoft.com/office/word/2012/wordml" xmlns:w16cid="http://schemas.microsoft.com/office/word/2016/wordml/cid" xmlns:w16se="http://schemas.microsoft.com/office/word/2015/wordml/symex" mc:Ignorable="w14 w15 w16se w16cid">
+<w:styles xmlns:mc="http://schemas.openxmlformats.org/markup-compatibility/2006" xmlns:o="urn:schemas-microsoft-com:office:office" xmlns:r="http://schemas.openxmlformats.org/officeDocument/2006/relationships" xmlns:m="http://schemas.openxmlformats.org/officeDocument/2006/math" xmlns:v="urn:schemas-microsoft-com:vml" xmlns:w="http://schemas.openxmlformats.org/wordprocessingml/2006/main" xmlns:w14="http://schemas.microsoft.com/office/word/2010/wordml" xmlns:w10="urn:schemas-microsoft-com:office:word" xmlns:sl="http://schemas.openxmlformats.org/schemaLibrary/2006/main" xmlns:wpsCustomData="http://www.wps.cn/officeDocument/2013/wpsCustomData" mc:Ignorable="w14">
   <w:docDefaults>
     <w:rPrDefault>
       <w:rPr>
-        <w:rFonts w:ascii="Calibri" w:eastAsia="Calibri" w:hAnsi="Calibri" w:cs="Times New Roman"/>
-        <w:lang w:val="ru-RU" w:eastAsia="ru-RU" w:bidi="ar-SA"/>
+        <w:rFonts w:ascii="Calibri" w:hAnsi="Calibri" w:eastAsia="Calibri" w:cs="Times New Roman"/>
       </w:rPr>
     </w:rPrDefault>
     <w:pPrDefault/>
   </w:docDefaults>
-  <w:latentStyles w:defLockedState="0" w:defUIPriority="99" w:defSemiHidden="0" w:defUnhideWhenUsed="0" w:defQFormat="0" w:count="375">
-    <w:lsdException w:name="Normal" w:uiPriority="0" w:qFormat="1"/>
-    <w:lsdException w:name="heading 1" w:uiPriority="9" w:qFormat="1"/>
-    <w:lsdException w:name="heading 2" w:semiHidden="1" w:uiPriority="9" w:unhideWhenUsed="1" w:qFormat="1"/>
-    <w:lsdException w:name="heading 3" w:semiHidden="1" w:uiPriority="9" w:unhideWhenUsed="1" w:qFormat="1"/>
-    <w:lsdException w:name="heading 4" w:semiHidden="1" w:uiPriority="9" w:unhideWhenUsed="1" w:qFormat="1"/>
-    <w:lsdException w:name="heading 5" w:semiHidden="1" w:uiPriority="9" w:unhideWhenUsed="1" w:qFormat="1"/>
-    <w:lsdException w:name="heading 6" w:semiHidden="1" w:uiPriority="9" w:unhideWhenUsed="1" w:qFormat="1"/>
-    <w:lsdException w:name="heading 7" w:semiHidden="1" w:uiPriority="9" w:unhideWhenUsed="1" w:qFormat="1"/>
-    <w:lsdException w:name="heading 8" w:semiHidden="1" w:uiPriority="9" w:unhideWhenUsed="1" w:qFormat="1"/>
-    <w:lsdException w:name="heading 9" w:semiHidden="1" w:uiPriority="9" w:unhideWhenUsed="1" w:qFormat="1"/>
-    <w:lsdException w:name="index 1" w:semiHidden="1" w:unhideWhenUsed="1"/>
-    <w:lsdException w:name="index 2" w:semiHidden="1" w:unhideWhenUsed="1"/>
-    <w:lsdException w:name="index 3" w:semiHidden="1" w:unhideWhenUsed="1"/>
-    <w:lsdException w:name="index 4" w:semiHidden="1" w:unhideWhenUsed="1"/>
-    <w:lsdException w:name="index 5" w:semiHidden="1" w:unhideWhenUsed="1"/>
-    <w:lsdException w:name="index 6" w:semiHidden="1" w:unhideWhenUsed="1"/>
-    <w:lsdException w:name="index 7" w:semiHidden="1" w:unhideWhenUsed="1"/>
-    <w:lsdException w:name="index 8" w:semiHidden="1" w:unhideWhenUsed="1"/>
-    <w:lsdException w:name="index 9" w:semiHidden="1" w:unhideWhenUsed="1"/>
-    <w:lsdException w:name="toc 1" w:semiHidden="1" w:uiPriority="39" w:unhideWhenUsed="1"/>
-    <w:lsdException w:name="toc 2" w:semiHidden="1" w:uiPriority="39" w:unhideWhenUsed="1"/>
-    <w:lsdException w:name="toc 3" w:semiHidden="1" w:uiPriority="39" w:unhideWhenUsed="1"/>
-    <w:lsdException w:name="toc 4" w:semiHidden="1" w:uiPriority="39" w:unhideWhenUsed="1"/>
-    <w:lsdException w:name="toc 5" w:semiHidden="1" w:uiPriority="39" w:unhideWhenUsed="1"/>
-    <w:lsdException w:name="toc 6" w:semiHidden="1" w:uiPriority="39" w:unhideWhenUsed="1"/>
-    <w:lsdException w:name="toc 7" w:semiHidden="1" w:uiPriority="39" w:unhideWhenUsed="1"/>
-    <w:lsdException w:name="toc 8" w:semiHidden="1" w:uiPriority="39" w:unhideWhenUsed="1"/>
-    <w:lsdException w:name="toc 9" w:semiHidden="1" w:uiPriority="39" w:unhideWhenUsed="1"/>
-    <w:lsdException w:name="Normal Indent" w:semiHidden="1" w:unhideWhenUsed="1"/>
-    <w:lsdException w:name="footnote text" w:semiHidden="1" w:unhideWhenUsed="1"/>
-    <w:lsdException w:name="annotation text" w:semiHidden="1" w:unhideWhenUsed="1"/>
-    <w:lsdException w:name="header" w:semiHidden="1" w:unhideWhenUsed="1"/>
-    <w:lsdException w:name="footer" w:semiHidden="1" w:unhideWhenUsed="1"/>
-    <w:lsdException w:name="index heading" w:semiHidden="1" w:unhideWhenUsed="1"/>
-    <w:lsdException w:name="caption" w:semiHidden="1" w:uiPriority="35" w:unhideWhenUsed="1" w:qFormat="1"/>
-    <w:lsdException w:name="table of figures" w:semiHidden="1" w:unhideWhenUsed="1"/>
-    <w:lsdException w:name="envelope address" w:semiHidden="1" w:unhideWhenUsed="1"/>
-    <w:lsdException w:name="envelope return" w:semiHidden="1" w:unhideWhenUsed="1"/>
-    <w:lsdException w:name="footnote reference" w:semiHidden="1" w:unhideWhenUsed="1"/>
-    <w:lsdException w:name="annotation reference" w:semiHidden="1" w:unhideWhenUsed="1"/>
-    <w:lsdException w:name="line number" w:semiHidden="1" w:unhideWhenUsed="1"/>
-    <w:lsdException w:name="page number" w:semiHidden="1" w:unhideWhenUsed="1"/>
-    <w:lsdException w:name="endnote reference" w:semiHidden="1" w:unhideWhenUsed="1"/>
-    <w:lsdException w:name="endnote text" w:semiHidden="1" w:unhideWhenUsed="1"/>
-    <w:lsdException w:name="table of authorities" w:semiHidden="1" w:unhideWhenUsed="1"/>
-    <w:lsdException w:name="macro" w:semiHidden="1" w:unhideWhenUsed="1"/>
-    <w:lsdException w:name="toa heading" w:semiHidden="1" w:unhideWhenUsed="1"/>
-    <w:lsdException w:name="List" w:semiHidden="1" w:unhideWhenUsed="1"/>
-    <w:lsdException w:name="List Bullet" w:semiHidden="1" w:unhideWhenUsed="1"/>
-    <w:lsdException w:name="List Number" w:semiHidden="1" w:unhideWhenUsed="1"/>
-    <w:lsdException w:name="List 2" w:semiHidden="1" w:unhideWhenUsed="1"/>
-    <w:lsdException w:name="List 3" w:semiHidden="1" w:unhideWhenUsed="1"/>
-    <w:lsdException w:name="List 4" w:semiHidden="1" w:unhideWhenUsed="1"/>
-    <w:lsdException w:name="List 5" w:semiHidden="1" w:unhideWhenUsed="1"/>
-    <w:lsdException w:name="List Bullet 2" w:semiHidden="1" w:unhideWhenUsed="1"/>
-    <w:lsdException w:name="List Bullet 3" w:semiHidden="1" w:unhideWhenUsed="1"/>
-    <w:lsdException w:name="List Bullet 4" w:semiHidden="1" w:unhideWhenUsed="1"/>
-    <w:lsdException w:name="List Bullet 5" w:semiHidden="1" w:unhideWhenUsed="1"/>
-    <w:lsdException w:name="List Number 2" w:semiHidden="1" w:unhideWhenUsed="1"/>
-    <w:lsdException w:name="List Number 3" w:semiHidden="1" w:unhideWhenUsed="1"/>
-    <w:lsdException w:name="List Number 4" w:semiHidden="1" w:unhideWhenUsed="1"/>
-    <w:lsdException w:name="List Number 5" w:semiHidden="1" w:unhideWhenUsed="1"/>
-    <w:lsdException w:name="Title" w:uiPriority="10" w:qFormat="1"/>
-    <w:lsdException w:name="Closing" w:semiHidden="1" w:unhideWhenUsed="1"/>
-    <w:lsdException w:name="Signature" w:semiHidden="1" w:unhideWhenUsed="1"/>
-    <w:lsdException w:name="Default Paragraph Font" w:semiHidden="1" w:uiPriority="1" w:unhideWhenUsed="1"/>
-    <w:lsdException w:name="Body Text" w:semiHidden="1" w:unhideWhenUsed="1"/>
-    <w:lsdException w:name="Body Text Indent" w:semiHidden="1" w:unhideWhenUsed="1"/>
-    <w:lsdException w:name="List Continue" w:semiHidden="1" w:unhideWhenUsed="1"/>
-    <w:lsdException w:name="List Continue 2" w:semiHidden="1" w:unhideWhenUsed="1"/>
-    <w:lsdException w:name="List Continue 3" w:semiHidden="1" w:unhideWhenUsed="1"/>
-    <w:lsdException w:name="List Continue 4" w:semiHidden="1" w:unhideWhenUsed="1"/>
-    <w:lsdException w:name="List Continue 5" w:semiHidden="1" w:unhideWhenUsed="1"/>
-    <w:lsdException w:name="Message Header" w:semiHidden="1" w:unhideWhenUsed="1"/>
-    <w:lsdException w:name="Subtitle" w:uiPriority="11" w:qFormat="1"/>
-    <w:lsdException w:name="Salutation" w:semiHidden="1" w:unhideWhenUsed="1"/>
-    <w:lsdException w:name="Date" w:semiHidden="1" w:unhideWhenUsed="1"/>
-    <w:lsdException w:name="Body Text First Indent" w:semiHidden="1" w:unhideWhenUsed="1"/>
-    <w:lsdException w:name="Body Text First Indent 2" w:semiHidden="1" w:unhideWhenUsed="1"/>
-    <w:lsdException w:name="Note Heading" w:semiHidden="1" w:unhideWhenUsed="1"/>
-    <w:lsdException w:name="Body Text 2" w:semiHidden="1" w:unhideWhenUsed="1"/>
-    <w:lsdException w:name="Body Text 3" w:semiHidden="1" w:unhideWhenUsed="1"/>
-    <w:lsdException w:name="Body Text Indent 2" w:semiHidden="1" w:unhideWhenUsed="1"/>
-    <w:lsdException w:name="Body Text Indent 3" w:semiHidden="1" w:unhideWhenUsed="1"/>
-    <w:lsdException w:name="Block Text" w:semiHidden="1" w:unhideWhenUsed="1"/>
-    <w:lsdException w:name="Hyperlink" w:semiHidden="1" w:unhideWhenUsed="1"/>
-    <w:lsdException w:name="FollowedHyperlink" w:semiHidden="1" w:unhideWhenUsed="1"/>
-    <w:lsdException w:name="Strong" w:uiPriority="22" w:qFormat="1"/>
-    <w:lsdException w:name="Emphasis" w:uiPriority="20" w:qFormat="1"/>
-    <w:lsdException w:name="Document Map" w:semiHidden="1" w:unhideWhenUsed="1"/>
-    <w:lsdException w:name="Plain Text" w:semiHidden="1" w:unhideWhenUsed="1"/>
-    <w:lsdException w:name="E-mail Signature" w:semiHidden="1" w:unhideWhenUsed="1"/>
-    <w:lsdException w:name="HTML Top of Form" w:semiHidden="1" w:unhideWhenUsed="1"/>
-    <w:lsdException w:name="HTML Bottom of Form" w:semiHidden="1" w:unhideWhenUsed="1"/>
-    <w:lsdException w:name="Normal (Web)" w:semiHidden="1" w:unhideWhenUsed="1"/>
-    <w:lsdException w:name="HTML Acronym" w:semiHidden="1" w:unhideWhenUsed="1"/>
-    <w:lsdException w:name="HTML Address" w:semiHidden="1" w:unhideWhenUsed="1"/>
-    <w:lsdException w:name="HTML Cite" w:semiHidden="1" w:unhideWhenUsed="1"/>
-    <w:lsdException w:name="HTML Code" w:semiHidden="1" w:unhideWhenUsed="1"/>
-    <w:lsdException w:name="HTML Definition" w:semiHidden="1" w:unhideWhenUsed="1"/>
-    <w:lsdException w:name="HTML Keyboard" w:semiHidden="1" w:unhideWhenUsed="1"/>
-    <w:lsdException w:name="HTML Preformatted" w:semiHidden="1" w:unhideWhenUsed="1"/>
-    <w:lsdException w:name="HTML Sample" w:semiHidden="1" w:unhideWhenUsed="1"/>
-    <w:lsdException w:name="HTML Typewriter" w:semiHidden="1" w:unhideWhenUsed="1"/>
-    <w:lsdException w:name="HTML Variable" w:semiHidden="1" w:unhideWhenUsed="1"/>
-    <w:lsdException w:name="Normal Table" w:semiHidden="1" w:unhideWhenUsed="1"/>
-    <w:lsdException w:name="annotation subject" w:semiHidden="1" w:unhideWhenUsed="1"/>
-    <w:lsdException w:name="No List" w:semiHidden="1" w:unhideWhenUsed="1"/>
-    <w:lsdException w:name="Outline List 1" w:semiHidden="1" w:unhideWhenUsed="1"/>
-    <w:lsdException w:name="Outline List 2" w:semiHidden="1" w:unhideWhenUsed="1"/>
-    <w:lsdException w:name="Outline List 3" w:semiHidden="1" w:unhideWhenUsed="1"/>
-    <w:lsdException w:name="Table Simple 1" w:semiHidden="1" w:unhideWhenUsed="1"/>
-    <w:lsdException w:name="Table Simple 2" w:semiHidden="1" w:unhideWhenUsed="1"/>
-    <w:lsdException w:name="Table Simple 3" w:semiHidden="1" w:unhideWhenUsed="1"/>
-    <w:lsdException w:name="Table Classic 1" w:semiHidden="1" w:unhideWhenUsed="1"/>
-    <w:lsdException w:name="Table Classic 2" w:semiHidden="1" w:unhideWhenUsed="1"/>
-    <w:lsdException w:name="Table Classic 3" w:semiHidden="1" w:unhideWhenUsed="1"/>
-    <w:lsdException w:name="Table Classic 4" w:semiHidden="1" w:unhideWhenUsed="1"/>
-    <w:lsdException w:name="Table Colorful 1" w:semiHidden="1" w:unhideWhenUsed="1"/>
-    <w:lsdException w:name="Table Colorful 2" w:semiHidden="1" w:unhideWhenUsed="1"/>
-    <w:lsdException w:name="Table Colorful 3" w:semiHidden="1" w:unhideWhenUsed="1"/>
-    <w:lsdException w:name="Table Columns 1" w:semiHidden="1" w:unhideWhenUsed="1"/>
-    <w:lsdException w:name="Table Columns 2" w:semiHidden="1" w:unhideWhenUsed="1"/>
-    <w:lsdException w:name="Table Columns 3" w:semiHidden="1" w:unhideWhenUsed="1"/>
-    <w:lsdException w:name="Table Columns 4" w:semiHidden="1" w:unhideWhenUsed="1"/>
-    <w:lsdException w:name="Table Columns 5" w:semiHidden="1" w:unhideWhenUsed="1"/>
-    <w:lsdException w:name="Table Grid 1" w:semiHidden="1" w:unhideWhenUsed="1"/>
-    <w:lsdException w:name="Table Grid 2" w:semiHidden="1" w:unhideWhenUsed="1"/>
-    <w:lsdException w:name="Table Grid 3" w:semiHidden="1" w:unhideWhenUsed="1"/>
-    <w:lsdException w:name="Table Grid 4" w:semiHidden="1" w:unhideWhenUsed="1"/>
-    <w:lsdException w:name="Table Grid 5" w:semiHidden="1" w:unhideWhenUsed="1"/>
-    <w:lsdException w:name="Table Grid 6" w:semiHidden="1" w:unhideWhenUsed="1"/>
-    <w:lsdException w:name="Table Grid 7" w:semiHidden="1" w:unhideWhenUsed="1"/>
-    <w:lsdException w:name="Table Grid 8" w:semiHidden="1" w:unhideWhenUsed="1"/>
-    <w:lsdException w:name="Table List 1" w:semiHidden="1" w:unhideWhenUsed="1"/>
-    <w:lsdException w:name="Table List 2" w:semiHidden="1" w:unhideWhenUsed="1"/>
-    <w:lsdException w:name="Table List 3" w:semiHidden="1" w:unhideWhenUsed="1"/>
-    <w:lsdException w:name="Table List 4" w:semiHidden="1" w:unhideWhenUsed="1"/>
-    <w:lsdException w:name="Table List 5" w:semiHidden="1" w:unhideWhenUsed="1"/>
-    <w:lsdException w:name="Table List 6" w:semiHidden="1" w:unhideWhenUsed="1"/>
-    <w:lsdException w:name="Table List 7" w:semiHidden="1" w:unhideWhenUsed="1"/>
-    <w:lsdException w:name="Table List 8" w:semiHidden="1" w:unhideWhenUsed="1"/>
-    <w:lsdException w:name="Table 3D effects 1" w:semiHidden="1" w:unhideWhenUsed="1"/>
-    <w:lsdException w:name="Table 3D effects 2" w:semiHidden="1" w:unhideWhenUsed="1"/>
-    <w:lsdException w:name="Table 3D effects 3" w:semiHidden="1" w:unhideWhenUsed="1"/>
-    <w:lsdException w:name="Table Contemporary" w:semiHidden="1" w:unhideWhenUsed="1"/>
-    <w:lsdException w:name="Table Elegant" w:semiHidden="1" w:unhideWhenUsed="1"/>
-    <w:lsdException w:name="Table Professional" w:semiHidden="1" w:unhideWhenUsed="1"/>
-    <w:lsdException w:name="Table Subtle 1" w:semiHidden="1" w:unhideWhenUsed="1"/>
-    <w:lsdException w:name="Table Subtle 2" w:semiHidden="1" w:unhideWhenUsed="1"/>
-    <w:lsdException w:name="Table Web 1" w:semiHidden="1" w:unhideWhenUsed="1"/>
-    <w:lsdException w:name="Table Web 2" w:semiHidden="1" w:unhideWhenUsed="1"/>
-    <w:lsdException w:name="Table Web 3" w:semiHidden="1" w:unhideWhenUsed="1"/>
-    <w:lsdException w:name="Balloon Text" w:semiHidden="1" w:unhideWhenUsed="1"/>
-    <w:lsdException w:name="Table Grid" w:uiPriority="59"/>
-    <w:lsdException w:name="Table Theme" w:semiHidden="1" w:unhideWhenUsed="1"/>
-    <w:lsdException w:name="Placeholder Text" w:semiHidden="1"/>
-    <w:lsdException w:name="No Spacing" w:uiPriority="1" w:qFormat="1"/>
-    <w:lsdException w:name="Light Shading" w:uiPriority="60"/>
-    <w:lsdException w:name="Light List" w:uiPriority="61"/>
-    <w:lsdException w:name="Light Grid" w:uiPriority="62"/>
-    <w:lsdException w:name="Medium Shading 1" w:uiPriority="63"/>
-    <w:lsdException w:name="Medium Shading 2" w:uiPriority="64"/>
-    <w:lsdException w:name="Medium List 1" w:uiPriority="65"/>
-    <w:lsdException w:name="Medium List 2" w:uiPriority="66"/>
-    <w:lsdException w:name="Medium Grid 1" w:uiPriority="67"/>
-    <w:lsdException w:name="Medium Grid 2" w:uiPriority="68"/>
-    <w:lsdException w:name="Medium Grid 3" w:uiPriority="69"/>
-    <w:lsdException w:name="Dark List" w:uiPriority="70"/>
-    <w:lsdException w:name="Colorful Shading" w:uiPriority="71"/>
-    <w:lsdException w:name="Colorful List" w:uiPriority="72"/>
-    <w:lsdException w:name="Colorful Grid" w:uiPriority="73"/>
-    <w:lsdException w:name="Light Shading Accent 1" w:uiPriority="60"/>
-    <w:lsdException w:name="Light List Accent 1" w:uiPriority="61"/>
-    <w:lsdException w:name="Light Grid Accent 1" w:uiPriority="62"/>
-    <w:lsdException w:name="Medium Shading 1 Accent 1" w:uiPriority="63"/>
-    <w:lsdException w:name="Medium Shading 2 Accent 1" w:uiPriority="64"/>
-    <w:lsdException w:name="Medium List 1 Accent 1" w:uiPriority="65"/>
-    <w:lsdException w:name="Revision" w:semiHidden="1"/>
-    <w:lsdException w:name="List Paragraph" w:uiPriority="34" w:qFormat="1"/>
-    <w:lsdException w:name="Quote" w:uiPriority="29" w:qFormat="1"/>
-    <w:lsdException w:name="Intense Quote" w:uiPriority="30" w:qFormat="1"/>
-    <w:lsdException w:name="Medium List 2 Accent 1" w:uiPriority="66"/>
-    <w:lsdException w:name="Medium Grid 1 Accent 1" w:uiPriority="67"/>
-    <w:lsdException w:name="Medium Grid 2 Accent 1" w:uiPriority="68"/>
-    <w:lsdException w:name="Medium Grid 3 Accent 1" w:uiPriority="69"/>
-    <w:lsdException w:name="Dark List Accent 1" w:uiPriority="70"/>
-    <w:lsdException w:name="Colorful Shading Accent 1" w:uiPriority="71"/>
-    <w:lsdException w:name="Colorful List Accent 1" w:uiPriority="72"/>
-    <w:lsdException w:name="Colorful Grid Accent 1" w:uiPriority="73"/>
-    <w:lsdException w:name="Light Shading Accent 2" w:uiPriority="60"/>
-    <w:lsdException w:name="Light List Accent 2" w:uiPriority="61"/>
-    <w:lsdException w:name="Light Grid Accent 2" w:uiPriority="62"/>
-    <w:lsdException w:name="Medium Shading 1 Accent 2" w:uiPriority="63"/>
-    <w:lsdException w:name="Medium Shading 2 Accent 2" w:uiPriority="64"/>
-    <w:lsdException w:name="Medium List 1 Accent 2" w:uiPriority="65"/>
-    <w:lsdException w:name="Medium List 2 Accent 2" w:uiPriority="66"/>
-    <w:lsdException w:name="Medium Grid 1 Accent 2" w:uiPriority="67"/>
-    <w:lsdException w:name="Medium Grid 2 Accent 2" w:uiPriority="68"/>
-    <w:lsdException w:name="Medium Grid 3 Accent 2" w:uiPriority="69"/>
-    <w:lsdException w:name="Dark List Accent 2" w:uiPriority="70"/>
-    <w:lsdException w:name="Colorful Shading Accent 2" w:uiPriority="71"/>
-    <w:lsdException w:name="Colorful List Accent 2" w:uiPriority="72"/>
-    <w:lsdException w:name="Colorful Grid Accent 2" w:uiPriority="73"/>
-    <w:lsdException w:name="Light Shading Accent 3" w:uiPriority="60"/>
-    <w:lsdException w:name="Light List Accent 3" w:uiPriority="61"/>
-    <w:lsdException w:name="Light Grid Accent 3" w:uiPriority="62"/>
-    <w:lsdException w:name="Medium Shading 1 Accent 3" w:uiPriority="63"/>
-    <w:lsdException w:name="Medium Shading 2 Accent 3" w:uiPriority="64"/>
-    <w:lsdException w:name="Medium List 1 Accent 3" w:uiPriority="65"/>
-    <w:lsdException w:name="Medium List 2 Accent 3" w:uiPriority="66"/>
-    <w:lsdException w:name="Medium Grid 1 Accent 3" w:uiPriority="67"/>
-    <w:lsdException w:name="Medium Grid 2 Accent 3" w:uiPriority="68"/>
-    <w:lsdException w:name="Medium Grid 3 Accent 3" w:uiPriority="69"/>
-    <w:lsdException w:name="Dark List Accent 3" w:uiPriority="70"/>
-    <w:lsdException w:name="Colorful Shading Accent 3" w:uiPriority="71"/>
-    <w:lsdException w:name="Colorful List Accent 3" w:uiPriority="72"/>
-    <w:lsdException w:name="Colorful Grid Accent 3" w:uiPriority="73"/>
-    <w:lsdException w:name="Light Shading Accent 4" w:uiPriority="60"/>
-    <w:lsdException w:name="Light List Accent 4" w:uiPriority="61"/>
-    <w:lsdException w:name="Light Grid Accent 4" w:uiPriority="62"/>
-    <w:lsdException w:name="Medium Shading 1 Accent 4" w:uiPriority="63"/>
-    <w:lsdException w:name="Medium Shading 2 Accent 4" w:uiPriority="64"/>
-    <w:lsdException w:name="Medium List 1 Accent 4" w:uiPriority="65"/>
-    <w:lsdException w:name="Medium List 2 Accent 4" w:uiPriority="66"/>
-    <w:lsdException w:name="Medium Grid 1 Accent 4" w:uiPriority="67"/>
-    <w:lsdException w:name="Medium Grid 2 Accent 4" w:uiPriority="68"/>
-    <w:lsdException w:name="Medium Grid 3 Accent 4" w:uiPriority="69"/>
-    <w:lsdException w:name="Dark List Accent 4" w:uiPriority="70"/>
-    <w:lsdException w:name="Colorful Shading Accent 4" w:uiPriority="71"/>
-    <w:lsdException w:name="Colorful List Accent 4" w:uiPriority="72"/>
-    <w:lsdException w:name="Colorful Grid Accent 4" w:uiPriority="73"/>
-    <w:lsdException w:name="Light Shading Accent 5" w:uiPriority="60"/>
-    <w:lsdException w:name="Light List Accent 5" w:uiPriority="61"/>
-    <w:lsdException w:name="Light Grid Accent 5" w:uiPriority="62"/>
-    <w:lsdException w:name="Medium Shading 1 Accent 5" w:uiPriority="63"/>
-    <w:lsdException w:name="Medium Shading 2 Accent 5" w:uiPriority="64"/>
-    <w:lsdException w:name="Medium List 1 Accent 5" w:uiPriority="65"/>
-    <w:lsdException w:name="Medium List 2 Accent 5" w:uiPriority="66"/>
-    <w:lsdException w:name="Medium Grid 1 Accent 5" w:uiPriority="67"/>
-    <w:lsdException w:name="Medium Grid 2 Accent 5" w:uiPriority="68"/>
-    <w:lsdException w:name="Medium Grid 3 Accent 5" w:uiPriority="69"/>
-    <w:lsdException w:name="Dark List Accent 5" w:uiPriority="70"/>
-    <w:lsdException w:name="Colorful Shading Accent 5" w:uiPriority="71"/>
-    <w:lsdException w:name="Colorful List Accent 5" w:uiPriority="72"/>
-    <w:lsdException w:name="Colorful Grid Accent 5" w:uiPriority="73"/>
-    <w:lsdException w:name="Light Shading Accent 6" w:uiPriority="60"/>
-    <w:lsdException w:name="Light List Accent 6" w:uiPriority="61"/>
-    <w:lsdException w:name="Light Grid Accent 6" w:uiPriority="62"/>
-    <w:lsdException w:name="Medium Shading 1 Accent 6" w:uiPriority="63"/>
-    <w:lsdException w:name="Medium Shading 2 Accent 6" w:uiPriority="64"/>
-    <w:lsdException w:name="Medium List 1 Accent 6" w:uiPriority="65"/>
-    <w:lsdException w:name="Medium List 2 Accent 6" w:uiPriority="66"/>
-    <w:lsdException w:name="Medium Grid 1 Accent 6" w:uiPriority="67"/>
-    <w:lsdException w:name="Medium Grid 2 Accent 6" w:uiPriority="68"/>
-    <w:lsdException w:name="Medium Grid 3 Accent 6" w:uiPriority="69"/>
-    <w:lsdException w:name="Dark List Accent 6" w:uiPriority="70"/>
-    <w:lsdException w:name="Colorful Shading Accent 6" w:uiPriority="71"/>
-    <w:lsdException w:name="Colorful List Accent 6" w:uiPriority="72"/>
-    <w:lsdException w:name="Colorful Grid Accent 6" w:uiPriority="73"/>
-    <w:lsdException w:name="Subtle Emphasis" w:uiPriority="19" w:qFormat="1"/>
-    <w:lsdException w:name="Intense Emphasis" w:uiPriority="21" w:qFormat="1"/>
-    <w:lsdException w:name="Subtle Reference" w:uiPriority="31" w:qFormat="1"/>
-    <w:lsdException w:name="Intense Reference" w:uiPriority="32" w:qFormat="1"/>
-    <w:lsdException w:name="Book Title" w:uiPriority="33" w:qFormat="1"/>
-    <w:lsdException w:name="Bibliography" w:semiHidden="1" w:uiPriority="37" w:unhideWhenUsed="1"/>
-    <w:lsdException w:name="TOC Heading" w:semiHidden="1" w:uiPriority="39" w:unhideWhenUsed="1" w:qFormat="1"/>
-    <w:lsdException w:name="Plain Table 1" w:uiPriority="41"/>
-    <w:lsdException w:name="Plain Table 2" w:uiPriority="42"/>
-    <w:lsdException w:name="Plain Table 3" w:uiPriority="43"/>
-    <w:lsdException w:name="Plain Table 4" w:uiPriority="44"/>
-    <w:lsdException w:name="Plain Table 5" w:uiPriority="45"/>
-    <w:lsdException w:name="Grid Table Light" w:uiPriority="40"/>
-    <w:lsdException w:name="Grid Table 1 Light" w:uiPriority="46"/>
-    <w:lsdException w:name="Grid Table 2" w:uiPriority="47"/>
-    <w:lsdException w:name="Grid Table 3" w:uiPriority="48"/>
-    <w:lsdException w:name="Grid Table 4" w:uiPriority="49"/>
-    <w:lsdException w:name="Grid Table 5 Dark" w:uiPriority="50"/>
-    <w:lsdException w:name="Grid Table 6 Colorful" w:uiPriority="51"/>
-    <w:lsdException w:name="Grid Table 7 Colorful" w:uiPriority="52"/>
-    <w:lsdException w:name="Grid Table 1 Light Accent 1" w:uiPriority="46"/>
-    <w:lsdException w:name="Grid Table 2 Accent 1" w:uiPriority="47"/>
-    <w:lsdException w:name="Grid Table 3 Accent 1" w:uiPriority="48"/>
-    <w:lsdException w:name="Grid Table 4 Accent 1" w:uiPriority="49"/>
-    <w:lsdException w:name="Grid Table 5 Dark Accent 1" w:uiPriority="50"/>
-    <w:lsdException w:name="Grid Table 6 Colorful Accent 1" w:uiPriority="51"/>
-    <w:lsdException w:name="Grid Table 7 Colorful Accent 1" w:uiPriority="52"/>
-    <w:lsdException w:name="Grid Table 1 Light Accent 2" w:uiPriority="46"/>
-    <w:lsdException w:name="Grid Table 2 Accent 2" w:uiPriority="47"/>
-    <w:lsdException w:name="Grid Table 3 Accent 2" w:uiPriority="48"/>
-    <w:lsdException w:name="Grid Table 4 Accent 2" w:uiPriority="49"/>
-    <w:lsdException w:name="Grid Table 5 Dark Accent 2" w:uiPriority="50"/>
-    <w:lsdException w:name="Grid Table 6 Colorful Accent 2" w:uiPriority="51"/>
-    <w:lsdException w:name="Grid Table 7 Colorful Accent 2" w:uiPriority="52"/>
-    <w:lsdException w:name="Grid Table 1 Light Accent 3" w:uiPriority="46"/>
-    <w:lsdException w:name="Grid Table 2 Accent 3" w:uiPriority="47"/>
-    <w:lsdException w:name="Grid Table 3 Accent 3" w:uiPriority="48"/>
-    <w:lsdException w:name="Grid Table 4 Accent 3" w:uiPriority="49"/>
-    <w:lsdException w:name="Grid Table 5 Dark Accent 3" w:uiPriority="50"/>
-    <w:lsdException w:name="Grid Table 6 Colorful Accent 3" w:uiPriority="51"/>
-    <w:lsdException w:name="Grid Table 7 Colorful Accent 3" w:uiPriority="52"/>
-    <w:lsdException w:name="Grid Table 1 Light Accent 4" w:uiPriority="46"/>
-    <w:lsdException w:name="Grid Table 2 Accent 4" w:uiPriority="47"/>
-    <w:lsdException w:name="Grid Table 3 Accent 4" w:uiPriority="48"/>
-    <w:lsdException w:name="Grid Table 4 Accent 4" w:uiPriority="49"/>
-    <w:lsdException w:name="Grid Table 5 Dark Accent 4" w:uiPriority="50"/>
-    <w:lsdException w:name="Grid Table 6 Colorful Accent 4" w:uiPriority="51"/>
-    <w:lsdException w:name="Grid Table 7 Colorful Accent 4" w:uiPriority="52"/>
-    <w:lsdException w:name="Grid Table 1 Light Accent 5" w:uiPriority="46"/>
-    <w:lsdException w:name="Grid Table 2 Accent 5" w:uiPriority="47"/>
-    <w:lsdException w:name="Grid Table 3 Accent 5" w:uiPriority="48"/>
-    <w:lsdException w:name="Grid Table 4 Accent 5" w:uiPriority="49"/>
-    <w:lsdException w:name="Grid Table 5 Dark Accent 5" w:uiPriority="50"/>
-    <w:lsdException w:name="Grid Table 6 Colorful Accent 5" w:uiPriority="51"/>
-    <w:lsdException w:name="Grid Table 7 Colorful Accent 5" w:uiPriority="52"/>
-    <w:lsdException w:name="Grid Table 1 Light Accent 6" w:uiPriority="46"/>
-    <w:lsdException w:name="Grid Table 2 Accent 6" w:uiPriority="47"/>
-    <w:lsdException w:name="Grid Table 3 Accent 6" w:uiPriority="48"/>
-    <w:lsdException w:name="Grid Table 4 Accent 6" w:uiPriority="49"/>
-    <w:lsdException w:name="Grid Table 5 Dark Accent 6" w:uiPriority="50"/>
-    <w:lsdException w:name="Grid Table 6 Colorful Accent 6" w:uiPriority="51"/>
-    <w:lsdException w:name="Grid Table 7 Colorful Accent 6" w:uiPriority="52"/>
-    <w:lsdException w:name="List Table 1 Light" w:uiPriority="46"/>
-    <w:lsdException w:name="List Table 2" w:uiPriority="47"/>
-    <w:lsdException w:name="List Table 3" w:uiPriority="48"/>
-    <w:lsdException w:name="List Table 4" w:uiPriority="49"/>
-    <w:lsdException w:name="List Table 5 Dark" w:uiPriority="50"/>
-    <w:lsdException w:name="List Table 6 Colorful" w:uiPriority="51"/>
-    <w:lsdException w:name="List Table 7 Colorful" w:uiPriority="52"/>
-    <w:lsdException w:name="List Table 1 Light Accent 1" w:uiPriority="46"/>
-    <w:lsdException w:name="List Table 2 Accent 1" w:uiPriority="47"/>
-    <w:lsdException w:name="List Table 3 Accent 1" w:uiPriority="48"/>
-    <w:lsdException w:name="List Table 4 Accent 1" w:uiPriority="49"/>
-    <w:lsdException w:name="List Table 5 Dark Accent 1" w:uiPriority="50"/>
-    <w:lsdException w:name="List Table 6 Colorful Accent 1" w:uiPriority="51"/>
-    <w:lsdException w:name="List Table 7 Colorful Accent 1" w:uiPriority="52"/>
-    <w:lsdException w:name="List Table 1 Light Accent 2" w:uiPriority="46"/>
-    <w:lsdException w:name="List Table 2 Accent 2" w:uiPriority="47"/>
-    <w:lsdException w:name="List Table 3 Accent 2" w:uiPriority="48"/>
-    <w:lsdException w:name="List Table 4 Accent 2" w:uiPriority="49"/>
-    <w:lsdException w:name="List Table 5 Dark Accent 2" w:uiPriority="50"/>
-    <w:lsdException w:name="List Table 6 Colorful Accent 2" w:uiPriority="51"/>
-    <w:lsdException w:name="List Table 7 Colorful Accent 2" w:uiPriority="52"/>
-    <w:lsdException w:name="List Table 1 Light Accent 3" w:uiPriority="46"/>
-    <w:lsdException w:name="List Table 2 Accent 3" w:uiPriority="47"/>
-    <w:lsdException w:name="List Table 3 Accent 3" w:uiPriority="48"/>
-    <w:lsdException w:name="List Table 4 Accent 3" w:uiPriority="49"/>
-    <w:lsdException w:name="List Table 5 Dark Accent 3" w:uiPriority="50"/>
-    <w:lsdException w:name="List Table 6 Colorful Accent 3" w:uiPriority="51"/>
-    <w:lsdException w:name="List Table 7 Colorful Accent 3" w:uiPriority="52"/>
-    <w:lsdException w:name="List Table 1 Light Accent 4" w:uiPriority="46"/>
-    <w:lsdException w:name="List Table 2 Accent 4" w:uiPriority="47"/>
-    <w:lsdException w:name="List Table 3 Accent 4" w:uiPriority="48"/>
-    <w:lsdException w:name="List Table 4 Accent 4" w:uiPriority="49"/>
-    <w:lsdException w:name="List Table 5 Dark Accent 4" w:uiPriority="50"/>
-    <w:lsdException w:name="List Table 6 Colorful Accent 4" w:uiPriority="51"/>
-    <w:lsdException w:name="List Table 7 Colorful Accent 4" w:uiPriority="52"/>
-    <w:lsdException w:name="List Table 1 Light Accent 5" w:uiPriority="46"/>
-    <w:lsdException w:name="List Table 2 Accent 5" w:uiPriority="47"/>
-    <w:lsdException w:name="List Table 3 Accent 5" w:uiPriority="48"/>
-    <w:lsdException w:name="List Table 4 Accent 5" w:uiPriority="49"/>
-    <w:lsdException w:name="List Table 5 Dark Accent 5" w:uiPriority="50"/>
-    <w:lsdException w:name="List Table 6 Colorful Accent 5" w:uiPriority="51"/>
-    <w:lsdException w:name="List Table 7 Colorful Accent 5" w:uiPriority="52"/>
-    <w:lsdException w:name="List Table 1 Light Accent 6" w:uiPriority="46"/>
-    <w:lsdException w:name="List Table 2 Accent 6" w:uiPriority="47"/>
-    <w:lsdException w:name="List Table 3 Accent 6" w:uiPriority="48"/>
-    <w:lsdException w:name="List Table 4 Accent 6" w:uiPriority="49"/>
-    <w:lsdException w:name="List Table 5 Dark Accent 6" w:uiPriority="50"/>
-    <w:lsdException w:name="List Table 6 Colorful Accent 6" w:uiPriority="51"/>
-    <w:lsdException w:name="List Table 7 Colorful Accent 6" w:uiPriority="52"/>
-    <w:lsdException w:name="Mention" w:semiHidden="1" w:unhideWhenUsed="1"/>
-    <w:lsdException w:name="Smart Hyperlink" w:semiHidden="1" w:unhideWhenUsed="1"/>
-    <w:lsdException w:name="Hashtag" w:semiHidden="1" w:unhideWhenUsed="1"/>
-    <w:lsdException w:name="Unresolved Mention" w:semiHidden="1" w:unhideWhenUsed="1"/>
+  <w:latentStyles w:count="260" w:defQFormat="0" w:defUnhideWhenUsed="1" w:defSemiHidden="1" w:defUIPriority="99" w:defLockedState="0">
+    <w:lsdException w:qFormat="1" w:unhideWhenUsed="0" w:uiPriority="0" w:semiHidden="0" w:name="Normal"/>
+    <w:lsdException w:qFormat="1" w:unhideWhenUsed="0" w:uiPriority="9" w:semiHidden="0" w:name="heading 1"/>
+    <w:lsdException w:qFormat="1" w:uiPriority="9" w:name="heading 2"/>
+    <w:lsdException w:qFormat="1" w:uiPriority="9" w:name="heading 3"/>
+    <w:lsdException w:qFormat="1" w:uiPriority="9" w:name="heading 4"/>
+    <w:lsdException w:qFormat="1" w:uiPriority="9" w:name="heading 5"/>
+    <w:lsdException w:qFormat="1" w:uiPriority="9" w:name="heading 6"/>
+    <w:lsdException w:qFormat="1" w:uiPriority="9" w:name="heading 7"/>
+    <w:lsdException w:qFormat="1" w:uiPriority="9" w:name="heading 8"/>
+    <w:lsdException w:qFormat="1" w:uiPriority="9" w:name="heading 9"/>
+    <w:lsdException w:uiPriority="99" w:name="index 1"/>
+    <w:lsdException w:uiPriority="99" w:name="index 2"/>
+    <w:lsdException w:uiPriority="99" w:name="index 3"/>
+    <w:lsdException w:uiPriority="99" w:name="index 4"/>
+    <w:lsdException w:uiPriority="99" w:name="index 5"/>
+    <w:lsdException w:uiPriority="99" w:name="index 6"/>
+    <w:lsdException w:uiPriority="99" w:name="index 7"/>
+    <w:lsdException w:uiPriority="99" w:name="index 8"/>
+    <w:lsdException w:uiPriority="99" w:name="index 9"/>
+    <w:lsdException w:uiPriority="39" w:name="toc 1"/>
+    <w:lsdException w:uiPriority="39" w:name="toc 2"/>
+    <w:lsdException w:uiPriority="39" w:name="toc 3"/>
+    <w:lsdException w:uiPriority="39" w:name="toc 4"/>
+    <w:lsdException w:uiPriority="39" w:name="toc 5"/>
+    <w:lsdException w:uiPriority="39" w:name="toc 6"/>
+    <w:lsdException w:uiPriority="39" w:name="toc 7"/>
+    <w:lsdException w:uiPriority="39" w:name="toc 8"/>
+    <w:lsdException w:uiPriority="39" w:name="toc 9"/>
+    <w:lsdException w:uiPriority="99" w:name="Normal Indent"/>
+    <w:lsdException w:uiPriority="99" w:name="footnote text"/>
+    <w:lsdException w:uiPriority="99" w:name="annotation text"/>
+    <w:lsdException w:uiPriority="99" w:semiHidden="0" w:name="header"/>
+    <w:lsdException w:uiPriority="99" w:semiHidden="0" w:name="footer"/>
+    <w:lsdException w:uiPriority="99" w:name="index heading"/>
+    <w:lsdException w:qFormat="1" w:uiPriority="35" w:name="caption"/>
+    <w:lsdException w:uiPriority="99" w:name="table of figures"/>
+    <w:lsdException w:uiPriority="99" w:name="envelope address"/>
+    <w:lsdException w:uiPriority="99" w:name="envelope return"/>
+    <w:lsdException w:uiPriority="99" w:name="footnote reference"/>
+    <w:lsdException w:uiPriority="99" w:name="annotation reference"/>
+    <w:lsdException w:uiPriority="99" w:name="line number"/>
+    <w:lsdException w:uiPriority="99" w:name="page number"/>
+    <w:lsdException w:uiPriority="99" w:name="endnote reference"/>
+    <w:lsdException w:uiPriority="99" w:name="endnote text"/>
+    <w:lsdException w:uiPriority="99" w:name="table of authorities"/>
+    <w:lsdException w:uiPriority="99" w:name="macro"/>
+    <w:lsdException w:uiPriority="99" w:name="toa heading"/>
+    <w:lsdException w:uiPriority="99" w:name="List"/>
+    <w:lsdException w:uiPriority="99" w:name="List Bullet"/>
+    <w:lsdException w:uiPriority="99" w:name="List Number"/>
+    <w:lsdException w:uiPriority="99" w:name="List 2"/>
+    <w:lsdException w:uiPriority="99" w:name="List 3"/>
+    <w:lsdException w:uiPriority="99" w:name="List 4"/>
+    <w:lsdException w:uiPriority="99" w:name="List 5"/>
+    <w:lsdException w:uiPriority="99" w:name="List Bullet 2"/>
+    <w:lsdException w:uiPriority="99" w:name="List Bullet 3"/>
+    <w:lsdException w:uiPriority="99" w:name="List Bullet 4"/>
+    <w:lsdException w:uiPriority="99" w:name="List Bullet 5"/>
+    <w:lsdException w:uiPriority="99" w:name="List Number 2"/>
+    <w:lsdException w:uiPriority="99" w:name="List Number 3"/>
+    <w:lsdException w:uiPriority="99" w:name="List Number 4"/>
+    <w:lsdException w:uiPriority="99" w:name="List Number 5"/>
+    <w:lsdException w:qFormat="1" w:unhideWhenUsed="0" w:uiPriority="10" w:semiHidden="0" w:name="Title"/>
+    <w:lsdException w:uiPriority="99" w:name="Closing"/>
+    <w:lsdException w:uiPriority="99" w:name="Signature"/>
+    <w:lsdException w:qFormat="1" w:uiPriority="1" w:name="Default Paragraph Font"/>
+    <w:lsdException w:uiPriority="99" w:name="Body Text"/>
+    <w:lsdException w:uiPriority="99" w:name="Body Text Indent"/>
+    <w:lsdException w:uiPriority="99" w:name="List Continue"/>
+    <w:lsdException w:uiPriority="99" w:name="List Continue 2"/>
+    <w:lsdException w:uiPriority="99" w:name="List Continue 3"/>
+    <w:lsdException w:uiPriority="99" w:name="List Continue 4"/>
+    <w:lsdException w:uiPriority="99" w:name="List Continue 5"/>
+    <w:lsdException w:uiPriority="99" w:name="Message Header"/>
+    <w:lsdException w:qFormat="1" w:unhideWhenUsed="0" w:uiPriority="11" w:semiHidden="0" w:name="Subtitle"/>
+    <w:lsdException w:uiPriority="99" w:name="Salutation"/>
+    <w:lsdException w:uiPriority="99" w:name="Date"/>
+    <w:lsdException w:uiPriority="99" w:name="Body Text First Indent"/>
+    <w:lsdException w:uiPriority="99" w:name="Body Text First Indent 2"/>
+    <w:lsdException w:uiPriority="99" w:name="Note Heading"/>
+    <w:lsdException w:uiPriority="99" w:name="Body Text 2"/>
+    <w:lsdException w:uiPriority="99" w:name="Body Text 3"/>
+    <w:lsdException w:uiPriority="99" w:name="Body Text Indent 2"/>
+    <w:lsdException w:uiPriority="99" w:name="Body Text Indent 3"/>
+    <w:lsdException w:uiPriority="99" w:name="Block Text"/>
+    <w:lsdException w:uiPriority="99" w:name="Hyperlink"/>
+    <w:lsdException w:uiPriority="99" w:name="FollowedHyperlink"/>
+    <w:lsdException w:qFormat="1" w:unhideWhenUsed="0" w:uiPriority="22" w:semiHidden="0" w:name="Strong"/>
+    <w:lsdException w:qFormat="1" w:unhideWhenUsed="0" w:uiPriority="20" w:semiHidden="0" w:name="Emphasis"/>
+    <w:lsdException w:uiPriority="99" w:name="Document Map"/>
+    <w:lsdException w:uiPriority="99" w:name="Plain Text"/>
+    <w:lsdException w:uiPriority="99" w:name="E-mail Signature"/>
+    <w:lsdException w:uiPriority="99" w:semiHidden="0" w:name="Normal (Web)"/>
+    <w:lsdException w:uiPriority="99" w:name="HTML Acronym"/>
+    <w:lsdException w:uiPriority="99" w:name="HTML Address"/>
+    <w:lsdException w:uiPriority="99" w:name="HTML Cite"/>
+    <w:lsdException w:uiPriority="99" w:name="HTML Code"/>
+    <w:lsdException w:uiPriority="99" w:name="HTML Definition"/>
+    <w:lsdException w:uiPriority="99" w:name="HTML Keyboard"/>
+    <w:lsdException w:uiPriority="99" w:name="HTML Preformatted"/>
+    <w:lsdException w:uiPriority="99" w:name="HTML Sample"/>
+    <w:lsdException w:uiPriority="99" w:name="HTML Typewriter"/>
+    <w:lsdException w:uiPriority="99" w:name="HTML Variable"/>
+    <w:lsdException w:uiPriority="99" w:name="Normal Table"/>
+    <w:lsdException w:uiPriority="99" w:name="annotation subject"/>
+    <w:lsdException w:uiPriority="99" w:name="Table Simple 1"/>
+    <w:lsdException w:uiPriority="99" w:name="Table Simple 2"/>
+    <w:lsdException w:uiPriority="99" w:name="Table Simple 3"/>
+    <w:lsdException w:uiPriority="99" w:name="Table Classic 1"/>
+    <w:lsdException w:uiPriority="99" w:name="Table Classic 2"/>
+    <w:lsdException w:uiPriority="99" w:name="Table Classic 3"/>
+    <w:lsdException w:uiPriority="99" w:name="Table Classic 4"/>
+    <w:lsdException w:uiPriority="99" w:name="Table Colorful 1"/>
+    <w:lsdException w:uiPriority="99" w:name="Table Colorful 2"/>
+    <w:lsdException w:uiPriority="99" w:name="Table Colorful 3"/>
+    <w:lsdException w:uiPriority="99" w:name="Table Columns 1"/>
+    <w:lsdException w:uiPriority="99" w:name="Table Columns 2"/>
+    <w:lsdException w:uiPriority="99" w:name="Table Columns 3"/>
+    <w:lsdException w:uiPriority="99" w:name="Table Columns 4"/>
+    <w:lsdException w:uiPriority="99" w:name="Table Columns 5"/>
+    <w:lsdException w:uiPriority="99" w:name="Table Grid 1"/>
+    <w:lsdException w:uiPriority="99" w:name="Table Grid 2"/>
+    <w:lsdException w:uiPriority="99" w:name="Table Grid 3"/>
+    <w:lsdException w:uiPriority="99" w:name="Table Grid 4"/>
+    <w:lsdException w:uiPriority="99" w:name="Table Grid 5"/>
+    <w:lsdException w:uiPriority="99" w:name="Table Grid 6"/>
+    <w:lsdException w:uiPriority="99" w:name="Table Grid 7"/>
+    <w:lsdException w:uiPriority="99" w:name="Table Grid 8"/>
+    <w:lsdException w:uiPriority="99" w:name="Table List 1"/>
+    <w:lsdException w:uiPriority="99" w:name="Table List 2"/>
+    <w:lsdException w:uiPriority="99" w:name="Table List 3"/>
+    <w:lsdException w:uiPriority="99" w:name="Table List 4"/>
+    <w:lsdException w:uiPriority="99" w:name="Table List 5"/>
+    <w:lsdException w:uiPriority="99" w:name="Table List 6"/>
+    <w:lsdException w:uiPriority="99" w:name="Table List 7"/>
+    <w:lsdException w:uiPriority="99" w:name="Table List 8"/>
+    <w:lsdException w:uiPriority="99" w:name="Table 3D effects 1"/>
+    <w:lsdException w:uiPriority="99" w:name="Table 3D effects 2"/>
+    <w:lsdException w:uiPriority="99" w:name="Table 3D effects 3"/>
+    <w:lsdException w:uiPriority="99" w:name="Table Contemporary"/>
+    <w:lsdException w:uiPriority="99" w:name="Table Elegant"/>
+    <w:lsdException w:uiPriority="99" w:name="Table Professional"/>
+    <w:lsdException w:uiPriority="99" w:name="Table Subtle 1"/>
+    <w:lsdException w:uiPriority="99" w:name="Table Subtle 2"/>
+    <w:lsdException w:uiPriority="99" w:name="Table Web 1"/>
+    <w:lsdException w:uiPriority="99" w:name="Table Web 2"/>
+    <w:lsdException w:uiPriority="99" w:name="Table Web 3"/>
+    <w:lsdException w:uiPriority="99" w:name="Balloon Text"/>
+    <w:lsdException w:unhideWhenUsed="0" w:uiPriority="59" w:semiHidden="0" w:name="Table Grid"/>
+    <w:lsdException w:uiPriority="99" w:name="Table Theme"/>
   </w:latentStyles>
-  <w:style w:type="paragraph" w:default="1" w:styleId="a">
+  <w:style w:type="paragraph" w:default="1" w:styleId="1">
     <w:name w:val="Normal"/>
     <w:qFormat/>
-    <w:rsid w:val="004E2434"/>
+    <w:uiPriority w:val="0"/>
     <w:rPr>
+      <w:rFonts w:ascii="Calibri" w:hAnsi="Calibri" w:eastAsia="Calibri" w:cs="Times New Roman"/>
       <w:sz w:val="22"/>
       <w:szCs w:val="22"/>
-      <w:lang w:eastAsia="en-US"/>
+      <w:lang w:val="ru-RU" w:eastAsia="en-US" w:bidi="ar-SA"/>
     </w:rPr>
   </w:style>
-  <w:style w:type="paragraph" w:styleId="1">
+  <w:style w:type="paragraph" w:styleId="2">
     <w:name w:val="heading 1"/>
-    <w:basedOn w:val="a"/>
-    <w:next w:val="a"/>
+    <w:basedOn w:val="1"/>
+    <w:next w:val="1"/>
     <w:link w:val="10"/>
+    <w:qFormat/>
     <w:uiPriority w:val="9"/>
-    <w:qFormat/>
-    <w:rsid w:val="00A61F60"/>
     <w:pPr>
       <w:keepNext/>
       <w:keepLines/>
@@ -5722,7 +5201,7 @@
       <w:outlineLvl w:val="0"/>
     </w:pPr>
     <w:rPr>
-      <w:rFonts w:ascii="Cambria" w:eastAsia="Times New Roman" w:hAnsi="Cambria"/>
+      <w:rFonts w:ascii="Cambria" w:hAnsi="Cambria" w:eastAsia="Times New Roman"/>
       <w:b/>
       <w:bCs/>
       <w:color w:val="365F91"/>
@@ -5730,19 +5209,19 @@
       <w:szCs w:val="28"/>
     </w:rPr>
   </w:style>
-  <w:style w:type="character" w:default="1" w:styleId="a0">
+  <w:style w:type="character" w:default="1" w:styleId="3">
     <w:name w:val="Default Paragraph Font"/>
-    <w:uiPriority w:val="1"/>
     <w:semiHidden/>
     <w:unhideWhenUsed/>
+    <w:qFormat/>
+    <w:uiPriority w:val="1"/>
   </w:style>
-  <w:style w:type="table" w:default="1" w:styleId="a1">
+  <w:style w:type="table" w:default="1" w:styleId="4">
     <w:name w:val="Normal Table"/>
-    <w:uiPriority w:val="99"/>
     <w:semiHidden/>
     <w:unhideWhenUsed/>
+    <w:uiPriority w:val="99"/>
     <w:tblPr>
-      <w:tblInd w:w="0" w:type="dxa"/>
       <w:tblCellMar>
         <w:top w:w="0" w:type="dxa"/>
         <w:left w:w="108" w:type="dxa"/>
@@ -5751,20 +5230,83 @@
       </w:tblCellMar>
     </w:tblPr>
   </w:style>
-  <w:style w:type="numbering" w:default="1" w:styleId="a2">
-    <w:name w:val="No List"/>
-    <w:uiPriority w:val="99"/>
+  <w:style w:type="paragraph" w:styleId="5">
+    <w:name w:val="Balloon Text"/>
+    <w:basedOn w:val="1"/>
+    <w:link w:val="13"/>
     <w:semiHidden/>
     <w:unhideWhenUsed/>
+    <w:uiPriority w:val="99"/>
+    <w:rPr>
+      <w:rFonts w:ascii="Tahoma" w:hAnsi="Tahoma" w:cs="Tahoma"/>
+      <w:sz w:val="16"/>
+      <w:szCs w:val="16"/>
+    </w:rPr>
+  </w:style>
+  <w:style w:type="paragraph" w:styleId="6">
+    <w:name w:val="header"/>
+    <w:basedOn w:val="1"/>
+    <w:link w:val="11"/>
+    <w:unhideWhenUsed/>
+    <w:uiPriority w:val="99"/>
+    <w:pPr>
+      <w:tabs>
+        <w:tab w:val="center" w:pos="4677"/>
+        <w:tab w:val="right" w:pos="9355"/>
+      </w:tabs>
+    </w:pPr>
+  </w:style>
+  <w:style w:type="paragraph" w:styleId="7">
+    <w:name w:val="footer"/>
+    <w:basedOn w:val="1"/>
+    <w:link w:val="12"/>
+    <w:unhideWhenUsed/>
+    <w:uiPriority w:val="99"/>
+    <w:pPr>
+      <w:tabs>
+        <w:tab w:val="center" w:pos="4677"/>
+        <w:tab w:val="right" w:pos="9355"/>
+      </w:tabs>
+    </w:pPr>
+  </w:style>
+  <w:style w:type="paragraph" w:styleId="8">
+    <w:name w:val="Normal (Web)"/>
+    <w:basedOn w:val="1"/>
+    <w:unhideWhenUsed/>
+    <w:uiPriority w:val="99"/>
+    <w:pPr>
+      <w:spacing w:before="100" w:beforeAutospacing="1" w:after="119"/>
+    </w:pPr>
+    <w:rPr>
+      <w:rFonts w:ascii="Times New Roman" w:hAnsi="Times New Roman" w:eastAsia="Times New Roman"/>
+      <w:sz w:val="24"/>
+      <w:szCs w:val="24"/>
+      <w:lang w:eastAsia="ru-RU"/>
+    </w:rPr>
+  </w:style>
+  <w:style w:type="table" w:styleId="9">
+    <w:name w:val="Table Grid"/>
+    <w:basedOn w:val="4"/>
+    <w:uiPriority w:val="59"/>
+    <w:tblPr>
+      <w:tblBorders>
+        <w:top w:val="single" w:color="000000" w:sz="4" w:space="0"/>
+        <w:left w:val="single" w:color="000000" w:sz="4" w:space="0"/>
+        <w:bottom w:val="single" w:color="000000" w:sz="4" w:space="0"/>
+        <w:right w:val="single" w:color="000000" w:sz="4" w:space="0"/>
+        <w:insideH w:val="single" w:color="000000" w:sz="4" w:space="0"/>
+        <w:insideV w:val="single" w:color="000000" w:sz="4" w:space="0"/>
+      </w:tblBorders>
+    </w:tblPr>
   </w:style>
   <w:style w:type="character" w:customStyle="1" w:styleId="10">
     <w:name w:val="Заголовок 1 Знак"/>
-    <w:basedOn w:val="a0"/>
-    <w:link w:val="1"/>
+    <w:basedOn w:val="3"/>
+    <w:link w:val="2"/>
+    <w:qFormat/>
     <w:uiPriority w:val="9"/>
-    <w:rsid w:val="00A61F60"/>
     <w:rPr>
-      <w:rFonts w:ascii="Cambria" w:eastAsia="Times New Roman" w:hAnsi="Cambria" w:cs="Times New Roman"/>
+      <w:rFonts w:ascii="Cambria" w:hAnsi="Cambria" w:eastAsia="Times New Roman" w:cs="Times New Roman"/>
       <w:b/>
       <w:bCs/>
       <w:color w:val="365F91"/>
@@ -5772,101 +5314,26 @@
       <w:szCs w:val="28"/>
     </w:rPr>
   </w:style>
-  <w:style w:type="paragraph" w:styleId="a3">
-    <w:name w:val="header"/>
-    <w:basedOn w:val="a"/>
-    <w:link w:val="a4"/>
+  <w:style w:type="character" w:customStyle="1" w:styleId="11">
+    <w:name w:val="Верхний колонтитул Знак"/>
+    <w:basedOn w:val="3"/>
+    <w:link w:val="6"/>
+    <w:qFormat/>
     <w:uiPriority w:val="99"/>
-    <w:unhideWhenUsed/>
-    <w:rsid w:val="00DD0DEF"/>
-    <w:pPr>
-      <w:tabs>
-        <w:tab w:val="center" w:pos="4677"/>
-        <w:tab w:val="right" w:pos="9355"/>
-      </w:tabs>
-    </w:pPr>
   </w:style>
-  <w:style w:type="character" w:customStyle="1" w:styleId="a4">
-    <w:name w:val="Верхний колонтитул Знак"/>
-    <w:basedOn w:val="a0"/>
-    <w:link w:val="a3"/>
+  <w:style w:type="character" w:customStyle="1" w:styleId="12">
+    <w:name w:val="Нижний колонтитул Знак"/>
+    <w:basedOn w:val="3"/>
+    <w:link w:val="7"/>
     <w:uiPriority w:val="99"/>
-    <w:rsid w:val="00DD0DEF"/>
   </w:style>
-  <w:style w:type="paragraph" w:styleId="a5">
-    <w:name w:val="footer"/>
-    <w:basedOn w:val="a"/>
-    <w:link w:val="a6"/>
+  <w:style w:type="character" w:customStyle="1" w:styleId="13">
+    <w:name w:val="Текст выноски Знак"/>
+    <w:basedOn w:val="3"/>
+    <w:link w:val="5"/>
+    <w:semiHidden/>
+    <w:qFormat/>
     <w:uiPriority w:val="99"/>
-    <w:unhideWhenUsed/>
-    <w:rsid w:val="00DD0DEF"/>
-    <w:pPr>
-      <w:tabs>
-        <w:tab w:val="center" w:pos="4677"/>
-        <w:tab w:val="right" w:pos="9355"/>
-      </w:tabs>
-    </w:pPr>
-  </w:style>
-  <w:style w:type="character" w:customStyle="1" w:styleId="a6">
-    <w:name w:val="Нижний колонтитул Знак"/>
-    <w:basedOn w:val="a0"/>
-    <w:link w:val="a5"/>
-    <w:uiPriority w:val="99"/>
-    <w:rsid w:val="00DD0DEF"/>
-  </w:style>
-  <w:style w:type="table" w:styleId="a7">
-    <w:name w:val="Table Grid"/>
-    <w:basedOn w:val="a1"/>
-    <w:uiPriority w:val="59"/>
-    <w:rsid w:val="00DD0DEF"/>
-    <w:tblPr>
-      <w:tblBorders>
-        <w:top w:val="single" w:sz="4" w:space="0" w:color="000000"/>
-        <w:left w:val="single" w:sz="4" w:space="0" w:color="000000"/>
-        <w:bottom w:val="single" w:sz="4" w:space="0" w:color="000000"/>
-        <w:right w:val="single" w:sz="4" w:space="0" w:color="000000"/>
-        <w:insideH w:val="single" w:sz="4" w:space="0" w:color="000000"/>
-        <w:insideV w:val="single" w:sz="4" w:space="0" w:color="000000"/>
-      </w:tblBorders>
-    </w:tblPr>
-  </w:style>
-  <w:style w:type="paragraph" w:styleId="a8">
-    <w:name w:val="Normal (Web)"/>
-    <w:basedOn w:val="a"/>
-    <w:uiPriority w:val="99"/>
-    <w:unhideWhenUsed/>
-    <w:rsid w:val="0051054B"/>
-    <w:pPr>
-      <w:spacing w:before="100" w:beforeAutospacing="1" w:after="119"/>
-    </w:pPr>
-    <w:rPr>
-      <w:rFonts w:ascii="Times New Roman" w:eastAsia="Times New Roman" w:hAnsi="Times New Roman"/>
-      <w:sz w:val="24"/>
-      <w:szCs w:val="24"/>
-      <w:lang w:eastAsia="ru-RU"/>
-    </w:rPr>
-  </w:style>
-  <w:style w:type="paragraph" w:styleId="a9">
-    <w:name w:val="Balloon Text"/>
-    <w:basedOn w:val="a"/>
-    <w:link w:val="aa"/>
-    <w:uiPriority w:val="99"/>
-    <w:semiHidden/>
-    <w:unhideWhenUsed/>
-    <w:rsid w:val="000840D6"/>
-    <w:rPr>
-      <w:rFonts w:ascii="Tahoma" w:hAnsi="Tahoma" w:cs="Tahoma"/>
-      <w:sz w:val="16"/>
-      <w:szCs w:val="16"/>
-    </w:rPr>
-  </w:style>
-  <w:style w:type="character" w:customStyle="1" w:styleId="aa">
-    <w:name w:val="Текст выноски Знак"/>
-    <w:basedOn w:val="a0"/>
-    <w:link w:val="a9"/>
-    <w:uiPriority w:val="99"/>
-    <w:semiHidden/>
-    <w:rsid w:val="000840D6"/>
     <w:rPr>
       <w:rFonts w:ascii="Tahoma" w:hAnsi="Tahoma" w:cs="Tahoma"/>
       <w:sz w:val="16"/>
@@ -6156,7 +5623,6 @@
     </a:fmtScheme>
   </a:themeElements>
   <a:objectDefaults/>
-  <a:extraClrSchemeLst/>
 </a:theme>
 </file>
 
@@ -6165,9 +5631,7 @@
 </file>
 
 <file path=customXml/itemProps1.xml><?xml version="1.0" encoding="utf-8"?>
-<ds:datastoreItem xmlns:ds="http://schemas.openxmlformats.org/officeDocument/2006/customXml" ds:itemID="{85C9A4CC-AEF3-4DAD-8D17-6F52C3D04110}">
-  <ds:schemaRefs>
-    <ds:schemaRef ds:uri="http://schemas.openxmlformats.org/officeDocument/2006/bibliography"/>
-  </ds:schemaRefs>
+<ds:datastoreItem xmlns:ds="http://schemas.openxmlformats.org/officeDocument/2006/customXml" ds:itemID="{D98BF3AC-9E6A-4577-8FBB-461FDA74AF25}">
+  <ds:schemaRefs/>
 </ds:datastoreItem>
 </file>